--- a/Документация/Текст для выступления-1.docx
+++ b/Документация/Текст для выступления-1.docx
@@ -49,7 +49,39 @@
           <w:sz w:val="24"/>
         </w:rPr>
         <w:br/>
-        <w:t>Добрый день, уважаемые участники конференции! Мы, учащиеся 7 «Б» класса ГБОУ Школы №2065, представляем наш проект — текстовую ролевую игру, разработанную на языке </w:t>
+        <w:t>Добрый день, уважаемые участ</w:t>
+      </w:r>
+      <w:r>
+        <w:rPr>
+          <w:rFonts w:ascii="Times New Roman" w:hAnsi="Times New Roman"/>
+          <w:color w:val="000000" w:themeColor="text1"/>
+          <w:sz w:val="24"/>
+        </w:rPr>
+        <w:t>ники конференции! Мы, учащиеся 8</w:t>
+      </w:r>
+      <w:r>
+        <w:rPr>
+          <w:rFonts w:ascii="Times New Roman" w:hAnsi="Times New Roman"/>
+          <w:color w:val="000000" w:themeColor="text1"/>
+          <w:sz w:val="24"/>
+        </w:rPr>
+        <w:t xml:space="preserve"> «Б»</w:t>
+      </w:r>
+      <w:r>
+        <w:rPr>
+          <w:rFonts w:ascii="Times New Roman" w:hAnsi="Times New Roman"/>
+          <w:color w:val="000000" w:themeColor="text1"/>
+          <w:sz w:val="24"/>
+        </w:rPr>
+        <w:t xml:space="preserve"> и 8 «П»</w:t>
+      </w:r>
+      <w:r>
+        <w:rPr>
+          <w:rFonts w:ascii="Times New Roman" w:hAnsi="Times New Roman"/>
+          <w:color w:val="000000" w:themeColor="text1"/>
+          <w:sz w:val="24"/>
+        </w:rPr>
+        <w:t xml:space="preserve"> класса ГБОУ Школы №2065, представляем наш проект — текстовую ролевую игру, разработанную на языке </w:t>
       </w:r>
       <w:r>
         <w:rPr>
@@ -102,15 +134,7 @@
           <w:color w:val="000000" w:themeColor="text1"/>
           <w:sz w:val="24"/>
         </w:rPr>
-        <w:t xml:space="preserve">Над проектом </w:t>
-      </w:r>
-      <w:r>
-        <w:rPr>
-          <w:rFonts w:ascii="Times New Roman" w:hAnsi="Times New Roman"/>
-          <w:color w:val="000000" w:themeColor="text1"/>
-          <w:sz w:val="24"/>
-        </w:rPr>
-        <w:t>работали (КАЖДЫЙ ГОВОРИТ САМ ЗА СЕБЯ):</w:t>
+        <w:t>Над проектом работали (КАЖДЫЙ ГОВОРИТ САМ ЗА СЕБЯ):</w:t>
       </w:r>
     </w:p>
     <w:p>
@@ -166,27 +190,7 @@
           <w:color w:val="000000" w:themeColor="text1"/>
           <w:sz w:val="24"/>
         </w:rPr>
-        <w:t xml:space="preserve">Илья </w:t>
-      </w:r>
-      <w:proofErr w:type="spellStart"/>
-      <w:r>
-        <w:rPr>
-          <w:rFonts w:ascii="Times New Roman" w:hAnsi="Times New Roman"/>
-          <w:b/>
-          <w:color w:val="000000" w:themeColor="text1"/>
-          <w:sz w:val="24"/>
-        </w:rPr>
-        <w:t>Мацнев</w:t>
-      </w:r>
-      <w:proofErr w:type="spellEnd"/>
-      <w:r>
-        <w:rPr>
-          <w:rFonts w:ascii="Times New Roman" w:hAnsi="Times New Roman"/>
-          <w:b/>
-          <w:color w:val="000000" w:themeColor="text1"/>
-          <w:sz w:val="24"/>
-        </w:rPr>
-        <w:t>.</w:t>
+        <w:t>Илья Мацнев.</w:t>
       </w:r>
       <w:r>
         <w:rPr>
@@ -196,77 +200,6 @@
         </w:rPr>
         <w:t> Я занимался разработкой боевой системы игры и помогал Ярославу с её встраиванием в основную часть игры.</w:t>
       </w:r>
-    </w:p>
-    <w:p>
-      <w:pPr>
-        <w:numPr>
-          <w:ilvl w:val="0"/>
-          <w:numId w:val="1"/>
-        </w:numPr>
-        <w:spacing w:afterAutospacing="1" w:line="429" w:lineRule="atLeast"/>
-        <w:jc w:val="both"/>
-        <w:rPr>
-          <w:rFonts w:ascii="Times New Roman" w:hAnsi="Times New Roman"/>
-          <w:color w:val="000000" w:themeColor="text1"/>
-          <w:sz w:val="24"/>
-        </w:rPr>
-      </w:pPr>
-      <w:r>
-        <w:rPr>
-          <w:rFonts w:ascii="Times New Roman" w:hAnsi="Times New Roman"/>
-          <w:b/>
-          <w:color w:val="000000" w:themeColor="text1"/>
-          <w:sz w:val="24"/>
-        </w:rPr>
-        <w:t>Кири</w:t>
-      </w:r>
-      <w:r>
-        <w:rPr>
-          <w:rFonts w:ascii="Times New Roman" w:hAnsi="Times New Roman"/>
-          <w:b/>
-          <w:color w:val="000000" w:themeColor="text1"/>
-          <w:sz w:val="24"/>
-        </w:rPr>
-        <w:t xml:space="preserve">лл </w:t>
-      </w:r>
-      <w:proofErr w:type="spellStart"/>
-      <w:r>
-        <w:rPr>
-          <w:rFonts w:ascii="Times New Roman" w:hAnsi="Times New Roman"/>
-          <w:b/>
-          <w:color w:val="000000" w:themeColor="text1"/>
-          <w:sz w:val="24"/>
-        </w:rPr>
-        <w:t>Ачкасов</w:t>
-      </w:r>
-      <w:proofErr w:type="spellEnd"/>
-      <w:r>
-        <w:rPr>
-          <w:rFonts w:ascii="Times New Roman" w:hAnsi="Times New Roman"/>
-          <w:b/>
-          <w:color w:val="000000" w:themeColor="text1"/>
-          <w:sz w:val="24"/>
-        </w:rPr>
-        <w:t>.</w:t>
-      </w:r>
-      <w:r>
-        <w:rPr>
-          <w:rFonts w:ascii="Times New Roman" w:hAnsi="Times New Roman"/>
-          <w:color w:val="000000" w:themeColor="text1"/>
-          <w:sz w:val="24"/>
-        </w:rPr>
-        <w:t> Я занимался написанием сюжета игры, подготовкой визуальной составляющей игры и алгоритмом для адаптации игры под разные разрешения мониторов.</w:t>
-      </w:r>
-      <w:r>
-        <w:rPr>
-          <w:rFonts w:ascii="Times New Roman" w:hAnsi="Times New Roman"/>
-          <w:color w:val="000000" w:themeColor="text1"/>
-          <w:sz w:val="24"/>
-        </w:rPr>
-        <w:tab/>
-      </w:r>
-      <w:bookmarkStart w:id="0" w:name="_GoBack"/>
-      <w:bookmarkEnd w:id="0"/>
     </w:p>
     <w:p>
       <w:pPr>
@@ -321,7 +254,7 @@
               </wp:inline>
             </w:drawing>
           </mc:Choice>
-          <mc:Fallback xmlns:xm="http://schemas.microsoft.com/office/excel/2006/main" xmlns:xdr="http://schemas.openxmlformats.org/drawingml/2006/spreadsheetDrawing" xmlns:x14="http://schemas.microsoft.com/office/spreadsheetml/2009/9/main" xmlns:x12ac="http://schemas.microsoft.com/office/spreadsheetml/2011/1/ac" xmlns:x="urn:schemas-microsoft-com:office:excel" xmlns:sl="http://schemas.openxmlformats.org/schemaLibrary/2006/main" xmlns:s="http://schemas.openxmlformats.org/officeDocument/2006/sharedTypes" xmlns:pic="http://schemas.openxmlformats.org/drawingml/2006/picture" xmlns:p="http://schemas.openxmlformats.org/presentationml/2006/main" xmlns:co-ooxml="http://ncloudtech.com/ooxml" xmlns:co="http://ncloudtech.com" xmlns:c="http://schemas.openxmlformats.org/drawingml/2006/chart" xmlns:asvg="http://schemas.microsoft.com/office/drawing/2016/SVG/main" xmlns:a15="http://schemas.microsoft.com/office/drawing/2012/main" xmlns:a="http://schemas.openxmlformats.org/drawingml/2006/main">
+          <mc:Fallback xmlns:a="http://schemas.openxmlformats.org/drawingml/2006/main" xmlns:a15="http://schemas.microsoft.com/office/drawing/2012/main" xmlns:asvg="http://schemas.microsoft.com/office/drawing/2016/SVG/main" xmlns:c="http://schemas.openxmlformats.org/drawingml/2006/chart" xmlns:co="http://ncloudtech.com" xmlns:co-ooxml="http://ncloudtech.com/ooxml" xmlns:p="http://schemas.openxmlformats.org/presentationml/2006/main" xmlns:pic="http://schemas.openxmlformats.org/drawingml/2006/picture" xmlns:s="http://schemas.openxmlformats.org/officeDocument/2006/sharedTypes" xmlns:sl="http://schemas.openxmlformats.org/schemaLibrary/2006/main" xmlns:x="urn:schemas-microsoft-com:office:excel" xmlns:x12ac="http://schemas.microsoft.com/office/spreadsheetml/2011/1/ac" xmlns:x14="http://schemas.microsoft.com/office/spreadsheetml/2009/9/main" xmlns:xdr="http://schemas.openxmlformats.org/drawingml/2006/spreadsheetDrawing" xmlns:xm="http://schemas.microsoft.com/office/excel/2006/main">
             <w:pict xmlns:a="http://schemas.openxmlformats.org/drawingml/2006/main" xmlns:a15="http://schemas.microsoft.com/office/drawing/2012/main" xmlns:asvg="http://schemas.microsoft.com/office/drawing/2016/SVG/main" xmlns:c="http://schemas.openxmlformats.org/drawingml/2006/chart" xmlns:co="http://ncloudtech.com" xmlns:co-ooxml="http://ncloudtech.com/ooxml" xmlns:m="http://schemas.openxmlformats.org/officeDocument/2006/math" xmlns:mc="http://schemas.openxmlformats.org/markup-compatibility/2006" xmlns:o="urn:schemas-microsoft-com:office:office" xmlns:p="http://schemas.openxmlformats.org/presentationml/2006/main" xmlns:pic="http://schemas.openxmlformats.org/drawingml/2006/picture" xmlns:r="http://schemas.openxmlformats.org/officeDocument/2006/relationships" xmlns:s="http://schemas.openxmlformats.org/officeDocument/2006/sharedTypes" xmlns:sl="http://schemas.openxmlformats.org/schemaLibrary/2006/main" xmlns:v="urn:schemas-microsoft-com:vml" xmlns:w="http://schemas.openxmlformats.org/wordprocessingml/2006/main" xmlns:w10="urn:schemas-microsoft-com:office:word" xmlns:w14="http://schemas.microsoft.com/office/word/2010/wordml" xmlns:w15="http://schemas.microsoft.com/office/word/2012/wordml" xmlns:wp="http://schemas.openxmlformats.org/drawingml/2006/wordprocessingDrawing" xmlns:wpg="http://schemas.microsoft.com/office/word/2010/wordprocessingGroup" xmlns:wps="http://schemas.microsoft.com/office/word/2010/wordprocessingShape" xmlns:x="urn:schemas-microsoft-com:office:excel" xmlns:x12ac="http://schemas.microsoft.com/office/spreadsheetml/2011/1/ac" xmlns:x14="http://schemas.microsoft.com/office/spreadsheetml/2009/9/main" xmlns:xdr="http://schemas.openxmlformats.org/drawingml/2006/spreadsheetDrawing" xmlns:xm="http://schemas.microsoft.com/office/excel/2006/main"/>
           </mc:Fallback>
         </mc:AlternateContent>
@@ -374,15 +307,7 @@
           <w:sz w:val="24"/>
         </w:rPr>
         <w:br/>
-        <w:t>XXI век — это эпоха цифровых технологий, где разработка игр и</w:t>
-      </w:r>
-      <w:r>
-        <w:rPr>
-          <w:rFonts w:ascii="Times New Roman" w:hAnsi="Times New Roman"/>
-          <w:color w:val="000000" w:themeColor="text1"/>
-          <w:sz w:val="24"/>
-        </w:rPr>
-        <w:t xml:space="preserve"> приложений становится одной из самых востребованных сфер. Наш проект не только соответствует современным тенденциям, но и показывает, как даже начинающие программисты могут создавать интересные проекты.</w:t>
+        <w:t>XXI век — это эпоха цифровых технологий, где разработка игр и приложений становится одной из самых востребованных сфер. Наш проект не только соответствует современным тенденциям, но и показывает, как даже начинающие программисты могут создавать интересные проекты.</w:t>
       </w:r>
     </w:p>
     <w:p>
@@ -401,15 +326,7 @@
           <w:color w:val="000000" w:themeColor="text1"/>
           <w:sz w:val="24"/>
         </w:rPr>
-        <w:t>Несмотря на огромный интерес к нейронным сетям, иску</w:t>
-      </w:r>
-      <w:r>
-        <w:rPr>
-          <w:rFonts w:ascii="Times New Roman" w:hAnsi="Times New Roman"/>
-          <w:color w:val="000000" w:themeColor="text1"/>
-          <w:sz w:val="24"/>
-        </w:rPr>
-        <w:t>сственному интеллекту и другим актуальным технологиям, разработка игр все ещё является крупнейшей индустрией (показываешь рукой на график на слайде).  Именно поэтому нам так интересно было заниматься разработкой собственной игры.</w:t>
+        <w:t>Несмотря на огромный интерес к нейронным сетям, искусственному интеллекту и другим актуальным технологиям, разработка игр все ещё является крупнейшей индустрией (показываешь рукой на график на слайде).  Именно поэтому нам так интересно было заниматься разработкой собственной игры.</w:t>
       </w:r>
     </w:p>
     <w:p>
@@ -445,15 +362,7 @@
           <w:color w:val="000000" w:themeColor="text1"/>
           <w:sz w:val="24"/>
         </w:rPr>
-        <w:t> за его п</w:t>
-      </w:r>
-      <w:r>
-        <w:rPr>
-          <w:rFonts w:ascii="Times New Roman" w:hAnsi="Times New Roman"/>
-          <w:color w:val="000000" w:themeColor="text1"/>
-          <w:sz w:val="24"/>
-        </w:rPr>
-        <w:t>ростоту и универсальность, а </w:t>
+        <w:t> за его простоту и универсальность, а </w:t>
       </w:r>
       <w:r>
         <w:rPr>
@@ -526,7 +435,7 @@
               </wp:inline>
             </w:drawing>
           </mc:Choice>
-          <mc:Fallback xmlns:xm="http://schemas.microsoft.com/office/excel/2006/main" xmlns:xdr="http://schemas.openxmlformats.org/drawingml/2006/spreadsheetDrawing" xmlns:x14="http://schemas.microsoft.com/office/spreadsheetml/2009/9/main" xmlns:x12ac="http://schemas.microsoft.com/office/spreadsheetml/2011/1/ac" xmlns:x="urn:schemas-microsoft-com:office:excel" xmlns:sl="http://schemas.openxmlformats.org/schemaLibrary/2006/main" xmlns:s="http://schemas.openxmlformats.org/officeDocument/2006/sharedTypes" xmlns:pic="http://schemas.openxmlformats.org/drawingml/2006/picture" xmlns:p="http://schemas.openxmlformats.org/presentationml/2006/main" xmlns:co-ooxml="http://ncloudtech.com/ooxml" xmlns:co="http://ncloudtech.com" xmlns:c="http://schemas.openxmlformats.org/drawingml/2006/chart" xmlns:asvg="http://schemas.microsoft.com/office/drawing/2016/SVG/main" xmlns:a15="http://schemas.microsoft.com/office/drawing/2012/main" xmlns:a="http://schemas.openxmlformats.org/drawingml/2006/main">
+          <mc:Fallback xmlns:a="http://schemas.openxmlformats.org/drawingml/2006/main" xmlns:a15="http://schemas.microsoft.com/office/drawing/2012/main" xmlns:asvg="http://schemas.microsoft.com/office/drawing/2016/SVG/main" xmlns:c="http://schemas.openxmlformats.org/drawingml/2006/chart" xmlns:co="http://ncloudtech.com" xmlns:co-ooxml="http://ncloudtech.com/ooxml" xmlns:p="http://schemas.openxmlformats.org/presentationml/2006/main" xmlns:pic="http://schemas.openxmlformats.org/drawingml/2006/picture" xmlns:s="http://schemas.openxmlformats.org/officeDocument/2006/sharedTypes" xmlns:sl="http://schemas.openxmlformats.org/schemaLibrary/2006/main" xmlns:x="urn:schemas-microsoft-com:office:excel" xmlns:x12ac="http://schemas.microsoft.com/office/spreadsheetml/2011/1/ac" xmlns:x14="http://schemas.microsoft.com/office/spreadsheetml/2009/9/main" xmlns:xdr="http://schemas.openxmlformats.org/drawingml/2006/spreadsheetDrawing" xmlns:xm="http://schemas.microsoft.com/office/excel/2006/main">
             <w:pict xmlns:a="http://schemas.openxmlformats.org/drawingml/2006/main" xmlns:a15="http://schemas.microsoft.com/office/drawing/2012/main" xmlns:asvg="http://schemas.microsoft.com/office/drawing/2016/SVG/main" xmlns:c="http://schemas.openxmlformats.org/drawingml/2006/chart" xmlns:co="http://ncloudtech.com" xmlns:co-ooxml="http://ncloudtech.com/ooxml" xmlns:m="http://schemas.openxmlformats.org/officeDocument/2006/math" xmlns:mc="http://schemas.openxmlformats.org/markup-compatibility/2006" xmlns:o="urn:schemas-microsoft-com:office:office" xmlns:p="http://schemas.openxmlformats.org/presentationml/2006/main" xmlns:pic="http://schemas.openxmlformats.org/drawingml/2006/picture" xmlns:r="http://schemas.openxmlformats.org/officeDocument/2006/relationships" xmlns:s="http://schemas.openxmlformats.org/officeDocument/2006/sharedTypes" xmlns:sl="http://schemas.openxmlformats.org/schemaLibrary/2006/main" xmlns:v="urn:schemas-microsoft-com:vml" xmlns:w="http://schemas.openxmlformats.org/wordprocessingml/2006/main" xmlns:w10="urn:schemas-microsoft-com:office:word" xmlns:w14="http://schemas.microsoft.com/office/word/2010/wordml" xmlns:w15="http://schemas.microsoft.com/office/word/2012/wordml" xmlns:wp="http://schemas.openxmlformats.org/drawingml/2006/wordprocessingDrawing" xmlns:wpg="http://schemas.microsoft.com/office/word/2010/wordprocessingGroup" xmlns:wps="http://schemas.microsoft.com/office/word/2010/wordprocessingShape" xmlns:x="urn:schemas-microsoft-com:office:excel" xmlns:x12ac="http://schemas.microsoft.com/office/spreadsheetml/2011/1/ac" xmlns:x14="http://schemas.microsoft.com/office/spreadsheetml/2009/9/main" xmlns:xdr="http://schemas.openxmlformats.org/drawingml/2006/spreadsheetDrawing" xmlns:xm="http://schemas.microsoft.com/office/excel/2006/main"/>
           </mc:Fallback>
         </mc:AlternateContent>
@@ -563,44 +472,63 @@
           <w:color w:val="000000" w:themeColor="text1"/>
           <w:sz w:val="24"/>
         </w:rPr>
+        <w:t>Слайд 3: Цель и задачи</w:t>
+      </w:r>
+    </w:p>
+    <w:p>
+      <w:pPr>
+        <w:spacing w:before="206" w:after="206" w:line="429" w:lineRule="atLeast"/>
+        <w:rPr>
+          <w:rFonts w:ascii="Times New Roman" w:hAnsi="Times New Roman"/>
+          <w:color w:val="000000" w:themeColor="text1"/>
+          <w:sz w:val="24"/>
+        </w:rPr>
+      </w:pPr>
+      <w:r>
+        <w:rPr>
+          <w:rFonts w:ascii="Times New Roman" w:hAnsi="Times New Roman"/>
+          <w:b/>
+          <w:color w:val="000000" w:themeColor="text1"/>
+          <w:sz w:val="24"/>
+        </w:rPr>
         <w:lastRenderedPageBreak/>
-        <w:t>Слайд 3: Цель и задачи</w:t>
+        <w:t>Ярослав:</w:t>
+      </w:r>
+      <w:r>
+        <w:rPr>
+          <w:rFonts w:ascii="Times New Roman" w:hAnsi="Times New Roman"/>
+          <w:color w:val="000000" w:themeColor="text1"/>
+          <w:sz w:val="24"/>
+        </w:rPr>
+        <w:br/>
+      </w:r>
+      <w:r>
+        <w:rPr>
+          <w:rFonts w:ascii="Times New Roman" w:hAnsi="Times New Roman"/>
+          <w:b/>
+          <w:color w:val="000000" w:themeColor="text1"/>
+          <w:sz w:val="24"/>
+        </w:rPr>
+        <w:t>Цель проекта:</w:t>
       </w:r>
     </w:p>
     <w:p>
       <w:pPr>
         <w:spacing w:before="206" w:after="206" w:line="429" w:lineRule="atLeast"/>
-        <w:rPr>
-          <w:rFonts w:ascii="Times New Roman" w:hAnsi="Times New Roman"/>
-          <w:color w:val="000000" w:themeColor="text1"/>
-          <w:sz w:val="24"/>
-        </w:rPr>
-      </w:pPr>
-      <w:r>
-        <w:rPr>
-          <w:rFonts w:ascii="Times New Roman" w:hAnsi="Times New Roman"/>
-          <w:b/>
-          <w:color w:val="000000" w:themeColor="text1"/>
-          <w:sz w:val="24"/>
-        </w:rPr>
-        <w:t>Ярослав:</w:t>
-      </w:r>
-      <w:r>
-        <w:rPr>
-          <w:rFonts w:ascii="Times New Roman" w:hAnsi="Times New Roman"/>
-          <w:color w:val="000000" w:themeColor="text1"/>
-          <w:sz w:val="24"/>
-        </w:rPr>
-        <w:br/>
-      </w:r>
-      <w:r>
-        <w:rPr>
-          <w:rFonts w:ascii="Times New Roman" w:hAnsi="Times New Roman"/>
-          <w:b/>
-          <w:color w:val="000000" w:themeColor="text1"/>
-          <w:sz w:val="24"/>
-        </w:rPr>
-        <w:t>Цель проекта:</w:t>
+        <w:jc w:val="both"/>
+        <w:rPr>
+          <w:rFonts w:ascii="Times New Roman" w:hAnsi="Times New Roman"/>
+          <w:color w:val="000000" w:themeColor="text1"/>
+          <w:sz w:val="24"/>
+        </w:rPr>
+      </w:pPr>
+      <w:r>
+        <w:rPr>
+          <w:rFonts w:ascii="Times New Roman" w:hAnsi="Times New Roman"/>
+          <w:color w:val="000000" w:themeColor="text1"/>
+          <w:sz w:val="24"/>
+        </w:rPr>
+        <w:t>создание текстовой игры с использованием картинок и музыки на языке «Python» с помощью модуля «Pygame»;</w:t>
       </w:r>
     </w:p>
     <w:p>
@@ -619,34 +547,7 @@
           <w:color w:val="000000" w:themeColor="text1"/>
           <w:sz w:val="24"/>
         </w:rPr>
-        <w:t>создание текстовой игры с использованием картинок и музыки на языке «Python» с помощью модуля «Pygame»;</w:t>
-      </w:r>
-    </w:p>
-    <w:p>
-      <w:pPr>
-        <w:spacing w:before="206" w:after="206" w:line="429" w:lineRule="atLeast"/>
-        <w:jc w:val="both"/>
-        <w:rPr>
-          <w:rFonts w:ascii="Times New Roman" w:hAnsi="Times New Roman"/>
-          <w:color w:val="000000" w:themeColor="text1"/>
-          <w:sz w:val="24"/>
-        </w:rPr>
-      </w:pPr>
-      <w:r>
-        <w:rPr>
-          <w:rFonts w:ascii="Times New Roman" w:hAnsi="Times New Roman"/>
-          <w:color w:val="000000" w:themeColor="text1"/>
-          <w:sz w:val="24"/>
-        </w:rPr>
-        <w:t>Нови</w:t>
-      </w:r>
-      <w:r>
-        <w:rPr>
-          <w:rFonts w:ascii="Times New Roman" w:hAnsi="Times New Roman"/>
-          <w:color w:val="000000" w:themeColor="text1"/>
-          <w:sz w:val="24"/>
-        </w:rPr>
-        <w:t xml:space="preserve">зна игры заключается в использовании </w:t>
+        <w:t xml:space="preserve">Новизна игры заключается в использовании </w:t>
       </w:r>
       <w:proofErr w:type="spellStart"/>
       <w:r>
@@ -739,7 +640,7 @@
               </wp:inline>
             </w:drawing>
           </mc:Choice>
-          <mc:Fallback xmlns:xm="http://schemas.microsoft.com/office/excel/2006/main" xmlns:xdr="http://schemas.openxmlformats.org/drawingml/2006/spreadsheetDrawing" xmlns:x14="http://schemas.microsoft.com/office/spreadsheetml/2009/9/main" xmlns:x12ac="http://schemas.microsoft.com/office/spreadsheetml/2011/1/ac" xmlns:x="urn:schemas-microsoft-com:office:excel" xmlns:sl="http://schemas.openxmlformats.org/schemaLibrary/2006/main" xmlns:s="http://schemas.openxmlformats.org/officeDocument/2006/sharedTypes" xmlns:pic="http://schemas.openxmlformats.org/drawingml/2006/picture" xmlns:p="http://schemas.openxmlformats.org/presentationml/2006/main" xmlns:co-ooxml="http://ncloudtech.com/ooxml" xmlns:co="http://ncloudtech.com" xmlns:c="http://schemas.openxmlformats.org/drawingml/2006/chart" xmlns:asvg="http://schemas.microsoft.com/office/drawing/2016/SVG/main" xmlns:a15="http://schemas.microsoft.com/office/drawing/2012/main" xmlns:a="http://schemas.openxmlformats.org/drawingml/2006/main">
+          <mc:Fallback xmlns:a="http://schemas.openxmlformats.org/drawingml/2006/main" xmlns:a15="http://schemas.microsoft.com/office/drawing/2012/main" xmlns:asvg="http://schemas.microsoft.com/office/drawing/2016/SVG/main" xmlns:c="http://schemas.openxmlformats.org/drawingml/2006/chart" xmlns:co="http://ncloudtech.com" xmlns:co-ooxml="http://ncloudtech.com/ooxml" xmlns:p="http://schemas.openxmlformats.org/presentationml/2006/main" xmlns:pic="http://schemas.openxmlformats.org/drawingml/2006/picture" xmlns:s="http://schemas.openxmlformats.org/officeDocument/2006/sharedTypes" xmlns:sl="http://schemas.openxmlformats.org/schemaLibrary/2006/main" xmlns:x="urn:schemas-microsoft-com:office:excel" xmlns:x12ac="http://schemas.microsoft.com/office/spreadsheetml/2011/1/ac" xmlns:x14="http://schemas.microsoft.com/office/spreadsheetml/2009/9/main" xmlns:xdr="http://schemas.openxmlformats.org/drawingml/2006/spreadsheetDrawing" xmlns:xm="http://schemas.microsoft.com/office/excel/2006/main">
             <w:pict xmlns:a="http://schemas.openxmlformats.org/drawingml/2006/main" xmlns:a15="http://schemas.microsoft.com/office/drawing/2012/main" xmlns:asvg="http://schemas.microsoft.com/office/drawing/2016/SVG/main" xmlns:c="http://schemas.openxmlformats.org/drawingml/2006/chart" xmlns:co="http://ncloudtech.com" xmlns:co-ooxml="http://ncloudtech.com/ooxml" xmlns:m="http://schemas.openxmlformats.org/officeDocument/2006/math" xmlns:mc="http://schemas.openxmlformats.org/markup-compatibility/2006" xmlns:o="urn:schemas-microsoft-com:office:office" xmlns:p="http://schemas.openxmlformats.org/presentationml/2006/main" xmlns:pic="http://schemas.openxmlformats.org/drawingml/2006/picture" xmlns:r="http://schemas.openxmlformats.org/officeDocument/2006/relationships" xmlns:s="http://schemas.openxmlformats.org/officeDocument/2006/sharedTypes" xmlns:sl="http://schemas.openxmlformats.org/schemaLibrary/2006/main" xmlns:v="urn:schemas-microsoft-com:vml" xmlns:w="http://schemas.openxmlformats.org/wordprocessingml/2006/main" xmlns:w10="urn:schemas-microsoft-com:office:word" xmlns:w14="http://schemas.microsoft.com/office/word/2010/wordml" xmlns:w15="http://schemas.microsoft.com/office/word/2012/wordml" xmlns:wp="http://schemas.openxmlformats.org/drawingml/2006/wordprocessingDrawing" xmlns:wpg="http://schemas.microsoft.com/office/word/2010/wordprocessingGroup" xmlns:wps="http://schemas.microsoft.com/office/word/2010/wordprocessingShape" xmlns:x="urn:schemas-microsoft-com:office:excel" xmlns:x12ac="http://schemas.microsoft.com/office/spreadsheetml/2011/1/ac" xmlns:x14="http://schemas.microsoft.com/office/spreadsheetml/2009/9/main" xmlns:xdr="http://schemas.openxmlformats.org/drawingml/2006/spreadsheetDrawing" xmlns:xm="http://schemas.microsoft.com/office/excel/2006/main"/>
           </mc:Fallback>
         </mc:AlternateContent>
@@ -824,15 +725,7 @@
           <w:color w:val="000000" w:themeColor="text1"/>
           <w:sz w:val="24"/>
         </w:rPr>
-        <w:t xml:space="preserve"> — классическая </w:t>
-      </w:r>
-      <w:r>
-        <w:rPr>
-          <w:rFonts w:ascii="Times New Roman" w:hAnsi="Times New Roman"/>
-          <w:color w:val="000000" w:themeColor="text1"/>
-          <w:sz w:val="24"/>
-        </w:rPr>
-        <w:t xml:space="preserve">ролевая игра в </w:t>
+        <w:t xml:space="preserve"> — классическая ролевая игра в </w:t>
       </w:r>
       <w:proofErr w:type="spellStart"/>
       <w:r>
@@ -958,15 +851,7 @@
           <w:color w:val="000000" w:themeColor="text1"/>
           <w:sz w:val="24"/>
         </w:rPr>
-        <w:t xml:space="preserve"> текстовая игра без графики, то есть в игре есть только текст, без изображений.</w:t>
-      </w:r>
-      <w:r>
-        <w:rPr>
-          <w:rFonts w:ascii="Times New Roman" w:hAnsi="Times New Roman"/>
-          <w:color w:val="000000" w:themeColor="text1"/>
-          <w:sz w:val="24"/>
-        </w:rPr>
-        <w:t xml:space="preserve"> Так же доступна в браузере, хотя существует и </w:t>
+        <w:t xml:space="preserve"> текстовая игра без графики, то есть в игре есть только текст, без изображений. Так же доступна в браузере, хотя существует и </w:t>
       </w:r>
       <w:proofErr w:type="spellStart"/>
       <w:r>
@@ -1003,15 +888,7 @@
           <w:color w:val="000000" w:themeColor="text1"/>
           <w:sz w:val="24"/>
         </w:rPr>
-        <w:t>При работе над нашей игрой мы постарались взять лучшие идеи из уже существующих игр, а именно сохранили концепцию текстовой игры, но добавили графическую составляющую, благодаря чему игра прио</w:t>
-      </w:r>
-      <w:r>
-        <w:rPr>
-          <w:rFonts w:ascii="Times New Roman" w:hAnsi="Times New Roman"/>
-          <w:color w:val="000000" w:themeColor="text1"/>
-          <w:sz w:val="24"/>
-        </w:rPr>
-        <w:t>брела новые краски.</w:t>
+        <w:t>При работе над нашей игрой мы постарались взять лучшие идеи из уже существующих игр, а именно сохранили концепцию текстовой игры, но добавили графическую составляющую, благодаря чему игра приобрела новые краски.</w:t>
       </w:r>
     </w:p>
     <w:p>
@@ -1067,7 +944,7 @@
               </wp:inline>
             </w:drawing>
           </mc:Choice>
-          <mc:Fallback xmlns:xm="http://schemas.microsoft.com/office/excel/2006/main" xmlns:xdr="http://schemas.openxmlformats.org/drawingml/2006/spreadsheetDrawing" xmlns:x14="http://schemas.microsoft.com/office/spreadsheetml/2009/9/main" xmlns:x12ac="http://schemas.microsoft.com/office/spreadsheetml/2011/1/ac" xmlns:x="urn:schemas-microsoft-com:office:excel" xmlns:sl="http://schemas.openxmlformats.org/schemaLibrary/2006/main" xmlns:s="http://schemas.openxmlformats.org/officeDocument/2006/sharedTypes" xmlns:pic="http://schemas.openxmlformats.org/drawingml/2006/picture" xmlns:p="http://schemas.openxmlformats.org/presentationml/2006/main" xmlns:co-ooxml="http://ncloudtech.com/ooxml" xmlns:co="http://ncloudtech.com" xmlns:c="http://schemas.openxmlformats.org/drawingml/2006/chart" xmlns:asvg="http://schemas.microsoft.com/office/drawing/2016/SVG/main" xmlns:a15="http://schemas.microsoft.com/office/drawing/2012/main" xmlns:a="http://schemas.openxmlformats.org/drawingml/2006/main">
+          <mc:Fallback xmlns:a="http://schemas.openxmlformats.org/drawingml/2006/main" xmlns:a15="http://schemas.microsoft.com/office/drawing/2012/main" xmlns:asvg="http://schemas.microsoft.com/office/drawing/2016/SVG/main" xmlns:c="http://schemas.openxmlformats.org/drawingml/2006/chart" xmlns:co="http://ncloudtech.com" xmlns:co-ooxml="http://ncloudtech.com/ooxml" xmlns:p="http://schemas.openxmlformats.org/presentationml/2006/main" xmlns:pic="http://schemas.openxmlformats.org/drawingml/2006/picture" xmlns:s="http://schemas.openxmlformats.org/officeDocument/2006/sharedTypes" xmlns:sl="http://schemas.openxmlformats.org/schemaLibrary/2006/main" xmlns:x="urn:schemas-microsoft-com:office:excel" xmlns:x12ac="http://schemas.microsoft.com/office/spreadsheetml/2011/1/ac" xmlns:x14="http://schemas.microsoft.com/office/spreadsheetml/2009/9/main" xmlns:xdr="http://schemas.openxmlformats.org/drawingml/2006/spreadsheetDrawing" xmlns:xm="http://schemas.microsoft.com/office/excel/2006/main">
             <w:pict xmlns:a="http://schemas.openxmlformats.org/drawingml/2006/main" xmlns:a15="http://schemas.microsoft.com/office/drawing/2012/main" xmlns:asvg="http://schemas.microsoft.com/office/drawing/2016/SVG/main" xmlns:c="http://schemas.openxmlformats.org/drawingml/2006/chart" xmlns:co="http://ncloudtech.com" xmlns:co-ooxml="http://ncloudtech.com/ooxml" xmlns:m="http://schemas.openxmlformats.org/officeDocument/2006/math" xmlns:mc="http://schemas.openxmlformats.org/markup-compatibility/2006" xmlns:o="urn:schemas-microsoft-com:office:office" xmlns:p="http://schemas.openxmlformats.org/presentationml/2006/main" xmlns:pic="http://schemas.openxmlformats.org/drawingml/2006/picture" xmlns:r="http://schemas.openxmlformats.org/officeDocument/2006/relationships" xmlns:s="http://schemas.openxmlformats.org/officeDocument/2006/sharedTypes" xmlns:sl="http://schemas.openxmlformats.org/schemaLibrary/2006/main" xmlns:v="urn:schemas-microsoft-com:vml" xmlns:w="http://schemas.openxmlformats.org/wordprocessingml/2006/main" xmlns:w10="urn:schemas-microsoft-com:office:word" xmlns:w14="http://schemas.microsoft.com/office/word/2010/wordml" xmlns:w15="http://schemas.microsoft.com/office/word/2012/wordml" xmlns:wp="http://schemas.openxmlformats.org/drawingml/2006/wordprocessingDrawing" xmlns:wpg="http://schemas.microsoft.com/office/word/2010/wordprocessingGroup" xmlns:wps="http://schemas.microsoft.com/office/word/2010/wordprocessingShape" xmlns:x="urn:schemas-microsoft-com:office:excel" xmlns:x12ac="http://schemas.microsoft.com/office/spreadsheetml/2011/1/ac" xmlns:x14="http://schemas.microsoft.com/office/spreadsheetml/2009/9/main" xmlns:xdr="http://schemas.openxmlformats.org/drawingml/2006/spreadsheetDrawing" xmlns:xm="http://schemas.microsoft.com/office/excel/2006/main"/>
           </mc:Fallback>
         </mc:AlternateContent>
@@ -1243,15 +1120,7 @@
           <w:color w:val="000000" w:themeColor="text1"/>
           <w:sz w:val="24"/>
         </w:rPr>
-        <w:t xml:space="preserve">После старта игрового процесса игроку рассказывается предыстория появления главного героя в мире игры. </w:t>
-      </w:r>
-      <w:r>
-        <w:rPr>
-          <w:rFonts w:ascii="Times New Roman" w:hAnsi="Times New Roman"/>
-          <w:color w:val="000000" w:themeColor="text1"/>
-          <w:sz w:val="24"/>
-        </w:rPr>
-        <w:t>Предыстория сопровождается красочными изображениями. После этого игрок переходит к выбору класса персонажа и вступает в битву с противником.</w:t>
+        <w:t>После старта игрового процесса игроку рассказывается предыстория появления главного героя в мире игры. Предыстория сопровождается красочными изображениями. После этого игрок переходит к выбору класса персонажа и вступает в битву с противником.</w:t>
       </w:r>
     </w:p>
     <w:p>
@@ -1270,15 +1139,7 @@
           <w:color w:val="000000" w:themeColor="text1"/>
           <w:sz w:val="24"/>
         </w:rPr>
-        <w:t>Алгоритм игры предполагает использование основного цикла игры, в ходе которого происходит постоянная проверка «собы</w:t>
-      </w:r>
-      <w:r>
-        <w:rPr>
-          <w:rFonts w:ascii="Times New Roman" w:hAnsi="Times New Roman"/>
-          <w:color w:val="000000" w:themeColor="text1"/>
-          <w:sz w:val="24"/>
-        </w:rPr>
-        <w:t xml:space="preserve">тий». Пример события: нажатие игроком клавиши «пробел» с помощью которой производиться атака противника в бою. </w:t>
+        <w:t xml:space="preserve">Алгоритм игры предполагает использование основного цикла игры, в ходе которого происходит постоянная проверка «событий». Пример события: нажатие игроком клавиши «пробел» с помощью которой производиться атака противника в бою. </w:t>
       </w:r>
     </w:p>
     <w:p>
@@ -1353,7 +1214,7 @@
               </wp:inline>
             </w:drawing>
           </mc:Choice>
-          <mc:Fallback xmlns:xm="http://schemas.microsoft.com/office/excel/2006/main" xmlns:xdr="http://schemas.openxmlformats.org/drawingml/2006/spreadsheetDrawing" xmlns:x14="http://schemas.microsoft.com/office/spreadsheetml/2009/9/main" xmlns:x12ac="http://schemas.microsoft.com/office/spreadsheetml/2011/1/ac" xmlns:x="urn:schemas-microsoft-com:office:excel" xmlns:sl="http://schemas.openxmlformats.org/schemaLibrary/2006/main" xmlns:s="http://schemas.openxmlformats.org/officeDocument/2006/sharedTypes" xmlns:pic="http://schemas.openxmlformats.org/drawingml/2006/picture" xmlns:p="http://schemas.openxmlformats.org/presentationml/2006/main" xmlns:co-ooxml="http://ncloudtech.com/ooxml" xmlns:co="http://ncloudtech.com" xmlns:c="http://schemas.openxmlformats.org/drawingml/2006/chart" xmlns:asvg="http://schemas.microsoft.com/office/drawing/2016/SVG/main" xmlns:a15="http://schemas.microsoft.com/office/drawing/2012/main" xmlns:a="http://schemas.openxmlformats.org/drawingml/2006/main">
+          <mc:Fallback xmlns:a="http://schemas.openxmlformats.org/drawingml/2006/main" xmlns:a15="http://schemas.microsoft.com/office/drawing/2012/main" xmlns:asvg="http://schemas.microsoft.com/office/drawing/2016/SVG/main" xmlns:c="http://schemas.openxmlformats.org/drawingml/2006/chart" xmlns:co="http://ncloudtech.com" xmlns:co-ooxml="http://ncloudtech.com/ooxml" xmlns:p="http://schemas.openxmlformats.org/presentationml/2006/main" xmlns:pic="http://schemas.openxmlformats.org/drawingml/2006/picture" xmlns:s="http://schemas.openxmlformats.org/officeDocument/2006/sharedTypes" xmlns:sl="http://schemas.openxmlformats.org/schemaLibrary/2006/main" xmlns:x="urn:schemas-microsoft-com:office:excel" xmlns:x12ac="http://schemas.microsoft.com/office/spreadsheetml/2011/1/ac" xmlns:x14="http://schemas.microsoft.com/office/spreadsheetml/2009/9/main" xmlns:xdr="http://schemas.openxmlformats.org/drawingml/2006/spreadsheetDrawing" xmlns:xm="http://schemas.microsoft.com/office/excel/2006/main">
             <w:pict xmlns:a="http://schemas.openxmlformats.org/drawingml/2006/main" xmlns:a15="http://schemas.microsoft.com/office/drawing/2012/main" xmlns:asvg="http://schemas.microsoft.com/office/drawing/2016/SVG/main" xmlns:c="http://schemas.openxmlformats.org/drawingml/2006/chart" xmlns:co="http://ncloudtech.com" xmlns:co-ooxml="http://ncloudtech.com/ooxml" xmlns:m="http://schemas.openxmlformats.org/officeDocument/2006/math" xmlns:mc="http://schemas.openxmlformats.org/markup-compatibility/2006" xmlns:o="urn:schemas-microsoft-com:office:office" xmlns:p="http://schemas.openxmlformats.org/presentationml/2006/main" xmlns:pic="http://schemas.openxmlformats.org/drawingml/2006/picture" xmlns:r="http://schemas.openxmlformats.org/officeDocument/2006/relationships" xmlns:s="http://schemas.openxmlformats.org/officeDocument/2006/sharedTypes" xmlns:sl="http://schemas.openxmlformats.org/schemaLibrary/2006/main" xmlns:v="urn:schemas-microsoft-com:vml" xmlns:w="http://schemas.openxmlformats.org/wordprocessingml/2006/main" xmlns:w10="urn:schemas-microsoft-com:office:word" xmlns:w14="http://schemas.microsoft.com/office/word/2010/wordml" xmlns:w15="http://schemas.microsoft.com/office/word/2012/wordml" xmlns:wp="http://schemas.openxmlformats.org/drawingml/2006/wordprocessingDrawing" xmlns:wpg="http://schemas.microsoft.com/office/word/2010/wordprocessingGroup" xmlns:wps="http://schemas.microsoft.com/office/word/2010/wordprocessingShape" xmlns:x="urn:schemas-microsoft-com:office:excel" xmlns:x12ac="http://schemas.microsoft.com/office/spreadsheetml/2011/1/ac" xmlns:x14="http://schemas.microsoft.com/office/spreadsheetml/2009/9/main" xmlns:xdr="http://schemas.openxmlformats.org/drawingml/2006/spreadsheetDrawing" xmlns:xm="http://schemas.microsoft.com/office/excel/2006/main"/>
           </mc:Fallback>
         </mc:AlternateContent>
@@ -1390,16 +1251,7 @@
           <w:color w:val="000000" w:themeColor="text1"/>
           <w:sz w:val="24"/>
         </w:rPr>
-        <w:t>Слайд 6: Боев</w:t>
-      </w:r>
-      <w:r>
-        <w:rPr>
-          <w:rFonts w:ascii="Times New Roman" w:hAnsi="Times New Roman"/>
-          <w:b/>
-          <w:color w:val="000000" w:themeColor="text1"/>
-          <w:sz w:val="24"/>
-        </w:rPr>
-        <w:t>ая система</w:t>
+        <w:t>Слайд 6: Боевая система</w:t>
       </w:r>
     </w:p>
     <w:p>
@@ -1428,15 +1280,7 @@
           <w:sz w:val="24"/>
         </w:rPr>
         <w:br/>
-        <w:t>Моя часть работы — разработка боевой системы. Для того чтобы создать боевую систему я изучил основы объектно-ориентированного программирования, а именно: как написать свой класс, методы к нему, как экспортировать эти модули для использован</w:t>
-      </w:r>
-      <w:r>
-        <w:rPr>
-          <w:rFonts w:ascii="Times New Roman" w:hAnsi="Times New Roman"/>
-          <w:color w:val="000000" w:themeColor="text1"/>
-          <w:sz w:val="24"/>
-        </w:rPr>
-        <w:t xml:space="preserve">ия в основной программе </w:t>
+        <w:t xml:space="preserve">Моя часть работы — разработка боевой системы. Для того чтобы создать боевую систему я изучил основы объектно-ориентированного программирования, а именно: как написать свой класс, методы к нему, как экспортировать эти модули для использования в основной программе </w:t>
       </w:r>
     </w:p>
     <w:p>
@@ -1655,15 +1499,7 @@
           <w:color w:val="000000" w:themeColor="text1"/>
           <w:sz w:val="24"/>
         </w:rPr>
-        <w:t xml:space="preserve">Система опыта </w:t>
-      </w:r>
-      <w:r>
-        <w:rPr>
-          <w:rFonts w:ascii="Times New Roman" w:hAnsi="Times New Roman"/>
-          <w:color w:val="000000" w:themeColor="text1"/>
-          <w:sz w:val="24"/>
-        </w:rPr>
-        <w:t>позволяет игроку развивать персонажа после каждой победы.</w:t>
+        <w:t>Система опыта позволяет игроку развивать персонажа после каждой победы.</w:t>
       </w:r>
     </w:p>
     <w:p>
@@ -1720,7 +1556,7 @@
               </wp:inline>
             </w:drawing>
           </mc:Choice>
-          <mc:Fallback xmlns:xm="http://schemas.microsoft.com/office/excel/2006/main" xmlns:xdr="http://schemas.openxmlformats.org/drawingml/2006/spreadsheetDrawing" xmlns:x14="http://schemas.microsoft.com/office/spreadsheetml/2009/9/main" xmlns:x12ac="http://schemas.microsoft.com/office/spreadsheetml/2011/1/ac" xmlns:x="urn:schemas-microsoft-com:office:excel" xmlns:sl="http://schemas.openxmlformats.org/schemaLibrary/2006/main" xmlns:s="http://schemas.openxmlformats.org/officeDocument/2006/sharedTypes" xmlns:pic="http://schemas.openxmlformats.org/drawingml/2006/picture" xmlns:p="http://schemas.openxmlformats.org/presentationml/2006/main" xmlns:co-ooxml="http://ncloudtech.com/ooxml" xmlns:co="http://ncloudtech.com" xmlns:c="http://schemas.openxmlformats.org/drawingml/2006/chart" xmlns:asvg="http://schemas.microsoft.com/office/drawing/2016/SVG/main" xmlns:a15="http://schemas.microsoft.com/office/drawing/2012/main" xmlns:a="http://schemas.openxmlformats.org/drawingml/2006/main">
+          <mc:Fallback xmlns:a="http://schemas.openxmlformats.org/drawingml/2006/main" xmlns:a15="http://schemas.microsoft.com/office/drawing/2012/main" xmlns:asvg="http://schemas.microsoft.com/office/drawing/2016/SVG/main" xmlns:c="http://schemas.openxmlformats.org/drawingml/2006/chart" xmlns:co="http://ncloudtech.com" xmlns:co-ooxml="http://ncloudtech.com/ooxml" xmlns:p="http://schemas.openxmlformats.org/presentationml/2006/main" xmlns:pic="http://schemas.openxmlformats.org/drawingml/2006/picture" xmlns:s="http://schemas.openxmlformats.org/officeDocument/2006/sharedTypes" xmlns:sl="http://schemas.openxmlformats.org/schemaLibrary/2006/main" xmlns:x="urn:schemas-microsoft-com:office:excel" xmlns:x12ac="http://schemas.microsoft.com/office/spreadsheetml/2011/1/ac" xmlns:x14="http://schemas.microsoft.com/office/spreadsheetml/2009/9/main" xmlns:xdr="http://schemas.openxmlformats.org/drawingml/2006/spreadsheetDrawing" xmlns:xm="http://schemas.microsoft.com/office/excel/2006/main">
             <w:pict xmlns:a="http://schemas.openxmlformats.org/drawingml/2006/main" xmlns:a15="http://schemas.microsoft.com/office/drawing/2012/main" xmlns:asvg="http://schemas.microsoft.com/office/drawing/2016/SVG/main" xmlns:c="http://schemas.openxmlformats.org/drawingml/2006/chart" xmlns:co="http://ncloudtech.com" xmlns:co-ooxml="http://ncloudtech.com/ooxml" xmlns:m="http://schemas.openxmlformats.org/officeDocument/2006/math" xmlns:mc="http://schemas.openxmlformats.org/markup-compatibility/2006" xmlns:o="urn:schemas-microsoft-com:office:office" xmlns:p="http://schemas.openxmlformats.org/presentationml/2006/main" xmlns:pic="http://schemas.openxmlformats.org/drawingml/2006/picture" xmlns:r="http://schemas.openxmlformats.org/officeDocument/2006/relationships" xmlns:s="http://schemas.openxmlformats.org/officeDocument/2006/sharedTypes" xmlns:sl="http://schemas.openxmlformats.org/schemaLibrary/2006/main" xmlns:v="urn:schemas-microsoft-com:vml" xmlns:w="http://schemas.openxmlformats.org/wordprocessingml/2006/main" xmlns:w10="urn:schemas-microsoft-com:office:word" xmlns:w14="http://schemas.microsoft.com/office/word/2010/wordml" xmlns:w15="http://schemas.microsoft.com/office/word/2012/wordml" xmlns:wp="http://schemas.openxmlformats.org/drawingml/2006/wordprocessingDrawing" xmlns:wpg="http://schemas.microsoft.com/office/word/2010/wordprocessingGroup" xmlns:wps="http://schemas.microsoft.com/office/word/2010/wordprocessingShape" xmlns:x="urn:schemas-microsoft-com:office:excel" xmlns:x12ac="http://schemas.microsoft.com/office/spreadsheetml/2011/1/ac" xmlns:x14="http://schemas.microsoft.com/office/spreadsheetml/2009/9/main" xmlns:xdr="http://schemas.openxmlformats.org/drawingml/2006/spreadsheetDrawing" xmlns:xm="http://schemas.microsoft.com/office/excel/2006/main"/>
           </mc:Fallback>
         </mc:AlternateContent>
@@ -1840,15 +1676,7 @@
           <w:color w:val="000000" w:themeColor="text1"/>
           <w:sz w:val="24"/>
         </w:rPr>
-        <w:t>, но результаты, полученные в ней, не удовлетворяли моему в</w:t>
-      </w:r>
-      <w:r>
-        <w:rPr>
-          <w:rFonts w:ascii="Times New Roman" w:hAnsi="Times New Roman"/>
-          <w:color w:val="000000" w:themeColor="text1"/>
-          <w:sz w:val="24"/>
-        </w:rPr>
-        <w:t>идению игры.</w:t>
+        <w:t>, но результаты, полученные в ней, не удовлетворяли моему видению игры.</w:t>
       </w:r>
     </w:p>
     <w:p>
@@ -1915,15 +1743,7 @@
           <w:color w:val="000000" w:themeColor="text1"/>
           <w:sz w:val="24"/>
         </w:rPr>
-        <w:t>В город ворвались скелеты! Они облачены</w:t>
-      </w:r>
-      <w:r>
-        <w:rPr>
-          <w:rFonts w:ascii="Times New Roman" w:hAnsi="Times New Roman"/>
-          <w:color w:val="000000" w:themeColor="text1"/>
-          <w:sz w:val="24"/>
-        </w:rPr>
-        <w:t xml:space="preserve"> в броню и вооружены мечами. Их экипировка сильно затёрта. Город небольшой, с каменными домами. Используй тот же художественный стиль, что и в прошлый раз (показываешь на рисунок 8).</w:t>
+        <w:t>В город ворвались скелеты! Они облачены в броню и вооружены мечами. Их экипировка сильно затёрта. Город небольшой, с каменными домами. Используй тот же художественный стиль, что и в прошлый раз (показываешь на рисунок 8).</w:t>
       </w:r>
     </w:p>
     <w:p>
@@ -1942,15 +1762,7 @@
           <w:color w:val="000000" w:themeColor="text1"/>
           <w:sz w:val="24"/>
         </w:rPr>
-        <w:t>Также я адаптировал графику под разные разрешения экранов, чтобы игра был</w:t>
-      </w:r>
-      <w:r>
-        <w:rPr>
-          <w:rFonts w:ascii="Times New Roman" w:hAnsi="Times New Roman"/>
-          <w:color w:val="000000" w:themeColor="text1"/>
-          <w:sz w:val="24"/>
-        </w:rPr>
-        <w:t>а доступна на различных устройствах.</w:t>
+        <w:t>Также я адаптировал графику под разные разрешения экранов, чтобы игра была доступна на различных устройствах.</w:t>
       </w:r>
     </w:p>
     <w:p>
@@ -2025,7 +1837,7 @@
               </wp:inline>
             </w:drawing>
           </mc:Choice>
-          <mc:Fallback xmlns:xm="http://schemas.microsoft.com/office/excel/2006/main" xmlns:xdr="http://schemas.openxmlformats.org/drawingml/2006/spreadsheetDrawing" xmlns:x14="http://schemas.microsoft.com/office/spreadsheetml/2009/9/main" xmlns:x12ac="http://schemas.microsoft.com/office/spreadsheetml/2011/1/ac" xmlns:x="urn:schemas-microsoft-com:office:excel" xmlns:sl="http://schemas.openxmlformats.org/schemaLibrary/2006/main" xmlns:s="http://schemas.openxmlformats.org/officeDocument/2006/sharedTypes" xmlns:pic="http://schemas.openxmlformats.org/drawingml/2006/picture" xmlns:p="http://schemas.openxmlformats.org/presentationml/2006/main" xmlns:co-ooxml="http://ncloudtech.com/ooxml" xmlns:co="http://ncloudtech.com" xmlns:c="http://schemas.openxmlformats.org/drawingml/2006/chart" xmlns:asvg="http://schemas.microsoft.com/office/drawing/2016/SVG/main" xmlns:a15="http://schemas.microsoft.com/office/drawing/2012/main" xmlns:a="http://schemas.openxmlformats.org/drawingml/2006/main">
+          <mc:Fallback xmlns:a="http://schemas.openxmlformats.org/drawingml/2006/main" xmlns:a15="http://schemas.microsoft.com/office/drawing/2012/main" xmlns:asvg="http://schemas.microsoft.com/office/drawing/2016/SVG/main" xmlns:c="http://schemas.openxmlformats.org/drawingml/2006/chart" xmlns:co="http://ncloudtech.com" xmlns:co-ooxml="http://ncloudtech.com/ooxml" xmlns:p="http://schemas.openxmlformats.org/presentationml/2006/main" xmlns:pic="http://schemas.openxmlformats.org/drawingml/2006/picture" xmlns:s="http://schemas.openxmlformats.org/officeDocument/2006/sharedTypes" xmlns:sl="http://schemas.openxmlformats.org/schemaLibrary/2006/main" xmlns:x="urn:schemas-microsoft-com:office:excel" xmlns:x12ac="http://schemas.microsoft.com/office/spreadsheetml/2011/1/ac" xmlns:x14="http://schemas.microsoft.com/office/spreadsheetml/2009/9/main" xmlns:xdr="http://schemas.openxmlformats.org/drawingml/2006/spreadsheetDrawing" xmlns:xm="http://schemas.microsoft.com/office/excel/2006/main">
             <w:pict xmlns:a="http://schemas.openxmlformats.org/drawingml/2006/main" xmlns:a15="http://schemas.microsoft.com/office/drawing/2012/main" xmlns:asvg="http://schemas.microsoft.com/office/drawing/2016/SVG/main" xmlns:c="http://schemas.openxmlformats.org/drawingml/2006/chart" xmlns:co="http://ncloudtech.com" xmlns:co-ooxml="http://ncloudtech.com/ooxml" xmlns:m="http://schemas.openxmlformats.org/officeDocument/2006/math" xmlns:mc="http://schemas.openxmlformats.org/markup-compatibility/2006" xmlns:o="urn:schemas-microsoft-com:office:office" xmlns:p="http://schemas.openxmlformats.org/presentationml/2006/main" xmlns:pic="http://schemas.openxmlformats.org/drawingml/2006/picture" xmlns:r="http://schemas.openxmlformats.org/officeDocument/2006/relationships" xmlns:s="http://schemas.openxmlformats.org/officeDocument/2006/sharedTypes" xmlns:sl="http://schemas.openxmlformats.org/schemaLibrary/2006/main" xmlns:v="urn:schemas-microsoft-com:vml" xmlns:w="http://schemas.openxmlformats.org/wordprocessingml/2006/main" xmlns:w10="urn:schemas-microsoft-com:office:word" xmlns:w14="http://schemas.microsoft.com/office/word/2010/wordml" xmlns:w15="http://schemas.microsoft.com/office/word/2012/wordml" xmlns:wp="http://schemas.openxmlformats.org/drawingml/2006/wordprocessingDrawing" xmlns:wpg="http://schemas.microsoft.com/office/word/2010/wordprocessingGroup" xmlns:wps="http://schemas.microsoft.com/office/word/2010/wordprocessingShape" xmlns:x="urn:schemas-microsoft-com:office:excel" xmlns:x12ac="http://schemas.microsoft.com/office/spreadsheetml/2011/1/ac" xmlns:x14="http://schemas.microsoft.com/office/spreadsheetml/2009/9/main" xmlns:xdr="http://schemas.openxmlformats.org/drawingml/2006/spreadsheetDrawing" xmlns:xm="http://schemas.microsoft.com/office/excel/2006/main"/>
           </mc:Fallback>
         </mc:AlternateContent>
@@ -2078,15 +1890,7 @@
           <w:sz w:val="24"/>
         </w:rPr>
         <w:br/>
-        <w:t>В результате нашей работы мы создали текстовую игру использовав в ней картинки и</w:t>
-      </w:r>
-      <w:r>
-        <w:rPr>
-          <w:rFonts w:ascii="Times New Roman" w:hAnsi="Times New Roman"/>
-          <w:color w:val="000000" w:themeColor="text1"/>
-          <w:sz w:val="24"/>
-        </w:rPr>
-        <w:t xml:space="preserve"> музыку. Помимо этого, я научился работать с </w:t>
+        <w:t xml:space="preserve">В результате нашей работы мы создали текстовую игру использовав в ней картинки и музыку. Помимо этого, я научился работать с </w:t>
       </w:r>
       <w:proofErr w:type="spellStart"/>
       <w:r>
@@ -2133,15 +1937,7 @@
           <w:sz w:val="24"/>
         </w:rPr>
         <w:br/>
-        <w:t xml:space="preserve">Мы получили опыт в совместной разработке и работе в команде. Я освоил основы парадигм событийно-ориентированного и объектно-ориентированного </w:t>
-      </w:r>
-      <w:r>
-        <w:rPr>
-          <w:rFonts w:ascii="Times New Roman" w:hAnsi="Times New Roman"/>
-          <w:color w:val="000000" w:themeColor="text1"/>
-          <w:sz w:val="24"/>
-        </w:rPr>
-        <w:t>программирования.</w:t>
+        <w:t>Мы получили опыт в совместной разработке и работе в команде. Я освоил основы парадигм событийно-ориентированного и объектно-ориентированного программирования.</w:t>
       </w:r>
     </w:p>
     <w:p>
@@ -2227,7 +2023,7 @@
               </wp:inline>
             </w:drawing>
           </mc:Choice>
-          <mc:Fallback xmlns:xm="http://schemas.microsoft.com/office/excel/2006/main" xmlns:xdr="http://schemas.openxmlformats.org/drawingml/2006/spreadsheetDrawing" xmlns:x14="http://schemas.microsoft.com/office/spreadsheetml/2009/9/main" xmlns:x12ac="http://schemas.microsoft.com/office/spreadsheetml/2011/1/ac" xmlns:x="urn:schemas-microsoft-com:office:excel" xmlns:sl="http://schemas.openxmlformats.org/schemaLibrary/2006/main" xmlns:s="http://schemas.openxmlformats.org/officeDocument/2006/sharedTypes" xmlns:pic="http://schemas.openxmlformats.org/drawingml/2006/picture" xmlns:p="http://schemas.openxmlformats.org/presentationml/2006/main" xmlns:co-ooxml="http://ncloudtech.com/ooxml" xmlns:co="http://ncloudtech.com" xmlns:c="http://schemas.openxmlformats.org/drawingml/2006/chart" xmlns:asvg="http://schemas.microsoft.com/office/drawing/2016/SVG/main" xmlns:a15="http://schemas.microsoft.com/office/drawing/2012/main" xmlns:a="http://schemas.openxmlformats.org/drawingml/2006/main">
+          <mc:Fallback xmlns:a="http://schemas.openxmlformats.org/drawingml/2006/main" xmlns:a15="http://schemas.microsoft.com/office/drawing/2012/main" xmlns:asvg="http://schemas.microsoft.com/office/drawing/2016/SVG/main" xmlns:c="http://schemas.openxmlformats.org/drawingml/2006/chart" xmlns:co="http://ncloudtech.com" xmlns:co-ooxml="http://ncloudtech.com/ooxml" xmlns:p="http://schemas.openxmlformats.org/presentationml/2006/main" xmlns:pic="http://schemas.openxmlformats.org/drawingml/2006/picture" xmlns:s="http://schemas.openxmlformats.org/officeDocument/2006/sharedTypes" xmlns:sl="http://schemas.openxmlformats.org/schemaLibrary/2006/main" xmlns:x="urn:schemas-microsoft-com:office:excel" xmlns:x12ac="http://schemas.microsoft.com/office/spreadsheetml/2011/1/ac" xmlns:x14="http://schemas.microsoft.com/office/spreadsheetml/2009/9/main" xmlns:xdr="http://schemas.openxmlformats.org/drawingml/2006/spreadsheetDrawing" xmlns:xm="http://schemas.microsoft.com/office/excel/2006/main">
             <w:pict xmlns:a="http://schemas.openxmlformats.org/drawingml/2006/main" xmlns:a15="http://schemas.microsoft.com/office/drawing/2012/main" xmlns:asvg="http://schemas.microsoft.com/office/drawing/2016/SVG/main" xmlns:c="http://schemas.openxmlformats.org/drawingml/2006/chart" xmlns:co="http://ncloudtech.com" xmlns:co-ooxml="http://ncloudtech.com/ooxml" xmlns:m="http://schemas.openxmlformats.org/officeDocument/2006/math" xmlns:mc="http://schemas.openxmlformats.org/markup-compatibility/2006" xmlns:o="urn:schemas-microsoft-com:office:office" xmlns:p="http://schemas.openxmlformats.org/presentationml/2006/main" xmlns:pic="http://schemas.openxmlformats.org/drawingml/2006/picture" xmlns:r="http://schemas.openxmlformats.org/officeDocument/2006/relationships" xmlns:s="http://schemas.openxmlformats.org/officeDocument/2006/sharedTypes" xmlns:sl="http://schemas.openxmlformats.org/schemaLibrary/2006/main" xmlns:v="urn:schemas-microsoft-com:vml" xmlns:w="http://schemas.openxmlformats.org/wordprocessingml/2006/main" xmlns:w10="urn:schemas-microsoft-com:office:word" xmlns:w14="http://schemas.microsoft.com/office/word/2010/wordml" xmlns:w15="http://schemas.microsoft.com/office/word/2012/wordml" xmlns:wp="http://schemas.openxmlformats.org/drawingml/2006/wordprocessingDrawing" xmlns:wpg="http://schemas.microsoft.com/office/word/2010/wordprocessingGroup" xmlns:wps="http://schemas.microsoft.com/office/word/2010/wordprocessingShape" xmlns:x="urn:schemas-microsoft-com:office:excel" xmlns:x12ac="http://schemas.microsoft.com/office/spreadsheetml/2011/1/ac" xmlns:x14="http://schemas.microsoft.com/office/spreadsheetml/2009/9/main" xmlns:xdr="http://schemas.openxmlformats.org/drawingml/2006/spreadsheetDrawing" xmlns:xm="http://schemas.microsoft.com/office/excel/2006/main"/>
           </mc:Fallback>
         </mc:AlternateContent>
@@ -2294,15 +2090,7 @@
           <w:sz w:val="24"/>
         </w:rPr>
         <w:br/>
-        <w:t>Мы планируем продолжить работу над проектом и хотели бы в будущем реализовать систему игрового магазина,</w:t>
-      </w:r>
-      <w:r>
-        <w:rPr>
-          <w:rFonts w:ascii="Times New Roman" w:hAnsi="Times New Roman"/>
-          <w:color w:val="000000" w:themeColor="text1"/>
-          <w:sz w:val="24"/>
-        </w:rPr>
-        <w:t xml:space="preserve"> в котором игрок на заработанные за выполнение заданий, ресурсы, сможет покупать улучшения для своего персонажа. </w:t>
+        <w:t xml:space="preserve">Мы планируем продолжить работу над проектом и хотели бы в будущем реализовать систему игрового магазина, в котором игрок на заработанные за выполнение заданий, ресурсы, сможет покупать улучшения для своего персонажа. </w:t>
       </w:r>
     </w:p>
     <w:p>
@@ -2378,7 +2166,7 @@
               </wp:inline>
             </w:drawing>
           </mc:Choice>
-          <mc:Fallback xmlns:xm="http://schemas.microsoft.com/office/excel/2006/main" xmlns:xdr="http://schemas.openxmlformats.org/drawingml/2006/spreadsheetDrawing" xmlns:x14="http://schemas.microsoft.com/office/spreadsheetml/2009/9/main" xmlns:x12ac="http://schemas.microsoft.com/office/spreadsheetml/2011/1/ac" xmlns:x="urn:schemas-microsoft-com:office:excel" xmlns:sl="http://schemas.openxmlformats.org/schemaLibrary/2006/main" xmlns:s="http://schemas.openxmlformats.org/officeDocument/2006/sharedTypes" xmlns:pic="http://schemas.openxmlformats.org/drawingml/2006/picture" xmlns:p="http://schemas.openxmlformats.org/presentationml/2006/main" xmlns:co-ooxml="http://ncloudtech.com/ooxml" xmlns:co="http://ncloudtech.com" xmlns:c="http://schemas.openxmlformats.org/drawingml/2006/chart" xmlns:asvg="http://schemas.microsoft.com/office/drawing/2016/SVG/main" xmlns:a15="http://schemas.microsoft.com/office/drawing/2012/main" xmlns:a="http://schemas.openxmlformats.org/drawingml/2006/main">
+          <mc:Fallback xmlns:a="http://schemas.openxmlformats.org/drawingml/2006/main" xmlns:a15="http://schemas.microsoft.com/office/drawing/2012/main" xmlns:asvg="http://schemas.microsoft.com/office/drawing/2016/SVG/main" xmlns:c="http://schemas.openxmlformats.org/drawingml/2006/chart" xmlns:co="http://ncloudtech.com" xmlns:co-ooxml="http://ncloudtech.com/ooxml" xmlns:p="http://schemas.openxmlformats.org/presentationml/2006/main" xmlns:pic="http://schemas.openxmlformats.org/drawingml/2006/picture" xmlns:s="http://schemas.openxmlformats.org/officeDocument/2006/sharedTypes" xmlns:sl="http://schemas.openxmlformats.org/schemaLibrary/2006/main" xmlns:x="urn:schemas-microsoft-com:office:excel" xmlns:x12ac="http://schemas.microsoft.com/office/spreadsheetml/2011/1/ac" xmlns:x14="http://schemas.microsoft.com/office/spreadsheetml/2009/9/main" xmlns:xdr="http://schemas.openxmlformats.org/drawingml/2006/spreadsheetDrawing" xmlns:xm="http://schemas.microsoft.com/office/excel/2006/main">
             <w:pict xmlns:a="http://schemas.openxmlformats.org/drawingml/2006/main" xmlns:a15="http://schemas.microsoft.com/office/drawing/2012/main" xmlns:asvg="http://schemas.microsoft.com/office/drawing/2016/SVG/main" xmlns:c="http://schemas.openxmlformats.org/drawingml/2006/chart" xmlns:co="http://ncloudtech.com" xmlns:co-ooxml="http://ncloudtech.com/ooxml" xmlns:m="http://schemas.openxmlformats.org/officeDocument/2006/math" xmlns:mc="http://schemas.openxmlformats.org/markup-compatibility/2006" xmlns:o="urn:schemas-microsoft-com:office:office" xmlns:p="http://schemas.openxmlformats.org/presentationml/2006/main" xmlns:pic="http://schemas.openxmlformats.org/drawingml/2006/picture" xmlns:r="http://schemas.openxmlformats.org/officeDocument/2006/relationships" xmlns:s="http://schemas.openxmlformats.org/officeDocument/2006/sharedTypes" xmlns:sl="http://schemas.openxmlformats.org/schemaLibrary/2006/main" xmlns:v="urn:schemas-microsoft-com:vml" xmlns:w="http://schemas.openxmlformats.org/wordprocessingml/2006/main" xmlns:w10="urn:schemas-microsoft-com:office:word" xmlns:w14="http://schemas.microsoft.com/office/word/2010/wordml" xmlns:w15="http://schemas.microsoft.com/office/word/2012/wordml" xmlns:wp="http://schemas.openxmlformats.org/drawingml/2006/wordprocessingDrawing" xmlns:wpg="http://schemas.microsoft.com/office/word/2010/wordprocessingGroup" xmlns:wps="http://schemas.microsoft.com/office/word/2010/wordprocessingShape" xmlns:x="urn:schemas-microsoft-com:office:excel" xmlns:x12ac="http://schemas.microsoft.com/office/spreadsheetml/2011/1/ac" xmlns:x14="http://schemas.microsoft.com/office/spreadsheetml/2009/9/main" xmlns:xdr="http://schemas.openxmlformats.org/drawingml/2006/spreadsheetDrawing" xmlns:xm="http://schemas.microsoft.com/office/excel/2006/main"/>
           </mc:Fallback>
         </mc:AlternateContent>
@@ -2458,7 +2246,7 @@
               </wp:inline>
             </w:drawing>
           </mc:Choice>
-          <mc:Fallback xmlns:xm="http://schemas.microsoft.com/office/excel/2006/main" xmlns:xdr="http://schemas.openxmlformats.org/drawingml/2006/spreadsheetDrawing" xmlns:x14="http://schemas.microsoft.com/office/spreadsheetml/2009/9/main" xmlns:x12ac="http://schemas.microsoft.com/office/spreadsheetml/2011/1/ac" xmlns:x="urn:schemas-microsoft-com:office:excel" xmlns:sl="http://schemas.openxmlformats.org/schemaLibrary/2006/main" xmlns:s="http://schemas.openxmlformats.org/officeDocument/2006/sharedTypes" xmlns:pic="http://schemas.openxmlformats.org/drawingml/2006/picture" xmlns:p="http://schemas.openxmlformats.org/presentationml/2006/main" xmlns:co-ooxml="http://ncloudtech.com/ooxml" xmlns:co="http://ncloudtech.com" xmlns:c="http://schemas.openxmlformats.org/drawingml/2006/chart" xmlns:asvg="http://schemas.microsoft.com/office/drawing/2016/SVG/main" xmlns:a15="http://schemas.microsoft.com/office/drawing/2012/main" xmlns:a="http://schemas.openxmlformats.org/drawingml/2006/main">
+          <mc:Fallback xmlns:a="http://schemas.openxmlformats.org/drawingml/2006/main" xmlns:a15="http://schemas.microsoft.com/office/drawing/2012/main" xmlns:asvg="http://schemas.microsoft.com/office/drawing/2016/SVG/main" xmlns:c="http://schemas.openxmlformats.org/drawingml/2006/chart" xmlns:co="http://ncloudtech.com" xmlns:co-ooxml="http://ncloudtech.com/ooxml" xmlns:p="http://schemas.openxmlformats.org/presentationml/2006/main" xmlns:pic="http://schemas.openxmlformats.org/drawingml/2006/picture" xmlns:s="http://schemas.openxmlformats.org/officeDocument/2006/sharedTypes" xmlns:sl="http://schemas.openxmlformats.org/schemaLibrary/2006/main" xmlns:x="urn:schemas-microsoft-com:office:excel" xmlns:x12ac="http://schemas.microsoft.com/office/spreadsheetml/2011/1/ac" xmlns:x14="http://schemas.microsoft.com/office/spreadsheetml/2009/9/main" xmlns:xdr="http://schemas.openxmlformats.org/drawingml/2006/spreadsheetDrawing" xmlns:xm="http://schemas.microsoft.com/office/excel/2006/main">
             <w:pict xmlns:a="http://schemas.openxmlformats.org/drawingml/2006/main" xmlns:a15="http://schemas.microsoft.com/office/drawing/2012/main" xmlns:asvg="http://schemas.microsoft.com/office/drawing/2016/SVG/main" xmlns:c="http://schemas.openxmlformats.org/drawingml/2006/chart" xmlns:co="http://ncloudtech.com" xmlns:co-ooxml="http://ncloudtech.com/ooxml" xmlns:m="http://schemas.openxmlformats.org/officeDocument/2006/math" xmlns:mc="http://schemas.openxmlformats.org/markup-compatibility/2006" xmlns:o="urn:schemas-microsoft-com:office:office" xmlns:p="http://schemas.openxmlformats.org/presentationml/2006/main" xmlns:pic="http://schemas.openxmlformats.org/drawingml/2006/picture" xmlns:r="http://schemas.openxmlformats.org/officeDocument/2006/relationships" xmlns:s="http://schemas.openxmlformats.org/officeDocument/2006/sharedTypes" xmlns:sl="http://schemas.openxmlformats.org/schemaLibrary/2006/main" xmlns:v="urn:schemas-microsoft-com:vml" xmlns:w="http://schemas.openxmlformats.org/wordprocessingml/2006/main" xmlns:w10="urn:schemas-microsoft-com:office:word" xmlns:w14="http://schemas.microsoft.com/office/word/2010/wordml" xmlns:w15="http://schemas.microsoft.com/office/word/2012/wordml" xmlns:wp="http://schemas.openxmlformats.org/drawingml/2006/wordprocessingDrawing" xmlns:wpg="http://schemas.microsoft.com/office/word/2010/wordprocessingGroup" xmlns:wps="http://schemas.microsoft.com/office/word/2010/wordprocessingShape" xmlns:x="urn:schemas-microsoft-com:office:excel" xmlns:x12ac="http://schemas.microsoft.com/office/spreadsheetml/2011/1/ac" xmlns:x14="http://schemas.microsoft.com/office/spreadsheetml/2009/9/main" xmlns:xdr="http://schemas.openxmlformats.org/drawingml/2006/spreadsheetDrawing" xmlns:xm="http://schemas.microsoft.com/office/excel/2006/main"/>
           </mc:Fallback>
         </mc:AlternateContent>
@@ -2495,14 +2283,25 @@
           <w:sz w:val="24"/>
         </w:rPr>
       </w:pPr>
-      <w:r>
-        <w:rPr>
-          <w:rFonts w:ascii="Times New Roman" w:hAnsi="Times New Roman"/>
-          <w:b/>
-          <w:color w:val="000000" w:themeColor="text1"/>
-          <w:sz w:val="24"/>
-        </w:rPr>
-        <w:t xml:space="preserve">ГРОМКО ХОРОМ ВСЕ ВМЕСТЕ. </w:t>
+      <w:bookmarkStart w:id="0" w:name="_GoBack"/>
+      <w:r>
+        <w:rPr>
+          <w:rFonts w:ascii="Times New Roman" w:hAnsi="Times New Roman"/>
+          <w:b/>
+          <w:color w:val="000000" w:themeColor="text1"/>
+          <w:sz w:val="24"/>
+        </w:rPr>
+        <w:t>ГРОМКО ХОРОМ ВСЕ ВМЕСТЕ</w:t>
+      </w:r>
+      <w:bookmarkEnd w:id="0"/>
+      <w:r>
+        <w:rPr>
+          <w:rFonts w:ascii="Times New Roman" w:hAnsi="Times New Roman"/>
+          <w:b/>
+          <w:color w:val="000000" w:themeColor="text1"/>
+          <w:sz w:val="24"/>
+        </w:rPr>
+        <w:t xml:space="preserve">. </w:t>
       </w:r>
       <w:r>
         <w:rPr>
@@ -4303,7 +4102,6 @@
   </w:style>
   <w:style w:type="paragraph" w:customStyle="1" w:styleId="13">
     <w:name w:val="Основной шрифт абзаца1"/>
-    <w:link w:val="a9"/>
   </w:style>
   <w:style w:type="paragraph" w:styleId="a9">
     <w:name w:val="Subtitle"/>

--- a/Документация/Текст для выступления-1.docx
+++ b/Документация/Текст для выступления-1.docx
@@ -81,7 +81,48 @@
           <w:color w:val="000000" w:themeColor="text1"/>
           <w:sz w:val="24"/>
         </w:rPr>
-        <w:t xml:space="preserve"> класса ГБОУ Школы №2065, представляем наш проект — текстовую ролевую игру, разработанную на языке </w:t>
+        <w:t xml:space="preserve"> класса ГБОУ Школы №2065, представляем наш проект —</w:t>
+      </w:r>
+      <w:r>
+        <w:rPr>
+          <w:rFonts w:ascii="Times New Roman" w:hAnsi="Times New Roman"/>
+          <w:color w:val="000000" w:themeColor="text1"/>
+          <w:sz w:val="24"/>
+        </w:rPr>
+        <w:t xml:space="preserve"> </w:t>
+      </w:r>
+      <w:r>
+        <w:rPr>
+          <w:rFonts w:ascii="Times New Roman" w:hAnsi="Times New Roman"/>
+          <w:color w:val="000000" w:themeColor="text1"/>
+          <w:sz w:val="24"/>
+        </w:rPr>
+        <w:t>многопользовательскую 2</w:t>
+      </w:r>
+      <w:r>
+        <w:rPr>
+          <w:rFonts w:ascii="Times New Roman" w:hAnsi="Times New Roman"/>
+          <w:color w:val="000000" w:themeColor="text1"/>
+          <w:sz w:val="24"/>
+          <w:lang w:val="en-US"/>
+        </w:rPr>
+        <w:t>D</w:t>
+      </w:r>
+      <w:r>
+        <w:rPr>
+          <w:rFonts w:ascii="Times New Roman" w:hAnsi="Times New Roman"/>
+          <w:color w:val="000000" w:themeColor="text1"/>
+          <w:sz w:val="24"/>
+        </w:rPr>
+        <w:t xml:space="preserve"> онлайн игру,</w:t>
+      </w:r>
+      <w:r>
+        <w:rPr>
+          <w:rFonts w:ascii="Times New Roman" w:hAnsi="Times New Roman"/>
+          <w:color w:val="000000" w:themeColor="text1"/>
+          <w:sz w:val="24"/>
+        </w:rPr>
+        <w:t xml:space="preserve"> разработанную на языке </w:t>
       </w:r>
       <w:r>
         <w:rPr>
@@ -254,7 +295,7 @@
               </wp:inline>
             </w:drawing>
           </mc:Choice>
-          <mc:Fallback xmlns:a="http://schemas.openxmlformats.org/drawingml/2006/main" xmlns:a15="http://schemas.microsoft.com/office/drawing/2012/main" xmlns:asvg="http://schemas.microsoft.com/office/drawing/2016/SVG/main" xmlns:c="http://schemas.openxmlformats.org/drawingml/2006/chart" xmlns:co="http://ncloudtech.com" xmlns:co-ooxml="http://ncloudtech.com/ooxml" xmlns:p="http://schemas.openxmlformats.org/presentationml/2006/main" xmlns:pic="http://schemas.openxmlformats.org/drawingml/2006/picture" xmlns:s="http://schemas.openxmlformats.org/officeDocument/2006/sharedTypes" xmlns:sl="http://schemas.openxmlformats.org/schemaLibrary/2006/main" xmlns:x="urn:schemas-microsoft-com:office:excel" xmlns:x12ac="http://schemas.microsoft.com/office/spreadsheetml/2011/1/ac" xmlns:x14="http://schemas.microsoft.com/office/spreadsheetml/2009/9/main" xmlns:xdr="http://schemas.openxmlformats.org/drawingml/2006/spreadsheetDrawing" xmlns:xm="http://schemas.microsoft.com/office/excel/2006/main">
+          <mc:Fallback xmlns:xm="http://schemas.microsoft.com/office/excel/2006/main" xmlns:xdr="http://schemas.openxmlformats.org/drawingml/2006/spreadsheetDrawing" xmlns:x14="http://schemas.microsoft.com/office/spreadsheetml/2009/9/main" xmlns:x12ac="http://schemas.microsoft.com/office/spreadsheetml/2011/1/ac" xmlns:x="urn:schemas-microsoft-com:office:excel" xmlns:sl="http://schemas.openxmlformats.org/schemaLibrary/2006/main" xmlns:s="http://schemas.openxmlformats.org/officeDocument/2006/sharedTypes" xmlns:pic="http://schemas.openxmlformats.org/drawingml/2006/picture" xmlns:p="http://schemas.openxmlformats.org/presentationml/2006/main" xmlns:co-ooxml="http://ncloudtech.com/ooxml" xmlns:co="http://ncloudtech.com" xmlns:c="http://schemas.openxmlformats.org/drawingml/2006/chart" xmlns:asvg="http://schemas.microsoft.com/office/drawing/2016/SVG/main" xmlns:a15="http://schemas.microsoft.com/office/drawing/2012/main" xmlns:a="http://schemas.openxmlformats.org/drawingml/2006/main">
             <w:pict xmlns:a="http://schemas.openxmlformats.org/drawingml/2006/main" xmlns:a15="http://schemas.microsoft.com/office/drawing/2012/main" xmlns:asvg="http://schemas.microsoft.com/office/drawing/2016/SVG/main" xmlns:c="http://schemas.openxmlformats.org/drawingml/2006/chart" xmlns:co="http://ncloudtech.com" xmlns:co-ooxml="http://ncloudtech.com/ooxml" xmlns:m="http://schemas.openxmlformats.org/officeDocument/2006/math" xmlns:mc="http://schemas.openxmlformats.org/markup-compatibility/2006" xmlns:o="urn:schemas-microsoft-com:office:office" xmlns:p="http://schemas.openxmlformats.org/presentationml/2006/main" xmlns:pic="http://schemas.openxmlformats.org/drawingml/2006/picture" xmlns:r="http://schemas.openxmlformats.org/officeDocument/2006/relationships" xmlns:s="http://schemas.openxmlformats.org/officeDocument/2006/sharedTypes" xmlns:sl="http://schemas.openxmlformats.org/schemaLibrary/2006/main" xmlns:v="urn:schemas-microsoft-com:vml" xmlns:w="http://schemas.openxmlformats.org/wordprocessingml/2006/main" xmlns:w10="urn:schemas-microsoft-com:office:word" xmlns:w14="http://schemas.microsoft.com/office/word/2010/wordml" xmlns:w15="http://schemas.microsoft.com/office/word/2012/wordml" xmlns:wp="http://schemas.openxmlformats.org/drawingml/2006/wordprocessingDrawing" xmlns:wpg="http://schemas.microsoft.com/office/word/2010/wordprocessingGroup" xmlns:wps="http://schemas.microsoft.com/office/word/2010/wordprocessingShape" xmlns:x="urn:schemas-microsoft-com:office:excel" xmlns:x12ac="http://schemas.microsoft.com/office/spreadsheetml/2011/1/ac" xmlns:x14="http://schemas.microsoft.com/office/spreadsheetml/2009/9/main" xmlns:xdr="http://schemas.openxmlformats.org/drawingml/2006/spreadsheetDrawing" xmlns:xm="http://schemas.microsoft.com/office/excel/2006/main"/>
           </mc:Fallback>
         </mc:AlternateContent>
@@ -435,7 +476,7 @@
               </wp:inline>
             </w:drawing>
           </mc:Choice>
-          <mc:Fallback xmlns:a="http://schemas.openxmlformats.org/drawingml/2006/main" xmlns:a15="http://schemas.microsoft.com/office/drawing/2012/main" xmlns:asvg="http://schemas.microsoft.com/office/drawing/2016/SVG/main" xmlns:c="http://schemas.openxmlformats.org/drawingml/2006/chart" xmlns:co="http://ncloudtech.com" xmlns:co-ooxml="http://ncloudtech.com/ooxml" xmlns:p="http://schemas.openxmlformats.org/presentationml/2006/main" xmlns:pic="http://schemas.openxmlformats.org/drawingml/2006/picture" xmlns:s="http://schemas.openxmlformats.org/officeDocument/2006/sharedTypes" xmlns:sl="http://schemas.openxmlformats.org/schemaLibrary/2006/main" xmlns:x="urn:schemas-microsoft-com:office:excel" xmlns:x12ac="http://schemas.microsoft.com/office/spreadsheetml/2011/1/ac" xmlns:x14="http://schemas.microsoft.com/office/spreadsheetml/2009/9/main" xmlns:xdr="http://schemas.openxmlformats.org/drawingml/2006/spreadsheetDrawing" xmlns:xm="http://schemas.microsoft.com/office/excel/2006/main">
+          <mc:Fallback xmlns:xm="http://schemas.microsoft.com/office/excel/2006/main" xmlns:xdr="http://schemas.openxmlformats.org/drawingml/2006/spreadsheetDrawing" xmlns:x14="http://schemas.microsoft.com/office/spreadsheetml/2009/9/main" xmlns:x12ac="http://schemas.microsoft.com/office/spreadsheetml/2011/1/ac" xmlns:x="urn:schemas-microsoft-com:office:excel" xmlns:sl="http://schemas.openxmlformats.org/schemaLibrary/2006/main" xmlns:s="http://schemas.openxmlformats.org/officeDocument/2006/sharedTypes" xmlns:pic="http://schemas.openxmlformats.org/drawingml/2006/picture" xmlns:p="http://schemas.openxmlformats.org/presentationml/2006/main" xmlns:co-ooxml="http://ncloudtech.com/ooxml" xmlns:co="http://ncloudtech.com" xmlns:c="http://schemas.openxmlformats.org/drawingml/2006/chart" xmlns:asvg="http://schemas.microsoft.com/office/drawing/2016/SVG/main" xmlns:a15="http://schemas.microsoft.com/office/drawing/2012/main" xmlns:a="http://schemas.openxmlformats.org/drawingml/2006/main">
             <w:pict xmlns:a="http://schemas.openxmlformats.org/drawingml/2006/main" xmlns:a15="http://schemas.microsoft.com/office/drawing/2012/main" xmlns:asvg="http://schemas.microsoft.com/office/drawing/2016/SVG/main" xmlns:c="http://schemas.openxmlformats.org/drawingml/2006/chart" xmlns:co="http://ncloudtech.com" xmlns:co-ooxml="http://ncloudtech.com/ooxml" xmlns:m="http://schemas.openxmlformats.org/officeDocument/2006/math" xmlns:mc="http://schemas.openxmlformats.org/markup-compatibility/2006" xmlns:o="urn:schemas-microsoft-com:office:office" xmlns:p="http://schemas.openxmlformats.org/presentationml/2006/main" xmlns:pic="http://schemas.openxmlformats.org/drawingml/2006/picture" xmlns:r="http://schemas.openxmlformats.org/officeDocument/2006/relationships" xmlns:s="http://schemas.openxmlformats.org/officeDocument/2006/sharedTypes" xmlns:sl="http://schemas.openxmlformats.org/schemaLibrary/2006/main" xmlns:v="urn:schemas-microsoft-com:vml" xmlns:w="http://schemas.openxmlformats.org/wordprocessingml/2006/main" xmlns:w10="urn:schemas-microsoft-com:office:word" xmlns:w14="http://schemas.microsoft.com/office/word/2010/wordml" xmlns:w15="http://schemas.microsoft.com/office/word/2012/wordml" xmlns:wp="http://schemas.openxmlformats.org/drawingml/2006/wordprocessingDrawing" xmlns:wpg="http://schemas.microsoft.com/office/word/2010/wordprocessingGroup" xmlns:wps="http://schemas.microsoft.com/office/word/2010/wordprocessingShape" xmlns:x="urn:schemas-microsoft-com:office:excel" xmlns:x12ac="http://schemas.microsoft.com/office/spreadsheetml/2011/1/ac" xmlns:x14="http://schemas.microsoft.com/office/spreadsheetml/2009/9/main" xmlns:xdr="http://schemas.openxmlformats.org/drawingml/2006/spreadsheetDrawing" xmlns:xm="http://schemas.microsoft.com/office/excel/2006/main"/>
           </mc:Fallback>
         </mc:AlternateContent>
@@ -515,39 +556,41 @@
     <w:p>
       <w:pPr>
         <w:spacing w:before="206" w:after="206" w:line="429" w:lineRule="atLeast"/>
-        <w:jc w:val="both"/>
-        <w:rPr>
-          <w:rFonts w:ascii="Times New Roman" w:hAnsi="Times New Roman"/>
-          <w:color w:val="000000" w:themeColor="text1"/>
-          <w:sz w:val="24"/>
-        </w:rPr>
-      </w:pPr>
-      <w:r>
-        <w:rPr>
-          <w:rFonts w:ascii="Times New Roman" w:hAnsi="Times New Roman"/>
-          <w:color w:val="000000" w:themeColor="text1"/>
-          <w:sz w:val="24"/>
-        </w:rPr>
-        <w:t>создание текстовой игры с использованием картинок и музыки на языке «Python» с помощью модуля «Pygame»;</w:t>
+        <w:ind w:firstLine="708"/>
+        <w:jc w:val="both"/>
+        <w:rPr>
+          <w:rFonts w:ascii="Times New Roman" w:hAnsi="Times New Roman"/>
+          <w:color w:val="000000" w:themeColor="text1"/>
+          <w:sz w:val="24"/>
+        </w:rPr>
+      </w:pPr>
+      <w:r>
+        <w:rPr>
+          <w:rFonts w:ascii="Times New Roman" w:hAnsi="Times New Roman"/>
+          <w:color w:val="000000" w:themeColor="text1"/>
+          <w:sz w:val="24"/>
+        </w:rPr>
+        <w:t>Разработать прототип многопользовательской онлайн 2D-игры на «python» с клиент-серверной архитектурой, демонстрирующий реализацию сетевого взаимодействия в реальном времени, управление игровым состоянием на сервере и отзывчивый графический интерфейс в клиенте.</w:t>
       </w:r>
     </w:p>
     <w:p>
       <w:pPr>
         <w:spacing w:before="206" w:after="206" w:line="429" w:lineRule="atLeast"/>
-        <w:jc w:val="both"/>
-        <w:rPr>
-          <w:rFonts w:ascii="Times New Roman" w:hAnsi="Times New Roman"/>
-          <w:color w:val="000000" w:themeColor="text1"/>
-          <w:sz w:val="24"/>
-        </w:rPr>
-      </w:pPr>
-      <w:r>
-        <w:rPr>
-          <w:rFonts w:ascii="Times New Roman" w:hAnsi="Times New Roman"/>
-          <w:color w:val="000000" w:themeColor="text1"/>
-          <w:sz w:val="24"/>
-        </w:rPr>
-        <w:t xml:space="preserve">Новизна игры заключается в использовании </w:t>
+        <w:ind w:firstLine="708"/>
+        <w:jc w:val="both"/>
+        <w:rPr>
+          <w:rFonts w:ascii="Times New Roman" w:hAnsi="Times New Roman"/>
+          <w:color w:val="000000" w:themeColor="text1"/>
+          <w:sz w:val="24"/>
+        </w:rPr>
+      </w:pPr>
+      <w:r>
+        <w:rPr>
+          <w:rFonts w:ascii="Times New Roman" w:hAnsi="Times New Roman"/>
+          <w:color w:val="000000" w:themeColor="text1"/>
+          <w:sz w:val="24"/>
+        </w:rPr>
+        <w:t xml:space="preserve">Новизна проектной работы заключается в исследовании и реализации клиент-серверной архитектуры, где высокопроизводительный сервер реального времени, написанный на языке «Go» (язык, известный своей эффективностью в конкурентных сетевых задачах) взаимодействует с быстрым для </w:t>
       </w:r>
       <w:proofErr w:type="spellStart"/>
       <w:r>
@@ -556,7 +599,7 @@
           <w:color w:val="000000" w:themeColor="text1"/>
           <w:sz w:val="24"/>
         </w:rPr>
-        <w:t>нейросетевых</w:t>
+        <w:t>прототипирования</w:t>
       </w:r>
       <w:proofErr w:type="spellEnd"/>
       <w:r>
@@ -565,7 +608,7 @@
           <w:color w:val="000000" w:themeColor="text1"/>
           <w:sz w:val="24"/>
         </w:rPr>
-        <w:t xml:space="preserve"> технологий для упрощения процесса разработки.</w:t>
+        <w:t xml:space="preserve"> клиентом на языке «python».</w:t>
       </w:r>
     </w:p>
     <w:p>
@@ -640,7 +683,7 @@
               </wp:inline>
             </w:drawing>
           </mc:Choice>
-          <mc:Fallback xmlns:a="http://schemas.openxmlformats.org/drawingml/2006/main" xmlns:a15="http://schemas.microsoft.com/office/drawing/2012/main" xmlns:asvg="http://schemas.microsoft.com/office/drawing/2016/SVG/main" xmlns:c="http://schemas.openxmlformats.org/drawingml/2006/chart" xmlns:co="http://ncloudtech.com" xmlns:co-ooxml="http://ncloudtech.com/ooxml" xmlns:p="http://schemas.openxmlformats.org/presentationml/2006/main" xmlns:pic="http://schemas.openxmlformats.org/drawingml/2006/picture" xmlns:s="http://schemas.openxmlformats.org/officeDocument/2006/sharedTypes" xmlns:sl="http://schemas.openxmlformats.org/schemaLibrary/2006/main" xmlns:x="urn:schemas-microsoft-com:office:excel" xmlns:x12ac="http://schemas.microsoft.com/office/spreadsheetml/2011/1/ac" xmlns:x14="http://schemas.microsoft.com/office/spreadsheetml/2009/9/main" xmlns:xdr="http://schemas.openxmlformats.org/drawingml/2006/spreadsheetDrawing" xmlns:xm="http://schemas.microsoft.com/office/excel/2006/main">
+          <mc:Fallback xmlns:xm="http://schemas.microsoft.com/office/excel/2006/main" xmlns:xdr="http://schemas.openxmlformats.org/drawingml/2006/spreadsheetDrawing" xmlns:x14="http://schemas.microsoft.com/office/spreadsheetml/2009/9/main" xmlns:x12ac="http://schemas.microsoft.com/office/spreadsheetml/2011/1/ac" xmlns:x="urn:schemas-microsoft-com:office:excel" xmlns:sl="http://schemas.openxmlformats.org/schemaLibrary/2006/main" xmlns:s="http://schemas.openxmlformats.org/officeDocument/2006/sharedTypes" xmlns:pic="http://schemas.openxmlformats.org/drawingml/2006/picture" xmlns:p="http://schemas.openxmlformats.org/presentationml/2006/main" xmlns:co-ooxml="http://ncloudtech.com/ooxml" xmlns:co="http://ncloudtech.com" xmlns:c="http://schemas.openxmlformats.org/drawingml/2006/chart" xmlns:asvg="http://schemas.microsoft.com/office/drawing/2016/SVG/main" xmlns:a15="http://schemas.microsoft.com/office/drawing/2012/main" xmlns:a="http://schemas.openxmlformats.org/drawingml/2006/main">
             <w:pict xmlns:a="http://schemas.openxmlformats.org/drawingml/2006/main" xmlns:a15="http://schemas.microsoft.com/office/drawing/2012/main" xmlns:asvg="http://schemas.microsoft.com/office/drawing/2016/SVG/main" xmlns:c="http://schemas.openxmlformats.org/drawingml/2006/chart" xmlns:co="http://ncloudtech.com" xmlns:co-ooxml="http://ncloudtech.com/ooxml" xmlns:m="http://schemas.openxmlformats.org/officeDocument/2006/math" xmlns:mc="http://schemas.openxmlformats.org/markup-compatibility/2006" xmlns:o="urn:schemas-microsoft-com:office:office" xmlns:p="http://schemas.openxmlformats.org/presentationml/2006/main" xmlns:pic="http://schemas.openxmlformats.org/drawingml/2006/picture" xmlns:r="http://schemas.openxmlformats.org/officeDocument/2006/relationships" xmlns:s="http://schemas.openxmlformats.org/officeDocument/2006/sharedTypes" xmlns:sl="http://schemas.openxmlformats.org/schemaLibrary/2006/main" xmlns:v="urn:schemas-microsoft-com:vml" xmlns:w="http://schemas.openxmlformats.org/wordprocessingml/2006/main" xmlns:w10="urn:schemas-microsoft-com:office:word" xmlns:w14="http://schemas.microsoft.com/office/word/2010/wordml" xmlns:w15="http://schemas.microsoft.com/office/word/2012/wordml" xmlns:wp="http://schemas.openxmlformats.org/drawingml/2006/wordprocessingDrawing" xmlns:wpg="http://schemas.microsoft.com/office/word/2010/wordprocessingGroup" xmlns:wps="http://schemas.microsoft.com/office/word/2010/wordprocessingShape" xmlns:x="urn:schemas-microsoft-com:office:excel" xmlns:x12ac="http://schemas.microsoft.com/office/spreadsheetml/2011/1/ac" xmlns:x14="http://schemas.microsoft.com/office/spreadsheetml/2009/9/main" xmlns:xdr="http://schemas.openxmlformats.org/drawingml/2006/spreadsheetDrawing" xmlns:xm="http://schemas.microsoft.com/office/excel/2006/main"/>
           </mc:Fallback>
         </mc:AlternateContent>
@@ -944,7 +987,7 @@
               </wp:inline>
             </w:drawing>
           </mc:Choice>
-          <mc:Fallback xmlns:a="http://schemas.openxmlformats.org/drawingml/2006/main" xmlns:a15="http://schemas.microsoft.com/office/drawing/2012/main" xmlns:asvg="http://schemas.microsoft.com/office/drawing/2016/SVG/main" xmlns:c="http://schemas.openxmlformats.org/drawingml/2006/chart" xmlns:co="http://ncloudtech.com" xmlns:co-ooxml="http://ncloudtech.com/ooxml" xmlns:p="http://schemas.openxmlformats.org/presentationml/2006/main" xmlns:pic="http://schemas.openxmlformats.org/drawingml/2006/picture" xmlns:s="http://schemas.openxmlformats.org/officeDocument/2006/sharedTypes" xmlns:sl="http://schemas.openxmlformats.org/schemaLibrary/2006/main" xmlns:x="urn:schemas-microsoft-com:office:excel" xmlns:x12ac="http://schemas.microsoft.com/office/spreadsheetml/2011/1/ac" xmlns:x14="http://schemas.microsoft.com/office/spreadsheetml/2009/9/main" xmlns:xdr="http://schemas.openxmlformats.org/drawingml/2006/spreadsheetDrawing" xmlns:xm="http://schemas.microsoft.com/office/excel/2006/main">
+          <mc:Fallback xmlns:xm="http://schemas.microsoft.com/office/excel/2006/main" xmlns:xdr="http://schemas.openxmlformats.org/drawingml/2006/spreadsheetDrawing" xmlns:x14="http://schemas.microsoft.com/office/spreadsheetml/2009/9/main" xmlns:x12ac="http://schemas.microsoft.com/office/spreadsheetml/2011/1/ac" xmlns:x="urn:schemas-microsoft-com:office:excel" xmlns:sl="http://schemas.openxmlformats.org/schemaLibrary/2006/main" xmlns:s="http://schemas.openxmlformats.org/officeDocument/2006/sharedTypes" xmlns:pic="http://schemas.openxmlformats.org/drawingml/2006/picture" xmlns:p="http://schemas.openxmlformats.org/presentationml/2006/main" xmlns:co-ooxml="http://ncloudtech.com/ooxml" xmlns:co="http://ncloudtech.com" xmlns:c="http://schemas.openxmlformats.org/drawingml/2006/chart" xmlns:asvg="http://schemas.microsoft.com/office/drawing/2016/SVG/main" xmlns:a15="http://schemas.microsoft.com/office/drawing/2012/main" xmlns:a="http://schemas.openxmlformats.org/drawingml/2006/main">
             <w:pict xmlns:a="http://schemas.openxmlformats.org/drawingml/2006/main" xmlns:a15="http://schemas.microsoft.com/office/drawing/2012/main" xmlns:asvg="http://schemas.microsoft.com/office/drawing/2016/SVG/main" xmlns:c="http://schemas.openxmlformats.org/drawingml/2006/chart" xmlns:co="http://ncloudtech.com" xmlns:co-ooxml="http://ncloudtech.com/ooxml" xmlns:m="http://schemas.openxmlformats.org/officeDocument/2006/math" xmlns:mc="http://schemas.openxmlformats.org/markup-compatibility/2006" xmlns:o="urn:schemas-microsoft-com:office:office" xmlns:p="http://schemas.openxmlformats.org/presentationml/2006/main" xmlns:pic="http://schemas.openxmlformats.org/drawingml/2006/picture" xmlns:r="http://schemas.openxmlformats.org/officeDocument/2006/relationships" xmlns:s="http://schemas.openxmlformats.org/officeDocument/2006/sharedTypes" xmlns:sl="http://schemas.openxmlformats.org/schemaLibrary/2006/main" xmlns:v="urn:schemas-microsoft-com:vml" xmlns:w="http://schemas.openxmlformats.org/wordprocessingml/2006/main" xmlns:w10="urn:schemas-microsoft-com:office:word" xmlns:w14="http://schemas.microsoft.com/office/word/2010/wordml" xmlns:w15="http://schemas.microsoft.com/office/word/2012/wordml" xmlns:wp="http://schemas.openxmlformats.org/drawingml/2006/wordprocessingDrawing" xmlns:wpg="http://schemas.microsoft.com/office/word/2010/wordprocessingGroup" xmlns:wps="http://schemas.microsoft.com/office/word/2010/wordprocessingShape" xmlns:x="urn:schemas-microsoft-com:office:excel" xmlns:x12ac="http://schemas.microsoft.com/office/spreadsheetml/2011/1/ac" xmlns:x14="http://schemas.microsoft.com/office/spreadsheetml/2009/9/main" xmlns:xdr="http://schemas.openxmlformats.org/drawingml/2006/spreadsheetDrawing" xmlns:xm="http://schemas.microsoft.com/office/excel/2006/main"/>
           </mc:Fallback>
         </mc:AlternateContent>
@@ -1007,7 +1050,6 @@
           <w:color w:val="000000" w:themeColor="text1"/>
           <w:sz w:val="24"/>
         </w:rPr>
-        <w:lastRenderedPageBreak/>
         <w:t>Слайды 5-6: Алгоритм работы игры</w:t>
       </w:r>
     </w:p>
@@ -1019,6 +1061,7 @@
           <w:rFonts w:ascii="Times New Roman" w:hAnsi="Times New Roman"/>
           <w:color w:val="000000" w:themeColor="text1"/>
           <w:sz w:val="24"/>
+          <w:lang w:val="en-US"/>
         </w:rPr>
       </w:pPr>
       <w:r>
@@ -1056,6 +1099,8 @@
         </w:rPr>
         <w:t>, где игрок может:</w:t>
       </w:r>
+      <w:bookmarkStart w:id="0" w:name="_GoBack"/>
+      <w:bookmarkEnd w:id="0"/>
     </w:p>
     <w:p>
       <w:pPr>
@@ -1077,7 +1122,23 @@
           <w:color w:val="000000" w:themeColor="text1"/>
           <w:sz w:val="24"/>
         </w:rPr>
-        <w:t>Начать игру;</w:t>
+        <w:t>Начать игру</w:t>
+      </w:r>
+      <w:r>
+        <w:rPr>
+          <w:rFonts w:ascii="Times New Roman" w:hAnsi="Times New Roman"/>
+          <w:color w:val="000000" w:themeColor="text1"/>
+          <w:sz w:val="24"/>
+        </w:rPr>
+        <w:t>, как одиночную, так и онлайн</w:t>
+      </w:r>
+      <w:r>
+        <w:rPr>
+          <w:rFonts w:ascii="Times New Roman" w:hAnsi="Times New Roman"/>
+          <w:color w:val="000000" w:themeColor="text1"/>
+          <w:sz w:val="24"/>
+        </w:rPr>
+        <w:t>;</w:t>
       </w:r>
     </w:p>
     <w:p>
@@ -1120,7 +1181,23 @@
           <w:color w:val="000000" w:themeColor="text1"/>
           <w:sz w:val="24"/>
         </w:rPr>
-        <w:t>После старта игрового процесса игроку рассказывается предыстория появления главного героя в мире игры. Предыстория сопровождается красочными изображениями. После этого игрок переходит к выбору класса персонажа и вступает в битву с противником.</w:t>
+        <w:t xml:space="preserve">После старта </w:t>
+      </w:r>
+      <w:r>
+        <w:rPr>
+          <w:rFonts w:ascii="Times New Roman" w:hAnsi="Times New Roman"/>
+          <w:color w:val="000000" w:themeColor="text1"/>
+          <w:sz w:val="24"/>
+        </w:rPr>
+        <w:t xml:space="preserve">одиночной игры </w:t>
+      </w:r>
+      <w:r>
+        <w:rPr>
+          <w:rFonts w:ascii="Times New Roman" w:hAnsi="Times New Roman"/>
+          <w:color w:val="000000" w:themeColor="text1"/>
+          <w:sz w:val="24"/>
+        </w:rPr>
+        <w:t>игроку рассказывается предыстория появления главного героя в мире игры. Предыстория сопровождается красочными изображениями. После этого игрок переходит к выбору класса персонажа и вступает в битву с противником.</w:t>
       </w:r>
     </w:p>
     <w:p>
@@ -1214,7 +1291,7 @@
               </wp:inline>
             </w:drawing>
           </mc:Choice>
-          <mc:Fallback xmlns:a="http://schemas.openxmlformats.org/drawingml/2006/main" xmlns:a15="http://schemas.microsoft.com/office/drawing/2012/main" xmlns:asvg="http://schemas.microsoft.com/office/drawing/2016/SVG/main" xmlns:c="http://schemas.openxmlformats.org/drawingml/2006/chart" xmlns:co="http://ncloudtech.com" xmlns:co-ooxml="http://ncloudtech.com/ooxml" xmlns:p="http://schemas.openxmlformats.org/presentationml/2006/main" xmlns:pic="http://schemas.openxmlformats.org/drawingml/2006/picture" xmlns:s="http://schemas.openxmlformats.org/officeDocument/2006/sharedTypes" xmlns:sl="http://schemas.openxmlformats.org/schemaLibrary/2006/main" xmlns:x="urn:schemas-microsoft-com:office:excel" xmlns:x12ac="http://schemas.microsoft.com/office/spreadsheetml/2011/1/ac" xmlns:x14="http://schemas.microsoft.com/office/spreadsheetml/2009/9/main" xmlns:xdr="http://schemas.openxmlformats.org/drawingml/2006/spreadsheetDrawing" xmlns:xm="http://schemas.microsoft.com/office/excel/2006/main">
+          <mc:Fallback xmlns:xm="http://schemas.microsoft.com/office/excel/2006/main" xmlns:xdr="http://schemas.openxmlformats.org/drawingml/2006/spreadsheetDrawing" xmlns:x14="http://schemas.microsoft.com/office/spreadsheetml/2009/9/main" xmlns:x12ac="http://schemas.microsoft.com/office/spreadsheetml/2011/1/ac" xmlns:x="urn:schemas-microsoft-com:office:excel" xmlns:sl="http://schemas.openxmlformats.org/schemaLibrary/2006/main" xmlns:s="http://schemas.openxmlformats.org/officeDocument/2006/sharedTypes" xmlns:pic="http://schemas.openxmlformats.org/drawingml/2006/picture" xmlns:p="http://schemas.openxmlformats.org/presentationml/2006/main" xmlns:co-ooxml="http://ncloudtech.com/ooxml" xmlns:co="http://ncloudtech.com" xmlns:c="http://schemas.openxmlformats.org/drawingml/2006/chart" xmlns:asvg="http://schemas.microsoft.com/office/drawing/2016/SVG/main" xmlns:a15="http://schemas.microsoft.com/office/drawing/2012/main" xmlns:a="http://schemas.openxmlformats.org/drawingml/2006/main">
             <w:pict xmlns:a="http://schemas.openxmlformats.org/drawingml/2006/main" xmlns:a15="http://schemas.microsoft.com/office/drawing/2012/main" xmlns:asvg="http://schemas.microsoft.com/office/drawing/2016/SVG/main" xmlns:c="http://schemas.openxmlformats.org/drawingml/2006/chart" xmlns:co="http://ncloudtech.com" xmlns:co-ooxml="http://ncloudtech.com/ooxml" xmlns:m="http://schemas.openxmlformats.org/officeDocument/2006/math" xmlns:mc="http://schemas.openxmlformats.org/markup-compatibility/2006" xmlns:o="urn:schemas-microsoft-com:office:office" xmlns:p="http://schemas.openxmlformats.org/presentationml/2006/main" xmlns:pic="http://schemas.openxmlformats.org/drawingml/2006/picture" xmlns:r="http://schemas.openxmlformats.org/officeDocument/2006/relationships" xmlns:s="http://schemas.openxmlformats.org/officeDocument/2006/sharedTypes" xmlns:sl="http://schemas.openxmlformats.org/schemaLibrary/2006/main" xmlns:v="urn:schemas-microsoft-com:vml" xmlns:w="http://schemas.openxmlformats.org/wordprocessingml/2006/main" xmlns:w10="urn:schemas-microsoft-com:office:word" xmlns:w14="http://schemas.microsoft.com/office/word/2010/wordml" xmlns:w15="http://schemas.microsoft.com/office/word/2012/wordml" xmlns:wp="http://schemas.openxmlformats.org/drawingml/2006/wordprocessingDrawing" xmlns:wpg="http://schemas.microsoft.com/office/word/2010/wordprocessingGroup" xmlns:wps="http://schemas.microsoft.com/office/word/2010/wordprocessingShape" xmlns:x="urn:schemas-microsoft-com:office:excel" xmlns:x12ac="http://schemas.microsoft.com/office/spreadsheetml/2011/1/ac" xmlns:x14="http://schemas.microsoft.com/office/spreadsheetml/2009/9/main" xmlns:xdr="http://schemas.openxmlformats.org/drawingml/2006/spreadsheetDrawing" xmlns:xm="http://schemas.microsoft.com/office/excel/2006/main"/>
           </mc:Fallback>
         </mc:AlternateContent>
@@ -1408,6 +1485,7 @@
           <w:color w:val="000000" w:themeColor="text1"/>
           <w:sz w:val="24"/>
         </w:rPr>
+        <w:lastRenderedPageBreak/>
         <w:t>Воин</w:t>
       </w:r>
       <w:r>
@@ -1519,7 +1597,6 @@
           <w:color w:val="000000" w:themeColor="text1"/>
           <w:sz w:val="24"/>
         </w:rPr>
-        <w:lastRenderedPageBreak/>
         <mc:AlternateContent>
           <mc:Choice Requires="wps">
             <w:drawing>
@@ -1556,7 +1633,7 @@
               </wp:inline>
             </w:drawing>
           </mc:Choice>
-          <mc:Fallback xmlns:a="http://schemas.openxmlformats.org/drawingml/2006/main" xmlns:a15="http://schemas.microsoft.com/office/drawing/2012/main" xmlns:asvg="http://schemas.microsoft.com/office/drawing/2016/SVG/main" xmlns:c="http://schemas.openxmlformats.org/drawingml/2006/chart" xmlns:co="http://ncloudtech.com" xmlns:co-ooxml="http://ncloudtech.com/ooxml" xmlns:p="http://schemas.openxmlformats.org/presentationml/2006/main" xmlns:pic="http://schemas.openxmlformats.org/drawingml/2006/picture" xmlns:s="http://schemas.openxmlformats.org/officeDocument/2006/sharedTypes" xmlns:sl="http://schemas.openxmlformats.org/schemaLibrary/2006/main" xmlns:x="urn:schemas-microsoft-com:office:excel" xmlns:x12ac="http://schemas.microsoft.com/office/spreadsheetml/2011/1/ac" xmlns:x14="http://schemas.microsoft.com/office/spreadsheetml/2009/9/main" xmlns:xdr="http://schemas.openxmlformats.org/drawingml/2006/spreadsheetDrawing" xmlns:xm="http://schemas.microsoft.com/office/excel/2006/main">
+          <mc:Fallback xmlns:xm="http://schemas.microsoft.com/office/excel/2006/main" xmlns:xdr="http://schemas.openxmlformats.org/drawingml/2006/spreadsheetDrawing" xmlns:x14="http://schemas.microsoft.com/office/spreadsheetml/2009/9/main" xmlns:x12ac="http://schemas.microsoft.com/office/spreadsheetml/2011/1/ac" xmlns:x="urn:schemas-microsoft-com:office:excel" xmlns:sl="http://schemas.openxmlformats.org/schemaLibrary/2006/main" xmlns:s="http://schemas.openxmlformats.org/officeDocument/2006/sharedTypes" xmlns:pic="http://schemas.openxmlformats.org/drawingml/2006/picture" xmlns:p="http://schemas.openxmlformats.org/presentationml/2006/main" xmlns:co-ooxml="http://ncloudtech.com/ooxml" xmlns:co="http://ncloudtech.com" xmlns:c="http://schemas.openxmlformats.org/drawingml/2006/chart" xmlns:asvg="http://schemas.microsoft.com/office/drawing/2016/SVG/main" xmlns:a15="http://schemas.microsoft.com/office/drawing/2012/main" xmlns:a="http://schemas.openxmlformats.org/drawingml/2006/main">
             <w:pict xmlns:a="http://schemas.openxmlformats.org/drawingml/2006/main" xmlns:a15="http://schemas.microsoft.com/office/drawing/2012/main" xmlns:asvg="http://schemas.microsoft.com/office/drawing/2016/SVG/main" xmlns:c="http://schemas.openxmlformats.org/drawingml/2006/chart" xmlns:co="http://ncloudtech.com" xmlns:co-ooxml="http://ncloudtech.com/ooxml" xmlns:m="http://schemas.openxmlformats.org/officeDocument/2006/math" xmlns:mc="http://schemas.openxmlformats.org/markup-compatibility/2006" xmlns:o="urn:schemas-microsoft-com:office:office" xmlns:p="http://schemas.openxmlformats.org/presentationml/2006/main" xmlns:pic="http://schemas.openxmlformats.org/drawingml/2006/picture" xmlns:r="http://schemas.openxmlformats.org/officeDocument/2006/relationships" xmlns:s="http://schemas.openxmlformats.org/officeDocument/2006/sharedTypes" xmlns:sl="http://schemas.openxmlformats.org/schemaLibrary/2006/main" xmlns:v="urn:schemas-microsoft-com:vml" xmlns:w="http://schemas.openxmlformats.org/wordprocessingml/2006/main" xmlns:w10="urn:schemas-microsoft-com:office:word" xmlns:w14="http://schemas.microsoft.com/office/word/2010/wordml" xmlns:w15="http://schemas.microsoft.com/office/word/2012/wordml" xmlns:wp="http://schemas.openxmlformats.org/drawingml/2006/wordprocessingDrawing" xmlns:wpg="http://schemas.microsoft.com/office/word/2010/wordprocessingGroup" xmlns:wps="http://schemas.microsoft.com/office/word/2010/wordprocessingShape" xmlns:x="urn:schemas-microsoft-com:office:excel" xmlns:x12ac="http://schemas.microsoft.com/office/spreadsheetml/2011/1/ac" xmlns:x14="http://schemas.microsoft.com/office/spreadsheetml/2009/9/main" xmlns:xdr="http://schemas.openxmlformats.org/drawingml/2006/spreadsheetDrawing" xmlns:xm="http://schemas.microsoft.com/office/excel/2006/main"/>
           </mc:Fallback>
         </mc:AlternateContent>
@@ -1837,7 +1914,7 @@
               </wp:inline>
             </w:drawing>
           </mc:Choice>
-          <mc:Fallback xmlns:a="http://schemas.openxmlformats.org/drawingml/2006/main" xmlns:a15="http://schemas.microsoft.com/office/drawing/2012/main" xmlns:asvg="http://schemas.microsoft.com/office/drawing/2016/SVG/main" xmlns:c="http://schemas.openxmlformats.org/drawingml/2006/chart" xmlns:co="http://ncloudtech.com" xmlns:co-ooxml="http://ncloudtech.com/ooxml" xmlns:p="http://schemas.openxmlformats.org/presentationml/2006/main" xmlns:pic="http://schemas.openxmlformats.org/drawingml/2006/picture" xmlns:s="http://schemas.openxmlformats.org/officeDocument/2006/sharedTypes" xmlns:sl="http://schemas.openxmlformats.org/schemaLibrary/2006/main" xmlns:x="urn:schemas-microsoft-com:office:excel" xmlns:x12ac="http://schemas.microsoft.com/office/spreadsheetml/2011/1/ac" xmlns:x14="http://schemas.microsoft.com/office/spreadsheetml/2009/9/main" xmlns:xdr="http://schemas.openxmlformats.org/drawingml/2006/spreadsheetDrawing" xmlns:xm="http://schemas.microsoft.com/office/excel/2006/main">
+          <mc:Fallback xmlns:xm="http://schemas.microsoft.com/office/excel/2006/main" xmlns:xdr="http://schemas.openxmlformats.org/drawingml/2006/spreadsheetDrawing" xmlns:x14="http://schemas.microsoft.com/office/spreadsheetml/2009/9/main" xmlns:x12ac="http://schemas.microsoft.com/office/spreadsheetml/2011/1/ac" xmlns:x="urn:schemas-microsoft-com:office:excel" xmlns:sl="http://schemas.openxmlformats.org/schemaLibrary/2006/main" xmlns:s="http://schemas.openxmlformats.org/officeDocument/2006/sharedTypes" xmlns:pic="http://schemas.openxmlformats.org/drawingml/2006/picture" xmlns:p="http://schemas.openxmlformats.org/presentationml/2006/main" xmlns:co-ooxml="http://ncloudtech.com/ooxml" xmlns:co="http://ncloudtech.com" xmlns:c="http://schemas.openxmlformats.org/drawingml/2006/chart" xmlns:asvg="http://schemas.microsoft.com/office/drawing/2016/SVG/main" xmlns:a15="http://schemas.microsoft.com/office/drawing/2012/main" xmlns:a="http://schemas.openxmlformats.org/drawingml/2006/main">
             <w:pict xmlns:a="http://schemas.openxmlformats.org/drawingml/2006/main" xmlns:a15="http://schemas.microsoft.com/office/drawing/2012/main" xmlns:asvg="http://schemas.microsoft.com/office/drawing/2016/SVG/main" xmlns:c="http://schemas.openxmlformats.org/drawingml/2006/chart" xmlns:co="http://ncloudtech.com" xmlns:co-ooxml="http://ncloudtech.com/ooxml" xmlns:m="http://schemas.openxmlformats.org/officeDocument/2006/math" xmlns:mc="http://schemas.openxmlformats.org/markup-compatibility/2006" xmlns:o="urn:schemas-microsoft-com:office:office" xmlns:p="http://schemas.openxmlformats.org/presentationml/2006/main" xmlns:pic="http://schemas.openxmlformats.org/drawingml/2006/picture" xmlns:r="http://schemas.openxmlformats.org/officeDocument/2006/relationships" xmlns:s="http://schemas.openxmlformats.org/officeDocument/2006/sharedTypes" xmlns:sl="http://schemas.openxmlformats.org/schemaLibrary/2006/main" xmlns:v="urn:schemas-microsoft-com:vml" xmlns:w="http://schemas.openxmlformats.org/wordprocessingml/2006/main" xmlns:w10="urn:schemas-microsoft-com:office:word" xmlns:w14="http://schemas.microsoft.com/office/word/2010/wordml" xmlns:w15="http://schemas.microsoft.com/office/word/2012/wordml" xmlns:wp="http://schemas.openxmlformats.org/drawingml/2006/wordprocessingDrawing" xmlns:wpg="http://schemas.microsoft.com/office/word/2010/wordprocessingGroup" xmlns:wps="http://schemas.microsoft.com/office/word/2010/wordprocessingShape" xmlns:x="urn:schemas-microsoft-com:office:excel" xmlns:x12ac="http://schemas.microsoft.com/office/spreadsheetml/2011/1/ac" xmlns:x14="http://schemas.microsoft.com/office/spreadsheetml/2009/9/main" xmlns:xdr="http://schemas.openxmlformats.org/drawingml/2006/spreadsheetDrawing" xmlns:xm="http://schemas.microsoft.com/office/excel/2006/main"/>
           </mc:Fallback>
         </mc:AlternateContent>
@@ -1928,6 +2005,7 @@
           <w:color w:val="000000" w:themeColor="text1"/>
           <w:sz w:val="24"/>
         </w:rPr>
+        <w:lastRenderedPageBreak/>
         <w:t>Ярослав:</w:t>
       </w:r>
       <w:r>
@@ -1986,7 +2064,6 @@
           <w:color w:val="000000" w:themeColor="text1"/>
           <w:sz w:val="24"/>
         </w:rPr>
-        <w:lastRenderedPageBreak/>
         <mc:AlternateContent>
           <mc:Choice Requires="wps">
             <w:drawing>
@@ -2023,7 +2100,7 @@
               </wp:inline>
             </w:drawing>
           </mc:Choice>
-          <mc:Fallback xmlns:a="http://schemas.openxmlformats.org/drawingml/2006/main" xmlns:a15="http://schemas.microsoft.com/office/drawing/2012/main" xmlns:asvg="http://schemas.microsoft.com/office/drawing/2016/SVG/main" xmlns:c="http://schemas.openxmlformats.org/drawingml/2006/chart" xmlns:co="http://ncloudtech.com" xmlns:co-ooxml="http://ncloudtech.com/ooxml" xmlns:p="http://schemas.openxmlformats.org/presentationml/2006/main" xmlns:pic="http://schemas.openxmlformats.org/drawingml/2006/picture" xmlns:s="http://schemas.openxmlformats.org/officeDocument/2006/sharedTypes" xmlns:sl="http://schemas.openxmlformats.org/schemaLibrary/2006/main" xmlns:x="urn:schemas-microsoft-com:office:excel" xmlns:x12ac="http://schemas.microsoft.com/office/spreadsheetml/2011/1/ac" xmlns:x14="http://schemas.microsoft.com/office/spreadsheetml/2009/9/main" xmlns:xdr="http://schemas.openxmlformats.org/drawingml/2006/spreadsheetDrawing" xmlns:xm="http://schemas.microsoft.com/office/excel/2006/main">
+          <mc:Fallback xmlns:xm="http://schemas.microsoft.com/office/excel/2006/main" xmlns:xdr="http://schemas.openxmlformats.org/drawingml/2006/spreadsheetDrawing" xmlns:x14="http://schemas.microsoft.com/office/spreadsheetml/2009/9/main" xmlns:x12ac="http://schemas.microsoft.com/office/spreadsheetml/2011/1/ac" xmlns:x="urn:schemas-microsoft-com:office:excel" xmlns:sl="http://schemas.openxmlformats.org/schemaLibrary/2006/main" xmlns:s="http://schemas.openxmlformats.org/officeDocument/2006/sharedTypes" xmlns:pic="http://schemas.openxmlformats.org/drawingml/2006/picture" xmlns:p="http://schemas.openxmlformats.org/presentationml/2006/main" xmlns:co-ooxml="http://ncloudtech.com/ooxml" xmlns:co="http://ncloudtech.com" xmlns:c="http://schemas.openxmlformats.org/drawingml/2006/chart" xmlns:asvg="http://schemas.microsoft.com/office/drawing/2016/SVG/main" xmlns:a15="http://schemas.microsoft.com/office/drawing/2012/main" xmlns:a="http://schemas.openxmlformats.org/drawingml/2006/main">
             <w:pict xmlns:a="http://schemas.openxmlformats.org/drawingml/2006/main" xmlns:a15="http://schemas.microsoft.com/office/drawing/2012/main" xmlns:asvg="http://schemas.microsoft.com/office/drawing/2016/SVG/main" xmlns:c="http://schemas.openxmlformats.org/drawingml/2006/chart" xmlns:co="http://ncloudtech.com" xmlns:co-ooxml="http://ncloudtech.com/ooxml" xmlns:m="http://schemas.openxmlformats.org/officeDocument/2006/math" xmlns:mc="http://schemas.openxmlformats.org/markup-compatibility/2006" xmlns:o="urn:schemas-microsoft-com:office:office" xmlns:p="http://schemas.openxmlformats.org/presentationml/2006/main" xmlns:pic="http://schemas.openxmlformats.org/drawingml/2006/picture" xmlns:r="http://schemas.openxmlformats.org/officeDocument/2006/relationships" xmlns:s="http://schemas.openxmlformats.org/officeDocument/2006/sharedTypes" xmlns:sl="http://schemas.openxmlformats.org/schemaLibrary/2006/main" xmlns:v="urn:schemas-microsoft-com:vml" xmlns:w="http://schemas.openxmlformats.org/wordprocessingml/2006/main" xmlns:w10="urn:schemas-microsoft-com:office:word" xmlns:w14="http://schemas.microsoft.com/office/word/2010/wordml" xmlns:w15="http://schemas.microsoft.com/office/word/2012/wordml" xmlns:wp="http://schemas.openxmlformats.org/drawingml/2006/wordprocessingDrawing" xmlns:wpg="http://schemas.microsoft.com/office/word/2010/wordprocessingGroup" xmlns:wps="http://schemas.microsoft.com/office/word/2010/wordprocessingShape" xmlns:x="urn:schemas-microsoft-com:office:excel" xmlns:x12ac="http://schemas.microsoft.com/office/spreadsheetml/2011/1/ac" xmlns:x14="http://schemas.microsoft.com/office/spreadsheetml/2009/9/main" xmlns:xdr="http://schemas.openxmlformats.org/drawingml/2006/spreadsheetDrawing" xmlns:xm="http://schemas.microsoft.com/office/excel/2006/main"/>
           </mc:Fallback>
         </mc:AlternateContent>
@@ -2166,7 +2243,7 @@
               </wp:inline>
             </w:drawing>
           </mc:Choice>
-          <mc:Fallback xmlns:a="http://schemas.openxmlformats.org/drawingml/2006/main" xmlns:a15="http://schemas.microsoft.com/office/drawing/2012/main" xmlns:asvg="http://schemas.microsoft.com/office/drawing/2016/SVG/main" xmlns:c="http://schemas.openxmlformats.org/drawingml/2006/chart" xmlns:co="http://ncloudtech.com" xmlns:co-ooxml="http://ncloudtech.com/ooxml" xmlns:p="http://schemas.openxmlformats.org/presentationml/2006/main" xmlns:pic="http://schemas.openxmlformats.org/drawingml/2006/picture" xmlns:s="http://schemas.openxmlformats.org/officeDocument/2006/sharedTypes" xmlns:sl="http://schemas.openxmlformats.org/schemaLibrary/2006/main" xmlns:x="urn:schemas-microsoft-com:office:excel" xmlns:x12ac="http://schemas.microsoft.com/office/spreadsheetml/2011/1/ac" xmlns:x14="http://schemas.microsoft.com/office/spreadsheetml/2009/9/main" xmlns:xdr="http://schemas.openxmlformats.org/drawingml/2006/spreadsheetDrawing" xmlns:xm="http://schemas.microsoft.com/office/excel/2006/main">
+          <mc:Fallback xmlns:xm="http://schemas.microsoft.com/office/excel/2006/main" xmlns:xdr="http://schemas.openxmlformats.org/drawingml/2006/spreadsheetDrawing" xmlns:x14="http://schemas.microsoft.com/office/spreadsheetml/2009/9/main" xmlns:x12ac="http://schemas.microsoft.com/office/spreadsheetml/2011/1/ac" xmlns:x="urn:schemas-microsoft-com:office:excel" xmlns:sl="http://schemas.openxmlformats.org/schemaLibrary/2006/main" xmlns:s="http://schemas.openxmlformats.org/officeDocument/2006/sharedTypes" xmlns:pic="http://schemas.openxmlformats.org/drawingml/2006/picture" xmlns:p="http://schemas.openxmlformats.org/presentationml/2006/main" xmlns:co-ooxml="http://ncloudtech.com/ooxml" xmlns:co="http://ncloudtech.com" xmlns:c="http://schemas.openxmlformats.org/drawingml/2006/chart" xmlns:asvg="http://schemas.microsoft.com/office/drawing/2016/SVG/main" xmlns:a15="http://schemas.microsoft.com/office/drawing/2012/main" xmlns:a="http://schemas.openxmlformats.org/drawingml/2006/main">
             <w:pict xmlns:a="http://schemas.openxmlformats.org/drawingml/2006/main" xmlns:a15="http://schemas.microsoft.com/office/drawing/2012/main" xmlns:asvg="http://schemas.microsoft.com/office/drawing/2016/SVG/main" xmlns:c="http://schemas.openxmlformats.org/drawingml/2006/chart" xmlns:co="http://ncloudtech.com" xmlns:co-ooxml="http://ncloudtech.com/ooxml" xmlns:m="http://schemas.openxmlformats.org/officeDocument/2006/math" xmlns:mc="http://schemas.openxmlformats.org/markup-compatibility/2006" xmlns:o="urn:schemas-microsoft-com:office:office" xmlns:p="http://schemas.openxmlformats.org/presentationml/2006/main" xmlns:pic="http://schemas.openxmlformats.org/drawingml/2006/picture" xmlns:r="http://schemas.openxmlformats.org/officeDocument/2006/relationships" xmlns:s="http://schemas.openxmlformats.org/officeDocument/2006/sharedTypes" xmlns:sl="http://schemas.openxmlformats.org/schemaLibrary/2006/main" xmlns:v="urn:schemas-microsoft-com:vml" xmlns:w="http://schemas.openxmlformats.org/wordprocessingml/2006/main" xmlns:w10="urn:schemas-microsoft-com:office:word" xmlns:w14="http://schemas.microsoft.com/office/word/2010/wordml" xmlns:w15="http://schemas.microsoft.com/office/word/2012/wordml" xmlns:wp="http://schemas.openxmlformats.org/drawingml/2006/wordprocessingDrawing" xmlns:wpg="http://schemas.microsoft.com/office/word/2010/wordprocessingGroup" xmlns:wps="http://schemas.microsoft.com/office/word/2010/wordprocessingShape" xmlns:x="urn:schemas-microsoft-com:office:excel" xmlns:x12ac="http://schemas.microsoft.com/office/spreadsheetml/2011/1/ac" xmlns:x14="http://schemas.microsoft.com/office/spreadsheetml/2009/9/main" xmlns:xdr="http://schemas.openxmlformats.org/drawingml/2006/spreadsheetDrawing" xmlns:xm="http://schemas.microsoft.com/office/excel/2006/main"/>
           </mc:Fallback>
         </mc:AlternateContent>
@@ -2246,7 +2323,7 @@
               </wp:inline>
             </w:drawing>
           </mc:Choice>
-          <mc:Fallback xmlns:a="http://schemas.openxmlformats.org/drawingml/2006/main" xmlns:a15="http://schemas.microsoft.com/office/drawing/2012/main" xmlns:asvg="http://schemas.microsoft.com/office/drawing/2016/SVG/main" xmlns:c="http://schemas.openxmlformats.org/drawingml/2006/chart" xmlns:co="http://ncloudtech.com" xmlns:co-ooxml="http://ncloudtech.com/ooxml" xmlns:p="http://schemas.openxmlformats.org/presentationml/2006/main" xmlns:pic="http://schemas.openxmlformats.org/drawingml/2006/picture" xmlns:s="http://schemas.openxmlformats.org/officeDocument/2006/sharedTypes" xmlns:sl="http://schemas.openxmlformats.org/schemaLibrary/2006/main" xmlns:x="urn:schemas-microsoft-com:office:excel" xmlns:x12ac="http://schemas.microsoft.com/office/spreadsheetml/2011/1/ac" xmlns:x14="http://schemas.microsoft.com/office/spreadsheetml/2009/9/main" xmlns:xdr="http://schemas.openxmlformats.org/drawingml/2006/spreadsheetDrawing" xmlns:xm="http://schemas.microsoft.com/office/excel/2006/main">
+          <mc:Fallback xmlns:xm="http://schemas.microsoft.com/office/excel/2006/main" xmlns:xdr="http://schemas.openxmlformats.org/drawingml/2006/spreadsheetDrawing" xmlns:x14="http://schemas.microsoft.com/office/spreadsheetml/2009/9/main" xmlns:x12ac="http://schemas.microsoft.com/office/spreadsheetml/2011/1/ac" xmlns:x="urn:schemas-microsoft-com:office:excel" xmlns:sl="http://schemas.openxmlformats.org/schemaLibrary/2006/main" xmlns:s="http://schemas.openxmlformats.org/officeDocument/2006/sharedTypes" xmlns:pic="http://schemas.openxmlformats.org/drawingml/2006/picture" xmlns:p="http://schemas.openxmlformats.org/presentationml/2006/main" xmlns:co-ooxml="http://ncloudtech.com/ooxml" xmlns:co="http://ncloudtech.com" xmlns:c="http://schemas.openxmlformats.org/drawingml/2006/chart" xmlns:asvg="http://schemas.microsoft.com/office/drawing/2016/SVG/main" xmlns:a15="http://schemas.microsoft.com/office/drawing/2012/main" xmlns:a="http://schemas.openxmlformats.org/drawingml/2006/main">
             <w:pict xmlns:a="http://schemas.openxmlformats.org/drawingml/2006/main" xmlns:a15="http://schemas.microsoft.com/office/drawing/2012/main" xmlns:asvg="http://schemas.microsoft.com/office/drawing/2016/SVG/main" xmlns:c="http://schemas.openxmlformats.org/drawingml/2006/chart" xmlns:co="http://ncloudtech.com" xmlns:co-ooxml="http://ncloudtech.com/ooxml" xmlns:m="http://schemas.openxmlformats.org/officeDocument/2006/math" xmlns:mc="http://schemas.openxmlformats.org/markup-compatibility/2006" xmlns:o="urn:schemas-microsoft-com:office:office" xmlns:p="http://schemas.openxmlformats.org/presentationml/2006/main" xmlns:pic="http://schemas.openxmlformats.org/drawingml/2006/picture" xmlns:r="http://schemas.openxmlformats.org/officeDocument/2006/relationships" xmlns:s="http://schemas.openxmlformats.org/officeDocument/2006/sharedTypes" xmlns:sl="http://schemas.openxmlformats.org/schemaLibrary/2006/main" xmlns:v="urn:schemas-microsoft-com:vml" xmlns:w="http://schemas.openxmlformats.org/wordprocessingml/2006/main" xmlns:w10="urn:schemas-microsoft-com:office:word" xmlns:w14="http://schemas.microsoft.com/office/word/2010/wordml" xmlns:w15="http://schemas.microsoft.com/office/word/2012/wordml" xmlns:wp="http://schemas.openxmlformats.org/drawingml/2006/wordprocessingDrawing" xmlns:wpg="http://schemas.microsoft.com/office/word/2010/wordprocessingGroup" xmlns:wps="http://schemas.microsoft.com/office/word/2010/wordprocessingShape" xmlns:x="urn:schemas-microsoft-com:office:excel" xmlns:x12ac="http://schemas.microsoft.com/office/spreadsheetml/2011/1/ac" xmlns:x14="http://schemas.microsoft.com/office/spreadsheetml/2009/9/main" xmlns:xdr="http://schemas.openxmlformats.org/drawingml/2006/spreadsheetDrawing" xmlns:xm="http://schemas.microsoft.com/office/excel/2006/main"/>
           </mc:Fallback>
         </mc:AlternateContent>
@@ -2283,25 +2360,14 @@
           <w:sz w:val="24"/>
         </w:rPr>
       </w:pPr>
-      <w:bookmarkStart w:id="0" w:name="_GoBack"/>
-      <w:r>
-        <w:rPr>
-          <w:rFonts w:ascii="Times New Roman" w:hAnsi="Times New Roman"/>
-          <w:b/>
-          <w:color w:val="000000" w:themeColor="text1"/>
-          <w:sz w:val="24"/>
-        </w:rPr>
-        <w:t>ГРОМКО ХОРОМ ВСЕ ВМЕСТЕ</w:t>
-      </w:r>
-      <w:bookmarkEnd w:id="0"/>
-      <w:r>
-        <w:rPr>
-          <w:rFonts w:ascii="Times New Roman" w:hAnsi="Times New Roman"/>
-          <w:b/>
-          <w:color w:val="000000" w:themeColor="text1"/>
-          <w:sz w:val="24"/>
-        </w:rPr>
-        <w:t xml:space="preserve">. </w:t>
+      <w:r>
+        <w:rPr>
+          <w:rFonts w:ascii="Times New Roman" w:hAnsi="Times New Roman"/>
+          <w:b/>
+          <w:color w:val="000000" w:themeColor="text1"/>
+          <w:sz w:val="24"/>
+        </w:rPr>
+        <w:t xml:space="preserve">ГРОМКО ХОРОМ ВСЕ ВМЕСТЕ. </w:t>
       </w:r>
       <w:r>
         <w:rPr>
@@ -2355,7 +2421,6 @@
       <w:lvlText w:val=""/>
       <w:lvlJc w:val="left"/>
       <w:pPr>
-        <w:widowControl/>
         <w:ind w:left="720" w:hanging="360"/>
       </w:pPr>
       <w:rPr>
@@ -2368,7 +2433,6 @@
       <w:lvlText w:val="o"/>
       <w:lvlJc w:val="left"/>
       <w:pPr>
-        <w:widowControl/>
         <w:ind w:left="1440" w:hanging="360"/>
       </w:pPr>
       <w:rPr>
@@ -2381,7 +2445,6 @@
       <w:lvlText w:val=""/>
       <w:lvlJc w:val="left"/>
       <w:pPr>
-        <w:widowControl/>
         <w:ind w:left="2160" w:hanging="360"/>
       </w:pPr>
       <w:rPr>
@@ -2394,7 +2457,6 @@
       <w:lvlText w:val=""/>
       <w:lvlJc w:val="left"/>
       <w:pPr>
-        <w:widowControl/>
         <w:ind w:left="2880" w:hanging="360"/>
       </w:pPr>
       <w:rPr>
@@ -2407,7 +2469,6 @@
       <w:lvlText w:val="o"/>
       <w:lvlJc w:val="left"/>
       <w:pPr>
-        <w:widowControl/>
         <w:ind w:left="3600" w:hanging="360"/>
       </w:pPr>
       <w:rPr>
@@ -2420,7 +2481,6 @@
       <w:lvlText w:val=""/>
       <w:lvlJc w:val="left"/>
       <w:pPr>
-        <w:widowControl/>
         <w:ind w:left="4320" w:hanging="360"/>
       </w:pPr>
       <w:rPr>
@@ -2433,7 +2493,6 @@
       <w:lvlText w:val=""/>
       <w:lvlJc w:val="left"/>
       <w:pPr>
-        <w:widowControl/>
         <w:ind w:left="5040" w:hanging="360"/>
       </w:pPr>
       <w:rPr>
@@ -2446,7 +2505,6 @@
       <w:lvlText w:val="o"/>
       <w:lvlJc w:val="left"/>
       <w:pPr>
-        <w:widowControl/>
         <w:ind w:left="5760" w:hanging="360"/>
       </w:pPr>
       <w:rPr>
@@ -2459,7 +2517,6 @@
       <w:lvlText w:val=""/>
       <w:lvlJc w:val="left"/>
       <w:pPr>
-        <w:widowControl/>
         <w:ind w:left="6480" w:hanging="360"/>
       </w:pPr>
       <w:rPr>
@@ -2478,7 +2535,6 @@
       <w:lvlText w:val=""/>
       <w:lvlJc w:val="left"/>
       <w:pPr>
-        <w:widowControl/>
         <w:tabs>
           <w:tab w:val="left" w:pos="360"/>
         </w:tabs>
@@ -2539,7 +2595,6 @@
       <w:lvlText w:val=""/>
       <w:lvlJc w:val="left"/>
       <w:pPr>
-        <w:widowControl/>
         <w:tabs>
           <w:tab w:val="left" w:pos="720"/>
         </w:tabs>
@@ -2556,7 +2611,6 @@
       <w:lvlText w:val="o"/>
       <w:lvlJc w:val="left"/>
       <w:pPr>
-        <w:widowControl/>
         <w:tabs>
           <w:tab w:val="left" w:pos="1440"/>
         </w:tabs>
@@ -2573,7 +2627,6 @@
       <w:lvlText w:val=""/>
       <w:lvlJc w:val="left"/>
       <w:pPr>
-        <w:widowControl/>
         <w:tabs>
           <w:tab w:val="left" w:pos="2160"/>
         </w:tabs>
@@ -2590,7 +2643,6 @@
       <w:lvlText w:val=""/>
       <w:lvlJc w:val="left"/>
       <w:pPr>
-        <w:widowControl/>
         <w:tabs>
           <w:tab w:val="left" w:pos="2880"/>
         </w:tabs>
@@ -2607,7 +2659,6 @@
       <w:lvlText w:val=""/>
       <w:lvlJc w:val="left"/>
       <w:pPr>
-        <w:widowControl/>
         <w:tabs>
           <w:tab w:val="left" w:pos="3600"/>
         </w:tabs>
@@ -2624,7 +2675,6 @@
       <w:lvlText w:val=""/>
       <w:lvlJc w:val="left"/>
       <w:pPr>
-        <w:widowControl/>
         <w:tabs>
           <w:tab w:val="left" w:pos="4320"/>
         </w:tabs>
@@ -2641,7 +2691,6 @@
       <w:lvlText w:val=""/>
       <w:lvlJc w:val="left"/>
       <w:pPr>
-        <w:widowControl/>
         <w:tabs>
           <w:tab w:val="left" w:pos="5040"/>
         </w:tabs>
@@ -2658,7 +2707,6 @@
       <w:lvlText w:val=""/>
       <w:lvlJc w:val="left"/>
       <w:pPr>
-        <w:widowControl/>
         <w:tabs>
           <w:tab w:val="left" w:pos="5760"/>
         </w:tabs>
@@ -2675,7 +2723,6 @@
       <w:lvlText w:val=""/>
       <w:lvlJc w:val="left"/>
       <w:pPr>
-        <w:widowControl/>
         <w:tabs>
           <w:tab w:val="left" w:pos="6480"/>
         </w:tabs>
@@ -2697,7 +2744,6 @@
       <w:lvlText w:val=""/>
       <w:lvlJc w:val="left"/>
       <w:pPr>
-        <w:widowControl/>
         <w:tabs>
           <w:tab w:val="left" w:pos="720"/>
         </w:tabs>
@@ -2714,7 +2760,6 @@
       <w:lvlText w:val="o"/>
       <w:lvlJc w:val="left"/>
       <w:pPr>
-        <w:widowControl/>
         <w:tabs>
           <w:tab w:val="left" w:pos="1440"/>
         </w:tabs>
@@ -2731,7 +2776,6 @@
       <w:lvlText w:val=""/>
       <w:lvlJc w:val="left"/>
       <w:pPr>
-        <w:widowControl/>
         <w:tabs>
           <w:tab w:val="left" w:pos="2160"/>
         </w:tabs>
@@ -2748,7 +2792,6 @@
       <w:lvlText w:val=""/>
       <w:lvlJc w:val="left"/>
       <w:pPr>
-        <w:widowControl/>
         <w:tabs>
           <w:tab w:val="left" w:pos="2880"/>
         </w:tabs>
@@ -2765,7 +2808,6 @@
       <w:lvlText w:val=""/>
       <w:lvlJc w:val="left"/>
       <w:pPr>
-        <w:widowControl/>
         <w:tabs>
           <w:tab w:val="left" w:pos="3600"/>
         </w:tabs>
@@ -2782,7 +2824,6 @@
       <w:lvlText w:val=""/>
       <w:lvlJc w:val="left"/>
       <w:pPr>
-        <w:widowControl/>
         <w:tabs>
           <w:tab w:val="left" w:pos="4320"/>
         </w:tabs>
@@ -2799,7 +2840,6 @@
       <w:lvlText w:val=""/>
       <w:lvlJc w:val="left"/>
       <w:pPr>
-        <w:widowControl/>
         <w:tabs>
           <w:tab w:val="left" w:pos="5040"/>
         </w:tabs>
@@ -2816,7 +2856,6 @@
       <w:lvlText w:val=""/>
       <w:lvlJc w:val="left"/>
       <w:pPr>
-        <w:widowControl/>
         <w:tabs>
           <w:tab w:val="left" w:pos="5760"/>
         </w:tabs>
@@ -2833,7 +2872,6 @@
       <w:lvlText w:val=""/>
       <w:lvlJc w:val="left"/>
       <w:pPr>
-        <w:widowControl/>
         <w:tabs>
           <w:tab w:val="left" w:pos="6480"/>
         </w:tabs>
@@ -2855,7 +2893,6 @@
       <w:lvlText w:val=""/>
       <w:lvlJc w:val="left"/>
       <w:pPr>
-        <w:widowControl/>
         <w:tabs>
           <w:tab w:val="left" w:pos="720"/>
         </w:tabs>
@@ -2872,7 +2909,6 @@
       <w:lvlText w:val="o"/>
       <w:lvlJc w:val="left"/>
       <w:pPr>
-        <w:widowControl/>
         <w:tabs>
           <w:tab w:val="left" w:pos="1440"/>
         </w:tabs>
@@ -2889,7 +2925,6 @@
       <w:lvlText w:val=""/>
       <w:lvlJc w:val="left"/>
       <w:pPr>
-        <w:widowControl/>
         <w:tabs>
           <w:tab w:val="left" w:pos="2160"/>
         </w:tabs>
@@ -2906,7 +2941,6 @@
       <w:lvlText w:val=""/>
       <w:lvlJc w:val="left"/>
       <w:pPr>
-        <w:widowControl/>
         <w:tabs>
           <w:tab w:val="left" w:pos="2880"/>
         </w:tabs>
@@ -2923,7 +2957,6 @@
       <w:lvlText w:val=""/>
       <w:lvlJc w:val="left"/>
       <w:pPr>
-        <w:widowControl/>
         <w:tabs>
           <w:tab w:val="left" w:pos="3600"/>
         </w:tabs>
@@ -2940,7 +2973,6 @@
       <w:lvlText w:val=""/>
       <w:lvlJc w:val="left"/>
       <w:pPr>
-        <w:widowControl/>
         <w:tabs>
           <w:tab w:val="left" w:pos="4320"/>
         </w:tabs>
@@ -2957,7 +2989,6 @@
       <w:lvlText w:val=""/>
       <w:lvlJc w:val="left"/>
       <w:pPr>
-        <w:widowControl/>
         <w:tabs>
           <w:tab w:val="left" w:pos="5040"/>
         </w:tabs>
@@ -2974,7 +3005,6 @@
       <w:lvlText w:val=""/>
       <w:lvlJc w:val="left"/>
       <w:pPr>
-        <w:widowControl/>
         <w:tabs>
           <w:tab w:val="left" w:pos="5760"/>
         </w:tabs>
@@ -2991,7 +3021,6 @@
       <w:lvlText w:val=""/>
       <w:lvlJc w:val="left"/>
       <w:pPr>
-        <w:widowControl/>
         <w:tabs>
           <w:tab w:val="left" w:pos="6480"/>
         </w:tabs>
@@ -3013,7 +3042,6 @@
       <w:lvlText w:val=""/>
       <w:lvlJc w:val="left"/>
       <w:pPr>
-        <w:widowControl/>
         <w:tabs>
           <w:tab w:val="left" w:pos="720"/>
         </w:tabs>
@@ -3030,7 +3058,6 @@
       <w:lvlText w:val="o"/>
       <w:lvlJc w:val="left"/>
       <w:pPr>
-        <w:widowControl/>
         <w:tabs>
           <w:tab w:val="left" w:pos="1440"/>
         </w:tabs>
@@ -3047,7 +3074,6 @@
       <w:lvlText w:val=""/>
       <w:lvlJc w:val="left"/>
       <w:pPr>
-        <w:widowControl/>
         <w:tabs>
           <w:tab w:val="left" w:pos="2160"/>
         </w:tabs>
@@ -3064,7 +3090,6 @@
       <w:lvlText w:val=""/>
       <w:lvlJc w:val="left"/>
       <w:pPr>
-        <w:widowControl/>
         <w:tabs>
           <w:tab w:val="left" w:pos="2880"/>
         </w:tabs>
@@ -3081,7 +3106,6 @@
       <w:lvlText w:val=""/>
       <w:lvlJc w:val="left"/>
       <w:pPr>
-        <w:widowControl/>
         <w:tabs>
           <w:tab w:val="left" w:pos="3600"/>
         </w:tabs>
@@ -3098,7 +3122,6 @@
       <w:lvlText w:val=""/>
       <w:lvlJc w:val="left"/>
       <w:pPr>
-        <w:widowControl/>
         <w:tabs>
           <w:tab w:val="left" w:pos="4320"/>
         </w:tabs>
@@ -3115,7 +3138,6 @@
       <w:lvlText w:val=""/>
       <w:lvlJc w:val="left"/>
       <w:pPr>
-        <w:widowControl/>
         <w:tabs>
           <w:tab w:val="left" w:pos="5040"/>
         </w:tabs>
@@ -3132,7 +3154,6 @@
       <w:lvlText w:val=""/>
       <w:lvlJc w:val="left"/>
       <w:pPr>
-        <w:widowControl/>
         <w:tabs>
           <w:tab w:val="left" w:pos="5760"/>
         </w:tabs>
@@ -3149,7 +3170,6 @@
       <w:lvlText w:val=""/>
       <w:lvlJc w:val="left"/>
       <w:pPr>
-        <w:widowControl/>
         <w:tabs>
           <w:tab w:val="left" w:pos="6480"/>
         </w:tabs>

--- a/Документация/Текст для выступления-1.docx
+++ b/Документация/Текст для выступления-1.docx
@@ -114,15 +114,56 @@
           <w:color w:val="000000" w:themeColor="text1"/>
           <w:sz w:val="24"/>
         </w:rPr>
-        <w:t xml:space="preserve"> онлайн игру,</w:t>
-      </w:r>
-      <w:r>
-        <w:rPr>
-          <w:rFonts w:ascii="Times New Roman" w:hAnsi="Times New Roman"/>
-          <w:color w:val="000000" w:themeColor="text1"/>
-          <w:sz w:val="24"/>
-        </w:rPr>
-        <w:t xml:space="preserve"> разработанную на языке </w:t>
+        <w:t xml:space="preserve"> онлайн игру</w:t>
+      </w:r>
+      <w:r>
+        <w:rPr>
+          <w:rFonts w:ascii="Times New Roman" w:hAnsi="Times New Roman"/>
+          <w:color w:val="000000" w:themeColor="text1"/>
+          <w:sz w:val="24"/>
+        </w:rPr>
+        <w:t xml:space="preserve"> с клиент-серверной архитектурой</w:t>
+      </w:r>
+      <w:r>
+        <w:rPr>
+          <w:rFonts w:ascii="Times New Roman" w:hAnsi="Times New Roman"/>
+          <w:color w:val="000000" w:themeColor="text1"/>
+          <w:sz w:val="24"/>
+        </w:rPr>
+        <w:t>,</w:t>
+      </w:r>
+      <w:r>
+        <w:rPr>
+          <w:rFonts w:ascii="Times New Roman" w:hAnsi="Times New Roman"/>
+          <w:color w:val="000000" w:themeColor="text1"/>
+          <w:sz w:val="24"/>
+        </w:rPr>
+        <w:t xml:space="preserve"> где сервер написан на «</w:t>
+      </w:r>
+      <w:r>
+        <w:rPr>
+          <w:rFonts w:ascii="Times New Roman" w:hAnsi="Times New Roman"/>
+          <w:color w:val="000000" w:themeColor="text1"/>
+          <w:sz w:val="24"/>
+          <w:lang w:val="en-US"/>
+        </w:rPr>
+        <w:t>Golang</w:t>
+      </w:r>
+      <w:r>
+        <w:rPr>
+          <w:rFonts w:ascii="Times New Roman" w:hAnsi="Times New Roman"/>
+          <w:color w:val="000000" w:themeColor="text1"/>
+          <w:sz w:val="24"/>
+        </w:rPr>
+        <w:t xml:space="preserve">», а клиент </w:t>
+      </w:r>
+      <w:r>
+        <w:rPr>
+          <w:rFonts w:ascii="Times New Roman" w:hAnsi="Times New Roman"/>
+          <w:color w:val="000000" w:themeColor="text1"/>
+          <w:sz w:val="24"/>
+        </w:rPr>
+        <w:t>на языке </w:t>
       </w:r>
       <w:r>
         <w:rPr>
@@ -144,11 +185,28 @@
       <w:r>
         <w:rPr>
           <w:rFonts w:ascii="Times New Roman" w:hAnsi="Times New Roman"/>
+          <w:color w:val="000000" w:themeColor="text1"/>
+          <w:sz w:val="24"/>
+        </w:rPr>
+        <w:t>«</w:t>
+      </w:r>
+      <w:r>
+        <w:rPr>
+          <w:rFonts w:ascii="Times New Roman" w:hAnsi="Times New Roman"/>
           <w:b/>
           <w:color w:val="000000" w:themeColor="text1"/>
           <w:sz w:val="24"/>
         </w:rPr>
         <w:t>Pygame</w:t>
+      </w:r>
+      <w:r>
+        <w:rPr>
+          <w:rFonts w:ascii="Times New Roman" w:hAnsi="Times New Roman"/>
+          <w:b/>
+          <w:color w:val="000000" w:themeColor="text1"/>
+          <w:sz w:val="24"/>
+        </w:rPr>
+        <w:t>»</w:t>
       </w:r>
       <w:r>
         <w:rPr>
@@ -295,7 +353,7 @@
               </wp:inline>
             </w:drawing>
           </mc:Choice>
-          <mc:Fallback xmlns:xm="http://schemas.microsoft.com/office/excel/2006/main" xmlns:xdr="http://schemas.openxmlformats.org/drawingml/2006/spreadsheetDrawing" xmlns:x14="http://schemas.microsoft.com/office/spreadsheetml/2009/9/main" xmlns:x12ac="http://schemas.microsoft.com/office/spreadsheetml/2011/1/ac" xmlns:x="urn:schemas-microsoft-com:office:excel" xmlns:sl="http://schemas.openxmlformats.org/schemaLibrary/2006/main" xmlns:s="http://schemas.openxmlformats.org/officeDocument/2006/sharedTypes" xmlns:pic="http://schemas.openxmlformats.org/drawingml/2006/picture" xmlns:p="http://schemas.openxmlformats.org/presentationml/2006/main" xmlns:co-ooxml="http://ncloudtech.com/ooxml" xmlns:co="http://ncloudtech.com" xmlns:c="http://schemas.openxmlformats.org/drawingml/2006/chart" xmlns:asvg="http://schemas.microsoft.com/office/drawing/2016/SVG/main" xmlns:a15="http://schemas.microsoft.com/office/drawing/2012/main" xmlns:a="http://schemas.openxmlformats.org/drawingml/2006/main">
+          <mc:Fallback xmlns:a="http://schemas.openxmlformats.org/drawingml/2006/main" xmlns:a15="http://schemas.microsoft.com/office/drawing/2012/main" xmlns:asvg="http://schemas.microsoft.com/office/drawing/2016/SVG/main" xmlns:c="http://schemas.openxmlformats.org/drawingml/2006/chart" xmlns:co="http://ncloudtech.com" xmlns:co-ooxml="http://ncloudtech.com/ooxml" xmlns:p="http://schemas.openxmlformats.org/presentationml/2006/main" xmlns:pic="http://schemas.openxmlformats.org/drawingml/2006/picture" xmlns:s="http://schemas.openxmlformats.org/officeDocument/2006/sharedTypes" xmlns:sl="http://schemas.openxmlformats.org/schemaLibrary/2006/main" xmlns:x="urn:schemas-microsoft-com:office:excel" xmlns:x12ac="http://schemas.microsoft.com/office/spreadsheetml/2011/1/ac" xmlns:x14="http://schemas.microsoft.com/office/spreadsheetml/2009/9/main" xmlns:xdr="http://schemas.openxmlformats.org/drawingml/2006/spreadsheetDrawing" xmlns:xm="http://schemas.microsoft.com/office/excel/2006/main">
             <w:pict xmlns:a="http://schemas.openxmlformats.org/drawingml/2006/main" xmlns:a15="http://schemas.microsoft.com/office/drawing/2012/main" xmlns:asvg="http://schemas.microsoft.com/office/drawing/2016/SVG/main" xmlns:c="http://schemas.openxmlformats.org/drawingml/2006/chart" xmlns:co="http://ncloudtech.com" xmlns:co-ooxml="http://ncloudtech.com/ooxml" xmlns:m="http://schemas.openxmlformats.org/officeDocument/2006/math" xmlns:mc="http://schemas.openxmlformats.org/markup-compatibility/2006" xmlns:o="urn:schemas-microsoft-com:office:office" xmlns:p="http://schemas.openxmlformats.org/presentationml/2006/main" xmlns:pic="http://schemas.openxmlformats.org/drawingml/2006/picture" xmlns:r="http://schemas.openxmlformats.org/officeDocument/2006/relationships" xmlns:s="http://schemas.openxmlformats.org/officeDocument/2006/sharedTypes" xmlns:sl="http://schemas.openxmlformats.org/schemaLibrary/2006/main" xmlns:v="urn:schemas-microsoft-com:vml" xmlns:w="http://schemas.openxmlformats.org/wordprocessingml/2006/main" xmlns:w10="urn:schemas-microsoft-com:office:word" xmlns:w14="http://schemas.microsoft.com/office/word/2010/wordml" xmlns:w15="http://schemas.microsoft.com/office/word/2012/wordml" xmlns:wp="http://schemas.openxmlformats.org/drawingml/2006/wordprocessingDrawing" xmlns:wpg="http://schemas.microsoft.com/office/word/2010/wordprocessingGroup" xmlns:wps="http://schemas.microsoft.com/office/word/2010/wordprocessingShape" xmlns:x="urn:schemas-microsoft-com:office:excel" xmlns:x12ac="http://schemas.microsoft.com/office/spreadsheetml/2011/1/ac" xmlns:x14="http://schemas.microsoft.com/office/spreadsheetml/2009/9/main" xmlns:xdr="http://schemas.openxmlformats.org/drawingml/2006/spreadsheetDrawing" xmlns:xm="http://schemas.microsoft.com/office/excel/2006/main"/>
           </mc:Fallback>
         </mc:AlternateContent>
@@ -476,7 +534,7 @@
               </wp:inline>
             </w:drawing>
           </mc:Choice>
-          <mc:Fallback xmlns:xm="http://schemas.microsoft.com/office/excel/2006/main" xmlns:xdr="http://schemas.openxmlformats.org/drawingml/2006/spreadsheetDrawing" xmlns:x14="http://schemas.microsoft.com/office/spreadsheetml/2009/9/main" xmlns:x12ac="http://schemas.microsoft.com/office/spreadsheetml/2011/1/ac" xmlns:x="urn:schemas-microsoft-com:office:excel" xmlns:sl="http://schemas.openxmlformats.org/schemaLibrary/2006/main" xmlns:s="http://schemas.openxmlformats.org/officeDocument/2006/sharedTypes" xmlns:pic="http://schemas.openxmlformats.org/drawingml/2006/picture" xmlns:p="http://schemas.openxmlformats.org/presentationml/2006/main" xmlns:co-ooxml="http://ncloudtech.com/ooxml" xmlns:co="http://ncloudtech.com" xmlns:c="http://schemas.openxmlformats.org/drawingml/2006/chart" xmlns:asvg="http://schemas.microsoft.com/office/drawing/2016/SVG/main" xmlns:a15="http://schemas.microsoft.com/office/drawing/2012/main" xmlns:a="http://schemas.openxmlformats.org/drawingml/2006/main">
+          <mc:Fallback xmlns:a="http://schemas.openxmlformats.org/drawingml/2006/main" xmlns:a15="http://schemas.microsoft.com/office/drawing/2012/main" xmlns:asvg="http://schemas.microsoft.com/office/drawing/2016/SVG/main" xmlns:c="http://schemas.openxmlformats.org/drawingml/2006/chart" xmlns:co="http://ncloudtech.com" xmlns:co-ooxml="http://ncloudtech.com/ooxml" xmlns:p="http://schemas.openxmlformats.org/presentationml/2006/main" xmlns:pic="http://schemas.openxmlformats.org/drawingml/2006/picture" xmlns:s="http://schemas.openxmlformats.org/officeDocument/2006/sharedTypes" xmlns:sl="http://schemas.openxmlformats.org/schemaLibrary/2006/main" xmlns:x="urn:schemas-microsoft-com:office:excel" xmlns:x12ac="http://schemas.microsoft.com/office/spreadsheetml/2011/1/ac" xmlns:x14="http://schemas.microsoft.com/office/spreadsheetml/2009/9/main" xmlns:xdr="http://schemas.openxmlformats.org/drawingml/2006/spreadsheetDrawing" xmlns:xm="http://schemas.microsoft.com/office/excel/2006/main">
             <w:pict xmlns:a="http://schemas.openxmlformats.org/drawingml/2006/main" xmlns:a15="http://schemas.microsoft.com/office/drawing/2012/main" xmlns:asvg="http://schemas.microsoft.com/office/drawing/2016/SVG/main" xmlns:c="http://schemas.openxmlformats.org/drawingml/2006/chart" xmlns:co="http://ncloudtech.com" xmlns:co-ooxml="http://ncloudtech.com/ooxml" xmlns:m="http://schemas.openxmlformats.org/officeDocument/2006/math" xmlns:mc="http://schemas.openxmlformats.org/markup-compatibility/2006" xmlns:o="urn:schemas-microsoft-com:office:office" xmlns:p="http://schemas.openxmlformats.org/presentationml/2006/main" xmlns:pic="http://schemas.openxmlformats.org/drawingml/2006/picture" xmlns:r="http://schemas.openxmlformats.org/officeDocument/2006/relationships" xmlns:s="http://schemas.openxmlformats.org/officeDocument/2006/sharedTypes" xmlns:sl="http://schemas.openxmlformats.org/schemaLibrary/2006/main" xmlns:v="urn:schemas-microsoft-com:vml" xmlns:w="http://schemas.openxmlformats.org/wordprocessingml/2006/main" xmlns:w10="urn:schemas-microsoft-com:office:word" xmlns:w14="http://schemas.microsoft.com/office/word/2010/wordml" xmlns:w15="http://schemas.microsoft.com/office/word/2012/wordml" xmlns:wp="http://schemas.openxmlformats.org/drawingml/2006/wordprocessingDrawing" xmlns:wpg="http://schemas.microsoft.com/office/word/2010/wordprocessingGroup" xmlns:wps="http://schemas.microsoft.com/office/word/2010/wordprocessingShape" xmlns:x="urn:schemas-microsoft-com:office:excel" xmlns:x12ac="http://schemas.microsoft.com/office/spreadsheetml/2011/1/ac" xmlns:x14="http://schemas.microsoft.com/office/spreadsheetml/2009/9/main" xmlns:xdr="http://schemas.openxmlformats.org/drawingml/2006/spreadsheetDrawing" xmlns:xm="http://schemas.microsoft.com/office/excel/2006/main"/>
           </mc:Fallback>
         </mc:AlternateContent>
@@ -629,6 +687,8 @@
         </w:rPr>
         <w:t>Задачи нашего проекта представлены на слайде (показываешь рукой на задачи, даёшь паузу секунд 10 прежде, чем переключать слайд);</w:t>
       </w:r>
+      <w:bookmarkStart w:id="0" w:name="_GoBack"/>
+      <w:bookmarkEnd w:id="0"/>
     </w:p>
     <w:p>
       <w:pPr>
@@ -683,7 +743,7 @@
               </wp:inline>
             </w:drawing>
           </mc:Choice>
-          <mc:Fallback xmlns:xm="http://schemas.microsoft.com/office/excel/2006/main" xmlns:xdr="http://schemas.openxmlformats.org/drawingml/2006/spreadsheetDrawing" xmlns:x14="http://schemas.microsoft.com/office/spreadsheetml/2009/9/main" xmlns:x12ac="http://schemas.microsoft.com/office/spreadsheetml/2011/1/ac" xmlns:x="urn:schemas-microsoft-com:office:excel" xmlns:sl="http://schemas.openxmlformats.org/schemaLibrary/2006/main" xmlns:s="http://schemas.openxmlformats.org/officeDocument/2006/sharedTypes" xmlns:pic="http://schemas.openxmlformats.org/drawingml/2006/picture" xmlns:p="http://schemas.openxmlformats.org/presentationml/2006/main" xmlns:co-ooxml="http://ncloudtech.com/ooxml" xmlns:co="http://ncloudtech.com" xmlns:c="http://schemas.openxmlformats.org/drawingml/2006/chart" xmlns:asvg="http://schemas.microsoft.com/office/drawing/2016/SVG/main" xmlns:a15="http://schemas.microsoft.com/office/drawing/2012/main" xmlns:a="http://schemas.openxmlformats.org/drawingml/2006/main">
+          <mc:Fallback xmlns:a="http://schemas.openxmlformats.org/drawingml/2006/main" xmlns:a15="http://schemas.microsoft.com/office/drawing/2012/main" xmlns:asvg="http://schemas.microsoft.com/office/drawing/2016/SVG/main" xmlns:c="http://schemas.openxmlformats.org/drawingml/2006/chart" xmlns:co="http://ncloudtech.com" xmlns:co-ooxml="http://ncloudtech.com/ooxml" xmlns:p="http://schemas.openxmlformats.org/presentationml/2006/main" xmlns:pic="http://schemas.openxmlformats.org/drawingml/2006/picture" xmlns:s="http://schemas.openxmlformats.org/officeDocument/2006/sharedTypes" xmlns:sl="http://schemas.openxmlformats.org/schemaLibrary/2006/main" xmlns:x="urn:schemas-microsoft-com:office:excel" xmlns:x12ac="http://schemas.microsoft.com/office/spreadsheetml/2011/1/ac" xmlns:x14="http://schemas.microsoft.com/office/spreadsheetml/2009/9/main" xmlns:xdr="http://schemas.openxmlformats.org/drawingml/2006/spreadsheetDrawing" xmlns:xm="http://schemas.microsoft.com/office/excel/2006/main">
             <w:pict xmlns:a="http://schemas.openxmlformats.org/drawingml/2006/main" xmlns:a15="http://schemas.microsoft.com/office/drawing/2012/main" xmlns:asvg="http://schemas.microsoft.com/office/drawing/2016/SVG/main" xmlns:c="http://schemas.openxmlformats.org/drawingml/2006/chart" xmlns:co="http://ncloudtech.com" xmlns:co-ooxml="http://ncloudtech.com/ooxml" xmlns:m="http://schemas.openxmlformats.org/officeDocument/2006/math" xmlns:mc="http://schemas.openxmlformats.org/markup-compatibility/2006" xmlns:o="urn:schemas-microsoft-com:office:office" xmlns:p="http://schemas.openxmlformats.org/presentationml/2006/main" xmlns:pic="http://schemas.openxmlformats.org/drawingml/2006/picture" xmlns:r="http://schemas.openxmlformats.org/officeDocument/2006/relationships" xmlns:s="http://schemas.openxmlformats.org/officeDocument/2006/sharedTypes" xmlns:sl="http://schemas.openxmlformats.org/schemaLibrary/2006/main" xmlns:v="urn:schemas-microsoft-com:vml" xmlns:w="http://schemas.openxmlformats.org/wordprocessingml/2006/main" xmlns:w10="urn:schemas-microsoft-com:office:word" xmlns:w14="http://schemas.microsoft.com/office/word/2010/wordml" xmlns:w15="http://schemas.microsoft.com/office/word/2012/wordml" xmlns:wp="http://schemas.openxmlformats.org/drawingml/2006/wordprocessingDrawing" xmlns:wpg="http://schemas.microsoft.com/office/word/2010/wordprocessingGroup" xmlns:wps="http://schemas.microsoft.com/office/word/2010/wordprocessingShape" xmlns:x="urn:schemas-microsoft-com:office:excel" xmlns:x12ac="http://schemas.microsoft.com/office/spreadsheetml/2011/1/ac" xmlns:x14="http://schemas.microsoft.com/office/spreadsheetml/2009/9/main" xmlns:xdr="http://schemas.openxmlformats.org/drawingml/2006/spreadsheetDrawing" xmlns:xm="http://schemas.microsoft.com/office/excel/2006/main"/>
           </mc:Fallback>
         </mc:AlternateContent>
@@ -987,7 +1047,7 @@
               </wp:inline>
             </w:drawing>
           </mc:Choice>
-          <mc:Fallback xmlns:xm="http://schemas.microsoft.com/office/excel/2006/main" xmlns:xdr="http://schemas.openxmlformats.org/drawingml/2006/spreadsheetDrawing" xmlns:x14="http://schemas.microsoft.com/office/spreadsheetml/2009/9/main" xmlns:x12ac="http://schemas.microsoft.com/office/spreadsheetml/2011/1/ac" xmlns:x="urn:schemas-microsoft-com:office:excel" xmlns:sl="http://schemas.openxmlformats.org/schemaLibrary/2006/main" xmlns:s="http://schemas.openxmlformats.org/officeDocument/2006/sharedTypes" xmlns:pic="http://schemas.openxmlformats.org/drawingml/2006/picture" xmlns:p="http://schemas.openxmlformats.org/presentationml/2006/main" xmlns:co-ooxml="http://ncloudtech.com/ooxml" xmlns:co="http://ncloudtech.com" xmlns:c="http://schemas.openxmlformats.org/drawingml/2006/chart" xmlns:asvg="http://schemas.microsoft.com/office/drawing/2016/SVG/main" xmlns:a15="http://schemas.microsoft.com/office/drawing/2012/main" xmlns:a="http://schemas.openxmlformats.org/drawingml/2006/main">
+          <mc:Fallback xmlns:a="http://schemas.openxmlformats.org/drawingml/2006/main" xmlns:a15="http://schemas.microsoft.com/office/drawing/2012/main" xmlns:asvg="http://schemas.microsoft.com/office/drawing/2016/SVG/main" xmlns:c="http://schemas.openxmlformats.org/drawingml/2006/chart" xmlns:co="http://ncloudtech.com" xmlns:co-ooxml="http://ncloudtech.com/ooxml" xmlns:p="http://schemas.openxmlformats.org/presentationml/2006/main" xmlns:pic="http://schemas.openxmlformats.org/drawingml/2006/picture" xmlns:s="http://schemas.openxmlformats.org/officeDocument/2006/sharedTypes" xmlns:sl="http://schemas.openxmlformats.org/schemaLibrary/2006/main" xmlns:x="urn:schemas-microsoft-com:office:excel" xmlns:x12ac="http://schemas.microsoft.com/office/spreadsheetml/2011/1/ac" xmlns:x14="http://schemas.microsoft.com/office/spreadsheetml/2009/9/main" xmlns:xdr="http://schemas.openxmlformats.org/drawingml/2006/spreadsheetDrawing" xmlns:xm="http://schemas.microsoft.com/office/excel/2006/main">
             <w:pict xmlns:a="http://schemas.openxmlformats.org/drawingml/2006/main" xmlns:a15="http://schemas.microsoft.com/office/drawing/2012/main" xmlns:asvg="http://schemas.microsoft.com/office/drawing/2016/SVG/main" xmlns:c="http://schemas.openxmlformats.org/drawingml/2006/chart" xmlns:co="http://ncloudtech.com" xmlns:co-ooxml="http://ncloudtech.com/ooxml" xmlns:m="http://schemas.openxmlformats.org/officeDocument/2006/math" xmlns:mc="http://schemas.openxmlformats.org/markup-compatibility/2006" xmlns:o="urn:schemas-microsoft-com:office:office" xmlns:p="http://schemas.openxmlformats.org/presentationml/2006/main" xmlns:pic="http://schemas.openxmlformats.org/drawingml/2006/picture" xmlns:r="http://schemas.openxmlformats.org/officeDocument/2006/relationships" xmlns:s="http://schemas.openxmlformats.org/officeDocument/2006/sharedTypes" xmlns:sl="http://schemas.openxmlformats.org/schemaLibrary/2006/main" xmlns:v="urn:schemas-microsoft-com:vml" xmlns:w="http://schemas.openxmlformats.org/wordprocessingml/2006/main" xmlns:w10="urn:schemas-microsoft-com:office:word" xmlns:w14="http://schemas.microsoft.com/office/word/2010/wordml" xmlns:w15="http://schemas.microsoft.com/office/word/2012/wordml" xmlns:wp="http://schemas.openxmlformats.org/drawingml/2006/wordprocessingDrawing" xmlns:wpg="http://schemas.microsoft.com/office/word/2010/wordprocessingGroup" xmlns:wps="http://schemas.microsoft.com/office/word/2010/wordprocessingShape" xmlns:x="urn:schemas-microsoft-com:office:excel" xmlns:x12ac="http://schemas.microsoft.com/office/spreadsheetml/2011/1/ac" xmlns:x14="http://schemas.microsoft.com/office/spreadsheetml/2009/9/main" xmlns:xdr="http://schemas.openxmlformats.org/drawingml/2006/spreadsheetDrawing" xmlns:xm="http://schemas.microsoft.com/office/excel/2006/main"/>
           </mc:Fallback>
         </mc:AlternateContent>
@@ -1061,7 +1121,6 @@
           <w:rFonts w:ascii="Times New Roman" w:hAnsi="Times New Roman"/>
           <w:color w:val="000000" w:themeColor="text1"/>
           <w:sz w:val="24"/>
-          <w:lang w:val="en-US"/>
         </w:rPr>
       </w:pPr>
       <w:r>
@@ -1099,8 +1158,6 @@
         </w:rPr>
         <w:t>, где игрок может:</w:t>
       </w:r>
-      <w:bookmarkStart w:id="0" w:name="_GoBack"/>
-      <w:bookmarkEnd w:id="0"/>
     </w:p>
     <w:p>
       <w:pPr>
@@ -1291,7 +1348,7 @@
               </wp:inline>
             </w:drawing>
           </mc:Choice>
-          <mc:Fallback xmlns:xm="http://schemas.microsoft.com/office/excel/2006/main" xmlns:xdr="http://schemas.openxmlformats.org/drawingml/2006/spreadsheetDrawing" xmlns:x14="http://schemas.microsoft.com/office/spreadsheetml/2009/9/main" xmlns:x12ac="http://schemas.microsoft.com/office/spreadsheetml/2011/1/ac" xmlns:x="urn:schemas-microsoft-com:office:excel" xmlns:sl="http://schemas.openxmlformats.org/schemaLibrary/2006/main" xmlns:s="http://schemas.openxmlformats.org/officeDocument/2006/sharedTypes" xmlns:pic="http://schemas.openxmlformats.org/drawingml/2006/picture" xmlns:p="http://schemas.openxmlformats.org/presentationml/2006/main" xmlns:co-ooxml="http://ncloudtech.com/ooxml" xmlns:co="http://ncloudtech.com" xmlns:c="http://schemas.openxmlformats.org/drawingml/2006/chart" xmlns:asvg="http://schemas.microsoft.com/office/drawing/2016/SVG/main" xmlns:a15="http://schemas.microsoft.com/office/drawing/2012/main" xmlns:a="http://schemas.openxmlformats.org/drawingml/2006/main">
+          <mc:Fallback xmlns:a="http://schemas.openxmlformats.org/drawingml/2006/main" xmlns:a15="http://schemas.microsoft.com/office/drawing/2012/main" xmlns:asvg="http://schemas.microsoft.com/office/drawing/2016/SVG/main" xmlns:c="http://schemas.openxmlformats.org/drawingml/2006/chart" xmlns:co="http://ncloudtech.com" xmlns:co-ooxml="http://ncloudtech.com/ooxml" xmlns:p="http://schemas.openxmlformats.org/presentationml/2006/main" xmlns:pic="http://schemas.openxmlformats.org/drawingml/2006/picture" xmlns:s="http://schemas.openxmlformats.org/officeDocument/2006/sharedTypes" xmlns:sl="http://schemas.openxmlformats.org/schemaLibrary/2006/main" xmlns:x="urn:schemas-microsoft-com:office:excel" xmlns:x12ac="http://schemas.microsoft.com/office/spreadsheetml/2011/1/ac" xmlns:x14="http://schemas.microsoft.com/office/spreadsheetml/2009/9/main" xmlns:xdr="http://schemas.openxmlformats.org/drawingml/2006/spreadsheetDrawing" xmlns:xm="http://schemas.microsoft.com/office/excel/2006/main">
             <w:pict xmlns:a="http://schemas.openxmlformats.org/drawingml/2006/main" xmlns:a15="http://schemas.microsoft.com/office/drawing/2012/main" xmlns:asvg="http://schemas.microsoft.com/office/drawing/2016/SVG/main" xmlns:c="http://schemas.openxmlformats.org/drawingml/2006/chart" xmlns:co="http://ncloudtech.com" xmlns:co-ooxml="http://ncloudtech.com/ooxml" xmlns:m="http://schemas.openxmlformats.org/officeDocument/2006/math" xmlns:mc="http://schemas.openxmlformats.org/markup-compatibility/2006" xmlns:o="urn:schemas-microsoft-com:office:office" xmlns:p="http://schemas.openxmlformats.org/presentationml/2006/main" xmlns:pic="http://schemas.openxmlformats.org/drawingml/2006/picture" xmlns:r="http://schemas.openxmlformats.org/officeDocument/2006/relationships" xmlns:s="http://schemas.openxmlformats.org/officeDocument/2006/sharedTypes" xmlns:sl="http://schemas.openxmlformats.org/schemaLibrary/2006/main" xmlns:v="urn:schemas-microsoft-com:vml" xmlns:w="http://schemas.openxmlformats.org/wordprocessingml/2006/main" xmlns:w10="urn:schemas-microsoft-com:office:word" xmlns:w14="http://schemas.microsoft.com/office/word/2010/wordml" xmlns:w15="http://schemas.microsoft.com/office/word/2012/wordml" xmlns:wp="http://schemas.openxmlformats.org/drawingml/2006/wordprocessingDrawing" xmlns:wpg="http://schemas.microsoft.com/office/word/2010/wordprocessingGroup" xmlns:wps="http://schemas.microsoft.com/office/word/2010/wordprocessingShape" xmlns:x="urn:schemas-microsoft-com:office:excel" xmlns:x12ac="http://schemas.microsoft.com/office/spreadsheetml/2011/1/ac" xmlns:x14="http://schemas.microsoft.com/office/spreadsheetml/2009/9/main" xmlns:xdr="http://schemas.openxmlformats.org/drawingml/2006/spreadsheetDrawing" xmlns:xm="http://schemas.microsoft.com/office/excel/2006/main"/>
           </mc:Fallback>
         </mc:AlternateContent>
@@ -1633,7 +1690,7 @@
               </wp:inline>
             </w:drawing>
           </mc:Choice>
-          <mc:Fallback xmlns:xm="http://schemas.microsoft.com/office/excel/2006/main" xmlns:xdr="http://schemas.openxmlformats.org/drawingml/2006/spreadsheetDrawing" xmlns:x14="http://schemas.microsoft.com/office/spreadsheetml/2009/9/main" xmlns:x12ac="http://schemas.microsoft.com/office/spreadsheetml/2011/1/ac" xmlns:x="urn:schemas-microsoft-com:office:excel" xmlns:sl="http://schemas.openxmlformats.org/schemaLibrary/2006/main" xmlns:s="http://schemas.openxmlformats.org/officeDocument/2006/sharedTypes" xmlns:pic="http://schemas.openxmlformats.org/drawingml/2006/picture" xmlns:p="http://schemas.openxmlformats.org/presentationml/2006/main" xmlns:co-ooxml="http://ncloudtech.com/ooxml" xmlns:co="http://ncloudtech.com" xmlns:c="http://schemas.openxmlformats.org/drawingml/2006/chart" xmlns:asvg="http://schemas.microsoft.com/office/drawing/2016/SVG/main" xmlns:a15="http://schemas.microsoft.com/office/drawing/2012/main" xmlns:a="http://schemas.openxmlformats.org/drawingml/2006/main">
+          <mc:Fallback xmlns:a="http://schemas.openxmlformats.org/drawingml/2006/main" xmlns:a15="http://schemas.microsoft.com/office/drawing/2012/main" xmlns:asvg="http://schemas.microsoft.com/office/drawing/2016/SVG/main" xmlns:c="http://schemas.openxmlformats.org/drawingml/2006/chart" xmlns:co="http://ncloudtech.com" xmlns:co-ooxml="http://ncloudtech.com/ooxml" xmlns:p="http://schemas.openxmlformats.org/presentationml/2006/main" xmlns:pic="http://schemas.openxmlformats.org/drawingml/2006/picture" xmlns:s="http://schemas.openxmlformats.org/officeDocument/2006/sharedTypes" xmlns:sl="http://schemas.openxmlformats.org/schemaLibrary/2006/main" xmlns:x="urn:schemas-microsoft-com:office:excel" xmlns:x12ac="http://schemas.microsoft.com/office/spreadsheetml/2011/1/ac" xmlns:x14="http://schemas.microsoft.com/office/spreadsheetml/2009/9/main" xmlns:xdr="http://schemas.openxmlformats.org/drawingml/2006/spreadsheetDrawing" xmlns:xm="http://schemas.microsoft.com/office/excel/2006/main">
             <w:pict xmlns:a="http://schemas.openxmlformats.org/drawingml/2006/main" xmlns:a15="http://schemas.microsoft.com/office/drawing/2012/main" xmlns:asvg="http://schemas.microsoft.com/office/drawing/2016/SVG/main" xmlns:c="http://schemas.openxmlformats.org/drawingml/2006/chart" xmlns:co="http://ncloudtech.com" xmlns:co-ooxml="http://ncloudtech.com/ooxml" xmlns:m="http://schemas.openxmlformats.org/officeDocument/2006/math" xmlns:mc="http://schemas.openxmlformats.org/markup-compatibility/2006" xmlns:o="urn:schemas-microsoft-com:office:office" xmlns:p="http://schemas.openxmlformats.org/presentationml/2006/main" xmlns:pic="http://schemas.openxmlformats.org/drawingml/2006/picture" xmlns:r="http://schemas.openxmlformats.org/officeDocument/2006/relationships" xmlns:s="http://schemas.openxmlformats.org/officeDocument/2006/sharedTypes" xmlns:sl="http://schemas.openxmlformats.org/schemaLibrary/2006/main" xmlns:v="urn:schemas-microsoft-com:vml" xmlns:w="http://schemas.openxmlformats.org/wordprocessingml/2006/main" xmlns:w10="urn:schemas-microsoft-com:office:word" xmlns:w14="http://schemas.microsoft.com/office/word/2010/wordml" xmlns:w15="http://schemas.microsoft.com/office/word/2012/wordml" xmlns:wp="http://schemas.openxmlformats.org/drawingml/2006/wordprocessingDrawing" xmlns:wpg="http://schemas.microsoft.com/office/word/2010/wordprocessingGroup" xmlns:wps="http://schemas.microsoft.com/office/word/2010/wordprocessingShape" xmlns:x="urn:schemas-microsoft-com:office:excel" xmlns:x12ac="http://schemas.microsoft.com/office/spreadsheetml/2011/1/ac" xmlns:x14="http://schemas.microsoft.com/office/spreadsheetml/2009/9/main" xmlns:xdr="http://schemas.openxmlformats.org/drawingml/2006/spreadsheetDrawing" xmlns:xm="http://schemas.microsoft.com/office/excel/2006/main"/>
           </mc:Fallback>
         </mc:AlternateContent>
@@ -1914,7 +1971,7 @@
               </wp:inline>
             </w:drawing>
           </mc:Choice>
-          <mc:Fallback xmlns:xm="http://schemas.microsoft.com/office/excel/2006/main" xmlns:xdr="http://schemas.openxmlformats.org/drawingml/2006/spreadsheetDrawing" xmlns:x14="http://schemas.microsoft.com/office/spreadsheetml/2009/9/main" xmlns:x12ac="http://schemas.microsoft.com/office/spreadsheetml/2011/1/ac" xmlns:x="urn:schemas-microsoft-com:office:excel" xmlns:sl="http://schemas.openxmlformats.org/schemaLibrary/2006/main" xmlns:s="http://schemas.openxmlformats.org/officeDocument/2006/sharedTypes" xmlns:pic="http://schemas.openxmlformats.org/drawingml/2006/picture" xmlns:p="http://schemas.openxmlformats.org/presentationml/2006/main" xmlns:co-ooxml="http://ncloudtech.com/ooxml" xmlns:co="http://ncloudtech.com" xmlns:c="http://schemas.openxmlformats.org/drawingml/2006/chart" xmlns:asvg="http://schemas.microsoft.com/office/drawing/2016/SVG/main" xmlns:a15="http://schemas.microsoft.com/office/drawing/2012/main" xmlns:a="http://schemas.openxmlformats.org/drawingml/2006/main">
+          <mc:Fallback xmlns:a="http://schemas.openxmlformats.org/drawingml/2006/main" xmlns:a15="http://schemas.microsoft.com/office/drawing/2012/main" xmlns:asvg="http://schemas.microsoft.com/office/drawing/2016/SVG/main" xmlns:c="http://schemas.openxmlformats.org/drawingml/2006/chart" xmlns:co="http://ncloudtech.com" xmlns:co-ooxml="http://ncloudtech.com/ooxml" xmlns:p="http://schemas.openxmlformats.org/presentationml/2006/main" xmlns:pic="http://schemas.openxmlformats.org/drawingml/2006/picture" xmlns:s="http://schemas.openxmlformats.org/officeDocument/2006/sharedTypes" xmlns:sl="http://schemas.openxmlformats.org/schemaLibrary/2006/main" xmlns:x="urn:schemas-microsoft-com:office:excel" xmlns:x12ac="http://schemas.microsoft.com/office/spreadsheetml/2011/1/ac" xmlns:x14="http://schemas.microsoft.com/office/spreadsheetml/2009/9/main" xmlns:xdr="http://schemas.openxmlformats.org/drawingml/2006/spreadsheetDrawing" xmlns:xm="http://schemas.microsoft.com/office/excel/2006/main">
             <w:pict xmlns:a="http://schemas.openxmlformats.org/drawingml/2006/main" xmlns:a15="http://schemas.microsoft.com/office/drawing/2012/main" xmlns:asvg="http://schemas.microsoft.com/office/drawing/2016/SVG/main" xmlns:c="http://schemas.openxmlformats.org/drawingml/2006/chart" xmlns:co="http://ncloudtech.com" xmlns:co-ooxml="http://ncloudtech.com/ooxml" xmlns:m="http://schemas.openxmlformats.org/officeDocument/2006/math" xmlns:mc="http://schemas.openxmlformats.org/markup-compatibility/2006" xmlns:o="urn:schemas-microsoft-com:office:office" xmlns:p="http://schemas.openxmlformats.org/presentationml/2006/main" xmlns:pic="http://schemas.openxmlformats.org/drawingml/2006/picture" xmlns:r="http://schemas.openxmlformats.org/officeDocument/2006/relationships" xmlns:s="http://schemas.openxmlformats.org/officeDocument/2006/sharedTypes" xmlns:sl="http://schemas.openxmlformats.org/schemaLibrary/2006/main" xmlns:v="urn:schemas-microsoft-com:vml" xmlns:w="http://schemas.openxmlformats.org/wordprocessingml/2006/main" xmlns:w10="urn:schemas-microsoft-com:office:word" xmlns:w14="http://schemas.microsoft.com/office/word/2010/wordml" xmlns:w15="http://schemas.microsoft.com/office/word/2012/wordml" xmlns:wp="http://schemas.openxmlformats.org/drawingml/2006/wordprocessingDrawing" xmlns:wpg="http://schemas.microsoft.com/office/word/2010/wordprocessingGroup" xmlns:wps="http://schemas.microsoft.com/office/word/2010/wordprocessingShape" xmlns:x="urn:schemas-microsoft-com:office:excel" xmlns:x12ac="http://schemas.microsoft.com/office/spreadsheetml/2011/1/ac" xmlns:x14="http://schemas.microsoft.com/office/spreadsheetml/2009/9/main" xmlns:xdr="http://schemas.openxmlformats.org/drawingml/2006/spreadsheetDrawing" xmlns:xm="http://schemas.microsoft.com/office/excel/2006/main"/>
           </mc:Fallback>
         </mc:AlternateContent>
@@ -2100,7 +2157,7 @@
               </wp:inline>
             </w:drawing>
           </mc:Choice>
-          <mc:Fallback xmlns:xm="http://schemas.microsoft.com/office/excel/2006/main" xmlns:xdr="http://schemas.openxmlformats.org/drawingml/2006/spreadsheetDrawing" xmlns:x14="http://schemas.microsoft.com/office/spreadsheetml/2009/9/main" xmlns:x12ac="http://schemas.microsoft.com/office/spreadsheetml/2011/1/ac" xmlns:x="urn:schemas-microsoft-com:office:excel" xmlns:sl="http://schemas.openxmlformats.org/schemaLibrary/2006/main" xmlns:s="http://schemas.openxmlformats.org/officeDocument/2006/sharedTypes" xmlns:pic="http://schemas.openxmlformats.org/drawingml/2006/picture" xmlns:p="http://schemas.openxmlformats.org/presentationml/2006/main" xmlns:co-ooxml="http://ncloudtech.com/ooxml" xmlns:co="http://ncloudtech.com" xmlns:c="http://schemas.openxmlformats.org/drawingml/2006/chart" xmlns:asvg="http://schemas.microsoft.com/office/drawing/2016/SVG/main" xmlns:a15="http://schemas.microsoft.com/office/drawing/2012/main" xmlns:a="http://schemas.openxmlformats.org/drawingml/2006/main">
+          <mc:Fallback xmlns:a="http://schemas.openxmlformats.org/drawingml/2006/main" xmlns:a15="http://schemas.microsoft.com/office/drawing/2012/main" xmlns:asvg="http://schemas.microsoft.com/office/drawing/2016/SVG/main" xmlns:c="http://schemas.openxmlformats.org/drawingml/2006/chart" xmlns:co="http://ncloudtech.com" xmlns:co-ooxml="http://ncloudtech.com/ooxml" xmlns:p="http://schemas.openxmlformats.org/presentationml/2006/main" xmlns:pic="http://schemas.openxmlformats.org/drawingml/2006/picture" xmlns:s="http://schemas.openxmlformats.org/officeDocument/2006/sharedTypes" xmlns:sl="http://schemas.openxmlformats.org/schemaLibrary/2006/main" xmlns:x="urn:schemas-microsoft-com:office:excel" xmlns:x12ac="http://schemas.microsoft.com/office/spreadsheetml/2011/1/ac" xmlns:x14="http://schemas.microsoft.com/office/spreadsheetml/2009/9/main" xmlns:xdr="http://schemas.openxmlformats.org/drawingml/2006/spreadsheetDrawing" xmlns:xm="http://schemas.microsoft.com/office/excel/2006/main">
             <w:pict xmlns:a="http://schemas.openxmlformats.org/drawingml/2006/main" xmlns:a15="http://schemas.microsoft.com/office/drawing/2012/main" xmlns:asvg="http://schemas.microsoft.com/office/drawing/2016/SVG/main" xmlns:c="http://schemas.openxmlformats.org/drawingml/2006/chart" xmlns:co="http://ncloudtech.com" xmlns:co-ooxml="http://ncloudtech.com/ooxml" xmlns:m="http://schemas.openxmlformats.org/officeDocument/2006/math" xmlns:mc="http://schemas.openxmlformats.org/markup-compatibility/2006" xmlns:o="urn:schemas-microsoft-com:office:office" xmlns:p="http://schemas.openxmlformats.org/presentationml/2006/main" xmlns:pic="http://schemas.openxmlformats.org/drawingml/2006/picture" xmlns:r="http://schemas.openxmlformats.org/officeDocument/2006/relationships" xmlns:s="http://schemas.openxmlformats.org/officeDocument/2006/sharedTypes" xmlns:sl="http://schemas.openxmlformats.org/schemaLibrary/2006/main" xmlns:v="urn:schemas-microsoft-com:vml" xmlns:w="http://schemas.openxmlformats.org/wordprocessingml/2006/main" xmlns:w10="urn:schemas-microsoft-com:office:word" xmlns:w14="http://schemas.microsoft.com/office/word/2010/wordml" xmlns:w15="http://schemas.microsoft.com/office/word/2012/wordml" xmlns:wp="http://schemas.openxmlformats.org/drawingml/2006/wordprocessingDrawing" xmlns:wpg="http://schemas.microsoft.com/office/word/2010/wordprocessingGroup" xmlns:wps="http://schemas.microsoft.com/office/word/2010/wordprocessingShape" xmlns:x="urn:schemas-microsoft-com:office:excel" xmlns:x12ac="http://schemas.microsoft.com/office/spreadsheetml/2011/1/ac" xmlns:x14="http://schemas.microsoft.com/office/spreadsheetml/2009/9/main" xmlns:xdr="http://schemas.openxmlformats.org/drawingml/2006/spreadsheetDrawing" xmlns:xm="http://schemas.microsoft.com/office/excel/2006/main"/>
           </mc:Fallback>
         </mc:AlternateContent>
@@ -2243,7 +2300,7 @@
               </wp:inline>
             </w:drawing>
           </mc:Choice>
-          <mc:Fallback xmlns:xm="http://schemas.microsoft.com/office/excel/2006/main" xmlns:xdr="http://schemas.openxmlformats.org/drawingml/2006/spreadsheetDrawing" xmlns:x14="http://schemas.microsoft.com/office/spreadsheetml/2009/9/main" xmlns:x12ac="http://schemas.microsoft.com/office/spreadsheetml/2011/1/ac" xmlns:x="urn:schemas-microsoft-com:office:excel" xmlns:sl="http://schemas.openxmlformats.org/schemaLibrary/2006/main" xmlns:s="http://schemas.openxmlformats.org/officeDocument/2006/sharedTypes" xmlns:pic="http://schemas.openxmlformats.org/drawingml/2006/picture" xmlns:p="http://schemas.openxmlformats.org/presentationml/2006/main" xmlns:co-ooxml="http://ncloudtech.com/ooxml" xmlns:co="http://ncloudtech.com" xmlns:c="http://schemas.openxmlformats.org/drawingml/2006/chart" xmlns:asvg="http://schemas.microsoft.com/office/drawing/2016/SVG/main" xmlns:a15="http://schemas.microsoft.com/office/drawing/2012/main" xmlns:a="http://schemas.openxmlformats.org/drawingml/2006/main">
+          <mc:Fallback xmlns:a="http://schemas.openxmlformats.org/drawingml/2006/main" xmlns:a15="http://schemas.microsoft.com/office/drawing/2012/main" xmlns:asvg="http://schemas.microsoft.com/office/drawing/2016/SVG/main" xmlns:c="http://schemas.openxmlformats.org/drawingml/2006/chart" xmlns:co="http://ncloudtech.com" xmlns:co-ooxml="http://ncloudtech.com/ooxml" xmlns:p="http://schemas.openxmlformats.org/presentationml/2006/main" xmlns:pic="http://schemas.openxmlformats.org/drawingml/2006/picture" xmlns:s="http://schemas.openxmlformats.org/officeDocument/2006/sharedTypes" xmlns:sl="http://schemas.openxmlformats.org/schemaLibrary/2006/main" xmlns:x="urn:schemas-microsoft-com:office:excel" xmlns:x12ac="http://schemas.microsoft.com/office/spreadsheetml/2011/1/ac" xmlns:x14="http://schemas.microsoft.com/office/spreadsheetml/2009/9/main" xmlns:xdr="http://schemas.openxmlformats.org/drawingml/2006/spreadsheetDrawing" xmlns:xm="http://schemas.microsoft.com/office/excel/2006/main">
             <w:pict xmlns:a="http://schemas.openxmlformats.org/drawingml/2006/main" xmlns:a15="http://schemas.microsoft.com/office/drawing/2012/main" xmlns:asvg="http://schemas.microsoft.com/office/drawing/2016/SVG/main" xmlns:c="http://schemas.openxmlformats.org/drawingml/2006/chart" xmlns:co="http://ncloudtech.com" xmlns:co-ooxml="http://ncloudtech.com/ooxml" xmlns:m="http://schemas.openxmlformats.org/officeDocument/2006/math" xmlns:mc="http://schemas.openxmlformats.org/markup-compatibility/2006" xmlns:o="urn:schemas-microsoft-com:office:office" xmlns:p="http://schemas.openxmlformats.org/presentationml/2006/main" xmlns:pic="http://schemas.openxmlformats.org/drawingml/2006/picture" xmlns:r="http://schemas.openxmlformats.org/officeDocument/2006/relationships" xmlns:s="http://schemas.openxmlformats.org/officeDocument/2006/sharedTypes" xmlns:sl="http://schemas.openxmlformats.org/schemaLibrary/2006/main" xmlns:v="urn:schemas-microsoft-com:vml" xmlns:w="http://schemas.openxmlformats.org/wordprocessingml/2006/main" xmlns:w10="urn:schemas-microsoft-com:office:word" xmlns:w14="http://schemas.microsoft.com/office/word/2010/wordml" xmlns:w15="http://schemas.microsoft.com/office/word/2012/wordml" xmlns:wp="http://schemas.openxmlformats.org/drawingml/2006/wordprocessingDrawing" xmlns:wpg="http://schemas.microsoft.com/office/word/2010/wordprocessingGroup" xmlns:wps="http://schemas.microsoft.com/office/word/2010/wordprocessingShape" xmlns:x="urn:schemas-microsoft-com:office:excel" xmlns:x12ac="http://schemas.microsoft.com/office/spreadsheetml/2011/1/ac" xmlns:x14="http://schemas.microsoft.com/office/spreadsheetml/2009/9/main" xmlns:xdr="http://schemas.openxmlformats.org/drawingml/2006/spreadsheetDrawing" xmlns:xm="http://schemas.microsoft.com/office/excel/2006/main"/>
           </mc:Fallback>
         </mc:AlternateContent>
@@ -2323,7 +2380,7 @@
               </wp:inline>
             </w:drawing>
           </mc:Choice>
-          <mc:Fallback xmlns:xm="http://schemas.microsoft.com/office/excel/2006/main" xmlns:xdr="http://schemas.openxmlformats.org/drawingml/2006/spreadsheetDrawing" xmlns:x14="http://schemas.microsoft.com/office/spreadsheetml/2009/9/main" xmlns:x12ac="http://schemas.microsoft.com/office/spreadsheetml/2011/1/ac" xmlns:x="urn:schemas-microsoft-com:office:excel" xmlns:sl="http://schemas.openxmlformats.org/schemaLibrary/2006/main" xmlns:s="http://schemas.openxmlformats.org/officeDocument/2006/sharedTypes" xmlns:pic="http://schemas.openxmlformats.org/drawingml/2006/picture" xmlns:p="http://schemas.openxmlformats.org/presentationml/2006/main" xmlns:co-ooxml="http://ncloudtech.com/ooxml" xmlns:co="http://ncloudtech.com" xmlns:c="http://schemas.openxmlformats.org/drawingml/2006/chart" xmlns:asvg="http://schemas.microsoft.com/office/drawing/2016/SVG/main" xmlns:a15="http://schemas.microsoft.com/office/drawing/2012/main" xmlns:a="http://schemas.openxmlformats.org/drawingml/2006/main">
+          <mc:Fallback xmlns:a="http://schemas.openxmlformats.org/drawingml/2006/main" xmlns:a15="http://schemas.microsoft.com/office/drawing/2012/main" xmlns:asvg="http://schemas.microsoft.com/office/drawing/2016/SVG/main" xmlns:c="http://schemas.openxmlformats.org/drawingml/2006/chart" xmlns:co="http://ncloudtech.com" xmlns:co-ooxml="http://ncloudtech.com/ooxml" xmlns:p="http://schemas.openxmlformats.org/presentationml/2006/main" xmlns:pic="http://schemas.openxmlformats.org/drawingml/2006/picture" xmlns:s="http://schemas.openxmlformats.org/officeDocument/2006/sharedTypes" xmlns:sl="http://schemas.openxmlformats.org/schemaLibrary/2006/main" xmlns:x="urn:schemas-microsoft-com:office:excel" xmlns:x12ac="http://schemas.microsoft.com/office/spreadsheetml/2011/1/ac" xmlns:x14="http://schemas.microsoft.com/office/spreadsheetml/2009/9/main" xmlns:xdr="http://schemas.openxmlformats.org/drawingml/2006/spreadsheetDrawing" xmlns:xm="http://schemas.microsoft.com/office/excel/2006/main">
             <w:pict xmlns:a="http://schemas.openxmlformats.org/drawingml/2006/main" xmlns:a15="http://schemas.microsoft.com/office/drawing/2012/main" xmlns:asvg="http://schemas.microsoft.com/office/drawing/2016/SVG/main" xmlns:c="http://schemas.openxmlformats.org/drawingml/2006/chart" xmlns:co="http://ncloudtech.com" xmlns:co-ooxml="http://ncloudtech.com/ooxml" xmlns:m="http://schemas.openxmlformats.org/officeDocument/2006/math" xmlns:mc="http://schemas.openxmlformats.org/markup-compatibility/2006" xmlns:o="urn:schemas-microsoft-com:office:office" xmlns:p="http://schemas.openxmlformats.org/presentationml/2006/main" xmlns:pic="http://schemas.openxmlformats.org/drawingml/2006/picture" xmlns:r="http://schemas.openxmlformats.org/officeDocument/2006/relationships" xmlns:s="http://schemas.openxmlformats.org/officeDocument/2006/sharedTypes" xmlns:sl="http://schemas.openxmlformats.org/schemaLibrary/2006/main" xmlns:v="urn:schemas-microsoft-com:vml" xmlns:w="http://schemas.openxmlformats.org/wordprocessingml/2006/main" xmlns:w10="urn:schemas-microsoft-com:office:word" xmlns:w14="http://schemas.microsoft.com/office/word/2010/wordml" xmlns:w15="http://schemas.microsoft.com/office/word/2012/wordml" xmlns:wp="http://schemas.openxmlformats.org/drawingml/2006/wordprocessingDrawing" xmlns:wpg="http://schemas.microsoft.com/office/word/2010/wordprocessingGroup" xmlns:wps="http://schemas.microsoft.com/office/word/2010/wordprocessingShape" xmlns:x="urn:schemas-microsoft-com:office:excel" xmlns:x12ac="http://schemas.microsoft.com/office/spreadsheetml/2011/1/ac" xmlns:x14="http://schemas.microsoft.com/office/spreadsheetml/2009/9/main" xmlns:xdr="http://schemas.openxmlformats.org/drawingml/2006/spreadsheetDrawing" xmlns:xm="http://schemas.microsoft.com/office/excel/2006/main"/>
           </mc:Fallback>
         </mc:AlternateContent>

--- a/Документация/Текст для выступления-1.docx
+++ b/Документация/Текст для выступления-1.docx
@@ -4,7 +4,7 @@
   <w:body>
     <w:p>
       <w:pPr>
-        <w:spacing w:before="274" w:after="206" w:line="429" w:lineRule="atLeast"/>
+        <w:spacing w:before="274" w:after="206" w:line="360" w:lineRule="auto"/>
         <w:jc w:val="both"/>
         <w:outlineLvl w:val="3"/>
         <w:rPr>
@@ -25,7 +25,7 @@
     </w:p>
     <w:p>
       <w:pPr>
-        <w:spacing w:before="206" w:after="206" w:line="429" w:lineRule="atLeast"/>
+        <w:spacing w:before="206" w:after="206" w:line="360" w:lineRule="auto"/>
         <w:jc w:val="both"/>
         <w:rPr>
           <w:rFonts w:ascii="Times New Roman" w:hAnsi="Times New Roman"/>
@@ -219,7 +219,7 @@
     </w:p>
     <w:p>
       <w:pPr>
-        <w:spacing w:before="206" w:after="206" w:line="429" w:lineRule="atLeast"/>
+        <w:spacing w:before="206" w:after="206" w:line="360" w:lineRule="auto"/>
         <w:jc w:val="both"/>
         <w:rPr>
           <w:rFonts w:ascii="Times New Roman" w:hAnsi="Times New Roman"/>
@@ -242,7 +242,7 @@
           <w:ilvl w:val="0"/>
           <w:numId w:val="1"/>
         </w:numPr>
-        <w:spacing w:afterAutospacing="1" w:line="429" w:lineRule="atLeast"/>
+        <w:spacing w:afterAutospacing="1" w:line="360" w:lineRule="auto"/>
         <w:jc w:val="both"/>
         <w:rPr>
           <w:rFonts w:ascii="Times New Roman" w:hAnsi="Times New Roman"/>
@@ -265,7 +265,33 @@
           <w:color w:val="000000" w:themeColor="text1"/>
           <w:sz w:val="24"/>
         </w:rPr>
-        <w:t>. Я занимался разработкой основного алгоритма игры, написанием программного кода.</w:t>
+        <w:t>. Я занимался разработкой основного алгоритма игр</w:t>
+      </w:r>
+      <w:r>
+        <w:rPr>
+          <w:rFonts w:ascii="Times New Roman" w:hAnsi="Times New Roman"/>
+          <w:color w:val="000000" w:themeColor="text1"/>
+          <w:sz w:val="24"/>
+        </w:rPr>
+        <w:t xml:space="preserve">ы, написанием программного кода, а также генерацией </w:t>
+      </w:r>
+      <w:proofErr w:type="spellStart"/>
+      <w:r>
+        <w:rPr>
+          <w:rFonts w:ascii="Times New Roman" w:hAnsi="Times New Roman"/>
+          <w:color w:val="000000" w:themeColor="text1"/>
+          <w:sz w:val="24"/>
+        </w:rPr>
+        <w:t>визуала</w:t>
+      </w:r>
+      <w:proofErr w:type="spellEnd"/>
+      <w:r>
+        <w:rPr>
+          <w:rFonts w:ascii="Times New Roman" w:hAnsi="Times New Roman"/>
+          <w:color w:val="000000" w:themeColor="text1"/>
+          <w:sz w:val="24"/>
+        </w:rPr>
+        <w:t xml:space="preserve"> в нейронных сетях.</w:t>
       </w:r>
     </w:p>
     <w:p>
@@ -274,7 +300,7 @@
           <w:ilvl w:val="0"/>
           <w:numId w:val="1"/>
         </w:numPr>
-        <w:spacing w:afterAutospacing="1" w:line="429" w:lineRule="atLeast"/>
+        <w:spacing w:afterAutospacing="1" w:line="360" w:lineRule="auto"/>
         <w:jc w:val="both"/>
         <w:rPr>
           <w:rFonts w:ascii="Times New Roman" w:hAnsi="Times New Roman"/>
@@ -297,12 +323,48 @@
           <w:color w:val="000000" w:themeColor="text1"/>
           <w:sz w:val="24"/>
         </w:rPr>
-        <w:t> Я занимался разработкой боевой системы игры и помогал Ярославу с её встраиванием в основную часть игры.</w:t>
-      </w:r>
-    </w:p>
-    <w:p>
-      <w:pPr>
-        <w:spacing w:before="206" w:after="206" w:line="240" w:lineRule="auto"/>
+        <w:t xml:space="preserve"> Я занимался написанием </w:t>
+      </w:r>
+      <w:proofErr w:type="spellStart"/>
+      <w:r>
+        <w:rPr>
+          <w:rFonts w:ascii="Times New Roman" w:hAnsi="Times New Roman"/>
+          <w:color w:val="000000" w:themeColor="text1"/>
+          <w:sz w:val="24"/>
+        </w:rPr>
+        <w:t>програмного</w:t>
+      </w:r>
+      <w:proofErr w:type="spellEnd"/>
+      <w:r>
+        <w:rPr>
+          <w:rFonts w:ascii="Times New Roman" w:hAnsi="Times New Roman"/>
+          <w:color w:val="000000" w:themeColor="text1"/>
+          <w:sz w:val="24"/>
+        </w:rPr>
+        <w:t xml:space="preserve"> кода сервера, клиента и </w:t>
+      </w:r>
+      <w:proofErr w:type="spellStart"/>
+      <w:r>
+        <w:rPr>
+          <w:rFonts w:ascii="Times New Roman" w:hAnsi="Times New Roman"/>
+          <w:color w:val="000000" w:themeColor="text1"/>
+          <w:sz w:val="24"/>
+        </w:rPr>
+        <w:t>лаунчера</w:t>
+      </w:r>
+      <w:proofErr w:type="spellEnd"/>
+      <w:r>
+        <w:rPr>
+          <w:rFonts w:ascii="Times New Roman" w:hAnsi="Times New Roman"/>
+          <w:color w:val="000000" w:themeColor="text1"/>
+          <w:sz w:val="24"/>
+        </w:rPr>
+        <w:t xml:space="preserve">, </w:t>
+      </w:r>
+    </w:p>
+    <w:p>
+      <w:pPr>
+        <w:spacing w:before="206" w:after="206" w:line="360" w:lineRule="auto"/>
         <w:jc w:val="both"/>
         <w:rPr>
           <w:rFonts w:ascii="Times New Roman" w:hAnsi="Times New Roman"/>
@@ -353,7 +415,7 @@
               </wp:inline>
             </w:drawing>
           </mc:Choice>
-          <mc:Fallback xmlns:a="http://schemas.openxmlformats.org/drawingml/2006/main" xmlns:a15="http://schemas.microsoft.com/office/drawing/2012/main" xmlns:asvg="http://schemas.microsoft.com/office/drawing/2016/SVG/main" xmlns:c="http://schemas.openxmlformats.org/drawingml/2006/chart" xmlns:co="http://ncloudtech.com" xmlns:co-ooxml="http://ncloudtech.com/ooxml" xmlns:p="http://schemas.openxmlformats.org/presentationml/2006/main" xmlns:pic="http://schemas.openxmlformats.org/drawingml/2006/picture" xmlns:s="http://schemas.openxmlformats.org/officeDocument/2006/sharedTypes" xmlns:sl="http://schemas.openxmlformats.org/schemaLibrary/2006/main" xmlns:x="urn:schemas-microsoft-com:office:excel" xmlns:x12ac="http://schemas.microsoft.com/office/spreadsheetml/2011/1/ac" xmlns:x14="http://schemas.microsoft.com/office/spreadsheetml/2009/9/main" xmlns:xdr="http://schemas.openxmlformats.org/drawingml/2006/spreadsheetDrawing" xmlns:xm="http://schemas.microsoft.com/office/excel/2006/main">
+          <mc:Fallback xmlns:xm="http://schemas.microsoft.com/office/excel/2006/main" xmlns:xdr="http://schemas.openxmlformats.org/drawingml/2006/spreadsheetDrawing" xmlns:x14="http://schemas.microsoft.com/office/spreadsheetml/2009/9/main" xmlns:x12ac="http://schemas.microsoft.com/office/spreadsheetml/2011/1/ac" xmlns:x="urn:schemas-microsoft-com:office:excel" xmlns:sl="http://schemas.openxmlformats.org/schemaLibrary/2006/main" xmlns:s="http://schemas.openxmlformats.org/officeDocument/2006/sharedTypes" xmlns:pic="http://schemas.openxmlformats.org/drawingml/2006/picture" xmlns:p="http://schemas.openxmlformats.org/presentationml/2006/main" xmlns:co-ooxml="http://ncloudtech.com/ooxml" xmlns:co="http://ncloudtech.com" xmlns:c="http://schemas.openxmlformats.org/drawingml/2006/chart" xmlns:asvg="http://schemas.microsoft.com/office/drawing/2016/SVG/main" xmlns:a15="http://schemas.microsoft.com/office/drawing/2012/main" xmlns:a="http://schemas.openxmlformats.org/drawingml/2006/main">
             <w:pict xmlns:a="http://schemas.openxmlformats.org/drawingml/2006/main" xmlns:a15="http://schemas.microsoft.com/office/drawing/2012/main" xmlns:asvg="http://schemas.microsoft.com/office/drawing/2016/SVG/main" xmlns:c="http://schemas.openxmlformats.org/drawingml/2006/chart" xmlns:co="http://ncloudtech.com" xmlns:co-ooxml="http://ncloudtech.com/ooxml" xmlns:m="http://schemas.openxmlformats.org/officeDocument/2006/math" xmlns:mc="http://schemas.openxmlformats.org/markup-compatibility/2006" xmlns:o="urn:schemas-microsoft-com:office:office" xmlns:p="http://schemas.openxmlformats.org/presentationml/2006/main" xmlns:pic="http://schemas.openxmlformats.org/drawingml/2006/picture" xmlns:r="http://schemas.openxmlformats.org/officeDocument/2006/relationships" xmlns:s="http://schemas.openxmlformats.org/officeDocument/2006/sharedTypes" xmlns:sl="http://schemas.openxmlformats.org/schemaLibrary/2006/main" xmlns:v="urn:schemas-microsoft-com:vml" xmlns:w="http://schemas.openxmlformats.org/wordprocessingml/2006/main" xmlns:w10="urn:schemas-microsoft-com:office:word" xmlns:w14="http://schemas.microsoft.com/office/word/2010/wordml" xmlns:w15="http://schemas.microsoft.com/office/word/2012/wordml" xmlns:wp="http://schemas.openxmlformats.org/drawingml/2006/wordprocessingDrawing" xmlns:wpg="http://schemas.microsoft.com/office/word/2010/wordprocessingGroup" xmlns:wps="http://schemas.microsoft.com/office/word/2010/wordprocessingShape" xmlns:x="urn:schemas-microsoft-com:office:excel" xmlns:x12ac="http://schemas.microsoft.com/office/spreadsheetml/2011/1/ac" xmlns:x14="http://schemas.microsoft.com/office/spreadsheetml/2009/9/main" xmlns:xdr="http://schemas.openxmlformats.org/drawingml/2006/spreadsheetDrawing" xmlns:xm="http://schemas.microsoft.com/office/excel/2006/main"/>
           </mc:Fallback>
         </mc:AlternateContent>
@@ -361,7 +423,7 @@
     </w:p>
     <w:p>
       <w:pPr>
-        <w:spacing w:before="274" w:after="206" w:line="429" w:lineRule="atLeast"/>
+        <w:spacing w:before="274" w:after="206" w:line="360" w:lineRule="auto"/>
         <w:jc w:val="both"/>
         <w:outlineLvl w:val="3"/>
         <w:rPr>
@@ -382,7 +444,8 @@
     </w:p>
     <w:p>
       <w:pPr>
-        <w:spacing w:before="206" w:after="206" w:line="429" w:lineRule="atLeast"/>
+        <w:spacing w:before="206" w:after="206" w:line="360" w:lineRule="auto"/>
+        <w:ind w:left="708"/>
         <w:jc w:val="both"/>
         <w:rPr>
           <w:rFonts w:ascii="Times New Roman" w:hAnsi="Times New Roman"/>
@@ -406,12 +469,29 @@
           <w:sz w:val="24"/>
         </w:rPr>
         <w:br/>
-        <w:t>XXI век — это эпоха цифровых технологий, где разработка игр и приложений становится одной из самых востребованных сфер. Наш проект не только соответствует современным тенденциям, но и показывает, как даже начинающие программисты могут создавать интересные проекты.</w:t>
-      </w:r>
-    </w:p>
-    <w:p>
-      <w:pPr>
-        <w:spacing w:before="206" w:after="206" w:line="429" w:lineRule="atLeast"/>
+        <w:t xml:space="preserve">XXI век — это эпоха цифровых технологий, где разработка игр и приложений становится одной из самых востребованных сфер. Наш проект не только соответствует современным </w:t>
+      </w:r>
+      <w:r>
+        <w:rPr>
+          <w:rFonts w:ascii="Times New Roman" w:hAnsi="Times New Roman"/>
+          <w:color w:val="000000" w:themeColor="text1"/>
+          <w:sz w:val="24"/>
+        </w:rPr>
+        <w:t>тенденциям, но и показывает, что</w:t>
+      </w:r>
+      <w:r>
+        <w:rPr>
+          <w:rFonts w:ascii="Times New Roman" w:hAnsi="Times New Roman"/>
+          <w:color w:val="000000" w:themeColor="text1"/>
+          <w:sz w:val="24"/>
+        </w:rPr>
+        <w:t xml:space="preserve"> даже начинающие программисты могут создавать интересные проекты.</w:t>
+      </w:r>
+    </w:p>
+    <w:p>
+      <w:pPr>
+        <w:spacing w:before="206" w:after="206" w:line="360" w:lineRule="auto"/>
+        <w:ind w:firstLine="708"/>
         <w:jc w:val="both"/>
         <w:rPr>
           <w:rFonts w:ascii="Times New Roman" w:hAnsi="Times New Roman"/>
@@ -430,67 +510,23 @@
     </w:p>
     <w:p>
       <w:pPr>
-        <w:spacing w:before="206" w:after="206" w:line="429" w:lineRule="atLeast"/>
-        <w:jc w:val="both"/>
-        <w:rPr>
-          <w:rFonts w:ascii="Times New Roman" w:hAnsi="Times New Roman"/>
-          <w:color w:val="000000" w:themeColor="text1"/>
-          <w:sz w:val="24"/>
-        </w:rPr>
-      </w:pPr>
-      <w:r>
-        <w:rPr>
-          <w:rFonts w:ascii="Times New Roman" w:hAnsi="Times New Roman"/>
-          <w:color w:val="000000" w:themeColor="text1"/>
-          <w:sz w:val="24"/>
-        </w:rPr>
-        <w:t>Мы выбрали </w:t>
-      </w:r>
-      <w:r>
-        <w:rPr>
-          <w:rFonts w:ascii="Times New Roman" w:hAnsi="Times New Roman"/>
-          <w:b/>
-          <w:color w:val="000000" w:themeColor="text1"/>
-          <w:sz w:val="24"/>
-        </w:rPr>
-        <w:t>Python</w:t>
-      </w:r>
-      <w:r>
-        <w:rPr>
-          <w:rFonts w:ascii="Times New Roman" w:hAnsi="Times New Roman"/>
-          <w:color w:val="000000" w:themeColor="text1"/>
-          <w:sz w:val="24"/>
-        </w:rPr>
-        <w:t> за его простоту и универсальность, а </w:t>
-      </w:r>
-      <w:r>
-        <w:rPr>
-          <w:rFonts w:ascii="Times New Roman" w:hAnsi="Times New Roman"/>
-          <w:b/>
-          <w:color w:val="000000" w:themeColor="text1"/>
-          <w:sz w:val="24"/>
-        </w:rPr>
-        <w:t>Pygame</w:t>
-      </w:r>
-      <w:r>
-        <w:rPr>
-          <w:rFonts w:ascii="Times New Roman" w:hAnsi="Times New Roman"/>
-          <w:color w:val="000000" w:themeColor="text1"/>
-          <w:sz w:val="24"/>
-        </w:rPr>
-        <w:t> позволил нам реализовать игровую механику с графикой и звуком.</w:t>
-      </w:r>
-    </w:p>
-    <w:p>
-      <w:pPr>
-        <w:spacing w:before="206" w:after="206" w:line="240" w:lineRule="auto"/>
-        <w:jc w:val="both"/>
-        <w:rPr>
-          <w:rFonts w:ascii="Times New Roman" w:hAnsi="Times New Roman"/>
-          <w:color w:val="000000" w:themeColor="text1"/>
-          <w:sz w:val="24"/>
-        </w:rPr>
-      </w:pPr>
+        <w:spacing w:before="206" w:after="206" w:line="360" w:lineRule="auto"/>
+        <w:ind w:firstLine="708"/>
+        <w:jc w:val="both"/>
+        <w:rPr>
+          <w:rFonts w:ascii="Times New Roman" w:hAnsi="Times New Roman"/>
+          <w:color w:val="000000" w:themeColor="text1"/>
+          <w:sz w:val="24"/>
+        </w:rPr>
+      </w:pPr>
+      <w:r>
+        <w:rPr>
+          <w:rFonts w:ascii="Times New Roman" w:hAnsi="Times New Roman"/>
+          <w:color w:val="000000" w:themeColor="text1"/>
+          <w:sz w:val="24"/>
+        </w:rPr>
+        <w:t xml:space="preserve">Изучение языка «Python» и создание собственных проектов является актуальным и перспективным направлением. Также этот язык часто используется в решении сложных математических задач. </w:t>
+      </w:r>
       <w:r>
         <w:rPr>
           <w:rFonts w:ascii="Times New Roman" w:hAnsi="Times New Roman"/>
@@ -534,7 +570,7 @@
               </wp:inline>
             </w:drawing>
           </mc:Choice>
-          <mc:Fallback xmlns:a="http://schemas.openxmlformats.org/drawingml/2006/main" xmlns:a15="http://schemas.microsoft.com/office/drawing/2012/main" xmlns:asvg="http://schemas.microsoft.com/office/drawing/2016/SVG/main" xmlns:c="http://schemas.openxmlformats.org/drawingml/2006/chart" xmlns:co="http://ncloudtech.com" xmlns:co-ooxml="http://ncloudtech.com/ooxml" xmlns:p="http://schemas.openxmlformats.org/presentationml/2006/main" xmlns:pic="http://schemas.openxmlformats.org/drawingml/2006/picture" xmlns:s="http://schemas.openxmlformats.org/officeDocument/2006/sharedTypes" xmlns:sl="http://schemas.openxmlformats.org/schemaLibrary/2006/main" xmlns:x="urn:schemas-microsoft-com:office:excel" xmlns:x12ac="http://schemas.microsoft.com/office/spreadsheetml/2011/1/ac" xmlns:x14="http://schemas.microsoft.com/office/spreadsheetml/2009/9/main" xmlns:xdr="http://schemas.openxmlformats.org/drawingml/2006/spreadsheetDrawing" xmlns:xm="http://schemas.microsoft.com/office/excel/2006/main">
+          <mc:Fallback xmlns:xm="http://schemas.microsoft.com/office/excel/2006/main" xmlns:xdr="http://schemas.openxmlformats.org/drawingml/2006/spreadsheetDrawing" xmlns:x14="http://schemas.microsoft.com/office/spreadsheetml/2009/9/main" xmlns:x12ac="http://schemas.microsoft.com/office/spreadsheetml/2011/1/ac" xmlns:x="urn:schemas-microsoft-com:office:excel" xmlns:sl="http://schemas.openxmlformats.org/schemaLibrary/2006/main" xmlns:s="http://schemas.openxmlformats.org/officeDocument/2006/sharedTypes" xmlns:pic="http://schemas.openxmlformats.org/drawingml/2006/picture" xmlns:p="http://schemas.openxmlformats.org/presentationml/2006/main" xmlns:co-ooxml="http://ncloudtech.com/ooxml" xmlns:co="http://ncloudtech.com" xmlns:c="http://schemas.openxmlformats.org/drawingml/2006/chart" xmlns:asvg="http://schemas.microsoft.com/office/drawing/2016/SVG/main" xmlns:a15="http://schemas.microsoft.com/office/drawing/2012/main" xmlns:a="http://schemas.openxmlformats.org/drawingml/2006/main">
             <w:pict xmlns:a="http://schemas.openxmlformats.org/drawingml/2006/main" xmlns:a15="http://schemas.microsoft.com/office/drawing/2012/main" xmlns:asvg="http://schemas.microsoft.com/office/drawing/2016/SVG/main" xmlns:c="http://schemas.openxmlformats.org/drawingml/2006/chart" xmlns:co="http://ncloudtech.com" xmlns:co-ooxml="http://ncloudtech.com/ooxml" xmlns:m="http://schemas.openxmlformats.org/officeDocument/2006/math" xmlns:mc="http://schemas.openxmlformats.org/markup-compatibility/2006" xmlns:o="urn:schemas-microsoft-com:office:office" xmlns:p="http://schemas.openxmlformats.org/presentationml/2006/main" xmlns:pic="http://schemas.openxmlformats.org/drawingml/2006/picture" xmlns:r="http://schemas.openxmlformats.org/officeDocument/2006/relationships" xmlns:s="http://schemas.openxmlformats.org/officeDocument/2006/sharedTypes" xmlns:sl="http://schemas.openxmlformats.org/schemaLibrary/2006/main" xmlns:v="urn:schemas-microsoft-com:vml" xmlns:w="http://schemas.openxmlformats.org/wordprocessingml/2006/main" xmlns:w10="urn:schemas-microsoft-com:office:word" xmlns:w14="http://schemas.microsoft.com/office/word/2010/wordml" xmlns:w15="http://schemas.microsoft.com/office/word/2012/wordml" xmlns:wp="http://schemas.openxmlformats.org/drawingml/2006/wordprocessingDrawing" xmlns:wpg="http://schemas.microsoft.com/office/word/2010/wordprocessingGroup" xmlns:wps="http://schemas.microsoft.com/office/word/2010/wordprocessingShape" xmlns:x="urn:schemas-microsoft-com:office:excel" xmlns:x12ac="http://schemas.microsoft.com/office/spreadsheetml/2011/1/ac" xmlns:x14="http://schemas.microsoft.com/office/spreadsheetml/2009/9/main" xmlns:xdr="http://schemas.openxmlformats.org/drawingml/2006/spreadsheetDrawing" xmlns:xm="http://schemas.microsoft.com/office/excel/2006/main"/>
           </mc:Fallback>
         </mc:AlternateContent>
@@ -542,41 +578,57 @@
     </w:p>
     <w:p>
       <w:pPr>
-        <w:spacing w:before="274" w:after="206" w:line="429" w:lineRule="atLeast"/>
+        <w:spacing w:before="274" w:after="206" w:line="360" w:lineRule="auto"/>
+        <w:ind w:firstLine="708"/>
         <w:jc w:val="both"/>
         <w:outlineLvl w:val="3"/>
         <w:rPr>
           <w:rFonts w:ascii="Times New Roman" w:hAnsi="Times New Roman"/>
+          <w:color w:val="000000" w:themeColor="text1"/>
+          <w:sz w:val="24"/>
+        </w:rPr>
+      </w:pPr>
+      <w:r>
+        <w:rPr>
+          <w:rFonts w:ascii="Times New Roman" w:hAnsi="Times New Roman"/>
+          <w:color w:val="000000" w:themeColor="text1"/>
+          <w:sz w:val="24"/>
+        </w:rPr>
+        <w:t>Язык «Go» известен своей простотой, высокой производительностью и эффективностью, что делает его идеальным для создания веб-сервисов, серверных приложений и облачной инфраструктуры.</w:t>
+      </w:r>
+      <w:r>
+        <w:rPr>
+          <w:rFonts w:ascii="Times New Roman" w:hAnsi="Times New Roman"/>
+          <w:color w:val="000000" w:themeColor="text1"/>
+          <w:sz w:val="24"/>
+        </w:rPr>
+        <w:tab/>
+      </w:r>
+    </w:p>
+    <w:p>
+      <w:pPr>
+        <w:spacing w:before="274" w:after="206" w:line="360" w:lineRule="auto"/>
+        <w:jc w:val="both"/>
+        <w:outlineLvl w:val="3"/>
+        <w:rPr>
+          <w:rFonts w:ascii="Times New Roman" w:hAnsi="Times New Roman"/>
+          <w:color w:val="000000" w:themeColor="text1"/>
+          <w:sz w:val="24"/>
+        </w:rPr>
+      </w:pPr>
+      <w:r>
+        <w:rPr>
+          <w:rFonts w:ascii="Times New Roman" w:hAnsi="Times New Roman"/>
           <w:b/>
           <w:color w:val="000000" w:themeColor="text1"/>
           <w:sz w:val="24"/>
         </w:rPr>
-      </w:pPr>
-    </w:p>
-    <w:p>
-      <w:pPr>
-        <w:spacing w:before="274" w:after="206" w:line="429" w:lineRule="atLeast"/>
-        <w:jc w:val="both"/>
-        <w:outlineLvl w:val="3"/>
-        <w:rPr>
-          <w:rFonts w:ascii="Times New Roman" w:hAnsi="Times New Roman"/>
-          <w:color w:val="000000" w:themeColor="text1"/>
-          <w:sz w:val="24"/>
-        </w:rPr>
-      </w:pPr>
-      <w:r>
-        <w:rPr>
-          <w:rFonts w:ascii="Times New Roman" w:hAnsi="Times New Roman"/>
-          <w:b/>
-          <w:color w:val="000000" w:themeColor="text1"/>
-          <w:sz w:val="24"/>
-        </w:rPr>
         <w:t>Слайд 3: Цель и задачи</w:t>
       </w:r>
     </w:p>
     <w:p>
       <w:pPr>
-        <w:spacing w:before="206" w:after="206" w:line="429" w:lineRule="atLeast"/>
+        <w:spacing w:before="206" w:after="206" w:line="360" w:lineRule="auto"/>
         <w:rPr>
           <w:rFonts w:ascii="Times New Roman" w:hAnsi="Times New Roman"/>
           <w:color w:val="000000" w:themeColor="text1"/>
@@ -613,7 +665,7 @@
     </w:p>
     <w:p>
       <w:pPr>
-        <w:spacing w:before="206" w:after="206" w:line="429" w:lineRule="atLeast"/>
+        <w:spacing w:before="206" w:after="206" w:line="360" w:lineRule="auto"/>
         <w:ind w:firstLine="708"/>
         <w:jc w:val="both"/>
         <w:rPr>
@@ -633,7 +685,7 @@
     </w:p>
     <w:p>
       <w:pPr>
-        <w:spacing w:before="206" w:after="206" w:line="429" w:lineRule="atLeast"/>
+        <w:spacing w:before="206" w:after="206" w:line="360" w:lineRule="auto"/>
         <w:ind w:firstLine="708"/>
         <w:jc w:val="both"/>
         <w:rPr>
@@ -648,7 +700,7 @@
           <w:color w:val="000000" w:themeColor="text1"/>
           <w:sz w:val="24"/>
         </w:rPr>
-        <w:t xml:space="preserve">Новизна проектной работы заключается в исследовании и реализации клиент-серверной архитектуры, где высокопроизводительный сервер реального времени, написанный на языке «Go» (язык, известный своей эффективностью в конкурентных сетевых задачах) взаимодействует с быстрым для </w:t>
+        <w:t>Новизна проектной работы заключается в исследовании и реализации клиент-серверной архитектуры, где высокопроизводительный сервер реального времени, написанный на языке «Go</w:t>
       </w:r>
       <w:proofErr w:type="spellStart"/>
       <w:r>
@@ -656,8 +708,9 @@
           <w:rFonts w:ascii="Times New Roman" w:hAnsi="Times New Roman"/>
           <w:color w:val="000000" w:themeColor="text1"/>
           <w:sz w:val="24"/>
-        </w:rPr>
-        <w:t>прототипирования</w:t>
+          <w:lang w:val="en-US"/>
+        </w:rPr>
+        <w:t>lang</w:t>
       </w:r>
       <w:proofErr w:type="spellEnd"/>
       <w:r>
@@ -666,12 +719,13 @@
           <w:color w:val="000000" w:themeColor="text1"/>
           <w:sz w:val="24"/>
         </w:rPr>
-        <w:t xml:space="preserve"> клиентом на языке «python».</w:t>
-      </w:r>
-    </w:p>
-    <w:p>
-      <w:pPr>
-        <w:spacing w:before="206" w:after="206" w:line="429" w:lineRule="atLeast"/>
+        <w:t>» (язык, известный своей эффективностью в конкурентных сетевых задачах) взаимодействует с быстрым для прототипирования клиентом на языке «python».</w:t>
+      </w:r>
+    </w:p>
+    <w:p>
+      <w:pPr>
+        <w:spacing w:before="206" w:after="206" w:line="360" w:lineRule="auto"/>
+        <w:ind w:firstLine="708"/>
         <w:jc w:val="both"/>
         <w:rPr>
           <w:rFonts w:ascii="Times New Roman" w:hAnsi="Times New Roman"/>
@@ -687,12 +741,10 @@
         </w:rPr>
         <w:t>Задачи нашего проекта представлены на слайде (показываешь рукой на задачи, даёшь паузу секунд 10 прежде, чем переключать слайд);</w:t>
       </w:r>
-      <w:bookmarkStart w:id="0" w:name="_GoBack"/>
-      <w:bookmarkEnd w:id="0"/>
-    </w:p>
-    <w:p>
-      <w:pPr>
-        <w:spacing w:before="206" w:after="206" w:line="429" w:lineRule="atLeast"/>
+    </w:p>
+    <w:p>
+      <w:pPr>
+        <w:spacing w:before="206" w:after="206" w:line="360" w:lineRule="auto"/>
         <w:jc w:val="both"/>
         <w:rPr>
           <w:rFonts w:ascii="Times New Roman" w:hAnsi="Times New Roman"/>
@@ -743,7 +795,7 @@
               </wp:inline>
             </w:drawing>
           </mc:Choice>
-          <mc:Fallback xmlns:a="http://schemas.openxmlformats.org/drawingml/2006/main" xmlns:a15="http://schemas.microsoft.com/office/drawing/2012/main" xmlns:asvg="http://schemas.microsoft.com/office/drawing/2016/SVG/main" xmlns:c="http://schemas.openxmlformats.org/drawingml/2006/chart" xmlns:co="http://ncloudtech.com" xmlns:co-ooxml="http://ncloudtech.com/ooxml" xmlns:p="http://schemas.openxmlformats.org/presentationml/2006/main" xmlns:pic="http://schemas.openxmlformats.org/drawingml/2006/picture" xmlns:s="http://schemas.openxmlformats.org/officeDocument/2006/sharedTypes" xmlns:sl="http://schemas.openxmlformats.org/schemaLibrary/2006/main" xmlns:x="urn:schemas-microsoft-com:office:excel" xmlns:x12ac="http://schemas.microsoft.com/office/spreadsheetml/2011/1/ac" xmlns:x14="http://schemas.microsoft.com/office/spreadsheetml/2009/9/main" xmlns:xdr="http://schemas.openxmlformats.org/drawingml/2006/spreadsheetDrawing" xmlns:xm="http://schemas.microsoft.com/office/excel/2006/main">
+          <mc:Fallback xmlns:xm="http://schemas.microsoft.com/office/excel/2006/main" xmlns:xdr="http://schemas.openxmlformats.org/drawingml/2006/spreadsheetDrawing" xmlns:x14="http://schemas.microsoft.com/office/spreadsheetml/2009/9/main" xmlns:x12ac="http://schemas.microsoft.com/office/spreadsheetml/2011/1/ac" xmlns:x="urn:schemas-microsoft-com:office:excel" xmlns:sl="http://schemas.openxmlformats.org/schemaLibrary/2006/main" xmlns:s="http://schemas.openxmlformats.org/officeDocument/2006/sharedTypes" xmlns:pic="http://schemas.openxmlformats.org/drawingml/2006/picture" xmlns:p="http://schemas.openxmlformats.org/presentationml/2006/main" xmlns:co-ooxml="http://ncloudtech.com/ooxml" xmlns:co="http://ncloudtech.com" xmlns:c="http://schemas.openxmlformats.org/drawingml/2006/chart" xmlns:asvg="http://schemas.microsoft.com/office/drawing/2016/SVG/main" xmlns:a15="http://schemas.microsoft.com/office/drawing/2012/main" xmlns:a="http://schemas.openxmlformats.org/drawingml/2006/main">
             <w:pict xmlns:a="http://schemas.openxmlformats.org/drawingml/2006/main" xmlns:a15="http://schemas.microsoft.com/office/drawing/2012/main" xmlns:asvg="http://schemas.microsoft.com/office/drawing/2016/SVG/main" xmlns:c="http://schemas.openxmlformats.org/drawingml/2006/chart" xmlns:co="http://ncloudtech.com" xmlns:co-ooxml="http://ncloudtech.com/ooxml" xmlns:m="http://schemas.openxmlformats.org/officeDocument/2006/math" xmlns:mc="http://schemas.openxmlformats.org/markup-compatibility/2006" xmlns:o="urn:schemas-microsoft-com:office:office" xmlns:p="http://schemas.openxmlformats.org/presentationml/2006/main" xmlns:pic="http://schemas.openxmlformats.org/drawingml/2006/picture" xmlns:r="http://schemas.openxmlformats.org/officeDocument/2006/relationships" xmlns:s="http://schemas.openxmlformats.org/officeDocument/2006/sharedTypes" xmlns:sl="http://schemas.openxmlformats.org/schemaLibrary/2006/main" xmlns:v="urn:schemas-microsoft-com:vml" xmlns:w="http://schemas.openxmlformats.org/wordprocessingml/2006/main" xmlns:w10="urn:schemas-microsoft-com:office:word" xmlns:w14="http://schemas.microsoft.com/office/word/2010/wordml" xmlns:w15="http://schemas.microsoft.com/office/word/2012/wordml" xmlns:wp="http://schemas.openxmlformats.org/drawingml/2006/wordprocessingDrawing" xmlns:wpg="http://schemas.microsoft.com/office/word/2010/wordprocessingGroup" xmlns:wps="http://schemas.microsoft.com/office/word/2010/wordprocessingShape" xmlns:x="urn:schemas-microsoft-com:office:excel" xmlns:x12ac="http://schemas.microsoft.com/office/spreadsheetml/2011/1/ac" xmlns:x14="http://schemas.microsoft.com/office/spreadsheetml/2009/9/main" xmlns:xdr="http://schemas.openxmlformats.org/drawingml/2006/spreadsheetDrawing" xmlns:xm="http://schemas.microsoft.com/office/excel/2006/main"/>
           </mc:Fallback>
         </mc:AlternateContent>
@@ -751,7 +803,7 @@
     </w:p>
     <w:p>
       <w:pPr>
-        <w:spacing w:before="274" w:after="206" w:line="429" w:lineRule="atLeast"/>
+        <w:spacing w:before="274" w:after="206" w:line="360" w:lineRule="auto"/>
         <w:jc w:val="both"/>
         <w:outlineLvl w:val="3"/>
         <w:rPr>
@@ -772,11 +824,12 @@
     </w:p>
     <w:p>
       <w:pPr>
-        <w:spacing w:before="206" w:after="206" w:line="429" w:lineRule="atLeast"/>
-        <w:jc w:val="both"/>
-        <w:rPr>
-          <w:rFonts w:ascii="Times New Roman" w:hAnsi="Times New Roman"/>
-          <w:color w:val="000000" w:themeColor="text1"/>
+        <w:spacing w:before="206" w:after="206" w:line="360" w:lineRule="auto"/>
+        <w:ind w:left="708"/>
+        <w:jc w:val="both"/>
+        <w:rPr>
+          <w:rFonts w:ascii="Times New Roman" w:hAnsi="Times New Roman"/>
+          <w:color w:val="auto"/>
           <w:sz w:val="24"/>
         </w:rPr>
       </w:pPr>
@@ -796,16 +849,235 @@
           <w:sz w:val="24"/>
         </w:rPr>
         <w:br/>
-        <w:t>Перед тем, как приступить к созданию нашей игры мы рассмотрели существующие текстовые игры:</w:t>
-      </w:r>
-    </w:p>
-    <w:p>
-      <w:pPr>
-        <w:numPr>
-          <w:ilvl w:val="0"/>
-          <w:numId w:val="2"/>
-        </w:numPr>
-        <w:spacing w:afterAutospacing="1" w:line="429" w:lineRule="atLeast"/>
+      </w:r>
+      <w:r>
+        <w:rPr>
+          <w:rFonts w:ascii="Times New Roman" w:hAnsi="Times New Roman"/>
+          <w:color w:val="auto"/>
+          <w:sz w:val="24"/>
+        </w:rPr>
+        <w:t>Один из аналогов нашего проекта – игра «</w:t>
+      </w:r>
+      <w:proofErr w:type="spellStart"/>
+      <w:r>
+        <w:rPr>
+          <w:rFonts w:ascii="Times New Roman" w:hAnsi="Times New Roman"/>
+          <w:color w:val="auto"/>
+          <w:sz w:val="24"/>
+        </w:rPr>
+        <w:t>Hammerwatch</w:t>
+      </w:r>
+      <w:proofErr w:type="spellEnd"/>
+      <w:r>
+        <w:rPr>
+          <w:rFonts w:ascii="Times New Roman" w:hAnsi="Times New Roman"/>
+          <w:color w:val="auto"/>
+          <w:sz w:val="24"/>
+        </w:rPr>
+        <w:t>». Она представляет собой</w:t>
+      </w:r>
+      <w:r>
+        <w:rPr>
+          <w:rFonts w:ascii="Times New Roman" w:hAnsi="Times New Roman"/>
+          <w:color w:val="auto"/>
+          <w:sz w:val="24"/>
+        </w:rPr>
+        <w:t xml:space="preserve"> динамичный экшен в жанре </w:t>
+      </w:r>
+      <w:r>
+        <w:rPr>
+          <w:rFonts w:ascii="Times New Roman" w:hAnsi="Times New Roman"/>
+          <w:color w:val="auto"/>
+          <w:sz w:val="24"/>
+        </w:rPr>
+        <w:t>РПГ. Игрокам предстоит исследовать мрачные подземелья, состоящие из множества комнат и уровней. Каждая локация наполнена разнообразными ловушками, головоломками и секретными зонами, требующими внимательного изучения окружения. В мире игры представлены десятки видов врагов — от простых гоблинов и скелетов до могущественных боссов, каждый со своей тактикой боя и слабыми местами. В процессе прохождения игроки собирают золото и ресурсы, которые можно тратить на улучшение характеристик персонажа, покупку зелий и специальных предметов</w:t>
+      </w:r>
+      <w:r>
+        <w:rPr>
+          <w:rFonts w:ascii="Times New Roman" w:hAnsi="Times New Roman"/>
+          <w:color w:val="auto"/>
+          <w:sz w:val="24"/>
+        </w:rPr>
+        <w:t>.</w:t>
+      </w:r>
+    </w:p>
+    <w:p>
+      <w:pPr>
+        <w:spacing w:before="206" w:after="206" w:line="360" w:lineRule="auto"/>
+        <w:ind w:firstLine="708"/>
+        <w:jc w:val="both"/>
+        <w:rPr>
+          <w:rFonts w:ascii="Times New Roman" w:hAnsi="Times New Roman"/>
+          <w:color w:val="auto"/>
+          <w:sz w:val="24"/>
+          <w:lang w:val="en-US"/>
+        </w:rPr>
+      </w:pPr>
+      <w:r>
+        <w:rPr>
+          <w:rFonts w:ascii="Times New Roman" w:hAnsi="Times New Roman"/>
+          <w:color w:val="auto"/>
+          <w:sz w:val="24"/>
+        </w:rPr>
+        <w:t xml:space="preserve">Особенностью </w:t>
+      </w:r>
+      <w:proofErr w:type="spellStart"/>
+      <w:r>
+        <w:rPr>
+          <w:rFonts w:ascii="Times New Roman" w:hAnsi="Times New Roman"/>
+          <w:color w:val="auto"/>
+          <w:sz w:val="24"/>
+        </w:rPr>
+        <w:t>Hammerwatch</w:t>
+      </w:r>
+      <w:proofErr w:type="spellEnd"/>
+      <w:r>
+        <w:rPr>
+          <w:rFonts w:ascii="Times New Roman" w:hAnsi="Times New Roman"/>
+          <w:color w:val="auto"/>
+          <w:sz w:val="24"/>
+        </w:rPr>
+        <w:t xml:space="preserve"> является кооперативный </w:t>
+      </w:r>
+      <w:proofErr w:type="spellStart"/>
+      <w:r>
+        <w:rPr>
+          <w:rFonts w:ascii="Times New Roman" w:hAnsi="Times New Roman"/>
+          <w:color w:val="auto"/>
+          <w:sz w:val="24"/>
+        </w:rPr>
+        <w:t>мультиплеер</w:t>
+      </w:r>
+      <w:proofErr w:type="spellEnd"/>
+      <w:r>
+        <w:rPr>
+          <w:rFonts w:ascii="Times New Roman" w:hAnsi="Times New Roman"/>
+          <w:color w:val="auto"/>
+          <w:sz w:val="24"/>
+        </w:rPr>
+        <w:t xml:space="preserve">, поддерживающий до четырех игроков одновременно. Совместное прохождение позволяет игрокам объединять способности своих персонажей, создавая эффективные тактические комбинации для преодоления самых сложных испытаний.  </w:t>
+      </w:r>
+      <w:bookmarkStart w:id="0" w:name="_GoBack"/>
+      <w:bookmarkEnd w:id="0"/>
+    </w:p>
+    <w:p>
+      <w:pPr>
+        <w:spacing w:before="206" w:after="206" w:line="360" w:lineRule="auto"/>
+        <w:ind w:firstLine="708"/>
+        <w:jc w:val="both"/>
+        <w:rPr>
+          <w:rFonts w:ascii="Times New Roman" w:hAnsi="Times New Roman"/>
+          <w:color w:val="000000" w:themeColor="text1"/>
+          <w:sz w:val="24"/>
+        </w:rPr>
+      </w:pPr>
+      <w:r>
+        <w:rPr>
+          <w:rFonts w:ascii="Times New Roman" w:hAnsi="Times New Roman"/>
+          <w:color w:val="000000" w:themeColor="text1"/>
+          <w:sz w:val="24"/>
+        </w:rPr>
+        <w:lastRenderedPageBreak/>
+        <w:t>В нашей игре мы объединили</w:t>
+      </w:r>
+      <w:r>
+        <w:rPr>
+          <w:rFonts w:ascii="Times New Roman" w:hAnsi="Times New Roman"/>
+          <w:color w:val="000000" w:themeColor="text1"/>
+          <w:sz w:val="24"/>
+        </w:rPr>
+        <w:t xml:space="preserve"> </w:t>
+      </w:r>
+      <w:r>
+        <w:rPr>
+          <w:rFonts w:ascii="Times New Roman" w:hAnsi="Times New Roman"/>
+          <w:color w:val="000000" w:themeColor="text1"/>
+          <w:sz w:val="24"/>
+        </w:rPr>
+        <w:t>динамичный геймплей от экшен-игр</w:t>
+      </w:r>
+      <w:r>
+        <w:rPr>
+          <w:rFonts w:ascii="Times New Roman" w:hAnsi="Times New Roman"/>
+          <w:color w:val="000000" w:themeColor="text1"/>
+          <w:sz w:val="24"/>
+        </w:rPr>
+        <w:t xml:space="preserve">, </w:t>
+      </w:r>
+      <w:r>
+        <w:rPr>
+          <w:rFonts w:ascii="Times New Roman" w:hAnsi="Times New Roman"/>
+          <w:color w:val="000000" w:themeColor="text1"/>
+          <w:sz w:val="24"/>
+        </w:rPr>
+        <w:t>г</w:t>
+      </w:r>
+      <w:r>
+        <w:rPr>
+          <w:rFonts w:ascii="Times New Roman" w:hAnsi="Times New Roman"/>
+          <w:color w:val="000000" w:themeColor="text1"/>
+          <w:sz w:val="24"/>
+        </w:rPr>
+        <w:t>лубину сюжета от текстовых игр</w:t>
+      </w:r>
+      <w:r>
+        <w:rPr>
+          <w:rFonts w:ascii="Times New Roman" w:hAnsi="Times New Roman"/>
+          <w:color w:val="000000" w:themeColor="text1"/>
+          <w:sz w:val="24"/>
+        </w:rPr>
+        <w:t xml:space="preserve"> и с</w:t>
+      </w:r>
+      <w:r>
+        <w:rPr>
+          <w:rFonts w:ascii="Times New Roman" w:hAnsi="Times New Roman"/>
+          <w:color w:val="000000" w:themeColor="text1"/>
+          <w:sz w:val="24"/>
+        </w:rPr>
+        <w:t>овременную 2D-графику.</w:t>
+      </w:r>
+      <w:r>
+        <w:t xml:space="preserve"> </w:t>
+      </w:r>
+      <w:r>
+        <w:rPr>
+          <w:rFonts w:ascii="Times New Roman" w:hAnsi="Times New Roman"/>
+          <w:color w:val="000000" w:themeColor="text1"/>
+          <w:sz w:val="24"/>
+        </w:rPr>
+        <w:t>При работе мы постарались взять лучшие</w:t>
+      </w:r>
+      <w:r>
+        <w:rPr>
+          <w:rFonts w:ascii="Times New Roman" w:hAnsi="Times New Roman"/>
+          <w:color w:val="000000" w:themeColor="text1"/>
+          <w:sz w:val="24"/>
+        </w:rPr>
+        <w:t xml:space="preserve"> идеи из уже существующих игр</w:t>
+      </w:r>
+      <w:r>
+        <w:rPr>
+          <w:rFonts w:ascii="Times New Roman" w:hAnsi="Times New Roman"/>
+          <w:color w:val="000000" w:themeColor="text1"/>
+          <w:sz w:val="24"/>
+        </w:rPr>
+        <w:t>, благодаря чему игра приобрела новые краски.</w:t>
+      </w:r>
+    </w:p>
+    <w:p>
+      <w:pPr>
+        <w:spacing w:afterAutospacing="1" w:line="360" w:lineRule="auto"/>
+        <w:jc w:val="both"/>
+        <w:rPr>
+          <w:rFonts w:ascii="Times New Roman" w:hAnsi="Times New Roman"/>
+          <w:color w:val="000000" w:themeColor="text1"/>
+          <w:sz w:val="24"/>
+        </w:rPr>
+      </w:pPr>
+    </w:p>
+    <w:p>
+      <w:pPr>
+        <w:spacing w:afterAutospacing="1" w:line="360" w:lineRule="auto"/>
         <w:jc w:val="both"/>
         <w:rPr>
           <w:rFonts w:ascii="Times New Roman" w:hAnsi="Times New Roman"/>
@@ -820,302 +1092,12 @@
           <w:color w:val="000000" w:themeColor="text1"/>
           <w:sz w:val="24"/>
         </w:rPr>
-        <w:t>«Сказание»</w:t>
-      </w:r>
-      <w:r>
-        <w:rPr>
-          <w:rFonts w:ascii="Times New Roman" w:hAnsi="Times New Roman"/>
-          <w:color w:val="000000" w:themeColor="text1"/>
-          <w:sz w:val="24"/>
-        </w:rPr>
-        <w:t xml:space="preserve"> — классическая ролевая игра в </w:t>
-      </w:r>
-      <w:proofErr w:type="spellStart"/>
-      <w:r>
-        <w:rPr>
-          <w:rFonts w:ascii="Times New Roman" w:hAnsi="Times New Roman"/>
-          <w:color w:val="000000" w:themeColor="text1"/>
-          <w:sz w:val="24"/>
-        </w:rPr>
-        <w:t>фэнтезийном</w:t>
-      </w:r>
-      <w:proofErr w:type="spellEnd"/>
-      <w:r>
-        <w:rPr>
-          <w:rFonts w:ascii="Times New Roman" w:hAnsi="Times New Roman"/>
-          <w:color w:val="000000" w:themeColor="text1"/>
-          <w:sz w:val="24"/>
-        </w:rPr>
-        <w:t xml:space="preserve"> </w:t>
-      </w:r>
-      <w:proofErr w:type="spellStart"/>
-      <w:r>
-        <w:rPr>
-          <w:rFonts w:ascii="Times New Roman" w:hAnsi="Times New Roman"/>
-          <w:color w:val="000000" w:themeColor="text1"/>
-          <w:sz w:val="24"/>
-        </w:rPr>
-        <w:t>сеттинге</w:t>
-      </w:r>
-      <w:proofErr w:type="spellEnd"/>
-      <w:r>
-        <w:rPr>
-          <w:rFonts w:ascii="Times New Roman" w:hAnsi="Times New Roman"/>
-          <w:color w:val="000000" w:themeColor="text1"/>
-          <w:sz w:val="24"/>
-        </w:rPr>
-        <w:t xml:space="preserve"> от отечественного разработчика. Работает в браузере, а это значит, что без интернета игра работать не будет. </w:t>
-      </w:r>
-    </w:p>
-    <w:p>
-      <w:pPr>
-        <w:numPr>
-          <w:ilvl w:val="0"/>
-          <w:numId w:val="2"/>
-        </w:numPr>
-        <w:spacing w:afterAutospacing="1" w:line="429" w:lineRule="atLeast"/>
-        <w:jc w:val="both"/>
-        <w:rPr>
-          <w:rFonts w:ascii="Times New Roman" w:hAnsi="Times New Roman"/>
-          <w:color w:val="000000" w:themeColor="text1"/>
-          <w:sz w:val="24"/>
-        </w:rPr>
-      </w:pPr>
-      <w:r>
-        <w:rPr>
-          <w:rFonts w:ascii="Times New Roman" w:hAnsi="Times New Roman"/>
-          <w:b/>
-          <w:color w:val="000000" w:themeColor="text1"/>
-          <w:sz w:val="24"/>
-        </w:rPr>
-        <w:t xml:space="preserve">«A </w:t>
-      </w:r>
-      <w:proofErr w:type="spellStart"/>
-      <w:r>
-        <w:rPr>
-          <w:rFonts w:ascii="Times New Roman" w:hAnsi="Times New Roman"/>
-          <w:b/>
-          <w:color w:val="000000" w:themeColor="text1"/>
-          <w:sz w:val="24"/>
-        </w:rPr>
-        <w:t>Dark</w:t>
-      </w:r>
-      <w:proofErr w:type="spellEnd"/>
-      <w:r>
-        <w:rPr>
-          <w:rFonts w:ascii="Times New Roman" w:hAnsi="Times New Roman"/>
-          <w:b/>
-          <w:color w:val="000000" w:themeColor="text1"/>
-          <w:sz w:val="24"/>
-        </w:rPr>
-        <w:t xml:space="preserve"> </w:t>
-      </w:r>
-      <w:proofErr w:type="spellStart"/>
-      <w:r>
-        <w:rPr>
-          <w:rFonts w:ascii="Times New Roman" w:hAnsi="Times New Roman"/>
-          <w:b/>
-          <w:color w:val="000000" w:themeColor="text1"/>
-          <w:sz w:val="24"/>
-        </w:rPr>
-        <w:t>Room</w:t>
-      </w:r>
-      <w:proofErr w:type="spellEnd"/>
-      <w:r>
-        <w:rPr>
-          <w:rFonts w:ascii="Times New Roman" w:hAnsi="Times New Roman"/>
-          <w:b/>
-          <w:color w:val="000000" w:themeColor="text1"/>
-          <w:sz w:val="24"/>
-        </w:rPr>
-        <w:t>»</w:t>
-      </w:r>
-      <w:r>
-        <w:rPr>
-          <w:rFonts w:ascii="Times New Roman" w:hAnsi="Times New Roman"/>
-          <w:color w:val="000000" w:themeColor="text1"/>
-          <w:sz w:val="24"/>
-        </w:rPr>
-        <w:t xml:space="preserve"> — </w:t>
-      </w:r>
-      <w:proofErr w:type="spellStart"/>
-      <w:r>
-        <w:rPr>
-          <w:rFonts w:ascii="Times New Roman" w:hAnsi="Times New Roman"/>
-          <w:color w:val="000000" w:themeColor="text1"/>
-          <w:sz w:val="24"/>
-        </w:rPr>
-        <w:t>минималистичная</w:t>
-      </w:r>
-      <w:proofErr w:type="spellEnd"/>
-      <w:r>
-        <w:rPr>
-          <w:rFonts w:ascii="Times New Roman" w:hAnsi="Times New Roman"/>
-          <w:color w:val="000000" w:themeColor="text1"/>
-          <w:sz w:val="24"/>
-        </w:rPr>
-        <w:t xml:space="preserve"> текстовая игра без графики, то есть в игре есть только текст, без изображений. Так же доступна в браузере, хотя существует и </w:t>
-      </w:r>
-      <w:proofErr w:type="spellStart"/>
-      <w:r>
-        <w:rPr>
-          <w:rFonts w:ascii="Times New Roman" w:hAnsi="Times New Roman"/>
-          <w:color w:val="000000" w:themeColor="text1"/>
-          <w:sz w:val="24"/>
-        </w:rPr>
-        <w:t>оффлайн</w:t>
-      </w:r>
-      <w:proofErr w:type="spellEnd"/>
-      <w:r>
-        <w:rPr>
-          <w:rFonts w:ascii="Times New Roman" w:hAnsi="Times New Roman"/>
-          <w:color w:val="000000" w:themeColor="text1"/>
-          <w:sz w:val="24"/>
-        </w:rPr>
-        <w:t xml:space="preserve">-версия. </w:t>
-      </w:r>
-    </w:p>
-    <w:p>
-      <w:pPr>
-        <w:spacing w:afterAutospacing="1" w:line="429" w:lineRule="atLeast"/>
-        <w:jc w:val="both"/>
-        <w:rPr>
-          <w:rFonts w:ascii="Times New Roman" w:hAnsi="Times New Roman"/>
-          <w:color w:val="000000" w:themeColor="text1"/>
-          <w:sz w:val="24"/>
-        </w:rPr>
-      </w:pPr>
-      <w:r>
-        <w:rPr>
-          <w:rFonts w:ascii="Times New Roman" w:hAnsi="Times New Roman"/>
-          <w:color w:val="000000" w:themeColor="text1"/>
-          <w:sz w:val="24"/>
-        </w:rPr>
-        <w:t>При работе над нашей игрой мы постарались взять лучшие идеи из уже существующих игр, а именно сохранили концепцию текстовой игры, но добавили графическую составляющую, благодаря чему игра приобрела новые краски.</w:t>
-      </w:r>
-    </w:p>
-    <w:p>
-      <w:pPr>
-        <w:spacing w:before="206" w:after="206" w:line="240" w:lineRule="auto"/>
-        <w:jc w:val="both"/>
-        <w:rPr>
-          <w:rFonts w:ascii="Times New Roman" w:hAnsi="Times New Roman"/>
-          <w:color w:val="000000" w:themeColor="text1"/>
-          <w:sz w:val="24"/>
-        </w:rPr>
-      </w:pPr>
-      <w:r>
-        <w:rPr>
-          <w:rFonts w:ascii="Times New Roman" w:hAnsi="Times New Roman"/>
-          <w:noProof/>
-          <w:color w:val="000000" w:themeColor="text1"/>
-          <w:sz w:val="24"/>
-        </w:rPr>
-        <mc:AlternateContent>
-          <mc:Choice Requires="wps">
-            <w:drawing>
-              <wp:inline distT="0" distB="0" distL="0" distR="0">
-                <wp:extent cx="0" cy="9525"/>
-                <wp:effectExtent l="0" t="0" r="0" b="0"/>
-                <wp:docPr id="4" name="Picture 4"/>
-                <wp:cNvGraphicFramePr/>
-                <a:graphic xmlns:a="http://schemas.openxmlformats.org/drawingml/2006/main">
-                  <a:graphicData uri="http://schemas.microsoft.com/office/word/2010/wordprocessingShape">
-                    <wps:wsp>
-                      <wps:cNvSpPr/>
-                      <wps:spPr>
-                        <a:xfrm>
-                          <a:off x="0" y="0"/>
-                          <a:ext cx="0" cy="9525"/>
-                        </a:xfrm>
-                        <a:prstGeom prst="rect">
-                          <a:avLst/>
-                        </a:prstGeom>
-                        <a:solidFill>
-                          <a:srgbClr val="404040"/>
-                        </a:solidFill>
-                        <a:ln>
-                          <a:noFill/>
-                        </a:ln>
-                      </wps:spPr>
-                      <wps:bodyPr lIns="91440" tIns="45720" rIns="91440" bIns="45720" anchor="t">
-                        <a:noAutofit/>
-                      </wps:bodyPr>
-                    </wps:wsp>
-                  </a:graphicData>
-                </a:graphic>
-              </wp:inline>
-            </w:drawing>
-          </mc:Choice>
-          <mc:Fallback xmlns:a="http://schemas.openxmlformats.org/drawingml/2006/main" xmlns:a15="http://schemas.microsoft.com/office/drawing/2012/main" xmlns:asvg="http://schemas.microsoft.com/office/drawing/2016/SVG/main" xmlns:c="http://schemas.openxmlformats.org/drawingml/2006/chart" xmlns:co="http://ncloudtech.com" xmlns:co-ooxml="http://ncloudtech.com/ooxml" xmlns:p="http://schemas.openxmlformats.org/presentationml/2006/main" xmlns:pic="http://schemas.openxmlformats.org/drawingml/2006/picture" xmlns:s="http://schemas.openxmlformats.org/officeDocument/2006/sharedTypes" xmlns:sl="http://schemas.openxmlformats.org/schemaLibrary/2006/main" xmlns:x="urn:schemas-microsoft-com:office:excel" xmlns:x12ac="http://schemas.microsoft.com/office/spreadsheetml/2011/1/ac" xmlns:x14="http://schemas.microsoft.com/office/spreadsheetml/2009/9/main" xmlns:xdr="http://schemas.openxmlformats.org/drawingml/2006/spreadsheetDrawing" xmlns:xm="http://schemas.microsoft.com/office/excel/2006/main">
-            <w:pict xmlns:a="http://schemas.openxmlformats.org/drawingml/2006/main" xmlns:a15="http://schemas.microsoft.com/office/drawing/2012/main" xmlns:asvg="http://schemas.microsoft.com/office/drawing/2016/SVG/main" xmlns:c="http://schemas.openxmlformats.org/drawingml/2006/chart" xmlns:co="http://ncloudtech.com" xmlns:co-ooxml="http://ncloudtech.com/ooxml" xmlns:m="http://schemas.openxmlformats.org/officeDocument/2006/math" xmlns:mc="http://schemas.openxmlformats.org/markup-compatibility/2006" xmlns:o="urn:schemas-microsoft-com:office:office" xmlns:p="http://schemas.openxmlformats.org/presentationml/2006/main" xmlns:pic="http://schemas.openxmlformats.org/drawingml/2006/picture" xmlns:r="http://schemas.openxmlformats.org/officeDocument/2006/relationships" xmlns:s="http://schemas.openxmlformats.org/officeDocument/2006/sharedTypes" xmlns:sl="http://schemas.openxmlformats.org/schemaLibrary/2006/main" xmlns:v="urn:schemas-microsoft-com:vml" xmlns:w="http://schemas.openxmlformats.org/wordprocessingml/2006/main" xmlns:w10="urn:schemas-microsoft-com:office:word" xmlns:w14="http://schemas.microsoft.com/office/word/2010/wordml" xmlns:w15="http://schemas.microsoft.com/office/word/2012/wordml" xmlns:wp="http://schemas.openxmlformats.org/drawingml/2006/wordprocessingDrawing" xmlns:wpg="http://schemas.microsoft.com/office/word/2010/wordprocessingGroup" xmlns:wps="http://schemas.microsoft.com/office/word/2010/wordprocessingShape" xmlns:x="urn:schemas-microsoft-com:office:excel" xmlns:x12ac="http://schemas.microsoft.com/office/spreadsheetml/2011/1/ac" xmlns:x14="http://schemas.microsoft.com/office/spreadsheetml/2009/9/main" xmlns:xdr="http://schemas.openxmlformats.org/drawingml/2006/spreadsheetDrawing" xmlns:xm="http://schemas.microsoft.com/office/excel/2006/main"/>
-          </mc:Fallback>
-        </mc:AlternateContent>
-      </w:r>
-    </w:p>
-    <w:p>
-      <w:pPr>
-        <w:spacing w:before="274" w:after="206" w:line="429" w:lineRule="atLeast"/>
-        <w:jc w:val="both"/>
-        <w:outlineLvl w:val="3"/>
-        <w:rPr>
-          <w:rFonts w:ascii="Times New Roman" w:hAnsi="Times New Roman"/>
-          <w:b/>
-          <w:color w:val="000000" w:themeColor="text1"/>
-          <w:sz w:val="24"/>
-        </w:rPr>
-      </w:pPr>
-    </w:p>
-    <w:p>
-      <w:pPr>
-        <w:spacing w:before="274" w:after="206" w:line="429" w:lineRule="atLeast"/>
-        <w:jc w:val="both"/>
-        <w:outlineLvl w:val="3"/>
-        <w:rPr>
-          <w:rFonts w:ascii="Times New Roman" w:hAnsi="Times New Roman"/>
-          <w:b/>
-          <w:color w:val="000000" w:themeColor="text1"/>
-          <w:sz w:val="24"/>
-        </w:rPr>
-      </w:pPr>
-    </w:p>
-    <w:p>
-      <w:pPr>
-        <w:spacing w:before="274" w:after="206" w:line="429" w:lineRule="atLeast"/>
-        <w:jc w:val="both"/>
-        <w:outlineLvl w:val="3"/>
-        <w:rPr>
-          <w:rFonts w:ascii="Times New Roman" w:hAnsi="Times New Roman"/>
-          <w:b/>
-          <w:color w:val="000000" w:themeColor="text1"/>
-          <w:sz w:val="24"/>
-        </w:rPr>
-      </w:pPr>
-    </w:p>
-    <w:p>
-      <w:pPr>
-        <w:spacing w:before="274" w:after="206" w:line="429" w:lineRule="atLeast"/>
-        <w:jc w:val="both"/>
-        <w:outlineLvl w:val="3"/>
-        <w:rPr>
-          <w:rFonts w:ascii="Times New Roman" w:hAnsi="Times New Roman"/>
-          <w:color w:val="000000" w:themeColor="text1"/>
-          <w:sz w:val="24"/>
-        </w:rPr>
-      </w:pPr>
-      <w:r>
-        <w:rPr>
-          <w:rFonts w:ascii="Times New Roman" w:hAnsi="Times New Roman"/>
-          <w:b/>
-          <w:color w:val="000000" w:themeColor="text1"/>
-          <w:sz w:val="24"/>
-        </w:rPr>
         <w:t>Слайды 5-6: Алгоритм работы игры</w:t>
       </w:r>
     </w:p>
     <w:p>
       <w:pPr>
-        <w:spacing w:before="206" w:after="206" w:line="429" w:lineRule="atLeast"/>
+        <w:spacing w:before="206" w:after="206" w:line="360" w:lineRule="auto"/>
         <w:jc w:val="both"/>
         <w:rPr>
           <w:rFonts w:ascii="Times New Roman" w:hAnsi="Times New Roman"/>
@@ -1165,7 +1147,7 @@
           <w:ilvl w:val="0"/>
           <w:numId w:val="3"/>
         </w:numPr>
-        <w:spacing w:afterAutospacing="1" w:line="429" w:lineRule="atLeast"/>
+        <w:spacing w:afterAutospacing="1" w:line="360" w:lineRule="auto"/>
         <w:jc w:val="both"/>
         <w:rPr>
           <w:rFonts w:ascii="Times New Roman" w:hAnsi="Times New Roman"/>
@@ -1204,7 +1186,7 @@
           <w:ilvl w:val="0"/>
           <w:numId w:val="3"/>
         </w:numPr>
-        <w:spacing w:afterAutospacing="1" w:line="429" w:lineRule="atLeast"/>
+        <w:spacing w:afterAutospacing="1" w:line="360" w:lineRule="auto"/>
         <w:jc w:val="both"/>
         <w:rPr>
           <w:rFonts w:ascii="Times New Roman" w:hAnsi="Times New Roman"/>
@@ -1219,6 +1201,14 @@
           <w:sz w:val="24"/>
         </w:rPr>
         <w:t>Зайти в настройки;</w:t>
+      </w:r>
+      <w:r>
+        <w:rPr>
+          <w:rFonts w:ascii="Times New Roman" w:hAnsi="Times New Roman"/>
+          <w:color w:val="000000" w:themeColor="text1"/>
+          <w:sz w:val="24"/>
+        </w:rPr>
+        <w:tab/>
       </w:r>
     </w:p>
     <w:p>
@@ -1259,45 +1249,250 @@
     </w:p>
     <w:p>
       <w:pPr>
-        <w:spacing w:before="206" w:after="206" w:line="429" w:lineRule="atLeast"/>
-        <w:jc w:val="both"/>
-        <w:rPr>
-          <w:rFonts w:ascii="Times New Roman" w:hAnsi="Times New Roman"/>
-          <w:color w:val="000000" w:themeColor="text1"/>
-          <w:sz w:val="24"/>
-        </w:rPr>
-      </w:pPr>
-      <w:r>
-        <w:rPr>
-          <w:rFonts w:ascii="Times New Roman" w:hAnsi="Times New Roman"/>
-          <w:color w:val="000000" w:themeColor="text1"/>
-          <w:sz w:val="24"/>
-        </w:rPr>
-        <w:t xml:space="preserve">Алгоритм игры предполагает использование основного цикла игры, в ходе которого происходит постоянная проверка «событий». Пример события: нажатие игроком клавиши «пробел» с помощью которой производиться атака противника в бою. </w:t>
-      </w:r>
-    </w:p>
-    <w:p>
-      <w:pPr>
-        <w:spacing w:before="206" w:after="206" w:line="429" w:lineRule="atLeast"/>
-        <w:jc w:val="both"/>
-        <w:rPr>
-          <w:rFonts w:ascii="Times New Roman" w:hAnsi="Times New Roman"/>
-          <w:color w:val="000000" w:themeColor="text1"/>
-          <w:sz w:val="24"/>
-        </w:rPr>
-      </w:pPr>
-      <w:r>
-        <w:rPr>
-          <w:rFonts w:ascii="Times New Roman" w:hAnsi="Times New Roman"/>
-          <w:color w:val="000000" w:themeColor="text1"/>
-          <w:sz w:val="24"/>
-        </w:rPr>
-        <w:t>Появление графических элементов на экране реализовано с помощью модуля Pygame. Этот же модуль использовался для запуска музыки.</w:t>
-      </w:r>
-    </w:p>
-    <w:p>
-      <w:pPr>
-        <w:spacing w:before="206" w:after="206" w:line="240" w:lineRule="auto"/>
+        <w:spacing w:after="0" w:line="360" w:lineRule="auto"/>
+        <w:ind w:firstLine="709"/>
+        <w:jc w:val="both"/>
+        <w:rPr>
+          <w:rFonts w:ascii="Times New Roman" w:hAnsi="Times New Roman"/>
+          <w:color w:val="000000" w:themeColor="text1"/>
+          <w:sz w:val="24"/>
+        </w:rPr>
+      </w:pPr>
+      <w:r>
+        <w:rPr>
+          <w:rFonts w:ascii="Times New Roman" w:hAnsi="Times New Roman"/>
+          <w:color w:val="000000" w:themeColor="text1"/>
+          <w:sz w:val="24"/>
+        </w:rPr>
+        <w:t xml:space="preserve">После старта онлайн игры игрок появляется на </w:t>
+      </w:r>
+      <w:r>
+        <w:rPr>
+          <w:rFonts w:ascii="Times New Roman" w:hAnsi="Times New Roman"/>
+          <w:color w:val="000000" w:themeColor="text1"/>
+          <w:sz w:val="24"/>
+          <w:lang w:val="en-US"/>
+        </w:rPr>
+        <w:t>tmx</w:t>
+      </w:r>
+      <w:r>
+        <w:rPr>
+          <w:rFonts w:ascii="Times New Roman" w:hAnsi="Times New Roman"/>
+          <w:color w:val="000000" w:themeColor="text1"/>
+          <w:sz w:val="24"/>
+        </w:rPr>
+        <w:t>-</w:t>
+      </w:r>
+      <w:r>
+        <w:rPr>
+          <w:rFonts w:ascii="Times New Roman" w:hAnsi="Times New Roman"/>
+          <w:color w:val="000000" w:themeColor="text1"/>
+          <w:sz w:val="24"/>
+        </w:rPr>
+        <w:t>карте. Там он может сражаться с ботами или другими игроками. Также игроку доступен текстовый чат с другими игроками</w:t>
+      </w:r>
+      <w:r>
+        <w:rPr>
+          <w:rFonts w:ascii="Times New Roman" w:hAnsi="Times New Roman"/>
+          <w:color w:val="000000" w:themeColor="text1"/>
+          <w:sz w:val="24"/>
+        </w:rPr>
+        <w:t>. Честность игры может контролировать администратор, нечестных игроков он может выгнать с сервера или заблокировать их аккаунт навсегда.</w:t>
+      </w:r>
+    </w:p>
+    <w:p>
+      <w:pPr>
+        <w:spacing w:before="206" w:after="206" w:line="360" w:lineRule="auto"/>
+        <w:ind w:firstLine="708"/>
+        <w:jc w:val="both"/>
+        <w:rPr>
+          <w:rFonts w:ascii="Times New Roman" w:hAnsi="Times New Roman"/>
+          <w:color w:val="000000" w:themeColor="text1"/>
+          <w:sz w:val="24"/>
+        </w:rPr>
+      </w:pPr>
+      <w:r>
+        <w:rPr>
+          <w:rFonts w:ascii="Times New Roman" w:hAnsi="Times New Roman"/>
+          <w:color w:val="000000" w:themeColor="text1"/>
+          <w:sz w:val="24"/>
+        </w:rPr>
+        <w:t xml:space="preserve">Алгоритм игры предполагает использование основного цикла игры, в ходе которого </w:t>
+      </w:r>
+      <w:r>
+        <w:rPr>
+          <w:rFonts w:ascii="Times New Roman" w:hAnsi="Times New Roman"/>
+          <w:color w:val="000000" w:themeColor="text1"/>
+          <w:sz w:val="24"/>
+        </w:rPr>
+        <w:t>происходит постоянная проверка событий</w:t>
+      </w:r>
+      <w:r>
+        <w:rPr>
+          <w:rFonts w:ascii="Times New Roman" w:hAnsi="Times New Roman"/>
+          <w:color w:val="000000" w:themeColor="text1"/>
+          <w:sz w:val="24"/>
+        </w:rPr>
+        <w:t xml:space="preserve">. Пример события: нажатие игроком клавиши </w:t>
+      </w:r>
+      <w:r>
+        <w:rPr>
+          <w:rFonts w:ascii="Times New Roman" w:hAnsi="Times New Roman"/>
+          <w:color w:val="000000" w:themeColor="text1"/>
+          <w:sz w:val="24"/>
+        </w:rPr>
+        <w:t>«</w:t>
+      </w:r>
+      <w:r>
+        <w:rPr>
+          <w:rFonts w:ascii="Times New Roman" w:hAnsi="Times New Roman"/>
+          <w:color w:val="000000" w:themeColor="text1"/>
+          <w:sz w:val="24"/>
+          <w:lang w:val="en-US"/>
+        </w:rPr>
+        <w:t>t</w:t>
+      </w:r>
+      <w:r>
+        <w:rPr>
+          <w:rFonts w:ascii="Times New Roman" w:hAnsi="Times New Roman"/>
+          <w:color w:val="000000" w:themeColor="text1"/>
+          <w:sz w:val="24"/>
+        </w:rPr>
+        <w:t>», с помощью которой можно открыть игровой чат.</w:t>
+      </w:r>
+    </w:p>
+    <w:p>
+      <w:pPr>
+        <w:spacing w:before="206" w:after="206" w:line="360" w:lineRule="auto"/>
+        <w:ind w:firstLine="708"/>
+        <w:jc w:val="both"/>
+        <w:rPr>
+          <w:rFonts w:ascii="Times New Roman" w:hAnsi="Times New Roman"/>
+          <w:color w:val="000000" w:themeColor="text1"/>
+          <w:sz w:val="24"/>
+        </w:rPr>
+      </w:pPr>
+      <w:r>
+        <w:rPr>
+          <w:rFonts w:ascii="Times New Roman" w:hAnsi="Times New Roman"/>
+          <w:color w:val="000000" w:themeColor="text1"/>
+          <w:sz w:val="24"/>
+        </w:rPr>
+        <w:t>Клиент-серверная архитектура реализована с помощью библиотеки «</w:t>
+      </w:r>
+      <w:r>
+        <w:rPr>
+          <w:rFonts w:ascii="Times New Roman" w:hAnsi="Times New Roman"/>
+          <w:color w:val="000000" w:themeColor="text1"/>
+          <w:sz w:val="24"/>
+          <w:lang w:val="en-US"/>
+        </w:rPr>
+        <w:t>websocket</w:t>
+      </w:r>
+      <w:r>
+        <w:rPr>
+          <w:rFonts w:ascii="Times New Roman" w:hAnsi="Times New Roman"/>
+          <w:color w:val="000000" w:themeColor="text1"/>
+          <w:sz w:val="24"/>
+        </w:rPr>
+        <w:t>» в клиенте и «</w:t>
+      </w:r>
+      <w:proofErr w:type="spellStart"/>
+      <w:r>
+        <w:rPr>
+          <w:rFonts w:ascii="Times New Roman" w:hAnsi="Times New Roman"/>
+          <w:color w:val="000000" w:themeColor="text1"/>
+          <w:sz w:val="24"/>
+        </w:rPr>
+        <w:t>gorilla</w:t>
+      </w:r>
+      <w:proofErr w:type="spellEnd"/>
+      <w:r>
+        <w:rPr>
+          <w:rFonts w:ascii="Times New Roman" w:hAnsi="Times New Roman"/>
+          <w:color w:val="000000" w:themeColor="text1"/>
+          <w:sz w:val="24"/>
+        </w:rPr>
+        <w:t>/websocket</w:t>
+      </w:r>
+      <w:r>
+        <w:rPr>
+          <w:rFonts w:ascii="Times New Roman" w:hAnsi="Times New Roman"/>
+          <w:color w:val="000000" w:themeColor="text1"/>
+          <w:sz w:val="24"/>
+        </w:rPr>
+        <w:t xml:space="preserve">» на сервере. Для отображения </w:t>
+      </w:r>
+      <w:r>
+        <w:rPr>
+          <w:rFonts w:ascii="Times New Roman" w:hAnsi="Times New Roman"/>
+          <w:color w:val="000000" w:themeColor="text1"/>
+          <w:sz w:val="24"/>
+          <w:lang w:val="en-US"/>
+        </w:rPr>
+        <w:t>tmx</w:t>
+      </w:r>
+      <w:r>
+        <w:rPr>
+          <w:rFonts w:ascii="Times New Roman" w:hAnsi="Times New Roman"/>
+          <w:color w:val="000000" w:themeColor="text1"/>
+          <w:sz w:val="24"/>
+        </w:rPr>
+        <w:t>-</w:t>
+      </w:r>
+      <w:r>
+        <w:rPr>
+          <w:rFonts w:ascii="Times New Roman" w:hAnsi="Times New Roman"/>
+          <w:color w:val="000000" w:themeColor="text1"/>
+          <w:sz w:val="24"/>
+        </w:rPr>
+        <w:t>карты используется библиотека «</w:t>
+      </w:r>
+      <w:r>
+        <w:rPr>
+          <w:rFonts w:ascii="Times New Roman" w:hAnsi="Times New Roman"/>
+          <w:color w:val="000000" w:themeColor="text1"/>
+          <w:sz w:val="24"/>
+          <w:lang w:val="en-US"/>
+        </w:rPr>
+        <w:t>pytmx</w:t>
+      </w:r>
+      <w:r>
+        <w:rPr>
+          <w:rFonts w:ascii="Times New Roman" w:hAnsi="Times New Roman"/>
+          <w:color w:val="000000" w:themeColor="text1"/>
+          <w:sz w:val="24"/>
+        </w:rPr>
+        <w:t xml:space="preserve">». </w:t>
+      </w:r>
+      <w:r>
+        <w:rPr>
+          <w:rFonts w:ascii="Times New Roman" w:hAnsi="Times New Roman"/>
+          <w:color w:val="000000" w:themeColor="text1"/>
+          <w:sz w:val="24"/>
+        </w:rPr>
+        <w:t>Появление графических элементов на экр</w:t>
+      </w:r>
+      <w:r>
+        <w:rPr>
+          <w:rFonts w:ascii="Times New Roman" w:hAnsi="Times New Roman"/>
+          <w:color w:val="000000" w:themeColor="text1"/>
+          <w:sz w:val="24"/>
+        </w:rPr>
+        <w:t>ане реализовано с помощью библиотеки</w:t>
+      </w:r>
+      <w:r>
+        <w:rPr>
+          <w:rFonts w:ascii="Times New Roman" w:hAnsi="Times New Roman"/>
+          <w:color w:val="000000" w:themeColor="text1"/>
+          <w:sz w:val="24"/>
+        </w:rPr>
+        <w:t xml:space="preserve"> Pygame.</w:t>
+      </w:r>
+    </w:p>
+    <w:p>
+      <w:pPr>
+        <w:spacing w:before="206" w:after="206" w:line="360" w:lineRule="auto"/>
         <w:jc w:val="both"/>
         <w:rPr>
           <w:rFonts w:ascii="Times New Roman" w:hAnsi="Times New Roman"/>
@@ -1348,7 +1543,7 @@
               </wp:inline>
             </w:drawing>
           </mc:Choice>
-          <mc:Fallback xmlns:a="http://schemas.openxmlformats.org/drawingml/2006/main" xmlns:a15="http://schemas.microsoft.com/office/drawing/2012/main" xmlns:asvg="http://schemas.microsoft.com/office/drawing/2016/SVG/main" xmlns:c="http://schemas.openxmlformats.org/drawingml/2006/chart" xmlns:co="http://ncloudtech.com" xmlns:co-ooxml="http://ncloudtech.com/ooxml" xmlns:p="http://schemas.openxmlformats.org/presentationml/2006/main" xmlns:pic="http://schemas.openxmlformats.org/drawingml/2006/picture" xmlns:s="http://schemas.openxmlformats.org/officeDocument/2006/sharedTypes" xmlns:sl="http://schemas.openxmlformats.org/schemaLibrary/2006/main" xmlns:x="urn:schemas-microsoft-com:office:excel" xmlns:x12ac="http://schemas.microsoft.com/office/spreadsheetml/2011/1/ac" xmlns:x14="http://schemas.microsoft.com/office/spreadsheetml/2009/9/main" xmlns:xdr="http://schemas.openxmlformats.org/drawingml/2006/spreadsheetDrawing" xmlns:xm="http://schemas.microsoft.com/office/excel/2006/main">
+          <mc:Fallback xmlns:xm="http://schemas.microsoft.com/office/excel/2006/main" xmlns:xdr="http://schemas.openxmlformats.org/drawingml/2006/spreadsheetDrawing" xmlns:x14="http://schemas.microsoft.com/office/spreadsheetml/2009/9/main" xmlns:x12ac="http://schemas.microsoft.com/office/spreadsheetml/2011/1/ac" xmlns:x="urn:schemas-microsoft-com:office:excel" xmlns:sl="http://schemas.openxmlformats.org/schemaLibrary/2006/main" xmlns:s="http://schemas.openxmlformats.org/officeDocument/2006/sharedTypes" xmlns:pic="http://schemas.openxmlformats.org/drawingml/2006/picture" xmlns:p="http://schemas.openxmlformats.org/presentationml/2006/main" xmlns:co-ooxml="http://ncloudtech.com/ooxml" xmlns:co="http://ncloudtech.com" xmlns:c="http://schemas.openxmlformats.org/drawingml/2006/chart" xmlns:asvg="http://schemas.microsoft.com/office/drawing/2016/SVG/main" xmlns:a15="http://schemas.microsoft.com/office/drawing/2012/main" xmlns:a="http://schemas.openxmlformats.org/drawingml/2006/main">
             <w:pict xmlns:a="http://schemas.openxmlformats.org/drawingml/2006/main" xmlns:a15="http://schemas.microsoft.com/office/drawing/2012/main" xmlns:asvg="http://schemas.microsoft.com/office/drawing/2016/SVG/main" xmlns:c="http://schemas.openxmlformats.org/drawingml/2006/chart" xmlns:co="http://ncloudtech.com" xmlns:co-ooxml="http://ncloudtech.com/ooxml" xmlns:m="http://schemas.openxmlformats.org/officeDocument/2006/math" xmlns:mc="http://schemas.openxmlformats.org/markup-compatibility/2006" xmlns:o="urn:schemas-microsoft-com:office:office" xmlns:p="http://schemas.openxmlformats.org/presentationml/2006/main" xmlns:pic="http://schemas.openxmlformats.org/drawingml/2006/picture" xmlns:r="http://schemas.openxmlformats.org/officeDocument/2006/relationships" xmlns:s="http://schemas.openxmlformats.org/officeDocument/2006/sharedTypes" xmlns:sl="http://schemas.openxmlformats.org/schemaLibrary/2006/main" xmlns:v="urn:schemas-microsoft-com:vml" xmlns:w="http://schemas.openxmlformats.org/wordprocessingml/2006/main" xmlns:w10="urn:schemas-microsoft-com:office:word" xmlns:w14="http://schemas.microsoft.com/office/word/2010/wordml" xmlns:w15="http://schemas.microsoft.com/office/word/2012/wordml" xmlns:wp="http://schemas.openxmlformats.org/drawingml/2006/wordprocessingDrawing" xmlns:wpg="http://schemas.microsoft.com/office/word/2010/wordprocessingGroup" xmlns:wps="http://schemas.microsoft.com/office/word/2010/wordprocessingShape" xmlns:x="urn:schemas-microsoft-com:office:excel" xmlns:x12ac="http://schemas.microsoft.com/office/spreadsheetml/2011/1/ac" xmlns:x14="http://schemas.microsoft.com/office/spreadsheetml/2009/9/main" xmlns:xdr="http://schemas.openxmlformats.org/drawingml/2006/spreadsheetDrawing" xmlns:xm="http://schemas.microsoft.com/office/excel/2006/main"/>
           </mc:Fallback>
         </mc:AlternateContent>
@@ -1356,7 +1551,7 @@
     </w:p>
     <w:p>
       <w:pPr>
-        <w:spacing w:before="274" w:after="206" w:line="429" w:lineRule="atLeast"/>
+        <w:spacing w:before="274" w:after="206" w:line="360" w:lineRule="auto"/>
         <w:jc w:val="both"/>
         <w:outlineLvl w:val="3"/>
         <w:rPr>
@@ -1369,13 +1564,14 @@
     </w:p>
     <w:p>
       <w:pPr>
-        <w:spacing w:before="274" w:after="206" w:line="429" w:lineRule="atLeast"/>
+        <w:spacing w:before="274" w:after="206" w:line="360" w:lineRule="auto"/>
         <w:jc w:val="both"/>
         <w:outlineLvl w:val="3"/>
         <w:rPr>
           <w:rFonts w:ascii="Times New Roman" w:hAnsi="Times New Roman"/>
           <w:color w:val="000000" w:themeColor="text1"/>
           <w:sz w:val="24"/>
+          <w:lang w:val="en-US"/>
         </w:rPr>
       </w:pPr>
       <w:r>
@@ -1387,23 +1583,34 @@
         </w:rPr>
         <w:t>Слайд 6: Боевая система</w:t>
       </w:r>
-    </w:p>
-    <w:p>
-      <w:pPr>
-        <w:spacing w:before="206" w:after="206" w:line="429" w:lineRule="atLeast"/>
-        <w:jc w:val="both"/>
-        <w:rPr>
-          <w:rFonts w:ascii="Times New Roman" w:hAnsi="Times New Roman"/>
-          <w:color w:val="000000" w:themeColor="text1"/>
-          <w:sz w:val="24"/>
-        </w:rPr>
-      </w:pPr>
       <w:r>
         <w:rPr>
           <w:rFonts w:ascii="Times New Roman" w:hAnsi="Times New Roman"/>
           <w:b/>
           <w:color w:val="000000" w:themeColor="text1"/>
           <w:sz w:val="24"/>
+          <w:lang w:val="en-US"/>
+        </w:rPr>
+        <w:t>x</w:t>
+      </w:r>
+    </w:p>
+    <w:p>
+      <w:pPr>
+        <w:spacing w:before="206" w:after="206" w:line="360" w:lineRule="auto"/>
+        <w:ind w:left="360"/>
+        <w:jc w:val="both"/>
+        <w:rPr>
+          <w:rFonts w:ascii="Times New Roman" w:hAnsi="Times New Roman"/>
+          <w:color w:val="000000" w:themeColor="text1"/>
+          <w:sz w:val="24"/>
+        </w:rPr>
+      </w:pPr>
+      <w:r>
+        <w:rPr>
+          <w:rFonts w:ascii="Times New Roman" w:hAnsi="Times New Roman"/>
+          <w:b/>
+          <w:color w:val="000000" w:themeColor="text1"/>
+          <w:sz w:val="24"/>
         </w:rPr>
         <w:t>Илья:</w:t>
       </w:r>
@@ -1414,232 +1621,473 @@
           <w:sz w:val="24"/>
         </w:rPr>
         <w:br/>
-        <w:t xml:space="preserve">Моя часть работы — разработка боевой системы. Для того чтобы создать боевую систему я изучил основы объектно-ориентированного программирования, а именно: как написать свой класс, методы к нему, как экспортировать эти модули для использования в основной программе </w:t>
-      </w:r>
-    </w:p>
-    <w:p>
-      <w:pPr>
+      </w:r>
+      <w:proofErr w:type="spellStart"/>
+      <w:r>
+        <w:rPr>
+          <w:rFonts w:ascii="Times New Roman" w:hAnsi="Times New Roman"/>
+          <w:color w:val="000000" w:themeColor="text1"/>
+          <w:sz w:val="24"/>
+        </w:rPr>
+        <w:t>Нащ</w:t>
+      </w:r>
+      <w:proofErr w:type="spellEnd"/>
+      <w:r>
+        <w:rPr>
+          <w:rFonts w:ascii="Times New Roman" w:hAnsi="Times New Roman"/>
+          <w:color w:val="000000" w:themeColor="text1"/>
+          <w:sz w:val="24"/>
+        </w:rPr>
+        <w:t xml:space="preserve"> проект состоит из трех основных компонентов:</w:t>
+      </w:r>
+    </w:p>
+    <w:p>
+      <w:pPr>
+        <w:pStyle w:val="ad"/>
         <w:numPr>
           <w:ilvl w:val="0"/>
-          <w:numId w:val="4"/>
+          <w:numId w:val="7"/>
         </w:numPr>
-        <w:spacing w:afterAutospacing="1" w:line="429" w:lineRule="atLeast"/>
-        <w:jc w:val="both"/>
-        <w:rPr>
-          <w:rFonts w:ascii="Times New Roman" w:hAnsi="Times New Roman"/>
-          <w:color w:val="000000" w:themeColor="text1"/>
-          <w:sz w:val="24"/>
-        </w:rPr>
-      </w:pPr>
-      <w:r>
-        <w:rPr>
-          <w:rFonts w:ascii="Times New Roman" w:hAnsi="Times New Roman"/>
-          <w:color w:val="000000" w:themeColor="text1"/>
-          <w:sz w:val="24"/>
-        </w:rPr>
-        <w:t>Использованы </w:t>
-      </w:r>
-      <w:r>
-        <w:rPr>
-          <w:rFonts w:ascii="Times New Roman" w:hAnsi="Times New Roman"/>
-          <w:b/>
-          <w:color w:val="000000" w:themeColor="text1"/>
-          <w:sz w:val="24"/>
-        </w:rPr>
-        <w:t>классы</w:t>
-      </w:r>
-      <w:r>
-        <w:rPr>
-          <w:rFonts w:ascii="Times New Roman" w:hAnsi="Times New Roman"/>
-          <w:color w:val="000000" w:themeColor="text1"/>
-          <w:sz w:val="24"/>
-        </w:rPr>
-        <w:t> для героя и врагов.</w:t>
-      </w:r>
-    </w:p>
-    <w:p>
-      <w:pPr>
+        <w:spacing w:before="206" w:after="206" w:line="360" w:lineRule="auto"/>
+        <w:jc w:val="both"/>
+        <w:rPr>
+          <w:rFonts w:ascii="Times New Roman" w:hAnsi="Times New Roman"/>
+          <w:color w:val="000000" w:themeColor="text1"/>
+          <w:sz w:val="24"/>
+        </w:rPr>
+      </w:pPr>
+      <w:r>
+        <w:rPr>
+          <w:rFonts w:ascii="Times New Roman" w:hAnsi="Times New Roman"/>
+          <w:color w:val="000000" w:themeColor="text1"/>
+          <w:sz w:val="24"/>
+        </w:rPr>
+        <w:lastRenderedPageBreak/>
+        <w:t>Лаунчер</w:t>
+      </w:r>
+      <w:r>
+        <w:rPr>
+          <w:rFonts w:ascii="Times New Roman" w:hAnsi="Times New Roman"/>
+          <w:color w:val="000000" w:themeColor="text1"/>
+          <w:sz w:val="24"/>
+        </w:rPr>
+        <w:t xml:space="preserve">. </w:t>
+      </w:r>
+      <w:r>
+        <w:rPr>
+          <w:rFonts w:ascii="Times New Roman" w:hAnsi="Times New Roman"/>
+          <w:color w:val="000000" w:themeColor="text1"/>
+          <w:sz w:val="24"/>
+        </w:rPr>
+        <w:t>Он отвечает за авторизацию и автоматические обновления</w:t>
+      </w:r>
+    </w:p>
+    <w:p>
+      <w:pPr>
+        <w:pStyle w:val="ad"/>
         <w:numPr>
           <w:ilvl w:val="0"/>
-          <w:numId w:val="4"/>
+          <w:numId w:val="7"/>
         </w:numPr>
-        <w:spacing w:afterAutospacing="1" w:line="429" w:lineRule="atLeast"/>
-        <w:jc w:val="both"/>
-        <w:rPr>
-          <w:rFonts w:ascii="Times New Roman" w:hAnsi="Times New Roman"/>
-          <w:color w:val="000000" w:themeColor="text1"/>
-          <w:sz w:val="24"/>
-        </w:rPr>
-      </w:pPr>
-      <w:r>
-        <w:rPr>
-          <w:rFonts w:ascii="Times New Roman" w:hAnsi="Times New Roman"/>
-          <w:color w:val="000000" w:themeColor="text1"/>
-          <w:sz w:val="24"/>
-        </w:rPr>
-        <w:t xml:space="preserve">Реализован расчёт урона, критические удары, </w:t>
+        <w:spacing w:before="206" w:after="206" w:line="360" w:lineRule="auto"/>
+        <w:jc w:val="both"/>
+        <w:rPr>
+          <w:rFonts w:ascii="Times New Roman" w:hAnsi="Times New Roman"/>
+          <w:color w:val="000000" w:themeColor="text1"/>
+          <w:sz w:val="24"/>
+        </w:rPr>
+      </w:pPr>
+      <w:r>
+        <w:rPr>
+          <w:rFonts w:ascii="Times New Roman" w:hAnsi="Times New Roman"/>
+          <w:color w:val="000000" w:themeColor="text1"/>
+          <w:sz w:val="24"/>
+        </w:rPr>
+        <w:t>Клиент</w:t>
+      </w:r>
+      <w:r>
+        <w:rPr>
+          <w:rFonts w:ascii="Times New Roman" w:hAnsi="Times New Roman"/>
+          <w:color w:val="000000" w:themeColor="text1"/>
+          <w:sz w:val="24"/>
+        </w:rPr>
+        <w:t xml:space="preserve">. </w:t>
       </w:r>
       <w:proofErr w:type="spellStart"/>
       <w:r>
-        <w:rPr>
-          <w:rFonts w:ascii="Times New Roman" w:hAnsi="Times New Roman"/>
-          <w:color w:val="000000" w:themeColor="text1"/>
-          <w:sz w:val="24"/>
-        </w:rPr>
-        <w:t>увороты</w:t>
+        <w:t>рендерит</w:t>
       </w:r>
       <w:proofErr w:type="spellEnd"/>
       <w:r>
-        <w:rPr>
-          <w:rFonts w:ascii="Times New Roman" w:hAnsi="Times New Roman"/>
-          <w:color w:val="000000" w:themeColor="text1"/>
-          <w:sz w:val="24"/>
-        </w:rPr>
-        <w:t>.</w:t>
-      </w:r>
-    </w:p>
-    <w:p>
-      <w:pPr>
+        <w:t xml:space="preserve"> графику, обрабатывает ввод, общается с сервером</w:t>
+      </w:r>
+      <w:r>
+        <w:t>`</w:t>
+      </w:r>
+    </w:p>
+    <w:p>
+      <w:pPr>
+        <w:pStyle w:val="ad"/>
         <w:numPr>
           <w:ilvl w:val="0"/>
-          <w:numId w:val="4"/>
+          <w:numId w:val="7"/>
         </w:numPr>
-        <w:spacing w:after="60" w:line="429" w:lineRule="atLeast"/>
-        <w:jc w:val="both"/>
-        <w:rPr>
-          <w:rFonts w:ascii="Times New Roman" w:hAnsi="Times New Roman"/>
-          <w:color w:val="000000" w:themeColor="text1"/>
-          <w:sz w:val="24"/>
-        </w:rPr>
-      </w:pPr>
-      <w:r>
-        <w:rPr>
-          <w:rFonts w:ascii="Times New Roman" w:hAnsi="Times New Roman"/>
-          <w:color w:val="000000" w:themeColor="text1"/>
-          <w:sz w:val="24"/>
-        </w:rPr>
-        <w:t>Персонажи имеют уникальные особенности:</w:t>
-      </w:r>
-    </w:p>
-    <w:p>
-      <w:pPr>
+        <w:spacing w:before="206" w:after="206" w:line="360" w:lineRule="auto"/>
+        <w:jc w:val="both"/>
+        <w:rPr>
+          <w:rFonts w:ascii="Times New Roman" w:hAnsi="Times New Roman"/>
+          <w:color w:val="000000" w:themeColor="text1"/>
+          <w:sz w:val="24"/>
+        </w:rPr>
+      </w:pPr>
+      <w:r>
+        <w:rPr>
+          <w:rFonts w:ascii="Times New Roman" w:hAnsi="Times New Roman"/>
+          <w:color w:val="000000" w:themeColor="text1"/>
+          <w:sz w:val="24"/>
+        </w:rPr>
+        <w:t>Сервер</w:t>
+      </w:r>
+    </w:p>
+    <w:p>
+      <w:pPr>
+        <w:spacing w:before="206" w:after="206" w:line="360" w:lineRule="auto"/>
+        <w:ind w:left="360" w:firstLine="348"/>
+        <w:jc w:val="both"/>
+        <w:rPr>
+          <w:rFonts w:ascii="Times New Roman" w:hAnsi="Times New Roman"/>
+          <w:color w:val="000000" w:themeColor="text1"/>
+          <w:sz w:val="24"/>
+        </w:rPr>
+      </w:pPr>
+      <w:r>
+        <w:rPr>
+          <w:rFonts w:ascii="Times New Roman" w:hAnsi="Times New Roman"/>
+          <w:b/>
+          <w:color w:val="000000" w:themeColor="text1"/>
+          <w:sz w:val="24"/>
+        </w:rPr>
+        <w:t>Лаунчер</w:t>
+      </w:r>
+      <w:r>
+        <w:rPr>
+          <w:rFonts w:ascii="Times New Roman" w:hAnsi="Times New Roman"/>
+          <w:color w:val="000000" w:themeColor="text1"/>
+          <w:sz w:val="24"/>
+        </w:rPr>
+        <w:t xml:space="preserve"> – это отдельное приложение, которое включает в себя регистрацию и вход с проверкой в базе данных, автоматическую проверку при каждом запуске, загрузку новых версий с прогресс-баром и отображением статуса, безопасную передачу </w:t>
+      </w:r>
+      <w:proofErr w:type="spellStart"/>
+      <w:r>
+        <w:rPr>
+          <w:rFonts w:ascii="Times New Roman" w:hAnsi="Times New Roman"/>
+          <w:color w:val="000000" w:themeColor="text1"/>
+          <w:sz w:val="24"/>
+        </w:rPr>
+        <w:t>токена</w:t>
+      </w:r>
+      <w:proofErr w:type="spellEnd"/>
+      <w:r>
+        <w:rPr>
+          <w:rFonts w:ascii="Times New Roman" w:hAnsi="Times New Roman"/>
+          <w:color w:val="000000" w:themeColor="text1"/>
+          <w:sz w:val="24"/>
+        </w:rPr>
+        <w:t xml:space="preserve"> авторизации в игру и запуск игры с правильными параметрами подключения. Лаунчер написан на библиотеке «</w:t>
+      </w:r>
+      <w:proofErr w:type="spellStart"/>
+      <w:r>
+        <w:rPr>
+          <w:rFonts w:ascii="Times New Roman" w:hAnsi="Times New Roman"/>
+          <w:color w:val="000000" w:themeColor="text1"/>
+          <w:sz w:val="24"/>
+          <w:lang w:val="en-US"/>
+        </w:rPr>
+        <w:t>tkinter</w:t>
+      </w:r>
+      <w:proofErr w:type="spellEnd"/>
+      <w:r>
+        <w:rPr>
+          <w:rFonts w:ascii="Times New Roman" w:hAnsi="Times New Roman"/>
+          <w:color w:val="000000" w:themeColor="text1"/>
+          <w:sz w:val="24"/>
+        </w:rPr>
+        <w:t>» и работает в многопоточном режиме, чтобы не блокировать интерфейс игры во время загрузки.</w:t>
+      </w:r>
+    </w:p>
+    <w:p>
+      <w:pPr>
+        <w:spacing w:before="206" w:after="206" w:line="360" w:lineRule="auto"/>
+        <w:ind w:left="360" w:firstLine="348"/>
+        <w:jc w:val="both"/>
+        <w:rPr>
+          <w:rFonts w:ascii="Times New Roman" w:hAnsi="Times New Roman"/>
+          <w:color w:val="000000" w:themeColor="text1"/>
+          <w:sz w:val="24"/>
+        </w:rPr>
+      </w:pPr>
+      <w:r>
+        <w:rPr>
+          <w:rFonts w:ascii="Times New Roman" w:hAnsi="Times New Roman"/>
+          <w:color w:val="000000" w:themeColor="text1"/>
+          <w:sz w:val="24"/>
+        </w:rPr>
+        <w:t>Сервер игры написан на языке «</w:t>
+      </w:r>
+      <w:r>
+        <w:rPr>
+          <w:rFonts w:ascii="Times New Roman" w:hAnsi="Times New Roman"/>
+          <w:color w:val="000000" w:themeColor="text1"/>
+          <w:sz w:val="24"/>
+          <w:lang w:val="en-US"/>
+        </w:rPr>
+        <w:t>Golang</w:t>
+      </w:r>
+      <w:r>
+        <w:rPr>
+          <w:rFonts w:ascii="Times New Roman" w:hAnsi="Times New Roman"/>
+          <w:color w:val="000000" w:themeColor="text1"/>
+          <w:sz w:val="24"/>
+        </w:rPr>
+        <w:t>»</w:t>
+      </w:r>
+      <w:r>
+        <w:rPr>
+          <w:rFonts w:ascii="Times New Roman" w:hAnsi="Times New Roman"/>
+          <w:color w:val="000000" w:themeColor="text1"/>
+          <w:sz w:val="24"/>
+        </w:rPr>
+        <w:t xml:space="preserve"> выполняет такие функции, как</w:t>
+      </w:r>
+      <w:r>
+        <w:rPr>
+          <w:rFonts w:ascii="Times New Roman" w:hAnsi="Times New Roman"/>
+          <w:color w:val="000000" w:themeColor="text1"/>
+          <w:sz w:val="24"/>
+        </w:rPr>
+        <w:t>:</w:t>
+      </w:r>
+    </w:p>
+    <w:p>
+      <w:pPr>
+        <w:pStyle w:val="ad"/>
         <w:numPr>
-          <w:ilvl w:val="1"/>
-          <w:numId w:val="4"/>
+          <w:ilvl w:val="0"/>
+          <w:numId w:val="8"/>
         </w:numPr>
-        <w:spacing w:afterAutospacing="1" w:line="429" w:lineRule="atLeast"/>
-        <w:jc w:val="both"/>
-        <w:rPr>
-          <w:rFonts w:ascii="Times New Roman" w:hAnsi="Times New Roman"/>
-          <w:color w:val="000000" w:themeColor="text1"/>
-          <w:sz w:val="24"/>
-        </w:rPr>
-      </w:pPr>
-      <w:r>
-        <w:rPr>
-          <w:rFonts w:ascii="Times New Roman" w:hAnsi="Times New Roman"/>
-          <w:b/>
-          <w:color w:val="000000" w:themeColor="text1"/>
-          <w:sz w:val="24"/>
-        </w:rPr>
-        <w:lastRenderedPageBreak/>
-        <w:t>Воин</w:t>
-      </w:r>
-      <w:r>
-        <w:rPr>
-          <w:rFonts w:ascii="Times New Roman" w:hAnsi="Times New Roman"/>
-          <w:color w:val="000000" w:themeColor="text1"/>
-          <w:sz w:val="24"/>
-        </w:rPr>
-        <w:t> — высокий урон в ближнем бою,</w:t>
-      </w:r>
-    </w:p>
-    <w:p>
-      <w:pPr>
+        <w:spacing w:before="206" w:after="206" w:line="360" w:lineRule="auto"/>
+        <w:jc w:val="both"/>
+        <w:rPr>
+          <w:rFonts w:ascii="Times New Roman" w:hAnsi="Times New Roman"/>
+          <w:color w:val="000000" w:themeColor="text1"/>
+          <w:sz w:val="24"/>
+        </w:rPr>
+      </w:pPr>
+      <w:r>
+        <w:rPr>
+          <w:rFonts w:ascii="Times New Roman" w:hAnsi="Times New Roman"/>
+          <w:color w:val="000000" w:themeColor="text1"/>
+          <w:sz w:val="24"/>
+        </w:rPr>
+        <w:t xml:space="preserve">Управление игроками </w:t>
+      </w:r>
+      <w:r>
+        <w:rPr>
+          <w:rFonts w:ascii="Times New Roman" w:hAnsi="Times New Roman"/>
+          <w:color w:val="000000" w:themeColor="text1"/>
+          <w:sz w:val="24"/>
+          <w:lang w:val="en-US"/>
+        </w:rPr>
+        <w:t xml:space="preserve">– </w:t>
+      </w:r>
+      <w:r>
+        <w:rPr>
+          <w:rFonts w:ascii="Times New Roman" w:hAnsi="Times New Roman"/>
+          <w:color w:val="000000" w:themeColor="text1"/>
+          <w:sz w:val="24"/>
+        </w:rPr>
+        <w:t>координаты, состояние, здоровье</w:t>
+      </w:r>
+    </w:p>
+    <w:p>
+      <w:pPr>
+        <w:pStyle w:val="ad"/>
         <w:numPr>
-          <w:ilvl w:val="1"/>
-          <w:numId w:val="4"/>
+          <w:ilvl w:val="0"/>
+          <w:numId w:val="8"/>
         </w:numPr>
-        <w:spacing w:afterAutospacing="1" w:line="429" w:lineRule="atLeast"/>
-        <w:jc w:val="both"/>
-        <w:rPr>
-          <w:rFonts w:ascii="Times New Roman" w:hAnsi="Times New Roman"/>
-          <w:color w:val="000000" w:themeColor="text1"/>
-          <w:sz w:val="24"/>
-        </w:rPr>
-      </w:pPr>
-      <w:r>
-        <w:rPr>
-          <w:rFonts w:ascii="Times New Roman" w:hAnsi="Times New Roman"/>
-          <w:b/>
-          <w:color w:val="000000" w:themeColor="text1"/>
-          <w:sz w:val="24"/>
-        </w:rPr>
-        <w:t>Маг</w:t>
-      </w:r>
-      <w:r>
-        <w:rPr>
-          <w:rFonts w:ascii="Times New Roman" w:hAnsi="Times New Roman"/>
-          <w:color w:val="000000" w:themeColor="text1"/>
-          <w:sz w:val="24"/>
-        </w:rPr>
-        <w:t> — заклинания,</w:t>
-      </w:r>
-    </w:p>
-    <w:p>
-      <w:pPr>
+        <w:spacing w:before="206" w:after="206" w:line="360" w:lineRule="auto"/>
+        <w:jc w:val="both"/>
+        <w:rPr>
+          <w:rFonts w:ascii="Times New Roman" w:hAnsi="Times New Roman"/>
+          <w:color w:val="000000" w:themeColor="text1"/>
+          <w:sz w:val="24"/>
+        </w:rPr>
+      </w:pPr>
+      <w:r>
+        <w:rPr>
+          <w:rFonts w:ascii="Times New Roman" w:hAnsi="Times New Roman"/>
+          <w:color w:val="000000" w:themeColor="text1"/>
+          <w:sz w:val="24"/>
+        </w:rPr>
+        <w:t xml:space="preserve">Боевая система – </w:t>
+      </w:r>
+      <w:r>
+        <w:rPr>
+          <w:rFonts w:ascii="Times New Roman" w:hAnsi="Times New Roman"/>
+          <w:color w:val="000000" w:themeColor="text1"/>
+          <w:sz w:val="24"/>
+        </w:rPr>
+        <w:t>расчёт урона, обработка атак и снарядов</w:t>
+      </w:r>
+    </w:p>
+    <w:p>
+      <w:pPr>
+        <w:pStyle w:val="ad"/>
         <w:numPr>
-          <w:ilvl w:val="1"/>
-          <w:numId w:val="4"/>
+          <w:ilvl w:val="0"/>
+          <w:numId w:val="8"/>
         </w:numPr>
-        <w:spacing w:afterAutospacing="1" w:line="429" w:lineRule="atLeast"/>
-        <w:jc w:val="both"/>
-        <w:rPr>
-          <w:rFonts w:ascii="Times New Roman" w:hAnsi="Times New Roman"/>
-          <w:color w:val="000000" w:themeColor="text1"/>
-          <w:sz w:val="24"/>
-        </w:rPr>
-      </w:pPr>
-      <w:r>
-        <w:rPr>
-          <w:rFonts w:ascii="Times New Roman" w:hAnsi="Times New Roman"/>
-          <w:b/>
-          <w:color w:val="000000" w:themeColor="text1"/>
-          <w:sz w:val="24"/>
-        </w:rPr>
-        <w:t>Плут</w:t>
-      </w:r>
-      <w:r>
-        <w:rPr>
-          <w:rFonts w:ascii="Times New Roman" w:hAnsi="Times New Roman"/>
-          <w:color w:val="000000" w:themeColor="text1"/>
-          <w:sz w:val="24"/>
-        </w:rPr>
-        <w:t> — ловкость и уклонение.</w:t>
-      </w:r>
-    </w:p>
-    <w:p>
-      <w:pPr>
-        <w:spacing w:before="206" w:after="206" w:line="429" w:lineRule="atLeast"/>
-        <w:jc w:val="both"/>
-        <w:rPr>
-          <w:rFonts w:ascii="Times New Roman" w:hAnsi="Times New Roman"/>
-          <w:color w:val="000000" w:themeColor="text1"/>
-          <w:sz w:val="24"/>
-        </w:rPr>
-      </w:pPr>
-      <w:r>
-        <w:rPr>
-          <w:rFonts w:ascii="Times New Roman" w:hAnsi="Times New Roman"/>
-          <w:color w:val="000000" w:themeColor="text1"/>
-          <w:sz w:val="24"/>
-        </w:rPr>
-        <w:t>Система опыта позволяет игроку развивать персонажа после каждой победы.</w:t>
-      </w:r>
-    </w:p>
-    <w:p>
-      <w:pPr>
-        <w:spacing w:before="206" w:after="206" w:line="240" w:lineRule="auto"/>
+        <w:spacing w:before="206" w:after="206" w:line="360" w:lineRule="auto"/>
+        <w:jc w:val="both"/>
+        <w:rPr>
+          <w:rFonts w:ascii="Times New Roman" w:hAnsi="Times New Roman"/>
+          <w:color w:val="000000" w:themeColor="text1"/>
+          <w:sz w:val="24"/>
+        </w:rPr>
+      </w:pPr>
+      <w:r>
+        <w:rPr>
+          <w:rFonts w:ascii="Times New Roman" w:hAnsi="Times New Roman"/>
+          <w:color w:val="000000" w:themeColor="text1"/>
+          <w:sz w:val="24"/>
+        </w:rPr>
+        <w:t>Синхронизация</w:t>
+      </w:r>
+      <w:r>
+        <w:rPr>
+          <w:rFonts w:ascii="Times New Roman" w:hAnsi="Times New Roman"/>
+          <w:color w:val="000000" w:themeColor="text1"/>
+          <w:sz w:val="24"/>
+        </w:rPr>
+        <w:t xml:space="preserve"> – </w:t>
+      </w:r>
+      <w:r>
+        <w:rPr>
+          <w:rFonts w:ascii="Times New Roman" w:hAnsi="Times New Roman"/>
+          <w:color w:val="000000" w:themeColor="text1"/>
+          <w:sz w:val="24"/>
+        </w:rPr>
+        <w:t>рассылка состояния всем клиентам 60 раз в секунду</w:t>
+      </w:r>
+    </w:p>
+    <w:p>
+      <w:pPr>
+        <w:pStyle w:val="ad"/>
+        <w:numPr>
+          <w:ilvl w:val="0"/>
+          <w:numId w:val="8"/>
+        </w:numPr>
+        <w:spacing w:before="206" w:after="206" w:line="360" w:lineRule="auto"/>
+        <w:jc w:val="both"/>
+        <w:rPr>
+          <w:rFonts w:ascii="Times New Roman" w:hAnsi="Times New Roman"/>
+          <w:color w:val="000000" w:themeColor="text1"/>
+          <w:sz w:val="24"/>
+        </w:rPr>
+      </w:pPr>
+      <w:r>
+        <w:rPr>
+          <w:rFonts w:ascii="Times New Roman" w:hAnsi="Times New Roman"/>
+          <w:color w:val="000000" w:themeColor="text1"/>
+          <w:sz w:val="24"/>
+        </w:rPr>
+        <w:t>Чат и админ-команды</w:t>
+      </w:r>
+      <w:r>
+        <w:rPr>
+          <w:rFonts w:ascii="Times New Roman" w:hAnsi="Times New Roman"/>
+          <w:color w:val="000000" w:themeColor="text1"/>
+          <w:sz w:val="24"/>
+        </w:rPr>
+        <w:t xml:space="preserve"> – </w:t>
+      </w:r>
+      <w:r>
+        <w:rPr>
+          <w:rFonts w:ascii="Times New Roman" w:hAnsi="Times New Roman"/>
+          <w:color w:val="000000" w:themeColor="text1"/>
+          <w:sz w:val="24"/>
+        </w:rPr>
+        <w:t>система сообщений с админ-панелью</w:t>
+      </w:r>
+    </w:p>
+    <w:p>
+      <w:pPr>
+        <w:pStyle w:val="ad"/>
+        <w:numPr>
+          <w:ilvl w:val="0"/>
+          <w:numId w:val="8"/>
+        </w:numPr>
+        <w:spacing w:before="206" w:after="206" w:line="360" w:lineRule="auto"/>
+        <w:jc w:val="both"/>
+        <w:rPr>
+          <w:rFonts w:ascii="Times New Roman" w:hAnsi="Times New Roman"/>
+          <w:color w:val="000000" w:themeColor="text1"/>
+          <w:sz w:val="24"/>
+        </w:rPr>
+      </w:pPr>
+      <w:r>
+        <w:rPr>
+          <w:rFonts w:ascii="Times New Roman" w:hAnsi="Times New Roman"/>
+          <w:color w:val="000000" w:themeColor="text1"/>
+          <w:sz w:val="24"/>
+        </w:rPr>
+        <w:t>База данных</w:t>
+      </w:r>
+      <w:r>
+        <w:rPr>
+          <w:rFonts w:ascii="Times New Roman" w:hAnsi="Times New Roman"/>
+          <w:color w:val="000000" w:themeColor="text1"/>
+          <w:sz w:val="24"/>
+        </w:rPr>
+        <w:t xml:space="preserve"> – </w:t>
+      </w:r>
+      <w:r>
+        <w:rPr>
+          <w:rFonts w:ascii="Times New Roman" w:hAnsi="Times New Roman"/>
+          <w:color w:val="000000" w:themeColor="text1"/>
+          <w:sz w:val="24"/>
+        </w:rPr>
+        <w:t>хранение пользователей, админов, заблокированных</w:t>
+      </w:r>
+    </w:p>
+    <w:p>
+      <w:pPr>
+        <w:spacing w:before="206" w:after="206" w:line="360" w:lineRule="auto"/>
+        <w:ind w:left="360"/>
+        <w:jc w:val="both"/>
+        <w:rPr>
+          <w:rFonts w:ascii="Times New Roman" w:hAnsi="Times New Roman"/>
+          <w:color w:val="000000" w:themeColor="text1"/>
+          <w:sz w:val="24"/>
+        </w:rPr>
+      </w:pPr>
+    </w:p>
+    <w:p>
+      <w:pPr>
+        <w:spacing w:before="206" w:after="206" w:line="360" w:lineRule="auto"/>
+        <w:ind w:left="360"/>
+        <w:jc w:val="both"/>
+        <w:rPr>
+          <w:rFonts w:ascii="Times New Roman" w:hAnsi="Times New Roman"/>
+          <w:color w:val="000000" w:themeColor="text1"/>
+          <w:sz w:val="24"/>
+        </w:rPr>
+      </w:pPr>
+    </w:p>
+    <w:p>
+      <w:pPr>
+        <w:spacing w:before="206" w:after="206" w:line="360" w:lineRule="auto"/>
         <w:jc w:val="both"/>
         <w:rPr>
           <w:rFonts w:ascii="Times New Roman" w:hAnsi="Times New Roman"/>
@@ -1690,7 +2138,7 @@
               </wp:inline>
             </w:drawing>
           </mc:Choice>
-          <mc:Fallback xmlns:a="http://schemas.openxmlformats.org/drawingml/2006/main" xmlns:a15="http://schemas.microsoft.com/office/drawing/2012/main" xmlns:asvg="http://schemas.microsoft.com/office/drawing/2016/SVG/main" xmlns:c="http://schemas.openxmlformats.org/drawingml/2006/chart" xmlns:co="http://ncloudtech.com" xmlns:co-ooxml="http://ncloudtech.com/ooxml" xmlns:p="http://schemas.openxmlformats.org/presentationml/2006/main" xmlns:pic="http://schemas.openxmlformats.org/drawingml/2006/picture" xmlns:s="http://schemas.openxmlformats.org/officeDocument/2006/sharedTypes" xmlns:sl="http://schemas.openxmlformats.org/schemaLibrary/2006/main" xmlns:x="urn:schemas-microsoft-com:office:excel" xmlns:x12ac="http://schemas.microsoft.com/office/spreadsheetml/2011/1/ac" xmlns:x14="http://schemas.microsoft.com/office/spreadsheetml/2009/9/main" xmlns:xdr="http://schemas.openxmlformats.org/drawingml/2006/spreadsheetDrawing" xmlns:xm="http://schemas.microsoft.com/office/excel/2006/main">
+          <mc:Fallback xmlns:xm="http://schemas.microsoft.com/office/excel/2006/main" xmlns:xdr="http://schemas.openxmlformats.org/drawingml/2006/spreadsheetDrawing" xmlns:x14="http://schemas.microsoft.com/office/spreadsheetml/2009/9/main" xmlns:x12ac="http://schemas.microsoft.com/office/spreadsheetml/2011/1/ac" xmlns:x="urn:schemas-microsoft-com:office:excel" xmlns:sl="http://schemas.openxmlformats.org/schemaLibrary/2006/main" xmlns:s="http://schemas.openxmlformats.org/officeDocument/2006/sharedTypes" xmlns:pic="http://schemas.openxmlformats.org/drawingml/2006/picture" xmlns:p="http://schemas.openxmlformats.org/presentationml/2006/main" xmlns:co-ooxml="http://ncloudtech.com/ooxml" xmlns:co="http://ncloudtech.com" xmlns:c="http://schemas.openxmlformats.org/drawingml/2006/chart" xmlns:asvg="http://schemas.microsoft.com/office/drawing/2016/SVG/main" xmlns:a15="http://schemas.microsoft.com/office/drawing/2012/main" xmlns:a="http://schemas.openxmlformats.org/drawingml/2006/main">
             <w:pict xmlns:a="http://schemas.openxmlformats.org/drawingml/2006/main" xmlns:a15="http://schemas.microsoft.com/office/drawing/2012/main" xmlns:asvg="http://schemas.microsoft.com/office/drawing/2016/SVG/main" xmlns:c="http://schemas.openxmlformats.org/drawingml/2006/chart" xmlns:co="http://ncloudtech.com" xmlns:co-ooxml="http://ncloudtech.com/ooxml" xmlns:m="http://schemas.openxmlformats.org/officeDocument/2006/math" xmlns:mc="http://schemas.openxmlformats.org/markup-compatibility/2006" xmlns:o="urn:schemas-microsoft-com:office:office" xmlns:p="http://schemas.openxmlformats.org/presentationml/2006/main" xmlns:pic="http://schemas.openxmlformats.org/drawingml/2006/picture" xmlns:r="http://schemas.openxmlformats.org/officeDocument/2006/relationships" xmlns:s="http://schemas.openxmlformats.org/officeDocument/2006/sharedTypes" xmlns:sl="http://schemas.openxmlformats.org/schemaLibrary/2006/main" xmlns:v="urn:schemas-microsoft-com:vml" xmlns:w="http://schemas.openxmlformats.org/wordprocessingml/2006/main" xmlns:w10="urn:schemas-microsoft-com:office:word" xmlns:w14="http://schemas.microsoft.com/office/word/2010/wordml" xmlns:w15="http://schemas.microsoft.com/office/word/2012/wordml" xmlns:wp="http://schemas.openxmlformats.org/drawingml/2006/wordprocessingDrawing" xmlns:wpg="http://schemas.microsoft.com/office/word/2010/wordprocessingGroup" xmlns:wps="http://schemas.microsoft.com/office/word/2010/wordprocessingShape" xmlns:x="urn:schemas-microsoft-com:office:excel" xmlns:x12ac="http://schemas.microsoft.com/office/spreadsheetml/2011/1/ac" xmlns:x14="http://schemas.microsoft.com/office/spreadsheetml/2009/9/main" xmlns:xdr="http://schemas.openxmlformats.org/drawingml/2006/spreadsheetDrawing" xmlns:xm="http://schemas.microsoft.com/office/excel/2006/main"/>
           </mc:Fallback>
         </mc:AlternateContent>
@@ -1698,7 +2146,7 @@
     </w:p>
     <w:p>
       <w:pPr>
-        <w:spacing w:before="274" w:after="206" w:line="429" w:lineRule="atLeast"/>
+        <w:spacing w:before="274" w:after="206" w:line="360" w:lineRule="auto"/>
         <w:jc w:val="both"/>
         <w:outlineLvl w:val="3"/>
         <w:rPr>
@@ -1711,7 +2159,7 @@
     </w:p>
     <w:p>
       <w:pPr>
-        <w:spacing w:before="274" w:after="206" w:line="429" w:lineRule="atLeast"/>
+        <w:spacing w:before="274" w:after="206" w:line="360" w:lineRule="auto"/>
         <w:jc w:val="both"/>
         <w:outlineLvl w:val="3"/>
         <w:rPr>
@@ -1732,7 +2180,7 @@
     </w:p>
     <w:p>
       <w:pPr>
-        <w:spacing w:before="206" w:after="206" w:line="429" w:lineRule="atLeast"/>
+        <w:spacing w:before="206" w:after="206" w:line="360" w:lineRule="auto"/>
         <w:jc w:val="both"/>
         <w:rPr>
           <w:rFonts w:ascii="Times New Roman" w:hAnsi="Times New Roman"/>
@@ -1747,7 +2195,16 @@
           <w:color w:val="000000" w:themeColor="text1"/>
           <w:sz w:val="24"/>
         </w:rPr>
-        <w:t>Кирилл:</w:t>
+        <w:t>Ярослав</w:t>
+      </w:r>
+      <w:r>
+        <w:rPr>
+          <w:rFonts w:ascii="Times New Roman" w:hAnsi="Times New Roman"/>
+          <w:b/>
+          <w:color w:val="000000" w:themeColor="text1"/>
+          <w:sz w:val="24"/>
+        </w:rPr>
+        <w:t>:</w:t>
       </w:r>
       <w:r>
         <w:rPr>
@@ -1815,7 +2272,7 @@
     </w:p>
     <w:p>
       <w:pPr>
-        <w:spacing w:before="206" w:after="206" w:line="429" w:lineRule="atLeast"/>
+        <w:spacing w:before="206" w:after="206" w:line="360" w:lineRule="auto"/>
         <w:jc w:val="both"/>
         <w:rPr>
           <w:rFonts w:ascii="Times New Roman" w:hAnsi="Times New Roman"/>
@@ -1839,7 +2296,7 @@
           <w:ilvl w:val="0"/>
           <w:numId w:val="5"/>
         </w:numPr>
-        <w:spacing w:before="206" w:after="206" w:line="429" w:lineRule="atLeast"/>
+        <w:spacing w:before="206" w:after="206" w:line="360" w:lineRule="auto"/>
         <w:jc w:val="both"/>
         <w:rPr>
           <w:rFonts w:ascii="Times New Roman" w:hAnsi="Times New Roman"/>
@@ -1863,26 +2320,27 @@
           <w:ilvl w:val="0"/>
           <w:numId w:val="5"/>
         </w:numPr>
-        <w:spacing w:before="206" w:after="206" w:line="429" w:lineRule="atLeast"/>
-        <w:jc w:val="both"/>
-        <w:rPr>
-          <w:rFonts w:ascii="Times New Roman" w:hAnsi="Times New Roman"/>
-          <w:color w:val="000000" w:themeColor="text1"/>
-          <w:sz w:val="24"/>
-        </w:rPr>
-      </w:pPr>
-      <w:r>
-        <w:rPr>
-          <w:rFonts w:ascii="Times New Roman" w:hAnsi="Times New Roman"/>
-          <w:color w:val="000000" w:themeColor="text1"/>
-          <w:sz w:val="24"/>
-        </w:rPr>
+        <w:spacing w:before="206" w:after="206" w:line="360" w:lineRule="auto"/>
+        <w:jc w:val="both"/>
+        <w:rPr>
+          <w:rFonts w:ascii="Times New Roman" w:hAnsi="Times New Roman"/>
+          <w:color w:val="000000" w:themeColor="text1"/>
+          <w:sz w:val="24"/>
+        </w:rPr>
+      </w:pPr>
+      <w:r>
+        <w:rPr>
+          <w:rFonts w:ascii="Times New Roman" w:hAnsi="Times New Roman"/>
+          <w:color w:val="000000" w:themeColor="text1"/>
+          <w:sz w:val="24"/>
+        </w:rPr>
+        <w:lastRenderedPageBreak/>
         <w:t>В город ворвались скелеты! Они облачены в броню и вооружены мечами. Их экипировка сильно затёрта. Город небольшой, с каменными домами. Используй тот же художественный стиль, что и в прошлый раз (показываешь на рисунок 8).</w:t>
       </w:r>
     </w:p>
     <w:p>
       <w:pPr>
-        <w:spacing w:before="206" w:after="206" w:line="429" w:lineRule="atLeast"/>
+        <w:spacing w:before="206" w:after="206" w:line="360" w:lineRule="auto"/>
         <w:jc w:val="both"/>
         <w:rPr>
           <w:rFonts w:ascii="Times New Roman" w:hAnsi="Times New Roman"/>
@@ -1901,7 +2359,7 @@
     </w:p>
     <w:p>
       <w:pPr>
-        <w:spacing w:before="206" w:after="206" w:line="429" w:lineRule="atLeast"/>
+        <w:spacing w:before="206" w:after="206" w:line="360" w:lineRule="auto"/>
         <w:jc w:val="both"/>
         <w:rPr>
           <w:rFonts w:ascii="Times New Roman" w:hAnsi="Times New Roman"/>
@@ -1920,7 +2378,7 @@
     </w:p>
     <w:p>
       <w:pPr>
-        <w:spacing w:before="206" w:after="206" w:line="240" w:lineRule="auto"/>
+        <w:spacing w:before="206" w:after="206" w:line="360" w:lineRule="auto"/>
         <w:jc w:val="both"/>
         <w:rPr>
           <w:rFonts w:ascii="Times New Roman" w:hAnsi="Times New Roman"/>
@@ -1971,7 +2429,7 @@
               </wp:inline>
             </w:drawing>
           </mc:Choice>
-          <mc:Fallback xmlns:a="http://schemas.openxmlformats.org/drawingml/2006/main" xmlns:a15="http://schemas.microsoft.com/office/drawing/2012/main" xmlns:asvg="http://schemas.microsoft.com/office/drawing/2016/SVG/main" xmlns:c="http://schemas.openxmlformats.org/drawingml/2006/chart" xmlns:co="http://ncloudtech.com" xmlns:co-ooxml="http://ncloudtech.com/ooxml" xmlns:p="http://schemas.openxmlformats.org/presentationml/2006/main" xmlns:pic="http://schemas.openxmlformats.org/drawingml/2006/picture" xmlns:s="http://schemas.openxmlformats.org/officeDocument/2006/sharedTypes" xmlns:sl="http://schemas.openxmlformats.org/schemaLibrary/2006/main" xmlns:x="urn:schemas-microsoft-com:office:excel" xmlns:x12ac="http://schemas.microsoft.com/office/spreadsheetml/2011/1/ac" xmlns:x14="http://schemas.microsoft.com/office/spreadsheetml/2009/9/main" xmlns:xdr="http://schemas.openxmlformats.org/drawingml/2006/spreadsheetDrawing" xmlns:xm="http://schemas.microsoft.com/office/excel/2006/main">
+          <mc:Fallback xmlns:xm="http://schemas.microsoft.com/office/excel/2006/main" xmlns:xdr="http://schemas.openxmlformats.org/drawingml/2006/spreadsheetDrawing" xmlns:x14="http://schemas.microsoft.com/office/spreadsheetml/2009/9/main" xmlns:x12ac="http://schemas.microsoft.com/office/spreadsheetml/2011/1/ac" xmlns:x="urn:schemas-microsoft-com:office:excel" xmlns:sl="http://schemas.openxmlformats.org/schemaLibrary/2006/main" xmlns:s="http://schemas.openxmlformats.org/officeDocument/2006/sharedTypes" xmlns:pic="http://schemas.openxmlformats.org/drawingml/2006/picture" xmlns:p="http://schemas.openxmlformats.org/presentationml/2006/main" xmlns:co-ooxml="http://ncloudtech.com/ooxml" xmlns:co="http://ncloudtech.com" xmlns:c="http://schemas.openxmlformats.org/drawingml/2006/chart" xmlns:asvg="http://schemas.microsoft.com/office/drawing/2016/SVG/main" xmlns:a15="http://schemas.microsoft.com/office/drawing/2012/main" xmlns:a="http://schemas.openxmlformats.org/drawingml/2006/main">
             <w:pict xmlns:a="http://schemas.openxmlformats.org/drawingml/2006/main" xmlns:a15="http://schemas.microsoft.com/office/drawing/2012/main" xmlns:asvg="http://schemas.microsoft.com/office/drawing/2016/SVG/main" xmlns:c="http://schemas.openxmlformats.org/drawingml/2006/chart" xmlns:co="http://ncloudtech.com" xmlns:co-ooxml="http://ncloudtech.com/ooxml" xmlns:m="http://schemas.openxmlformats.org/officeDocument/2006/math" xmlns:mc="http://schemas.openxmlformats.org/markup-compatibility/2006" xmlns:o="urn:schemas-microsoft-com:office:office" xmlns:p="http://schemas.openxmlformats.org/presentationml/2006/main" xmlns:pic="http://schemas.openxmlformats.org/drawingml/2006/picture" xmlns:r="http://schemas.openxmlformats.org/officeDocument/2006/relationships" xmlns:s="http://schemas.openxmlformats.org/officeDocument/2006/sharedTypes" xmlns:sl="http://schemas.openxmlformats.org/schemaLibrary/2006/main" xmlns:v="urn:schemas-microsoft-com:vml" xmlns:w="http://schemas.openxmlformats.org/wordprocessingml/2006/main" xmlns:w10="urn:schemas-microsoft-com:office:word" xmlns:w14="http://schemas.microsoft.com/office/word/2010/wordml" xmlns:w15="http://schemas.microsoft.com/office/word/2012/wordml" xmlns:wp="http://schemas.openxmlformats.org/drawingml/2006/wordprocessingDrawing" xmlns:wpg="http://schemas.microsoft.com/office/word/2010/wordprocessingGroup" xmlns:wps="http://schemas.microsoft.com/office/word/2010/wordprocessingShape" xmlns:x="urn:schemas-microsoft-com:office:excel" xmlns:x12ac="http://schemas.microsoft.com/office/spreadsheetml/2011/1/ac" xmlns:x14="http://schemas.microsoft.com/office/spreadsheetml/2009/9/main" xmlns:xdr="http://schemas.openxmlformats.org/drawingml/2006/spreadsheetDrawing" xmlns:xm="http://schemas.microsoft.com/office/excel/2006/main"/>
           </mc:Fallback>
         </mc:AlternateContent>
@@ -1979,7 +2437,7 @@
     </w:p>
     <w:p>
       <w:pPr>
-        <w:spacing w:before="274" w:after="206" w:line="429" w:lineRule="atLeast"/>
+        <w:spacing w:before="274" w:after="206" w:line="360" w:lineRule="auto"/>
         <w:jc w:val="both"/>
         <w:outlineLvl w:val="3"/>
         <w:rPr>
@@ -2000,7 +2458,7 @@
     </w:p>
     <w:p>
       <w:pPr>
-        <w:spacing w:before="206" w:after="206" w:line="429" w:lineRule="atLeast"/>
+        <w:spacing w:before="206" w:after="206" w:line="360" w:lineRule="auto"/>
         <w:jc w:val="both"/>
         <w:rPr>
           <w:rFonts w:ascii="Times New Roman" w:hAnsi="Times New Roman"/>
@@ -2015,7 +2473,16 @@
           <w:color w:val="000000" w:themeColor="text1"/>
           <w:sz w:val="24"/>
         </w:rPr>
-        <w:t>Кирилл:</w:t>
+        <w:t>Ярослав</w:t>
+      </w:r>
+      <w:r>
+        <w:rPr>
+          <w:rFonts w:ascii="Times New Roman" w:hAnsi="Times New Roman"/>
+          <w:b/>
+          <w:color w:val="000000" w:themeColor="text1"/>
+          <w:sz w:val="24"/>
+        </w:rPr>
+        <w:t>:</w:t>
       </w:r>
       <w:r>
         <w:rPr>
@@ -2047,7 +2514,7 @@
     </w:p>
     <w:p>
       <w:pPr>
-        <w:spacing w:before="206" w:after="206" w:line="429" w:lineRule="atLeast"/>
+        <w:spacing w:before="206" w:after="206" w:line="360" w:lineRule="auto"/>
         <w:jc w:val="both"/>
         <w:rPr>
           <w:rFonts w:ascii="Times New Roman" w:hAnsi="Times New Roman"/>
@@ -2062,7 +2529,6 @@
           <w:color w:val="000000" w:themeColor="text1"/>
           <w:sz w:val="24"/>
         </w:rPr>
-        <w:lastRenderedPageBreak/>
         <w:t>Ярослав:</w:t>
       </w:r>
       <w:r>
@@ -2077,7 +2543,7 @@
     </w:p>
     <w:p>
       <w:pPr>
-        <w:spacing w:before="206" w:after="206" w:line="429" w:lineRule="atLeast"/>
+        <w:spacing w:before="206" w:after="206" w:line="360" w:lineRule="auto"/>
         <w:jc w:val="both"/>
         <w:rPr>
           <w:rFonts w:ascii="Times New Roman" w:hAnsi="Times New Roman"/>
@@ -2106,7 +2572,7 @@
     </w:p>
     <w:p>
       <w:pPr>
-        <w:spacing w:before="206" w:after="206" w:line="240" w:lineRule="auto"/>
+        <w:spacing w:before="206" w:after="206" w:line="360" w:lineRule="auto"/>
         <w:jc w:val="both"/>
         <w:rPr>
           <w:rFonts w:ascii="Times New Roman" w:hAnsi="Times New Roman"/>
@@ -2157,7 +2623,7 @@
               </wp:inline>
             </w:drawing>
           </mc:Choice>
-          <mc:Fallback xmlns:a="http://schemas.openxmlformats.org/drawingml/2006/main" xmlns:a15="http://schemas.microsoft.com/office/drawing/2012/main" xmlns:asvg="http://schemas.microsoft.com/office/drawing/2016/SVG/main" xmlns:c="http://schemas.openxmlformats.org/drawingml/2006/chart" xmlns:co="http://ncloudtech.com" xmlns:co-ooxml="http://ncloudtech.com/ooxml" xmlns:p="http://schemas.openxmlformats.org/presentationml/2006/main" xmlns:pic="http://schemas.openxmlformats.org/drawingml/2006/picture" xmlns:s="http://schemas.openxmlformats.org/officeDocument/2006/sharedTypes" xmlns:sl="http://schemas.openxmlformats.org/schemaLibrary/2006/main" xmlns:x="urn:schemas-microsoft-com:office:excel" xmlns:x12ac="http://schemas.microsoft.com/office/spreadsheetml/2011/1/ac" xmlns:x14="http://schemas.microsoft.com/office/spreadsheetml/2009/9/main" xmlns:xdr="http://schemas.openxmlformats.org/drawingml/2006/spreadsheetDrawing" xmlns:xm="http://schemas.microsoft.com/office/excel/2006/main">
+          <mc:Fallback xmlns:xm="http://schemas.microsoft.com/office/excel/2006/main" xmlns:xdr="http://schemas.openxmlformats.org/drawingml/2006/spreadsheetDrawing" xmlns:x14="http://schemas.microsoft.com/office/spreadsheetml/2009/9/main" xmlns:x12ac="http://schemas.microsoft.com/office/spreadsheetml/2011/1/ac" xmlns:x="urn:schemas-microsoft-com:office:excel" xmlns:sl="http://schemas.openxmlformats.org/schemaLibrary/2006/main" xmlns:s="http://schemas.openxmlformats.org/officeDocument/2006/sharedTypes" xmlns:pic="http://schemas.openxmlformats.org/drawingml/2006/picture" xmlns:p="http://schemas.openxmlformats.org/presentationml/2006/main" xmlns:co-ooxml="http://ncloudtech.com/ooxml" xmlns:co="http://ncloudtech.com" xmlns:c="http://schemas.openxmlformats.org/drawingml/2006/chart" xmlns:asvg="http://schemas.microsoft.com/office/drawing/2016/SVG/main" xmlns:a15="http://schemas.microsoft.com/office/drawing/2012/main" xmlns:a="http://schemas.openxmlformats.org/drawingml/2006/main">
             <w:pict xmlns:a="http://schemas.openxmlformats.org/drawingml/2006/main" xmlns:a15="http://schemas.microsoft.com/office/drawing/2012/main" xmlns:asvg="http://schemas.microsoft.com/office/drawing/2016/SVG/main" xmlns:c="http://schemas.openxmlformats.org/drawingml/2006/chart" xmlns:co="http://ncloudtech.com" xmlns:co-ooxml="http://ncloudtech.com/ooxml" xmlns:m="http://schemas.openxmlformats.org/officeDocument/2006/math" xmlns:mc="http://schemas.openxmlformats.org/markup-compatibility/2006" xmlns:o="urn:schemas-microsoft-com:office:office" xmlns:p="http://schemas.openxmlformats.org/presentationml/2006/main" xmlns:pic="http://schemas.openxmlformats.org/drawingml/2006/picture" xmlns:r="http://schemas.openxmlformats.org/officeDocument/2006/relationships" xmlns:s="http://schemas.openxmlformats.org/officeDocument/2006/sharedTypes" xmlns:sl="http://schemas.openxmlformats.org/schemaLibrary/2006/main" xmlns:v="urn:schemas-microsoft-com:vml" xmlns:w="http://schemas.openxmlformats.org/wordprocessingml/2006/main" xmlns:w10="urn:schemas-microsoft-com:office:word" xmlns:w14="http://schemas.microsoft.com/office/word/2010/wordml" xmlns:w15="http://schemas.microsoft.com/office/word/2012/wordml" xmlns:wp="http://schemas.openxmlformats.org/drawingml/2006/wordprocessingDrawing" xmlns:wpg="http://schemas.microsoft.com/office/word/2010/wordprocessingGroup" xmlns:wps="http://schemas.microsoft.com/office/word/2010/wordprocessingShape" xmlns:x="urn:schemas-microsoft-com:office:excel" xmlns:x12ac="http://schemas.microsoft.com/office/spreadsheetml/2011/1/ac" xmlns:x14="http://schemas.microsoft.com/office/spreadsheetml/2009/9/main" xmlns:xdr="http://schemas.openxmlformats.org/drawingml/2006/spreadsheetDrawing" xmlns:xm="http://schemas.microsoft.com/office/excel/2006/main"/>
           </mc:Fallback>
         </mc:AlternateContent>
@@ -2165,7 +2631,7 @@
     </w:p>
     <w:p>
       <w:pPr>
-        <w:spacing w:before="274" w:after="206" w:line="429" w:lineRule="atLeast"/>
+        <w:spacing w:before="274" w:after="206" w:line="360" w:lineRule="auto"/>
         <w:jc w:val="both"/>
         <w:outlineLvl w:val="3"/>
         <w:rPr>
@@ -2178,7 +2644,7 @@
     </w:p>
     <w:p>
       <w:pPr>
-        <w:spacing w:before="274" w:after="206" w:line="429" w:lineRule="atLeast"/>
+        <w:spacing w:before="274" w:after="206" w:line="360" w:lineRule="auto"/>
         <w:jc w:val="both"/>
         <w:outlineLvl w:val="3"/>
         <w:rPr>
@@ -2199,7 +2665,7 @@
     </w:p>
     <w:p>
       <w:pPr>
-        <w:spacing w:before="274" w:after="206" w:line="429" w:lineRule="atLeast"/>
+        <w:spacing w:before="274" w:after="206" w:line="360" w:lineRule="auto"/>
         <w:jc w:val="both"/>
         <w:outlineLvl w:val="3"/>
         <w:rPr>
@@ -2215,7 +2681,7 @@
           <w:color w:val="000000" w:themeColor="text1"/>
           <w:sz w:val="24"/>
         </w:rPr>
-        <w:t>Кирилл:</w:t>
+        <w:t>Илья:</w:t>
       </w:r>
       <w:r>
         <w:rPr>
@@ -2224,39 +2690,15 @@
           <w:sz w:val="24"/>
         </w:rPr>
         <w:br/>
-        <w:t xml:space="preserve">Мы планируем продолжить работу над проектом и хотели бы в будущем реализовать систему игрового магазина, в котором игрок на заработанные за выполнение заданий, ресурсы, сможет покупать улучшения для своего персонажа. </w:t>
-      </w:r>
-    </w:p>
-    <w:p>
-      <w:pPr>
-        <w:spacing w:before="274" w:after="206" w:line="429" w:lineRule="atLeast"/>
-        <w:jc w:val="both"/>
-        <w:outlineLvl w:val="3"/>
-        <w:rPr>
-          <w:rFonts w:ascii="Times New Roman" w:hAnsi="Times New Roman"/>
-          <w:color w:val="000000" w:themeColor="text1"/>
-          <w:sz w:val="24"/>
-        </w:rPr>
-      </w:pPr>
-      <w:r>
-        <w:rPr>
-          <w:rFonts w:ascii="Times New Roman" w:hAnsi="Times New Roman"/>
-          <w:color w:val="000000" w:themeColor="text1"/>
-          <w:sz w:val="24"/>
-        </w:rPr>
-        <w:t>Для этого необходимо будет разработать систему заданий, которые игрок будет выполнять на двухмерной карте мира.</w:t>
-      </w:r>
-    </w:p>
-    <w:p>
-      <w:pPr>
-        <w:spacing w:before="206" w:after="206" w:line="240" w:lineRule="auto"/>
-        <w:jc w:val="both"/>
-        <w:rPr>
-          <w:rFonts w:ascii="Times New Roman" w:hAnsi="Times New Roman"/>
-          <w:color w:val="000000" w:themeColor="text1"/>
-          <w:sz w:val="24"/>
-        </w:rPr>
-      </w:pPr>
+      </w:r>
+      <w:r>
+        <w:rPr>
+          <w:rFonts w:ascii="Times New Roman" w:hAnsi="Times New Roman"/>
+          <w:color w:val="000000" w:themeColor="text1"/>
+          <w:sz w:val="24"/>
+        </w:rPr>
+        <w:t>В будущем планируется продолжить разработку нашей игры. Также планируется добавить систему миссий и заданий, выполняя которые игрок будет получать игровую валюту, которую сможет обменять на улучшенную броню или оружие.</w:t>
+      </w:r>
       <w:r>
         <w:rPr>
           <w:rFonts w:ascii="Times New Roman" w:hAnsi="Times New Roman"/>
@@ -2300,7 +2742,7 @@
               </wp:inline>
             </w:drawing>
           </mc:Choice>
-          <mc:Fallback xmlns:a="http://schemas.openxmlformats.org/drawingml/2006/main" xmlns:a15="http://schemas.microsoft.com/office/drawing/2012/main" xmlns:asvg="http://schemas.microsoft.com/office/drawing/2016/SVG/main" xmlns:c="http://schemas.openxmlformats.org/drawingml/2006/chart" xmlns:co="http://ncloudtech.com" xmlns:co-ooxml="http://ncloudtech.com/ooxml" xmlns:p="http://schemas.openxmlformats.org/presentationml/2006/main" xmlns:pic="http://schemas.openxmlformats.org/drawingml/2006/picture" xmlns:s="http://schemas.openxmlformats.org/officeDocument/2006/sharedTypes" xmlns:sl="http://schemas.openxmlformats.org/schemaLibrary/2006/main" xmlns:x="urn:schemas-microsoft-com:office:excel" xmlns:x12ac="http://schemas.microsoft.com/office/spreadsheetml/2011/1/ac" xmlns:x14="http://schemas.microsoft.com/office/spreadsheetml/2009/9/main" xmlns:xdr="http://schemas.openxmlformats.org/drawingml/2006/spreadsheetDrawing" xmlns:xm="http://schemas.microsoft.com/office/excel/2006/main">
+          <mc:Fallback xmlns:xm="http://schemas.microsoft.com/office/excel/2006/main" xmlns:xdr="http://schemas.openxmlformats.org/drawingml/2006/spreadsheetDrawing" xmlns:x14="http://schemas.microsoft.com/office/spreadsheetml/2009/9/main" xmlns:x12ac="http://schemas.microsoft.com/office/spreadsheetml/2011/1/ac" xmlns:x="urn:schemas-microsoft-com:office:excel" xmlns:sl="http://schemas.openxmlformats.org/schemaLibrary/2006/main" xmlns:s="http://schemas.openxmlformats.org/officeDocument/2006/sharedTypes" xmlns:pic="http://schemas.openxmlformats.org/drawingml/2006/picture" xmlns:p="http://schemas.openxmlformats.org/presentationml/2006/main" xmlns:co-ooxml="http://ncloudtech.com/ooxml" xmlns:co="http://ncloudtech.com" xmlns:c="http://schemas.openxmlformats.org/drawingml/2006/chart" xmlns:asvg="http://schemas.microsoft.com/office/drawing/2016/SVG/main" xmlns:a15="http://schemas.microsoft.com/office/drawing/2012/main" xmlns:a="http://schemas.openxmlformats.org/drawingml/2006/main">
             <w:pict xmlns:a="http://schemas.openxmlformats.org/drawingml/2006/main" xmlns:a15="http://schemas.microsoft.com/office/drawing/2012/main" xmlns:asvg="http://schemas.microsoft.com/office/drawing/2016/SVG/main" xmlns:c="http://schemas.openxmlformats.org/drawingml/2006/chart" xmlns:co="http://ncloudtech.com" xmlns:co-ooxml="http://ncloudtech.com/ooxml" xmlns:m="http://schemas.openxmlformats.org/officeDocument/2006/math" xmlns:mc="http://schemas.openxmlformats.org/markup-compatibility/2006" xmlns:o="urn:schemas-microsoft-com:office:office" xmlns:p="http://schemas.openxmlformats.org/presentationml/2006/main" xmlns:pic="http://schemas.openxmlformats.org/drawingml/2006/picture" xmlns:r="http://schemas.openxmlformats.org/officeDocument/2006/relationships" xmlns:s="http://schemas.openxmlformats.org/officeDocument/2006/sharedTypes" xmlns:sl="http://schemas.openxmlformats.org/schemaLibrary/2006/main" xmlns:v="urn:schemas-microsoft-com:vml" xmlns:w="http://schemas.openxmlformats.org/wordprocessingml/2006/main" xmlns:w10="urn:schemas-microsoft-com:office:word" xmlns:w14="http://schemas.microsoft.com/office/word/2010/wordml" xmlns:w15="http://schemas.microsoft.com/office/word/2012/wordml" xmlns:wp="http://schemas.openxmlformats.org/drawingml/2006/wordprocessingDrawing" xmlns:wpg="http://schemas.microsoft.com/office/word/2010/wordprocessingGroup" xmlns:wps="http://schemas.microsoft.com/office/word/2010/wordprocessingShape" xmlns:x="urn:schemas-microsoft-com:office:excel" xmlns:x12ac="http://schemas.microsoft.com/office/spreadsheetml/2011/1/ac" xmlns:x14="http://schemas.microsoft.com/office/spreadsheetml/2009/9/main" xmlns:xdr="http://schemas.openxmlformats.org/drawingml/2006/spreadsheetDrawing" xmlns:xm="http://schemas.microsoft.com/office/excel/2006/main"/>
           </mc:Fallback>
         </mc:AlternateContent>
@@ -2308,7 +2750,7 @@
     </w:p>
     <w:p>
       <w:pPr>
-        <w:spacing w:before="274" w:after="206" w:line="429" w:lineRule="atLeast"/>
+        <w:spacing w:before="274" w:after="206" w:line="360" w:lineRule="auto"/>
         <w:jc w:val="both"/>
         <w:outlineLvl w:val="3"/>
         <w:rPr>
@@ -2329,7 +2771,7 @@
     </w:p>
     <w:p>
       <w:pPr>
-        <w:spacing w:before="206" w:after="206" w:line="240" w:lineRule="auto"/>
+        <w:spacing w:before="206" w:after="206" w:line="360" w:lineRule="auto"/>
         <w:jc w:val="both"/>
         <w:rPr>
           <w:rFonts w:ascii="Times New Roman" w:hAnsi="Times New Roman"/>
@@ -2380,7 +2822,7 @@
               </wp:inline>
             </w:drawing>
           </mc:Choice>
-          <mc:Fallback xmlns:a="http://schemas.openxmlformats.org/drawingml/2006/main" xmlns:a15="http://schemas.microsoft.com/office/drawing/2012/main" xmlns:asvg="http://schemas.microsoft.com/office/drawing/2016/SVG/main" xmlns:c="http://schemas.openxmlformats.org/drawingml/2006/chart" xmlns:co="http://ncloudtech.com" xmlns:co-ooxml="http://ncloudtech.com/ooxml" xmlns:p="http://schemas.openxmlformats.org/presentationml/2006/main" xmlns:pic="http://schemas.openxmlformats.org/drawingml/2006/picture" xmlns:s="http://schemas.openxmlformats.org/officeDocument/2006/sharedTypes" xmlns:sl="http://schemas.openxmlformats.org/schemaLibrary/2006/main" xmlns:x="urn:schemas-microsoft-com:office:excel" xmlns:x12ac="http://schemas.microsoft.com/office/spreadsheetml/2011/1/ac" xmlns:x14="http://schemas.microsoft.com/office/spreadsheetml/2009/9/main" xmlns:xdr="http://schemas.openxmlformats.org/drawingml/2006/spreadsheetDrawing" xmlns:xm="http://schemas.microsoft.com/office/excel/2006/main">
+          <mc:Fallback xmlns:xm="http://schemas.microsoft.com/office/excel/2006/main" xmlns:xdr="http://schemas.openxmlformats.org/drawingml/2006/spreadsheetDrawing" xmlns:x14="http://schemas.microsoft.com/office/spreadsheetml/2009/9/main" xmlns:x12ac="http://schemas.microsoft.com/office/spreadsheetml/2011/1/ac" xmlns:x="urn:schemas-microsoft-com:office:excel" xmlns:sl="http://schemas.openxmlformats.org/schemaLibrary/2006/main" xmlns:s="http://schemas.openxmlformats.org/officeDocument/2006/sharedTypes" xmlns:pic="http://schemas.openxmlformats.org/drawingml/2006/picture" xmlns:p="http://schemas.openxmlformats.org/presentationml/2006/main" xmlns:co-ooxml="http://ncloudtech.com/ooxml" xmlns:co="http://ncloudtech.com" xmlns:c="http://schemas.openxmlformats.org/drawingml/2006/chart" xmlns:asvg="http://schemas.microsoft.com/office/drawing/2016/SVG/main" xmlns:a15="http://schemas.microsoft.com/office/drawing/2012/main" xmlns:a="http://schemas.openxmlformats.org/drawingml/2006/main">
             <w:pict xmlns:a="http://schemas.openxmlformats.org/drawingml/2006/main" xmlns:a15="http://schemas.microsoft.com/office/drawing/2012/main" xmlns:asvg="http://schemas.microsoft.com/office/drawing/2016/SVG/main" xmlns:c="http://schemas.openxmlformats.org/drawingml/2006/chart" xmlns:co="http://ncloudtech.com" xmlns:co-ooxml="http://ncloudtech.com/ooxml" xmlns:m="http://schemas.openxmlformats.org/officeDocument/2006/math" xmlns:mc="http://schemas.openxmlformats.org/markup-compatibility/2006" xmlns:o="urn:schemas-microsoft-com:office:office" xmlns:p="http://schemas.openxmlformats.org/presentationml/2006/main" xmlns:pic="http://schemas.openxmlformats.org/drawingml/2006/picture" xmlns:r="http://schemas.openxmlformats.org/officeDocument/2006/relationships" xmlns:s="http://schemas.openxmlformats.org/officeDocument/2006/sharedTypes" xmlns:sl="http://schemas.openxmlformats.org/schemaLibrary/2006/main" xmlns:v="urn:schemas-microsoft-com:vml" xmlns:w="http://schemas.openxmlformats.org/wordprocessingml/2006/main" xmlns:w10="urn:schemas-microsoft-com:office:word" xmlns:w14="http://schemas.microsoft.com/office/word/2010/wordml" xmlns:w15="http://schemas.microsoft.com/office/word/2012/wordml" xmlns:wp="http://schemas.openxmlformats.org/drawingml/2006/wordprocessingDrawing" xmlns:wpg="http://schemas.microsoft.com/office/word/2010/wordprocessingGroup" xmlns:wps="http://schemas.microsoft.com/office/word/2010/wordprocessingShape" xmlns:x="urn:schemas-microsoft-com:office:excel" xmlns:x12ac="http://schemas.microsoft.com/office/spreadsheetml/2011/1/ac" xmlns:x14="http://schemas.microsoft.com/office/spreadsheetml/2009/9/main" xmlns:xdr="http://schemas.openxmlformats.org/drawingml/2006/spreadsheetDrawing" xmlns:xm="http://schemas.microsoft.com/office/excel/2006/main"/>
           </mc:Fallback>
         </mc:AlternateContent>
@@ -2388,7 +2830,7 @@
     </w:p>
     <w:p>
       <w:pPr>
-        <w:spacing w:before="274" w:after="206" w:line="429" w:lineRule="atLeast"/>
+        <w:spacing w:before="274" w:after="206" w:line="360" w:lineRule="auto"/>
         <w:jc w:val="both"/>
         <w:outlineLvl w:val="3"/>
         <w:rPr>
@@ -2404,12 +2846,13 @@
           <w:color w:val="000000" w:themeColor="text1"/>
           <w:sz w:val="24"/>
         </w:rPr>
+        <w:lastRenderedPageBreak/>
         <w:t>Слайд 11: Заключение</w:t>
       </w:r>
     </w:p>
     <w:p>
       <w:pPr>
-        <w:spacing w:before="206" w:after="206" w:line="429" w:lineRule="atLeast"/>
+        <w:spacing w:before="206" w:after="206" w:line="360" w:lineRule="auto"/>
         <w:jc w:val="center"/>
         <w:rPr>
           <w:rFonts w:ascii="Times New Roman" w:hAnsi="Times New Roman"/>
@@ -2439,17 +2882,18 @@
     </w:p>
     <w:p>
       <w:pPr>
-        <w:spacing w:before="206" w:after="206" w:line="429" w:lineRule="atLeast"/>
-        <w:jc w:val="both"/>
-        <w:rPr>
-          <w:rFonts w:ascii="Times New Roman" w:hAnsi="Times New Roman"/>
-          <w:color w:val="000000" w:themeColor="text1"/>
-          <w:sz w:val="24"/>
-        </w:rPr>
-      </w:pPr>
-    </w:p>
-    <w:p>
-      <w:pPr>
+        <w:spacing w:before="206" w:after="206" w:line="360" w:lineRule="auto"/>
+        <w:jc w:val="both"/>
+        <w:rPr>
+          <w:rFonts w:ascii="Times New Roman" w:hAnsi="Times New Roman"/>
+          <w:color w:val="000000" w:themeColor="text1"/>
+          <w:sz w:val="24"/>
+        </w:rPr>
+      </w:pPr>
+    </w:p>
+    <w:p>
+      <w:pPr>
+        <w:spacing w:line="360" w:lineRule="auto"/>
         <w:jc w:val="both"/>
         <w:rPr>
           <w:rFonts w:ascii="Times New Roman" w:hAnsi="Times New Roman"/>
@@ -2643,6 +3087,119 @@
     </w:lvl>
   </w:abstractNum>
   <w:abstractNum w:abstractNumId="2" w15:restartNumberingAfterBreak="0">
+    <w:nsid w:val="52775968"/>
+    <w:multiLevelType w:val="hybridMultilevel"/>
+    <w:tmpl w:val="46FEE7F6"/>
+    <w:lvl w:ilvl="0" w:tplc="04190001">
+      <w:start w:val="1"/>
+      <w:numFmt w:val="bullet"/>
+      <w:lvlText w:val=""/>
+      <w:lvlJc w:val="left"/>
+      <w:pPr>
+        <w:ind w:left="720" w:hanging="360"/>
+      </w:pPr>
+      <w:rPr>
+        <w:rFonts w:ascii="Symbol" w:hAnsi="Symbol" w:hint="default"/>
+      </w:rPr>
+    </w:lvl>
+    <w:lvl w:ilvl="1" w:tplc="04190003">
+      <w:start w:val="1"/>
+      <w:numFmt w:val="bullet"/>
+      <w:lvlText w:val="o"/>
+      <w:lvlJc w:val="left"/>
+      <w:pPr>
+        <w:ind w:left="1440" w:hanging="360"/>
+      </w:pPr>
+      <w:rPr>
+        <w:rFonts w:ascii="Courier New" w:hAnsi="Courier New" w:cs="Courier New" w:hint="default"/>
+      </w:rPr>
+    </w:lvl>
+    <w:lvl w:ilvl="2" w:tplc="04190005" w:tentative="1">
+      <w:start w:val="1"/>
+      <w:numFmt w:val="bullet"/>
+      <w:lvlText w:val=""/>
+      <w:lvlJc w:val="left"/>
+      <w:pPr>
+        <w:ind w:left="2160" w:hanging="360"/>
+      </w:pPr>
+      <w:rPr>
+        <w:rFonts w:ascii="Wingdings" w:hAnsi="Wingdings" w:hint="default"/>
+      </w:rPr>
+    </w:lvl>
+    <w:lvl w:ilvl="3" w:tplc="04190001" w:tentative="1">
+      <w:start w:val="1"/>
+      <w:numFmt w:val="bullet"/>
+      <w:lvlText w:val=""/>
+      <w:lvlJc w:val="left"/>
+      <w:pPr>
+        <w:ind w:left="2880" w:hanging="360"/>
+      </w:pPr>
+      <w:rPr>
+        <w:rFonts w:ascii="Symbol" w:hAnsi="Symbol" w:hint="default"/>
+      </w:rPr>
+    </w:lvl>
+    <w:lvl w:ilvl="4" w:tplc="04190003" w:tentative="1">
+      <w:start w:val="1"/>
+      <w:numFmt w:val="bullet"/>
+      <w:lvlText w:val="o"/>
+      <w:lvlJc w:val="left"/>
+      <w:pPr>
+        <w:ind w:left="3600" w:hanging="360"/>
+      </w:pPr>
+      <w:rPr>
+        <w:rFonts w:ascii="Courier New" w:hAnsi="Courier New" w:cs="Courier New" w:hint="default"/>
+      </w:rPr>
+    </w:lvl>
+    <w:lvl w:ilvl="5" w:tplc="04190005" w:tentative="1">
+      <w:start w:val="1"/>
+      <w:numFmt w:val="bullet"/>
+      <w:lvlText w:val=""/>
+      <w:lvlJc w:val="left"/>
+      <w:pPr>
+        <w:ind w:left="4320" w:hanging="360"/>
+      </w:pPr>
+      <w:rPr>
+        <w:rFonts w:ascii="Wingdings" w:hAnsi="Wingdings" w:hint="default"/>
+      </w:rPr>
+    </w:lvl>
+    <w:lvl w:ilvl="6" w:tplc="04190001" w:tentative="1">
+      <w:start w:val="1"/>
+      <w:numFmt w:val="bullet"/>
+      <w:lvlText w:val=""/>
+      <w:lvlJc w:val="left"/>
+      <w:pPr>
+        <w:ind w:left="5040" w:hanging="360"/>
+      </w:pPr>
+      <w:rPr>
+        <w:rFonts w:ascii="Symbol" w:hAnsi="Symbol" w:hint="default"/>
+      </w:rPr>
+    </w:lvl>
+    <w:lvl w:ilvl="7" w:tplc="04190003" w:tentative="1">
+      <w:start w:val="1"/>
+      <w:numFmt w:val="bullet"/>
+      <w:lvlText w:val="o"/>
+      <w:lvlJc w:val="left"/>
+      <w:pPr>
+        <w:ind w:left="5760" w:hanging="360"/>
+      </w:pPr>
+      <w:rPr>
+        <w:rFonts w:ascii="Courier New" w:hAnsi="Courier New" w:cs="Courier New" w:hint="default"/>
+      </w:rPr>
+    </w:lvl>
+    <w:lvl w:ilvl="8" w:tplc="04190005" w:tentative="1">
+      <w:start w:val="1"/>
+      <w:numFmt w:val="bullet"/>
+      <w:lvlText w:val=""/>
+      <w:lvlJc w:val="left"/>
+      <w:pPr>
+        <w:ind w:left="6480" w:hanging="360"/>
+      </w:pPr>
+      <w:rPr>
+        <w:rFonts w:ascii="Wingdings" w:hAnsi="Wingdings" w:hint="default"/>
+      </w:rPr>
+    </w:lvl>
+  </w:abstractNum>
+  <w:abstractNum w:abstractNumId="3" w15:restartNumberingAfterBreak="0">
     <w:nsid w:val="5E74488F"/>
     <w:multiLevelType w:val="multilevel"/>
     <w:tmpl w:val="C4580F64"/>
@@ -2791,7 +3348,7 @@
       </w:rPr>
     </w:lvl>
   </w:abstractNum>
-  <w:abstractNum w:abstractNumId="3" w15:restartNumberingAfterBreak="0">
+  <w:abstractNum w:abstractNumId="4" w15:restartNumberingAfterBreak="0">
     <w:nsid w:val="601E24B6"/>
     <w:multiLevelType w:val="multilevel"/>
     <w:tmpl w:val="1BFAA43A"/>
@@ -2940,7 +3497,120 @@
       </w:rPr>
     </w:lvl>
   </w:abstractNum>
-  <w:abstractNum w:abstractNumId="4" w15:restartNumberingAfterBreak="0">
+  <w:abstractNum w:abstractNumId="5" w15:restartNumberingAfterBreak="0">
+    <w:nsid w:val="625D646B"/>
+    <w:multiLevelType w:val="hybridMultilevel"/>
+    <w:tmpl w:val="7682CD4A"/>
+    <w:lvl w:ilvl="0" w:tplc="04190001">
+      <w:start w:val="1"/>
+      <w:numFmt w:val="bullet"/>
+      <w:lvlText w:val=""/>
+      <w:lvlJc w:val="left"/>
+      <w:pPr>
+        <w:ind w:left="1428" w:hanging="360"/>
+      </w:pPr>
+      <w:rPr>
+        <w:rFonts w:ascii="Symbol" w:hAnsi="Symbol" w:hint="default"/>
+      </w:rPr>
+    </w:lvl>
+    <w:lvl w:ilvl="1" w:tplc="04190003" w:tentative="1">
+      <w:start w:val="1"/>
+      <w:numFmt w:val="bullet"/>
+      <w:lvlText w:val="o"/>
+      <w:lvlJc w:val="left"/>
+      <w:pPr>
+        <w:ind w:left="2148" w:hanging="360"/>
+      </w:pPr>
+      <w:rPr>
+        <w:rFonts w:ascii="Courier New" w:hAnsi="Courier New" w:cs="Courier New" w:hint="default"/>
+      </w:rPr>
+    </w:lvl>
+    <w:lvl w:ilvl="2" w:tplc="04190005" w:tentative="1">
+      <w:start w:val="1"/>
+      <w:numFmt w:val="bullet"/>
+      <w:lvlText w:val=""/>
+      <w:lvlJc w:val="left"/>
+      <w:pPr>
+        <w:ind w:left="2868" w:hanging="360"/>
+      </w:pPr>
+      <w:rPr>
+        <w:rFonts w:ascii="Wingdings" w:hAnsi="Wingdings" w:hint="default"/>
+      </w:rPr>
+    </w:lvl>
+    <w:lvl w:ilvl="3" w:tplc="04190001" w:tentative="1">
+      <w:start w:val="1"/>
+      <w:numFmt w:val="bullet"/>
+      <w:lvlText w:val=""/>
+      <w:lvlJc w:val="left"/>
+      <w:pPr>
+        <w:ind w:left="3588" w:hanging="360"/>
+      </w:pPr>
+      <w:rPr>
+        <w:rFonts w:ascii="Symbol" w:hAnsi="Symbol" w:hint="default"/>
+      </w:rPr>
+    </w:lvl>
+    <w:lvl w:ilvl="4" w:tplc="04190003" w:tentative="1">
+      <w:start w:val="1"/>
+      <w:numFmt w:val="bullet"/>
+      <w:lvlText w:val="o"/>
+      <w:lvlJc w:val="left"/>
+      <w:pPr>
+        <w:ind w:left="4308" w:hanging="360"/>
+      </w:pPr>
+      <w:rPr>
+        <w:rFonts w:ascii="Courier New" w:hAnsi="Courier New" w:cs="Courier New" w:hint="default"/>
+      </w:rPr>
+    </w:lvl>
+    <w:lvl w:ilvl="5" w:tplc="04190005" w:tentative="1">
+      <w:start w:val="1"/>
+      <w:numFmt w:val="bullet"/>
+      <w:lvlText w:val=""/>
+      <w:lvlJc w:val="left"/>
+      <w:pPr>
+        <w:ind w:left="5028" w:hanging="360"/>
+      </w:pPr>
+      <w:rPr>
+        <w:rFonts w:ascii="Wingdings" w:hAnsi="Wingdings" w:hint="default"/>
+      </w:rPr>
+    </w:lvl>
+    <w:lvl w:ilvl="6" w:tplc="04190001" w:tentative="1">
+      <w:start w:val="1"/>
+      <w:numFmt w:val="bullet"/>
+      <w:lvlText w:val=""/>
+      <w:lvlJc w:val="left"/>
+      <w:pPr>
+        <w:ind w:left="5748" w:hanging="360"/>
+      </w:pPr>
+      <w:rPr>
+        <w:rFonts w:ascii="Symbol" w:hAnsi="Symbol" w:hint="default"/>
+      </w:rPr>
+    </w:lvl>
+    <w:lvl w:ilvl="7" w:tplc="04190003" w:tentative="1">
+      <w:start w:val="1"/>
+      <w:numFmt w:val="bullet"/>
+      <w:lvlText w:val="o"/>
+      <w:lvlJc w:val="left"/>
+      <w:pPr>
+        <w:ind w:left="6468" w:hanging="360"/>
+      </w:pPr>
+      <w:rPr>
+        <w:rFonts w:ascii="Courier New" w:hAnsi="Courier New" w:cs="Courier New" w:hint="default"/>
+      </w:rPr>
+    </w:lvl>
+    <w:lvl w:ilvl="8" w:tplc="04190005" w:tentative="1">
+      <w:start w:val="1"/>
+      <w:numFmt w:val="bullet"/>
+      <w:lvlText w:val=""/>
+      <w:lvlJc w:val="left"/>
+      <w:pPr>
+        <w:ind w:left="7188" w:hanging="360"/>
+      </w:pPr>
+      <w:rPr>
+        <w:rFonts w:ascii="Wingdings" w:hAnsi="Wingdings" w:hint="default"/>
+      </w:rPr>
+    </w:lvl>
+  </w:abstractNum>
+  <w:abstractNum w:abstractNumId="6" w15:restartNumberingAfterBreak="0">
     <w:nsid w:val="63DD7069"/>
     <w:multiLevelType w:val="multilevel"/>
     <w:tmpl w:val="8A92A7DA"/>
@@ -3089,7 +3759,7 @@
       </w:rPr>
     </w:lvl>
   </w:abstractNum>
-  <w:abstractNum w:abstractNumId="5" w15:restartNumberingAfterBreak="0">
+  <w:abstractNum w:abstractNumId="7" w15:restartNumberingAfterBreak="0">
     <w:nsid w:val="703B661D"/>
     <w:multiLevelType w:val="multilevel"/>
     <w:tmpl w:val="68C82A30"/>
@@ -3239,22 +3909,28 @@
     </w:lvl>
   </w:abstractNum>
   <w:num w:numId="1">
+    <w:abstractNumId w:val="6"/>
+  </w:num>
+  <w:num w:numId="2">
     <w:abstractNumId w:val="4"/>
   </w:num>
-  <w:num w:numId="2">
+  <w:num w:numId="3">
     <w:abstractNumId w:val="3"/>
   </w:num>
-  <w:num w:numId="3">
-    <w:abstractNumId w:val="2"/>
-  </w:num>
   <w:num w:numId="4">
-    <w:abstractNumId w:val="5"/>
+    <w:abstractNumId w:val="7"/>
   </w:num>
   <w:num w:numId="5">
     <w:abstractNumId w:val="0"/>
   </w:num>
   <w:num w:numId="6">
     <w:abstractNumId w:val="1"/>
+  </w:num>
+  <w:num w:numId="7">
+    <w:abstractNumId w:val="2"/>
+  </w:num>
+  <w:num w:numId="8">
+    <w:abstractNumId w:val="5"/>
   </w:num>
 </w:numbering>
 </file>

--- a/Документация/Текст для выступления-1.docx
+++ b/Документация/Текст для выступления-1.docx
@@ -415,7 +415,7 @@
               </wp:inline>
             </w:drawing>
           </mc:Choice>
-          <mc:Fallback xmlns:xm="http://schemas.microsoft.com/office/excel/2006/main" xmlns:xdr="http://schemas.openxmlformats.org/drawingml/2006/spreadsheetDrawing" xmlns:x14="http://schemas.microsoft.com/office/spreadsheetml/2009/9/main" xmlns:x12ac="http://schemas.microsoft.com/office/spreadsheetml/2011/1/ac" xmlns:x="urn:schemas-microsoft-com:office:excel" xmlns:sl="http://schemas.openxmlformats.org/schemaLibrary/2006/main" xmlns:s="http://schemas.openxmlformats.org/officeDocument/2006/sharedTypes" xmlns:pic="http://schemas.openxmlformats.org/drawingml/2006/picture" xmlns:p="http://schemas.openxmlformats.org/presentationml/2006/main" xmlns:co-ooxml="http://ncloudtech.com/ooxml" xmlns:co="http://ncloudtech.com" xmlns:c="http://schemas.openxmlformats.org/drawingml/2006/chart" xmlns:asvg="http://schemas.microsoft.com/office/drawing/2016/SVG/main" xmlns:a15="http://schemas.microsoft.com/office/drawing/2012/main" xmlns:a="http://schemas.openxmlformats.org/drawingml/2006/main">
+          <mc:Fallback xmlns:a="http://schemas.openxmlformats.org/drawingml/2006/main" xmlns:a15="http://schemas.microsoft.com/office/drawing/2012/main" xmlns:asvg="http://schemas.microsoft.com/office/drawing/2016/SVG/main" xmlns:c="http://schemas.openxmlformats.org/drawingml/2006/chart" xmlns:co="http://ncloudtech.com" xmlns:co-ooxml="http://ncloudtech.com/ooxml" xmlns:p="http://schemas.openxmlformats.org/presentationml/2006/main" xmlns:pic="http://schemas.openxmlformats.org/drawingml/2006/picture" xmlns:s="http://schemas.openxmlformats.org/officeDocument/2006/sharedTypes" xmlns:sl="http://schemas.openxmlformats.org/schemaLibrary/2006/main" xmlns:x="urn:schemas-microsoft-com:office:excel" xmlns:x12ac="http://schemas.microsoft.com/office/spreadsheetml/2011/1/ac" xmlns:x14="http://schemas.microsoft.com/office/spreadsheetml/2009/9/main" xmlns:xdr="http://schemas.openxmlformats.org/drawingml/2006/spreadsheetDrawing" xmlns:xm="http://schemas.microsoft.com/office/excel/2006/main">
             <w:pict xmlns:a="http://schemas.openxmlformats.org/drawingml/2006/main" xmlns:a15="http://schemas.microsoft.com/office/drawing/2012/main" xmlns:asvg="http://schemas.microsoft.com/office/drawing/2016/SVG/main" xmlns:c="http://schemas.openxmlformats.org/drawingml/2006/chart" xmlns:co="http://ncloudtech.com" xmlns:co-ooxml="http://ncloudtech.com/ooxml" xmlns:m="http://schemas.openxmlformats.org/officeDocument/2006/math" xmlns:mc="http://schemas.openxmlformats.org/markup-compatibility/2006" xmlns:o="urn:schemas-microsoft-com:office:office" xmlns:p="http://schemas.openxmlformats.org/presentationml/2006/main" xmlns:pic="http://schemas.openxmlformats.org/drawingml/2006/picture" xmlns:r="http://schemas.openxmlformats.org/officeDocument/2006/relationships" xmlns:s="http://schemas.openxmlformats.org/officeDocument/2006/sharedTypes" xmlns:sl="http://schemas.openxmlformats.org/schemaLibrary/2006/main" xmlns:v="urn:schemas-microsoft-com:vml" xmlns:w="http://schemas.openxmlformats.org/wordprocessingml/2006/main" xmlns:w10="urn:schemas-microsoft-com:office:word" xmlns:w14="http://schemas.microsoft.com/office/word/2010/wordml" xmlns:w15="http://schemas.microsoft.com/office/word/2012/wordml" xmlns:wp="http://schemas.openxmlformats.org/drawingml/2006/wordprocessingDrawing" xmlns:wpg="http://schemas.microsoft.com/office/word/2010/wordprocessingGroup" xmlns:wps="http://schemas.microsoft.com/office/word/2010/wordprocessingShape" xmlns:x="urn:schemas-microsoft-com:office:excel" xmlns:x12ac="http://schemas.microsoft.com/office/spreadsheetml/2011/1/ac" xmlns:x14="http://schemas.microsoft.com/office/spreadsheetml/2009/9/main" xmlns:xdr="http://schemas.openxmlformats.org/drawingml/2006/spreadsheetDrawing" xmlns:xm="http://schemas.microsoft.com/office/excel/2006/main"/>
           </mc:Fallback>
         </mc:AlternateContent>
@@ -570,7 +570,7 @@
               </wp:inline>
             </w:drawing>
           </mc:Choice>
-          <mc:Fallback xmlns:xm="http://schemas.microsoft.com/office/excel/2006/main" xmlns:xdr="http://schemas.openxmlformats.org/drawingml/2006/spreadsheetDrawing" xmlns:x14="http://schemas.microsoft.com/office/spreadsheetml/2009/9/main" xmlns:x12ac="http://schemas.microsoft.com/office/spreadsheetml/2011/1/ac" xmlns:x="urn:schemas-microsoft-com:office:excel" xmlns:sl="http://schemas.openxmlformats.org/schemaLibrary/2006/main" xmlns:s="http://schemas.openxmlformats.org/officeDocument/2006/sharedTypes" xmlns:pic="http://schemas.openxmlformats.org/drawingml/2006/picture" xmlns:p="http://schemas.openxmlformats.org/presentationml/2006/main" xmlns:co-ooxml="http://ncloudtech.com/ooxml" xmlns:co="http://ncloudtech.com" xmlns:c="http://schemas.openxmlformats.org/drawingml/2006/chart" xmlns:asvg="http://schemas.microsoft.com/office/drawing/2016/SVG/main" xmlns:a15="http://schemas.microsoft.com/office/drawing/2012/main" xmlns:a="http://schemas.openxmlformats.org/drawingml/2006/main">
+          <mc:Fallback xmlns:a="http://schemas.openxmlformats.org/drawingml/2006/main" xmlns:a15="http://schemas.microsoft.com/office/drawing/2012/main" xmlns:asvg="http://schemas.microsoft.com/office/drawing/2016/SVG/main" xmlns:c="http://schemas.openxmlformats.org/drawingml/2006/chart" xmlns:co="http://ncloudtech.com" xmlns:co-ooxml="http://ncloudtech.com/ooxml" xmlns:p="http://schemas.openxmlformats.org/presentationml/2006/main" xmlns:pic="http://schemas.openxmlformats.org/drawingml/2006/picture" xmlns:s="http://schemas.openxmlformats.org/officeDocument/2006/sharedTypes" xmlns:sl="http://schemas.openxmlformats.org/schemaLibrary/2006/main" xmlns:x="urn:schemas-microsoft-com:office:excel" xmlns:x12ac="http://schemas.microsoft.com/office/spreadsheetml/2011/1/ac" xmlns:x14="http://schemas.microsoft.com/office/spreadsheetml/2009/9/main" xmlns:xdr="http://schemas.openxmlformats.org/drawingml/2006/spreadsheetDrawing" xmlns:xm="http://schemas.microsoft.com/office/excel/2006/main">
             <w:pict xmlns:a="http://schemas.openxmlformats.org/drawingml/2006/main" xmlns:a15="http://schemas.microsoft.com/office/drawing/2012/main" xmlns:asvg="http://schemas.microsoft.com/office/drawing/2016/SVG/main" xmlns:c="http://schemas.openxmlformats.org/drawingml/2006/chart" xmlns:co="http://ncloudtech.com" xmlns:co-ooxml="http://ncloudtech.com/ooxml" xmlns:m="http://schemas.openxmlformats.org/officeDocument/2006/math" xmlns:mc="http://schemas.openxmlformats.org/markup-compatibility/2006" xmlns:o="urn:schemas-microsoft-com:office:office" xmlns:p="http://schemas.openxmlformats.org/presentationml/2006/main" xmlns:pic="http://schemas.openxmlformats.org/drawingml/2006/picture" xmlns:r="http://schemas.openxmlformats.org/officeDocument/2006/relationships" xmlns:s="http://schemas.openxmlformats.org/officeDocument/2006/sharedTypes" xmlns:sl="http://schemas.openxmlformats.org/schemaLibrary/2006/main" xmlns:v="urn:schemas-microsoft-com:vml" xmlns:w="http://schemas.openxmlformats.org/wordprocessingml/2006/main" xmlns:w10="urn:schemas-microsoft-com:office:word" xmlns:w14="http://schemas.microsoft.com/office/word/2010/wordml" xmlns:w15="http://schemas.microsoft.com/office/word/2012/wordml" xmlns:wp="http://schemas.openxmlformats.org/drawingml/2006/wordprocessingDrawing" xmlns:wpg="http://schemas.microsoft.com/office/word/2010/wordprocessingGroup" xmlns:wps="http://schemas.microsoft.com/office/word/2010/wordprocessingShape" xmlns:x="urn:schemas-microsoft-com:office:excel" xmlns:x12ac="http://schemas.microsoft.com/office/spreadsheetml/2011/1/ac" xmlns:x14="http://schemas.microsoft.com/office/spreadsheetml/2009/9/main" xmlns:xdr="http://schemas.openxmlformats.org/drawingml/2006/spreadsheetDrawing" xmlns:xm="http://schemas.microsoft.com/office/excel/2006/main"/>
           </mc:Fallback>
         </mc:AlternateContent>
@@ -795,7 +795,7 @@
               </wp:inline>
             </w:drawing>
           </mc:Choice>
-          <mc:Fallback xmlns:xm="http://schemas.microsoft.com/office/excel/2006/main" xmlns:xdr="http://schemas.openxmlformats.org/drawingml/2006/spreadsheetDrawing" xmlns:x14="http://schemas.microsoft.com/office/spreadsheetml/2009/9/main" xmlns:x12ac="http://schemas.microsoft.com/office/spreadsheetml/2011/1/ac" xmlns:x="urn:schemas-microsoft-com:office:excel" xmlns:sl="http://schemas.openxmlformats.org/schemaLibrary/2006/main" xmlns:s="http://schemas.openxmlformats.org/officeDocument/2006/sharedTypes" xmlns:pic="http://schemas.openxmlformats.org/drawingml/2006/picture" xmlns:p="http://schemas.openxmlformats.org/presentationml/2006/main" xmlns:co-ooxml="http://ncloudtech.com/ooxml" xmlns:co="http://ncloudtech.com" xmlns:c="http://schemas.openxmlformats.org/drawingml/2006/chart" xmlns:asvg="http://schemas.microsoft.com/office/drawing/2016/SVG/main" xmlns:a15="http://schemas.microsoft.com/office/drawing/2012/main" xmlns:a="http://schemas.openxmlformats.org/drawingml/2006/main">
+          <mc:Fallback xmlns:a="http://schemas.openxmlformats.org/drawingml/2006/main" xmlns:a15="http://schemas.microsoft.com/office/drawing/2012/main" xmlns:asvg="http://schemas.microsoft.com/office/drawing/2016/SVG/main" xmlns:c="http://schemas.openxmlformats.org/drawingml/2006/chart" xmlns:co="http://ncloudtech.com" xmlns:co-ooxml="http://ncloudtech.com/ooxml" xmlns:p="http://schemas.openxmlformats.org/presentationml/2006/main" xmlns:pic="http://schemas.openxmlformats.org/drawingml/2006/picture" xmlns:s="http://schemas.openxmlformats.org/officeDocument/2006/sharedTypes" xmlns:sl="http://schemas.openxmlformats.org/schemaLibrary/2006/main" xmlns:x="urn:schemas-microsoft-com:office:excel" xmlns:x12ac="http://schemas.microsoft.com/office/spreadsheetml/2011/1/ac" xmlns:x14="http://schemas.microsoft.com/office/spreadsheetml/2009/9/main" xmlns:xdr="http://schemas.openxmlformats.org/drawingml/2006/spreadsheetDrawing" xmlns:xm="http://schemas.microsoft.com/office/excel/2006/main">
             <w:pict xmlns:a="http://schemas.openxmlformats.org/drawingml/2006/main" xmlns:a15="http://schemas.microsoft.com/office/drawing/2012/main" xmlns:asvg="http://schemas.microsoft.com/office/drawing/2016/SVG/main" xmlns:c="http://schemas.openxmlformats.org/drawingml/2006/chart" xmlns:co="http://ncloudtech.com" xmlns:co-ooxml="http://ncloudtech.com/ooxml" xmlns:m="http://schemas.openxmlformats.org/officeDocument/2006/math" xmlns:mc="http://schemas.openxmlformats.org/markup-compatibility/2006" xmlns:o="urn:schemas-microsoft-com:office:office" xmlns:p="http://schemas.openxmlformats.org/presentationml/2006/main" xmlns:pic="http://schemas.openxmlformats.org/drawingml/2006/picture" xmlns:r="http://schemas.openxmlformats.org/officeDocument/2006/relationships" xmlns:s="http://schemas.openxmlformats.org/officeDocument/2006/sharedTypes" xmlns:sl="http://schemas.openxmlformats.org/schemaLibrary/2006/main" xmlns:v="urn:schemas-microsoft-com:vml" xmlns:w="http://schemas.openxmlformats.org/wordprocessingml/2006/main" xmlns:w10="urn:schemas-microsoft-com:office:word" xmlns:w14="http://schemas.microsoft.com/office/word/2010/wordml" xmlns:w15="http://schemas.microsoft.com/office/word/2012/wordml" xmlns:wp="http://schemas.openxmlformats.org/drawingml/2006/wordprocessingDrawing" xmlns:wpg="http://schemas.microsoft.com/office/word/2010/wordprocessingGroup" xmlns:wps="http://schemas.microsoft.com/office/word/2010/wordprocessingShape" xmlns:x="urn:schemas-microsoft-com:office:excel" xmlns:x12ac="http://schemas.microsoft.com/office/spreadsheetml/2011/1/ac" xmlns:x14="http://schemas.microsoft.com/office/spreadsheetml/2009/9/main" xmlns:xdr="http://schemas.openxmlformats.org/drawingml/2006/spreadsheetDrawing" xmlns:xm="http://schemas.microsoft.com/office/excel/2006/main"/>
           </mc:Fallback>
         </mc:AlternateContent>
@@ -910,7 +910,6 @@
           <w:rFonts w:ascii="Times New Roman" w:hAnsi="Times New Roman"/>
           <w:color w:val="auto"/>
           <w:sz w:val="24"/>
-          <w:lang w:val="en-US"/>
         </w:rPr>
       </w:pPr>
       <w:r>
@@ -957,8 +956,6 @@
         </w:rPr>
         <w:t xml:space="preserve">, поддерживающий до четырех игроков одновременно. Совместное прохождение позволяет игрокам объединять способности своих персонажей, создавая эффективные тактические комбинации для преодоления самых сложных испытаний.  </w:t>
       </w:r>
-      <w:bookmarkStart w:id="0" w:name="_GoBack"/>
-      <w:bookmarkEnd w:id="0"/>
     </w:p>
     <w:p>
       <w:pPr>
@@ -1543,7 +1540,7 @@
               </wp:inline>
             </w:drawing>
           </mc:Choice>
-          <mc:Fallback xmlns:xm="http://schemas.microsoft.com/office/excel/2006/main" xmlns:xdr="http://schemas.openxmlformats.org/drawingml/2006/spreadsheetDrawing" xmlns:x14="http://schemas.microsoft.com/office/spreadsheetml/2009/9/main" xmlns:x12ac="http://schemas.microsoft.com/office/spreadsheetml/2011/1/ac" xmlns:x="urn:schemas-microsoft-com:office:excel" xmlns:sl="http://schemas.openxmlformats.org/schemaLibrary/2006/main" xmlns:s="http://schemas.openxmlformats.org/officeDocument/2006/sharedTypes" xmlns:pic="http://schemas.openxmlformats.org/drawingml/2006/picture" xmlns:p="http://schemas.openxmlformats.org/presentationml/2006/main" xmlns:co-ooxml="http://ncloudtech.com/ooxml" xmlns:co="http://ncloudtech.com" xmlns:c="http://schemas.openxmlformats.org/drawingml/2006/chart" xmlns:asvg="http://schemas.microsoft.com/office/drawing/2016/SVG/main" xmlns:a15="http://schemas.microsoft.com/office/drawing/2012/main" xmlns:a="http://schemas.openxmlformats.org/drawingml/2006/main">
+          <mc:Fallback xmlns:a="http://schemas.openxmlformats.org/drawingml/2006/main" xmlns:a15="http://schemas.microsoft.com/office/drawing/2012/main" xmlns:asvg="http://schemas.microsoft.com/office/drawing/2016/SVG/main" xmlns:c="http://schemas.openxmlformats.org/drawingml/2006/chart" xmlns:co="http://ncloudtech.com" xmlns:co-ooxml="http://ncloudtech.com/ooxml" xmlns:p="http://schemas.openxmlformats.org/presentationml/2006/main" xmlns:pic="http://schemas.openxmlformats.org/drawingml/2006/picture" xmlns:s="http://schemas.openxmlformats.org/officeDocument/2006/sharedTypes" xmlns:sl="http://schemas.openxmlformats.org/schemaLibrary/2006/main" xmlns:x="urn:schemas-microsoft-com:office:excel" xmlns:x12ac="http://schemas.microsoft.com/office/spreadsheetml/2011/1/ac" xmlns:x14="http://schemas.microsoft.com/office/spreadsheetml/2009/9/main" xmlns:xdr="http://schemas.openxmlformats.org/drawingml/2006/spreadsheetDrawing" xmlns:xm="http://schemas.microsoft.com/office/excel/2006/main">
             <w:pict xmlns:a="http://schemas.openxmlformats.org/drawingml/2006/main" xmlns:a15="http://schemas.microsoft.com/office/drawing/2012/main" xmlns:asvg="http://schemas.microsoft.com/office/drawing/2016/SVG/main" xmlns:c="http://schemas.openxmlformats.org/drawingml/2006/chart" xmlns:co="http://ncloudtech.com" xmlns:co-ooxml="http://ncloudtech.com/ooxml" xmlns:m="http://schemas.openxmlformats.org/officeDocument/2006/math" xmlns:mc="http://schemas.openxmlformats.org/markup-compatibility/2006" xmlns:o="urn:schemas-microsoft-com:office:office" xmlns:p="http://schemas.openxmlformats.org/presentationml/2006/main" xmlns:pic="http://schemas.openxmlformats.org/drawingml/2006/picture" xmlns:r="http://schemas.openxmlformats.org/officeDocument/2006/relationships" xmlns:s="http://schemas.openxmlformats.org/officeDocument/2006/sharedTypes" xmlns:sl="http://schemas.openxmlformats.org/schemaLibrary/2006/main" xmlns:v="urn:schemas-microsoft-com:vml" xmlns:w="http://schemas.openxmlformats.org/wordprocessingml/2006/main" xmlns:w10="urn:schemas-microsoft-com:office:word" xmlns:w14="http://schemas.microsoft.com/office/word/2010/wordml" xmlns:w15="http://schemas.microsoft.com/office/word/2012/wordml" xmlns:wp="http://schemas.openxmlformats.org/drawingml/2006/wordprocessingDrawing" xmlns:wpg="http://schemas.microsoft.com/office/word/2010/wordprocessingGroup" xmlns:wps="http://schemas.microsoft.com/office/word/2010/wordprocessingShape" xmlns:x="urn:schemas-microsoft-com:office:excel" xmlns:x12ac="http://schemas.microsoft.com/office/spreadsheetml/2011/1/ac" xmlns:x14="http://schemas.microsoft.com/office/spreadsheetml/2009/9/main" xmlns:xdr="http://schemas.openxmlformats.org/drawingml/2006/spreadsheetDrawing" xmlns:xm="http://schemas.microsoft.com/office/excel/2006/main"/>
           </mc:Fallback>
         </mc:AlternateContent>
@@ -1569,29 +1566,19 @@
         <w:outlineLvl w:val="3"/>
         <w:rPr>
           <w:rFonts w:ascii="Times New Roman" w:hAnsi="Times New Roman"/>
-          <w:color w:val="000000" w:themeColor="text1"/>
-          <w:sz w:val="24"/>
-          <w:lang w:val="en-US"/>
-        </w:rPr>
-      </w:pPr>
-      <w:r>
-        <w:rPr>
-          <w:rFonts w:ascii="Times New Roman" w:hAnsi="Times New Roman"/>
           <w:b/>
           <w:color w:val="000000" w:themeColor="text1"/>
           <w:sz w:val="24"/>
         </w:rPr>
+      </w:pPr>
+      <w:r>
+        <w:rPr>
+          <w:rFonts w:ascii="Times New Roman" w:hAnsi="Times New Roman"/>
+          <w:b/>
+          <w:color w:val="000000" w:themeColor="text1"/>
+          <w:sz w:val="24"/>
+        </w:rPr>
         <w:t>Слайд 6: Боевая система</w:t>
-      </w:r>
-      <w:r>
-        <w:rPr>
-          <w:rFonts w:ascii="Times New Roman" w:hAnsi="Times New Roman"/>
-          <w:b/>
-          <w:color w:val="000000" w:themeColor="text1"/>
-          <w:sz w:val="24"/>
-          <w:lang w:val="en-US"/>
-        </w:rPr>
-        <w:t>x</w:t>
       </w:r>
     </w:p>
     <w:p>
@@ -1673,14 +1660,6 @@
         </w:rPr>
         <w:t xml:space="preserve">. </w:t>
       </w:r>
-      <w:r>
-        <w:rPr>
-          <w:rFonts w:ascii="Times New Roman" w:hAnsi="Times New Roman"/>
-          <w:color w:val="000000" w:themeColor="text1"/>
-          <w:sz w:val="24"/>
-        </w:rPr>
-        <w:t>Он отвечает за авторизацию и автоматические обновления</w:t>
-      </w:r>
     </w:p>
     <w:p>
       <w:pPr>
@@ -1713,17 +1692,6 @@
         </w:rPr>
         <w:t xml:space="preserve">. </w:t>
       </w:r>
-      <w:proofErr w:type="spellStart"/>
-      <w:r>
-        <w:t>рендерит</w:t>
-      </w:r>
-      <w:proofErr w:type="spellEnd"/>
-      <w:r>
-        <w:t xml:space="preserve"> графику, обрабатывает ввод, общается с сервером</w:t>
-      </w:r>
-      <w:r>
-        <w:t>`</w:t>
-      </w:r>
     </w:p>
     <w:p>
       <w:pPr>
@@ -1832,7 +1800,17 @@
           <w:color w:val="000000" w:themeColor="text1"/>
           <w:sz w:val="24"/>
         </w:rPr>
-        <w:t>Сервер игры написан на языке «</w:t>
+        <w:t>Сервер игры напис</w:t>
+      </w:r>
+      <w:bookmarkStart w:id="0" w:name="_GoBack"/>
+      <w:bookmarkEnd w:id="0"/>
+      <w:r>
+        <w:rPr>
+          <w:rFonts w:ascii="Times New Roman" w:hAnsi="Times New Roman"/>
+          <w:color w:val="000000" w:themeColor="text1"/>
+          <w:sz w:val="24"/>
+        </w:rPr>
+        <w:t>ан на языке «</w:t>
       </w:r>
       <w:r>
         <w:rPr>
@@ -2138,7 +2116,7 @@
               </wp:inline>
             </w:drawing>
           </mc:Choice>
-          <mc:Fallback xmlns:xm="http://schemas.microsoft.com/office/excel/2006/main" xmlns:xdr="http://schemas.openxmlformats.org/drawingml/2006/spreadsheetDrawing" xmlns:x14="http://schemas.microsoft.com/office/spreadsheetml/2009/9/main" xmlns:x12ac="http://schemas.microsoft.com/office/spreadsheetml/2011/1/ac" xmlns:x="urn:schemas-microsoft-com:office:excel" xmlns:sl="http://schemas.openxmlformats.org/schemaLibrary/2006/main" xmlns:s="http://schemas.openxmlformats.org/officeDocument/2006/sharedTypes" xmlns:pic="http://schemas.openxmlformats.org/drawingml/2006/picture" xmlns:p="http://schemas.openxmlformats.org/presentationml/2006/main" xmlns:co-ooxml="http://ncloudtech.com/ooxml" xmlns:co="http://ncloudtech.com" xmlns:c="http://schemas.openxmlformats.org/drawingml/2006/chart" xmlns:asvg="http://schemas.microsoft.com/office/drawing/2016/SVG/main" xmlns:a15="http://schemas.microsoft.com/office/drawing/2012/main" xmlns:a="http://schemas.openxmlformats.org/drawingml/2006/main">
+          <mc:Fallback xmlns:a="http://schemas.openxmlformats.org/drawingml/2006/main" xmlns:a15="http://schemas.microsoft.com/office/drawing/2012/main" xmlns:asvg="http://schemas.microsoft.com/office/drawing/2016/SVG/main" xmlns:c="http://schemas.openxmlformats.org/drawingml/2006/chart" xmlns:co="http://ncloudtech.com" xmlns:co-ooxml="http://ncloudtech.com/ooxml" xmlns:p="http://schemas.openxmlformats.org/presentationml/2006/main" xmlns:pic="http://schemas.openxmlformats.org/drawingml/2006/picture" xmlns:s="http://schemas.openxmlformats.org/officeDocument/2006/sharedTypes" xmlns:sl="http://schemas.openxmlformats.org/schemaLibrary/2006/main" xmlns:x="urn:schemas-microsoft-com:office:excel" xmlns:x12ac="http://schemas.microsoft.com/office/spreadsheetml/2011/1/ac" xmlns:x14="http://schemas.microsoft.com/office/spreadsheetml/2009/9/main" xmlns:xdr="http://schemas.openxmlformats.org/drawingml/2006/spreadsheetDrawing" xmlns:xm="http://schemas.microsoft.com/office/excel/2006/main">
             <w:pict xmlns:a="http://schemas.openxmlformats.org/drawingml/2006/main" xmlns:a15="http://schemas.microsoft.com/office/drawing/2012/main" xmlns:asvg="http://schemas.microsoft.com/office/drawing/2016/SVG/main" xmlns:c="http://schemas.openxmlformats.org/drawingml/2006/chart" xmlns:co="http://ncloudtech.com" xmlns:co-ooxml="http://ncloudtech.com/ooxml" xmlns:m="http://schemas.openxmlformats.org/officeDocument/2006/math" xmlns:mc="http://schemas.openxmlformats.org/markup-compatibility/2006" xmlns:o="urn:schemas-microsoft-com:office:office" xmlns:p="http://schemas.openxmlformats.org/presentationml/2006/main" xmlns:pic="http://schemas.openxmlformats.org/drawingml/2006/picture" xmlns:r="http://schemas.openxmlformats.org/officeDocument/2006/relationships" xmlns:s="http://schemas.openxmlformats.org/officeDocument/2006/sharedTypes" xmlns:sl="http://schemas.openxmlformats.org/schemaLibrary/2006/main" xmlns:v="urn:schemas-microsoft-com:vml" xmlns:w="http://schemas.openxmlformats.org/wordprocessingml/2006/main" xmlns:w10="urn:schemas-microsoft-com:office:word" xmlns:w14="http://schemas.microsoft.com/office/word/2010/wordml" xmlns:w15="http://schemas.microsoft.com/office/word/2012/wordml" xmlns:wp="http://schemas.openxmlformats.org/drawingml/2006/wordprocessingDrawing" xmlns:wpg="http://schemas.microsoft.com/office/word/2010/wordprocessingGroup" xmlns:wps="http://schemas.microsoft.com/office/word/2010/wordprocessingShape" xmlns:x="urn:schemas-microsoft-com:office:excel" xmlns:x12ac="http://schemas.microsoft.com/office/spreadsheetml/2011/1/ac" xmlns:x14="http://schemas.microsoft.com/office/spreadsheetml/2009/9/main" xmlns:xdr="http://schemas.openxmlformats.org/drawingml/2006/spreadsheetDrawing" xmlns:xm="http://schemas.microsoft.com/office/excel/2006/main"/>
           </mc:Fallback>
         </mc:AlternateContent>
@@ -2429,7 +2407,7 @@
               </wp:inline>
             </w:drawing>
           </mc:Choice>
-          <mc:Fallback xmlns:xm="http://schemas.microsoft.com/office/excel/2006/main" xmlns:xdr="http://schemas.openxmlformats.org/drawingml/2006/spreadsheetDrawing" xmlns:x14="http://schemas.microsoft.com/office/spreadsheetml/2009/9/main" xmlns:x12ac="http://schemas.microsoft.com/office/spreadsheetml/2011/1/ac" xmlns:x="urn:schemas-microsoft-com:office:excel" xmlns:sl="http://schemas.openxmlformats.org/schemaLibrary/2006/main" xmlns:s="http://schemas.openxmlformats.org/officeDocument/2006/sharedTypes" xmlns:pic="http://schemas.openxmlformats.org/drawingml/2006/picture" xmlns:p="http://schemas.openxmlformats.org/presentationml/2006/main" xmlns:co-ooxml="http://ncloudtech.com/ooxml" xmlns:co="http://ncloudtech.com" xmlns:c="http://schemas.openxmlformats.org/drawingml/2006/chart" xmlns:asvg="http://schemas.microsoft.com/office/drawing/2016/SVG/main" xmlns:a15="http://schemas.microsoft.com/office/drawing/2012/main" xmlns:a="http://schemas.openxmlformats.org/drawingml/2006/main">
+          <mc:Fallback xmlns:a="http://schemas.openxmlformats.org/drawingml/2006/main" xmlns:a15="http://schemas.microsoft.com/office/drawing/2012/main" xmlns:asvg="http://schemas.microsoft.com/office/drawing/2016/SVG/main" xmlns:c="http://schemas.openxmlformats.org/drawingml/2006/chart" xmlns:co="http://ncloudtech.com" xmlns:co-ooxml="http://ncloudtech.com/ooxml" xmlns:p="http://schemas.openxmlformats.org/presentationml/2006/main" xmlns:pic="http://schemas.openxmlformats.org/drawingml/2006/picture" xmlns:s="http://schemas.openxmlformats.org/officeDocument/2006/sharedTypes" xmlns:sl="http://schemas.openxmlformats.org/schemaLibrary/2006/main" xmlns:x="urn:schemas-microsoft-com:office:excel" xmlns:x12ac="http://schemas.microsoft.com/office/spreadsheetml/2011/1/ac" xmlns:x14="http://schemas.microsoft.com/office/spreadsheetml/2009/9/main" xmlns:xdr="http://schemas.openxmlformats.org/drawingml/2006/spreadsheetDrawing" xmlns:xm="http://schemas.microsoft.com/office/excel/2006/main">
             <w:pict xmlns:a="http://schemas.openxmlformats.org/drawingml/2006/main" xmlns:a15="http://schemas.microsoft.com/office/drawing/2012/main" xmlns:asvg="http://schemas.microsoft.com/office/drawing/2016/SVG/main" xmlns:c="http://schemas.openxmlformats.org/drawingml/2006/chart" xmlns:co="http://ncloudtech.com" xmlns:co-ooxml="http://ncloudtech.com/ooxml" xmlns:m="http://schemas.openxmlformats.org/officeDocument/2006/math" xmlns:mc="http://schemas.openxmlformats.org/markup-compatibility/2006" xmlns:o="urn:schemas-microsoft-com:office:office" xmlns:p="http://schemas.openxmlformats.org/presentationml/2006/main" xmlns:pic="http://schemas.openxmlformats.org/drawingml/2006/picture" xmlns:r="http://schemas.openxmlformats.org/officeDocument/2006/relationships" xmlns:s="http://schemas.openxmlformats.org/officeDocument/2006/sharedTypes" xmlns:sl="http://schemas.openxmlformats.org/schemaLibrary/2006/main" xmlns:v="urn:schemas-microsoft-com:vml" xmlns:w="http://schemas.openxmlformats.org/wordprocessingml/2006/main" xmlns:w10="urn:schemas-microsoft-com:office:word" xmlns:w14="http://schemas.microsoft.com/office/word/2010/wordml" xmlns:w15="http://schemas.microsoft.com/office/word/2012/wordml" xmlns:wp="http://schemas.openxmlformats.org/drawingml/2006/wordprocessingDrawing" xmlns:wpg="http://schemas.microsoft.com/office/word/2010/wordprocessingGroup" xmlns:wps="http://schemas.microsoft.com/office/word/2010/wordprocessingShape" xmlns:x="urn:schemas-microsoft-com:office:excel" xmlns:x12ac="http://schemas.microsoft.com/office/spreadsheetml/2011/1/ac" xmlns:x14="http://schemas.microsoft.com/office/spreadsheetml/2009/9/main" xmlns:xdr="http://schemas.openxmlformats.org/drawingml/2006/spreadsheetDrawing" xmlns:xm="http://schemas.microsoft.com/office/excel/2006/main"/>
           </mc:Fallback>
         </mc:AlternateContent>
@@ -2623,7 +2601,7 @@
               </wp:inline>
             </w:drawing>
           </mc:Choice>
-          <mc:Fallback xmlns:xm="http://schemas.microsoft.com/office/excel/2006/main" xmlns:xdr="http://schemas.openxmlformats.org/drawingml/2006/spreadsheetDrawing" xmlns:x14="http://schemas.microsoft.com/office/spreadsheetml/2009/9/main" xmlns:x12ac="http://schemas.microsoft.com/office/spreadsheetml/2011/1/ac" xmlns:x="urn:schemas-microsoft-com:office:excel" xmlns:sl="http://schemas.openxmlformats.org/schemaLibrary/2006/main" xmlns:s="http://schemas.openxmlformats.org/officeDocument/2006/sharedTypes" xmlns:pic="http://schemas.openxmlformats.org/drawingml/2006/picture" xmlns:p="http://schemas.openxmlformats.org/presentationml/2006/main" xmlns:co-ooxml="http://ncloudtech.com/ooxml" xmlns:co="http://ncloudtech.com" xmlns:c="http://schemas.openxmlformats.org/drawingml/2006/chart" xmlns:asvg="http://schemas.microsoft.com/office/drawing/2016/SVG/main" xmlns:a15="http://schemas.microsoft.com/office/drawing/2012/main" xmlns:a="http://schemas.openxmlformats.org/drawingml/2006/main">
+          <mc:Fallback xmlns:a="http://schemas.openxmlformats.org/drawingml/2006/main" xmlns:a15="http://schemas.microsoft.com/office/drawing/2012/main" xmlns:asvg="http://schemas.microsoft.com/office/drawing/2016/SVG/main" xmlns:c="http://schemas.openxmlformats.org/drawingml/2006/chart" xmlns:co="http://ncloudtech.com" xmlns:co-ooxml="http://ncloudtech.com/ooxml" xmlns:p="http://schemas.openxmlformats.org/presentationml/2006/main" xmlns:pic="http://schemas.openxmlformats.org/drawingml/2006/picture" xmlns:s="http://schemas.openxmlformats.org/officeDocument/2006/sharedTypes" xmlns:sl="http://schemas.openxmlformats.org/schemaLibrary/2006/main" xmlns:x="urn:schemas-microsoft-com:office:excel" xmlns:x12ac="http://schemas.microsoft.com/office/spreadsheetml/2011/1/ac" xmlns:x14="http://schemas.microsoft.com/office/spreadsheetml/2009/9/main" xmlns:xdr="http://schemas.openxmlformats.org/drawingml/2006/spreadsheetDrawing" xmlns:xm="http://schemas.microsoft.com/office/excel/2006/main">
             <w:pict xmlns:a="http://schemas.openxmlformats.org/drawingml/2006/main" xmlns:a15="http://schemas.microsoft.com/office/drawing/2012/main" xmlns:asvg="http://schemas.microsoft.com/office/drawing/2016/SVG/main" xmlns:c="http://schemas.openxmlformats.org/drawingml/2006/chart" xmlns:co="http://ncloudtech.com" xmlns:co-ooxml="http://ncloudtech.com/ooxml" xmlns:m="http://schemas.openxmlformats.org/officeDocument/2006/math" xmlns:mc="http://schemas.openxmlformats.org/markup-compatibility/2006" xmlns:o="urn:schemas-microsoft-com:office:office" xmlns:p="http://schemas.openxmlformats.org/presentationml/2006/main" xmlns:pic="http://schemas.openxmlformats.org/drawingml/2006/picture" xmlns:r="http://schemas.openxmlformats.org/officeDocument/2006/relationships" xmlns:s="http://schemas.openxmlformats.org/officeDocument/2006/sharedTypes" xmlns:sl="http://schemas.openxmlformats.org/schemaLibrary/2006/main" xmlns:v="urn:schemas-microsoft-com:vml" xmlns:w="http://schemas.openxmlformats.org/wordprocessingml/2006/main" xmlns:w10="urn:schemas-microsoft-com:office:word" xmlns:w14="http://schemas.microsoft.com/office/word/2010/wordml" xmlns:w15="http://schemas.microsoft.com/office/word/2012/wordml" xmlns:wp="http://schemas.openxmlformats.org/drawingml/2006/wordprocessingDrawing" xmlns:wpg="http://schemas.microsoft.com/office/word/2010/wordprocessingGroup" xmlns:wps="http://schemas.microsoft.com/office/word/2010/wordprocessingShape" xmlns:x="urn:schemas-microsoft-com:office:excel" xmlns:x12ac="http://schemas.microsoft.com/office/spreadsheetml/2011/1/ac" xmlns:x14="http://schemas.microsoft.com/office/spreadsheetml/2009/9/main" xmlns:xdr="http://schemas.openxmlformats.org/drawingml/2006/spreadsheetDrawing" xmlns:xm="http://schemas.microsoft.com/office/excel/2006/main"/>
           </mc:Fallback>
         </mc:AlternateContent>
@@ -2742,7 +2720,7 @@
               </wp:inline>
             </w:drawing>
           </mc:Choice>
-          <mc:Fallback xmlns:xm="http://schemas.microsoft.com/office/excel/2006/main" xmlns:xdr="http://schemas.openxmlformats.org/drawingml/2006/spreadsheetDrawing" xmlns:x14="http://schemas.microsoft.com/office/spreadsheetml/2009/9/main" xmlns:x12ac="http://schemas.microsoft.com/office/spreadsheetml/2011/1/ac" xmlns:x="urn:schemas-microsoft-com:office:excel" xmlns:sl="http://schemas.openxmlformats.org/schemaLibrary/2006/main" xmlns:s="http://schemas.openxmlformats.org/officeDocument/2006/sharedTypes" xmlns:pic="http://schemas.openxmlformats.org/drawingml/2006/picture" xmlns:p="http://schemas.openxmlformats.org/presentationml/2006/main" xmlns:co-ooxml="http://ncloudtech.com/ooxml" xmlns:co="http://ncloudtech.com" xmlns:c="http://schemas.openxmlformats.org/drawingml/2006/chart" xmlns:asvg="http://schemas.microsoft.com/office/drawing/2016/SVG/main" xmlns:a15="http://schemas.microsoft.com/office/drawing/2012/main" xmlns:a="http://schemas.openxmlformats.org/drawingml/2006/main">
+          <mc:Fallback xmlns:a="http://schemas.openxmlformats.org/drawingml/2006/main" xmlns:a15="http://schemas.microsoft.com/office/drawing/2012/main" xmlns:asvg="http://schemas.microsoft.com/office/drawing/2016/SVG/main" xmlns:c="http://schemas.openxmlformats.org/drawingml/2006/chart" xmlns:co="http://ncloudtech.com" xmlns:co-ooxml="http://ncloudtech.com/ooxml" xmlns:p="http://schemas.openxmlformats.org/presentationml/2006/main" xmlns:pic="http://schemas.openxmlformats.org/drawingml/2006/picture" xmlns:s="http://schemas.openxmlformats.org/officeDocument/2006/sharedTypes" xmlns:sl="http://schemas.openxmlformats.org/schemaLibrary/2006/main" xmlns:x="urn:schemas-microsoft-com:office:excel" xmlns:x12ac="http://schemas.microsoft.com/office/spreadsheetml/2011/1/ac" xmlns:x14="http://schemas.microsoft.com/office/spreadsheetml/2009/9/main" xmlns:xdr="http://schemas.openxmlformats.org/drawingml/2006/spreadsheetDrawing" xmlns:xm="http://schemas.microsoft.com/office/excel/2006/main">
             <w:pict xmlns:a="http://schemas.openxmlformats.org/drawingml/2006/main" xmlns:a15="http://schemas.microsoft.com/office/drawing/2012/main" xmlns:asvg="http://schemas.microsoft.com/office/drawing/2016/SVG/main" xmlns:c="http://schemas.openxmlformats.org/drawingml/2006/chart" xmlns:co="http://ncloudtech.com" xmlns:co-ooxml="http://ncloudtech.com/ooxml" xmlns:m="http://schemas.openxmlformats.org/officeDocument/2006/math" xmlns:mc="http://schemas.openxmlformats.org/markup-compatibility/2006" xmlns:o="urn:schemas-microsoft-com:office:office" xmlns:p="http://schemas.openxmlformats.org/presentationml/2006/main" xmlns:pic="http://schemas.openxmlformats.org/drawingml/2006/picture" xmlns:r="http://schemas.openxmlformats.org/officeDocument/2006/relationships" xmlns:s="http://schemas.openxmlformats.org/officeDocument/2006/sharedTypes" xmlns:sl="http://schemas.openxmlformats.org/schemaLibrary/2006/main" xmlns:v="urn:schemas-microsoft-com:vml" xmlns:w="http://schemas.openxmlformats.org/wordprocessingml/2006/main" xmlns:w10="urn:schemas-microsoft-com:office:word" xmlns:w14="http://schemas.microsoft.com/office/word/2010/wordml" xmlns:w15="http://schemas.microsoft.com/office/word/2012/wordml" xmlns:wp="http://schemas.openxmlformats.org/drawingml/2006/wordprocessingDrawing" xmlns:wpg="http://schemas.microsoft.com/office/word/2010/wordprocessingGroup" xmlns:wps="http://schemas.microsoft.com/office/word/2010/wordprocessingShape" xmlns:x="urn:schemas-microsoft-com:office:excel" xmlns:x12ac="http://schemas.microsoft.com/office/spreadsheetml/2011/1/ac" xmlns:x14="http://schemas.microsoft.com/office/spreadsheetml/2009/9/main" xmlns:xdr="http://schemas.openxmlformats.org/drawingml/2006/spreadsheetDrawing" xmlns:xm="http://schemas.microsoft.com/office/excel/2006/main"/>
           </mc:Fallback>
         </mc:AlternateContent>
@@ -2822,7 +2800,7 @@
               </wp:inline>
             </w:drawing>
           </mc:Choice>
-          <mc:Fallback xmlns:xm="http://schemas.microsoft.com/office/excel/2006/main" xmlns:xdr="http://schemas.openxmlformats.org/drawingml/2006/spreadsheetDrawing" xmlns:x14="http://schemas.microsoft.com/office/spreadsheetml/2009/9/main" xmlns:x12ac="http://schemas.microsoft.com/office/spreadsheetml/2011/1/ac" xmlns:x="urn:schemas-microsoft-com:office:excel" xmlns:sl="http://schemas.openxmlformats.org/schemaLibrary/2006/main" xmlns:s="http://schemas.openxmlformats.org/officeDocument/2006/sharedTypes" xmlns:pic="http://schemas.openxmlformats.org/drawingml/2006/picture" xmlns:p="http://schemas.openxmlformats.org/presentationml/2006/main" xmlns:co-ooxml="http://ncloudtech.com/ooxml" xmlns:co="http://ncloudtech.com" xmlns:c="http://schemas.openxmlformats.org/drawingml/2006/chart" xmlns:asvg="http://schemas.microsoft.com/office/drawing/2016/SVG/main" xmlns:a15="http://schemas.microsoft.com/office/drawing/2012/main" xmlns:a="http://schemas.openxmlformats.org/drawingml/2006/main">
+          <mc:Fallback xmlns:a="http://schemas.openxmlformats.org/drawingml/2006/main" xmlns:a15="http://schemas.microsoft.com/office/drawing/2012/main" xmlns:asvg="http://schemas.microsoft.com/office/drawing/2016/SVG/main" xmlns:c="http://schemas.openxmlformats.org/drawingml/2006/chart" xmlns:co="http://ncloudtech.com" xmlns:co-ooxml="http://ncloudtech.com/ooxml" xmlns:p="http://schemas.openxmlformats.org/presentationml/2006/main" xmlns:pic="http://schemas.openxmlformats.org/drawingml/2006/picture" xmlns:s="http://schemas.openxmlformats.org/officeDocument/2006/sharedTypes" xmlns:sl="http://schemas.openxmlformats.org/schemaLibrary/2006/main" xmlns:x="urn:schemas-microsoft-com:office:excel" xmlns:x12ac="http://schemas.microsoft.com/office/spreadsheetml/2011/1/ac" xmlns:x14="http://schemas.microsoft.com/office/spreadsheetml/2009/9/main" xmlns:xdr="http://schemas.openxmlformats.org/drawingml/2006/spreadsheetDrawing" xmlns:xm="http://schemas.microsoft.com/office/excel/2006/main">
             <w:pict xmlns:a="http://schemas.openxmlformats.org/drawingml/2006/main" xmlns:a15="http://schemas.microsoft.com/office/drawing/2012/main" xmlns:asvg="http://schemas.microsoft.com/office/drawing/2016/SVG/main" xmlns:c="http://schemas.openxmlformats.org/drawingml/2006/chart" xmlns:co="http://ncloudtech.com" xmlns:co-ooxml="http://ncloudtech.com/ooxml" xmlns:m="http://schemas.openxmlformats.org/officeDocument/2006/math" xmlns:mc="http://schemas.openxmlformats.org/markup-compatibility/2006" xmlns:o="urn:schemas-microsoft-com:office:office" xmlns:p="http://schemas.openxmlformats.org/presentationml/2006/main" xmlns:pic="http://schemas.openxmlformats.org/drawingml/2006/picture" xmlns:r="http://schemas.openxmlformats.org/officeDocument/2006/relationships" xmlns:s="http://schemas.openxmlformats.org/officeDocument/2006/sharedTypes" xmlns:sl="http://schemas.openxmlformats.org/schemaLibrary/2006/main" xmlns:v="urn:schemas-microsoft-com:vml" xmlns:w="http://schemas.openxmlformats.org/wordprocessingml/2006/main" xmlns:w10="urn:schemas-microsoft-com:office:word" xmlns:w14="http://schemas.microsoft.com/office/word/2010/wordml" xmlns:w15="http://schemas.microsoft.com/office/word/2012/wordml" xmlns:wp="http://schemas.openxmlformats.org/drawingml/2006/wordprocessingDrawing" xmlns:wpg="http://schemas.microsoft.com/office/word/2010/wordprocessingGroup" xmlns:wps="http://schemas.microsoft.com/office/word/2010/wordprocessingShape" xmlns:x="urn:schemas-microsoft-com:office:excel" xmlns:x12ac="http://schemas.microsoft.com/office/spreadsheetml/2011/1/ac" xmlns:x14="http://schemas.microsoft.com/office/spreadsheetml/2009/9/main" xmlns:xdr="http://schemas.openxmlformats.org/drawingml/2006/spreadsheetDrawing" xmlns:xm="http://schemas.microsoft.com/office/excel/2006/main"/>
           </mc:Fallback>
         </mc:AlternateContent>

--- a/Документация/Текст для выступления-1.docx
+++ b/Документация/Текст для выступления-1.docx
@@ -415,7 +415,7 @@
               </wp:inline>
             </w:drawing>
           </mc:Choice>
-          <mc:Fallback xmlns:a="http://schemas.openxmlformats.org/drawingml/2006/main" xmlns:a15="http://schemas.microsoft.com/office/drawing/2012/main" xmlns:asvg="http://schemas.microsoft.com/office/drawing/2016/SVG/main" xmlns:c="http://schemas.openxmlformats.org/drawingml/2006/chart" xmlns:co="http://ncloudtech.com" xmlns:co-ooxml="http://ncloudtech.com/ooxml" xmlns:p="http://schemas.openxmlformats.org/presentationml/2006/main" xmlns:pic="http://schemas.openxmlformats.org/drawingml/2006/picture" xmlns:s="http://schemas.openxmlformats.org/officeDocument/2006/sharedTypes" xmlns:sl="http://schemas.openxmlformats.org/schemaLibrary/2006/main" xmlns:x="urn:schemas-microsoft-com:office:excel" xmlns:x12ac="http://schemas.microsoft.com/office/spreadsheetml/2011/1/ac" xmlns:x14="http://schemas.microsoft.com/office/spreadsheetml/2009/9/main" xmlns:xdr="http://schemas.openxmlformats.org/drawingml/2006/spreadsheetDrawing" xmlns:xm="http://schemas.microsoft.com/office/excel/2006/main">
+          <mc:Fallback xmlns:xm="http://schemas.microsoft.com/office/excel/2006/main" xmlns:xdr="http://schemas.openxmlformats.org/drawingml/2006/spreadsheetDrawing" xmlns:x14="http://schemas.microsoft.com/office/spreadsheetml/2009/9/main" xmlns:x12ac="http://schemas.microsoft.com/office/spreadsheetml/2011/1/ac" xmlns:x="urn:schemas-microsoft-com:office:excel" xmlns:sl="http://schemas.openxmlformats.org/schemaLibrary/2006/main" xmlns:s="http://schemas.openxmlformats.org/officeDocument/2006/sharedTypes" xmlns:pic="http://schemas.openxmlformats.org/drawingml/2006/picture" xmlns:p="http://schemas.openxmlformats.org/presentationml/2006/main" xmlns:co-ooxml="http://ncloudtech.com/ooxml" xmlns:co="http://ncloudtech.com" xmlns:c="http://schemas.openxmlformats.org/drawingml/2006/chart" xmlns:asvg="http://schemas.microsoft.com/office/drawing/2016/SVG/main" xmlns:a15="http://schemas.microsoft.com/office/drawing/2012/main" xmlns:a="http://schemas.openxmlformats.org/drawingml/2006/main">
             <w:pict xmlns:a="http://schemas.openxmlformats.org/drawingml/2006/main" xmlns:a15="http://schemas.microsoft.com/office/drawing/2012/main" xmlns:asvg="http://schemas.microsoft.com/office/drawing/2016/SVG/main" xmlns:c="http://schemas.openxmlformats.org/drawingml/2006/chart" xmlns:co="http://ncloudtech.com" xmlns:co-ooxml="http://ncloudtech.com/ooxml" xmlns:m="http://schemas.openxmlformats.org/officeDocument/2006/math" xmlns:mc="http://schemas.openxmlformats.org/markup-compatibility/2006" xmlns:o="urn:schemas-microsoft-com:office:office" xmlns:p="http://schemas.openxmlformats.org/presentationml/2006/main" xmlns:pic="http://schemas.openxmlformats.org/drawingml/2006/picture" xmlns:r="http://schemas.openxmlformats.org/officeDocument/2006/relationships" xmlns:s="http://schemas.openxmlformats.org/officeDocument/2006/sharedTypes" xmlns:sl="http://schemas.openxmlformats.org/schemaLibrary/2006/main" xmlns:v="urn:schemas-microsoft-com:vml" xmlns:w="http://schemas.openxmlformats.org/wordprocessingml/2006/main" xmlns:w10="urn:schemas-microsoft-com:office:word" xmlns:w14="http://schemas.microsoft.com/office/word/2010/wordml" xmlns:w15="http://schemas.microsoft.com/office/word/2012/wordml" xmlns:wp="http://schemas.openxmlformats.org/drawingml/2006/wordprocessingDrawing" xmlns:wpg="http://schemas.microsoft.com/office/word/2010/wordprocessingGroup" xmlns:wps="http://schemas.microsoft.com/office/word/2010/wordprocessingShape" xmlns:x="urn:schemas-microsoft-com:office:excel" xmlns:x12ac="http://schemas.microsoft.com/office/spreadsheetml/2011/1/ac" xmlns:x14="http://schemas.microsoft.com/office/spreadsheetml/2009/9/main" xmlns:xdr="http://schemas.openxmlformats.org/drawingml/2006/spreadsheetDrawing" xmlns:xm="http://schemas.microsoft.com/office/excel/2006/main"/>
           </mc:Fallback>
         </mc:AlternateContent>
@@ -570,7 +570,7 @@
               </wp:inline>
             </w:drawing>
           </mc:Choice>
-          <mc:Fallback xmlns:a="http://schemas.openxmlformats.org/drawingml/2006/main" xmlns:a15="http://schemas.microsoft.com/office/drawing/2012/main" xmlns:asvg="http://schemas.microsoft.com/office/drawing/2016/SVG/main" xmlns:c="http://schemas.openxmlformats.org/drawingml/2006/chart" xmlns:co="http://ncloudtech.com" xmlns:co-ooxml="http://ncloudtech.com/ooxml" xmlns:p="http://schemas.openxmlformats.org/presentationml/2006/main" xmlns:pic="http://schemas.openxmlformats.org/drawingml/2006/picture" xmlns:s="http://schemas.openxmlformats.org/officeDocument/2006/sharedTypes" xmlns:sl="http://schemas.openxmlformats.org/schemaLibrary/2006/main" xmlns:x="urn:schemas-microsoft-com:office:excel" xmlns:x12ac="http://schemas.microsoft.com/office/spreadsheetml/2011/1/ac" xmlns:x14="http://schemas.microsoft.com/office/spreadsheetml/2009/9/main" xmlns:xdr="http://schemas.openxmlformats.org/drawingml/2006/spreadsheetDrawing" xmlns:xm="http://schemas.microsoft.com/office/excel/2006/main">
+          <mc:Fallback xmlns:xm="http://schemas.microsoft.com/office/excel/2006/main" xmlns:xdr="http://schemas.openxmlformats.org/drawingml/2006/spreadsheetDrawing" xmlns:x14="http://schemas.microsoft.com/office/spreadsheetml/2009/9/main" xmlns:x12ac="http://schemas.microsoft.com/office/spreadsheetml/2011/1/ac" xmlns:x="urn:schemas-microsoft-com:office:excel" xmlns:sl="http://schemas.openxmlformats.org/schemaLibrary/2006/main" xmlns:s="http://schemas.openxmlformats.org/officeDocument/2006/sharedTypes" xmlns:pic="http://schemas.openxmlformats.org/drawingml/2006/picture" xmlns:p="http://schemas.openxmlformats.org/presentationml/2006/main" xmlns:co-ooxml="http://ncloudtech.com/ooxml" xmlns:co="http://ncloudtech.com" xmlns:c="http://schemas.openxmlformats.org/drawingml/2006/chart" xmlns:asvg="http://schemas.microsoft.com/office/drawing/2016/SVG/main" xmlns:a15="http://schemas.microsoft.com/office/drawing/2012/main" xmlns:a="http://schemas.openxmlformats.org/drawingml/2006/main">
             <w:pict xmlns:a="http://schemas.openxmlformats.org/drawingml/2006/main" xmlns:a15="http://schemas.microsoft.com/office/drawing/2012/main" xmlns:asvg="http://schemas.microsoft.com/office/drawing/2016/SVG/main" xmlns:c="http://schemas.openxmlformats.org/drawingml/2006/chart" xmlns:co="http://ncloudtech.com" xmlns:co-ooxml="http://ncloudtech.com/ooxml" xmlns:m="http://schemas.openxmlformats.org/officeDocument/2006/math" xmlns:mc="http://schemas.openxmlformats.org/markup-compatibility/2006" xmlns:o="urn:schemas-microsoft-com:office:office" xmlns:p="http://schemas.openxmlformats.org/presentationml/2006/main" xmlns:pic="http://schemas.openxmlformats.org/drawingml/2006/picture" xmlns:r="http://schemas.openxmlformats.org/officeDocument/2006/relationships" xmlns:s="http://schemas.openxmlformats.org/officeDocument/2006/sharedTypes" xmlns:sl="http://schemas.openxmlformats.org/schemaLibrary/2006/main" xmlns:v="urn:schemas-microsoft-com:vml" xmlns:w="http://schemas.openxmlformats.org/wordprocessingml/2006/main" xmlns:w10="urn:schemas-microsoft-com:office:word" xmlns:w14="http://schemas.microsoft.com/office/word/2010/wordml" xmlns:w15="http://schemas.microsoft.com/office/word/2012/wordml" xmlns:wp="http://schemas.openxmlformats.org/drawingml/2006/wordprocessingDrawing" xmlns:wpg="http://schemas.microsoft.com/office/word/2010/wordprocessingGroup" xmlns:wps="http://schemas.microsoft.com/office/word/2010/wordprocessingShape" xmlns:x="urn:schemas-microsoft-com:office:excel" xmlns:x12ac="http://schemas.microsoft.com/office/spreadsheetml/2011/1/ac" xmlns:x14="http://schemas.microsoft.com/office/spreadsheetml/2009/9/main" xmlns:xdr="http://schemas.openxmlformats.org/drawingml/2006/spreadsheetDrawing" xmlns:xm="http://schemas.microsoft.com/office/excel/2006/main"/>
           </mc:Fallback>
         </mc:AlternateContent>
@@ -795,7 +795,7 @@
               </wp:inline>
             </w:drawing>
           </mc:Choice>
-          <mc:Fallback xmlns:a="http://schemas.openxmlformats.org/drawingml/2006/main" xmlns:a15="http://schemas.microsoft.com/office/drawing/2012/main" xmlns:asvg="http://schemas.microsoft.com/office/drawing/2016/SVG/main" xmlns:c="http://schemas.openxmlformats.org/drawingml/2006/chart" xmlns:co="http://ncloudtech.com" xmlns:co-ooxml="http://ncloudtech.com/ooxml" xmlns:p="http://schemas.openxmlformats.org/presentationml/2006/main" xmlns:pic="http://schemas.openxmlformats.org/drawingml/2006/picture" xmlns:s="http://schemas.openxmlformats.org/officeDocument/2006/sharedTypes" xmlns:sl="http://schemas.openxmlformats.org/schemaLibrary/2006/main" xmlns:x="urn:schemas-microsoft-com:office:excel" xmlns:x12ac="http://schemas.microsoft.com/office/spreadsheetml/2011/1/ac" xmlns:x14="http://schemas.microsoft.com/office/spreadsheetml/2009/9/main" xmlns:xdr="http://schemas.openxmlformats.org/drawingml/2006/spreadsheetDrawing" xmlns:xm="http://schemas.microsoft.com/office/excel/2006/main">
+          <mc:Fallback xmlns:xm="http://schemas.microsoft.com/office/excel/2006/main" xmlns:xdr="http://schemas.openxmlformats.org/drawingml/2006/spreadsheetDrawing" xmlns:x14="http://schemas.microsoft.com/office/spreadsheetml/2009/9/main" xmlns:x12ac="http://schemas.microsoft.com/office/spreadsheetml/2011/1/ac" xmlns:x="urn:schemas-microsoft-com:office:excel" xmlns:sl="http://schemas.openxmlformats.org/schemaLibrary/2006/main" xmlns:s="http://schemas.openxmlformats.org/officeDocument/2006/sharedTypes" xmlns:pic="http://schemas.openxmlformats.org/drawingml/2006/picture" xmlns:p="http://schemas.openxmlformats.org/presentationml/2006/main" xmlns:co-ooxml="http://ncloudtech.com/ooxml" xmlns:co="http://ncloudtech.com" xmlns:c="http://schemas.openxmlformats.org/drawingml/2006/chart" xmlns:asvg="http://schemas.microsoft.com/office/drawing/2016/SVG/main" xmlns:a15="http://schemas.microsoft.com/office/drawing/2012/main" xmlns:a="http://schemas.openxmlformats.org/drawingml/2006/main">
             <w:pict xmlns:a="http://schemas.openxmlformats.org/drawingml/2006/main" xmlns:a15="http://schemas.microsoft.com/office/drawing/2012/main" xmlns:asvg="http://schemas.microsoft.com/office/drawing/2016/SVG/main" xmlns:c="http://schemas.openxmlformats.org/drawingml/2006/chart" xmlns:co="http://ncloudtech.com" xmlns:co-ooxml="http://ncloudtech.com/ooxml" xmlns:m="http://schemas.openxmlformats.org/officeDocument/2006/math" xmlns:mc="http://schemas.openxmlformats.org/markup-compatibility/2006" xmlns:o="urn:schemas-microsoft-com:office:office" xmlns:p="http://schemas.openxmlformats.org/presentationml/2006/main" xmlns:pic="http://schemas.openxmlformats.org/drawingml/2006/picture" xmlns:r="http://schemas.openxmlformats.org/officeDocument/2006/relationships" xmlns:s="http://schemas.openxmlformats.org/officeDocument/2006/sharedTypes" xmlns:sl="http://schemas.openxmlformats.org/schemaLibrary/2006/main" xmlns:v="urn:schemas-microsoft-com:vml" xmlns:w="http://schemas.openxmlformats.org/wordprocessingml/2006/main" xmlns:w10="urn:schemas-microsoft-com:office:word" xmlns:w14="http://schemas.microsoft.com/office/word/2010/wordml" xmlns:w15="http://schemas.microsoft.com/office/word/2012/wordml" xmlns:wp="http://schemas.openxmlformats.org/drawingml/2006/wordprocessingDrawing" xmlns:wpg="http://schemas.microsoft.com/office/word/2010/wordprocessingGroup" xmlns:wps="http://schemas.microsoft.com/office/word/2010/wordprocessingShape" xmlns:x="urn:schemas-microsoft-com:office:excel" xmlns:x12ac="http://schemas.microsoft.com/office/spreadsheetml/2011/1/ac" xmlns:x14="http://schemas.microsoft.com/office/spreadsheetml/2009/9/main" xmlns:xdr="http://schemas.openxmlformats.org/drawingml/2006/spreadsheetDrawing" xmlns:xm="http://schemas.microsoft.com/office/excel/2006/main"/>
           </mc:Fallback>
         </mc:AlternateContent>
@@ -890,15 +890,7 @@
           <w:color w:val="auto"/>
           <w:sz w:val="24"/>
         </w:rPr>
-        <w:t>РПГ. Игрокам предстоит исследовать мрачные подземелья, состоящие из множества комнат и уровней. Каждая локация наполнена разнообразными ловушками, головоломками и секретными зонами, требующими внимательного изучения окружения. В мире игры представлены десятки видов врагов — от простых гоблинов и скелетов до могущественных боссов, каждый со своей тактикой боя и слабыми местами. В процессе прохождения игроки собирают золото и ресурсы, которые можно тратить на улучшение характеристик персонажа, покупку зелий и специальных предметов</w:t>
-      </w:r>
-      <w:r>
-        <w:rPr>
-          <w:rFonts w:ascii="Times New Roman" w:hAnsi="Times New Roman"/>
-          <w:color w:val="auto"/>
-          <w:sz w:val="24"/>
-        </w:rPr>
-        <w:t>.</w:t>
+        <w:t xml:space="preserve">РПГ. </w:t>
       </w:r>
     </w:p>
     <w:p>
@@ -974,121 +966,147 @@
           <w:color w:val="000000" w:themeColor="text1"/>
           <w:sz w:val="24"/>
         </w:rPr>
+        <w:t>В нашей игре мы объединили</w:t>
+      </w:r>
+      <w:r>
+        <w:rPr>
+          <w:rFonts w:ascii="Times New Roman" w:hAnsi="Times New Roman"/>
+          <w:color w:val="000000" w:themeColor="text1"/>
+          <w:sz w:val="24"/>
+        </w:rPr>
+        <w:t xml:space="preserve"> </w:t>
+      </w:r>
+      <w:r>
+        <w:rPr>
+          <w:rFonts w:ascii="Times New Roman" w:hAnsi="Times New Roman"/>
+          <w:color w:val="000000" w:themeColor="text1"/>
+          <w:sz w:val="24"/>
+        </w:rPr>
+        <w:t>динамичный геймплей от экшен-игр</w:t>
+      </w:r>
+      <w:r>
+        <w:rPr>
+          <w:rFonts w:ascii="Times New Roman" w:hAnsi="Times New Roman"/>
+          <w:color w:val="000000" w:themeColor="text1"/>
+          <w:sz w:val="24"/>
+        </w:rPr>
+        <w:t xml:space="preserve">, </w:t>
+      </w:r>
+      <w:r>
+        <w:rPr>
+          <w:rFonts w:ascii="Times New Roman" w:hAnsi="Times New Roman"/>
+          <w:color w:val="000000" w:themeColor="text1"/>
+          <w:sz w:val="24"/>
+        </w:rPr>
+        <w:t>г</w:t>
+      </w:r>
+      <w:r>
+        <w:rPr>
+          <w:rFonts w:ascii="Times New Roman" w:hAnsi="Times New Roman"/>
+          <w:color w:val="000000" w:themeColor="text1"/>
+          <w:sz w:val="24"/>
+        </w:rPr>
+        <w:t>лубину сюжета от текстовых игр</w:t>
+      </w:r>
+      <w:r>
+        <w:rPr>
+          <w:rFonts w:ascii="Times New Roman" w:hAnsi="Times New Roman"/>
+          <w:color w:val="000000" w:themeColor="text1"/>
+          <w:sz w:val="24"/>
+        </w:rPr>
+        <w:t xml:space="preserve"> и с</w:t>
+      </w:r>
+      <w:r>
+        <w:rPr>
+          <w:rFonts w:ascii="Times New Roman" w:hAnsi="Times New Roman"/>
+          <w:color w:val="000000" w:themeColor="text1"/>
+          <w:sz w:val="24"/>
+        </w:rPr>
+        <w:t>овременную 2D-графику.</w:t>
+      </w:r>
+      <w:r>
+        <w:t xml:space="preserve"> </w:t>
+      </w:r>
+      <w:r>
+        <w:rPr>
+          <w:rFonts w:ascii="Times New Roman" w:hAnsi="Times New Roman"/>
+          <w:color w:val="000000" w:themeColor="text1"/>
+          <w:sz w:val="24"/>
+        </w:rPr>
+        <w:t>При работе мы постарались взять лучшие</w:t>
+      </w:r>
+      <w:r>
+        <w:rPr>
+          <w:rFonts w:ascii="Times New Roman" w:hAnsi="Times New Roman"/>
+          <w:color w:val="000000" w:themeColor="text1"/>
+          <w:sz w:val="24"/>
+        </w:rPr>
+        <w:t xml:space="preserve"> идеи из уже существующих игр</w:t>
+      </w:r>
+      <w:r>
+        <w:rPr>
+          <w:rFonts w:ascii="Times New Roman" w:hAnsi="Times New Roman"/>
+          <w:color w:val="000000" w:themeColor="text1"/>
+          <w:sz w:val="24"/>
+        </w:rPr>
+        <w:t>, благодаря чему игра приобрела новые краски.</w:t>
+      </w:r>
+      <w:bookmarkStart w:id="0" w:name="_GoBack"/>
+      <w:bookmarkEnd w:id="0"/>
+    </w:p>
+    <w:p>
+      <w:pPr>
+        <w:spacing w:afterAutospacing="1" w:line="360" w:lineRule="auto"/>
+        <w:jc w:val="both"/>
+        <w:rPr>
+          <w:rFonts w:ascii="Times New Roman" w:hAnsi="Times New Roman"/>
+          <w:color w:val="000000" w:themeColor="text1"/>
+          <w:sz w:val="24"/>
+        </w:rPr>
+      </w:pPr>
+    </w:p>
+    <w:p>
+      <w:pPr>
+        <w:spacing w:afterAutospacing="1" w:line="360" w:lineRule="auto"/>
+        <w:jc w:val="both"/>
+        <w:rPr>
+          <w:rFonts w:ascii="Times New Roman" w:hAnsi="Times New Roman"/>
+          <w:b/>
+          <w:color w:val="000000" w:themeColor="text1"/>
+          <w:sz w:val="24"/>
+        </w:rPr>
+      </w:pPr>
+    </w:p>
+    <w:p>
+      <w:pPr>
+        <w:spacing w:afterAutospacing="1" w:line="360" w:lineRule="auto"/>
+        <w:jc w:val="both"/>
+        <w:rPr>
+          <w:rFonts w:ascii="Times New Roman" w:hAnsi="Times New Roman"/>
+          <w:b/>
+          <w:color w:val="000000" w:themeColor="text1"/>
+          <w:sz w:val="24"/>
+        </w:rPr>
+      </w:pPr>
+    </w:p>
+    <w:p>
+      <w:pPr>
+        <w:spacing w:afterAutospacing="1" w:line="360" w:lineRule="auto"/>
+        <w:jc w:val="both"/>
+        <w:rPr>
+          <w:rFonts w:ascii="Times New Roman" w:hAnsi="Times New Roman"/>
+          <w:color w:val="000000" w:themeColor="text1"/>
+          <w:sz w:val="24"/>
+        </w:rPr>
+      </w:pPr>
+      <w:r>
+        <w:rPr>
+          <w:rFonts w:ascii="Times New Roman" w:hAnsi="Times New Roman"/>
+          <w:b/>
+          <w:color w:val="000000" w:themeColor="text1"/>
+          <w:sz w:val="24"/>
+        </w:rPr>
         <w:lastRenderedPageBreak/>
-        <w:t>В нашей игре мы объединили</w:t>
-      </w:r>
-      <w:r>
-        <w:rPr>
-          <w:rFonts w:ascii="Times New Roman" w:hAnsi="Times New Roman"/>
-          <w:color w:val="000000" w:themeColor="text1"/>
-          <w:sz w:val="24"/>
-        </w:rPr>
-        <w:t xml:space="preserve"> </w:t>
-      </w:r>
-      <w:r>
-        <w:rPr>
-          <w:rFonts w:ascii="Times New Roman" w:hAnsi="Times New Roman"/>
-          <w:color w:val="000000" w:themeColor="text1"/>
-          <w:sz w:val="24"/>
-        </w:rPr>
-        <w:t>динамичный геймплей от экшен-игр</w:t>
-      </w:r>
-      <w:r>
-        <w:rPr>
-          <w:rFonts w:ascii="Times New Roman" w:hAnsi="Times New Roman"/>
-          <w:color w:val="000000" w:themeColor="text1"/>
-          <w:sz w:val="24"/>
-        </w:rPr>
-        <w:t xml:space="preserve">, </w:t>
-      </w:r>
-      <w:r>
-        <w:rPr>
-          <w:rFonts w:ascii="Times New Roman" w:hAnsi="Times New Roman"/>
-          <w:color w:val="000000" w:themeColor="text1"/>
-          <w:sz w:val="24"/>
-        </w:rPr>
-        <w:t>г</w:t>
-      </w:r>
-      <w:r>
-        <w:rPr>
-          <w:rFonts w:ascii="Times New Roman" w:hAnsi="Times New Roman"/>
-          <w:color w:val="000000" w:themeColor="text1"/>
-          <w:sz w:val="24"/>
-        </w:rPr>
-        <w:t>лубину сюжета от текстовых игр</w:t>
-      </w:r>
-      <w:r>
-        <w:rPr>
-          <w:rFonts w:ascii="Times New Roman" w:hAnsi="Times New Roman"/>
-          <w:color w:val="000000" w:themeColor="text1"/>
-          <w:sz w:val="24"/>
-        </w:rPr>
-        <w:t xml:space="preserve"> и с</w:t>
-      </w:r>
-      <w:r>
-        <w:rPr>
-          <w:rFonts w:ascii="Times New Roman" w:hAnsi="Times New Roman"/>
-          <w:color w:val="000000" w:themeColor="text1"/>
-          <w:sz w:val="24"/>
-        </w:rPr>
-        <w:t>овременную 2D-графику.</w:t>
-      </w:r>
-      <w:r>
-        <w:t xml:space="preserve"> </w:t>
-      </w:r>
-      <w:r>
-        <w:rPr>
-          <w:rFonts w:ascii="Times New Roman" w:hAnsi="Times New Roman"/>
-          <w:color w:val="000000" w:themeColor="text1"/>
-          <w:sz w:val="24"/>
-        </w:rPr>
-        <w:t>При работе мы постарались взять лучшие</w:t>
-      </w:r>
-      <w:r>
-        <w:rPr>
-          <w:rFonts w:ascii="Times New Roman" w:hAnsi="Times New Roman"/>
-          <w:color w:val="000000" w:themeColor="text1"/>
-          <w:sz w:val="24"/>
-        </w:rPr>
-        <w:t xml:space="preserve"> идеи из уже существующих игр</w:t>
-      </w:r>
-      <w:r>
-        <w:rPr>
-          <w:rFonts w:ascii="Times New Roman" w:hAnsi="Times New Roman"/>
-          <w:color w:val="000000" w:themeColor="text1"/>
-          <w:sz w:val="24"/>
-        </w:rPr>
-        <w:t>, благодаря чему игра приобрела новые краски.</w:t>
-      </w:r>
-    </w:p>
-    <w:p>
-      <w:pPr>
-        <w:spacing w:afterAutospacing="1" w:line="360" w:lineRule="auto"/>
-        <w:jc w:val="both"/>
-        <w:rPr>
-          <w:rFonts w:ascii="Times New Roman" w:hAnsi="Times New Roman"/>
-          <w:color w:val="000000" w:themeColor="text1"/>
-          <w:sz w:val="24"/>
-        </w:rPr>
-      </w:pPr>
-    </w:p>
-    <w:p>
-      <w:pPr>
-        <w:spacing w:afterAutospacing="1" w:line="360" w:lineRule="auto"/>
-        <w:jc w:val="both"/>
-        <w:rPr>
-          <w:rFonts w:ascii="Times New Roman" w:hAnsi="Times New Roman"/>
-          <w:color w:val="000000" w:themeColor="text1"/>
-          <w:sz w:val="24"/>
-        </w:rPr>
-      </w:pPr>
-      <w:r>
-        <w:rPr>
-          <w:rFonts w:ascii="Times New Roman" w:hAnsi="Times New Roman"/>
-          <w:b/>
-          <w:color w:val="000000" w:themeColor="text1"/>
-          <w:sz w:val="24"/>
-        </w:rPr>
         <w:t>Слайды 5-6: Алгоритм работы игры</w:t>
       </w:r>
     </w:p>
@@ -1540,7 +1558,7 @@
               </wp:inline>
             </w:drawing>
           </mc:Choice>
-          <mc:Fallback xmlns:a="http://schemas.openxmlformats.org/drawingml/2006/main" xmlns:a15="http://schemas.microsoft.com/office/drawing/2012/main" xmlns:asvg="http://schemas.microsoft.com/office/drawing/2016/SVG/main" xmlns:c="http://schemas.openxmlformats.org/drawingml/2006/chart" xmlns:co="http://ncloudtech.com" xmlns:co-ooxml="http://ncloudtech.com/ooxml" xmlns:p="http://schemas.openxmlformats.org/presentationml/2006/main" xmlns:pic="http://schemas.openxmlformats.org/drawingml/2006/picture" xmlns:s="http://schemas.openxmlformats.org/officeDocument/2006/sharedTypes" xmlns:sl="http://schemas.openxmlformats.org/schemaLibrary/2006/main" xmlns:x="urn:schemas-microsoft-com:office:excel" xmlns:x12ac="http://schemas.microsoft.com/office/spreadsheetml/2011/1/ac" xmlns:x14="http://schemas.microsoft.com/office/spreadsheetml/2009/9/main" xmlns:xdr="http://schemas.openxmlformats.org/drawingml/2006/spreadsheetDrawing" xmlns:xm="http://schemas.microsoft.com/office/excel/2006/main">
+          <mc:Fallback xmlns:xm="http://schemas.microsoft.com/office/excel/2006/main" xmlns:xdr="http://schemas.openxmlformats.org/drawingml/2006/spreadsheetDrawing" xmlns:x14="http://schemas.microsoft.com/office/spreadsheetml/2009/9/main" xmlns:x12ac="http://schemas.microsoft.com/office/spreadsheetml/2011/1/ac" xmlns:x="urn:schemas-microsoft-com:office:excel" xmlns:sl="http://schemas.openxmlformats.org/schemaLibrary/2006/main" xmlns:s="http://schemas.openxmlformats.org/officeDocument/2006/sharedTypes" xmlns:pic="http://schemas.openxmlformats.org/drawingml/2006/picture" xmlns:p="http://schemas.openxmlformats.org/presentationml/2006/main" xmlns:co-ooxml="http://ncloudtech.com/ooxml" xmlns:co="http://ncloudtech.com" xmlns:c="http://schemas.openxmlformats.org/drawingml/2006/chart" xmlns:asvg="http://schemas.microsoft.com/office/drawing/2016/SVG/main" xmlns:a15="http://schemas.microsoft.com/office/drawing/2012/main" xmlns:a="http://schemas.openxmlformats.org/drawingml/2006/main">
             <w:pict xmlns:a="http://schemas.openxmlformats.org/drawingml/2006/main" xmlns:a15="http://schemas.microsoft.com/office/drawing/2012/main" xmlns:asvg="http://schemas.microsoft.com/office/drawing/2016/SVG/main" xmlns:c="http://schemas.openxmlformats.org/drawingml/2006/chart" xmlns:co="http://ncloudtech.com" xmlns:co-ooxml="http://ncloudtech.com/ooxml" xmlns:m="http://schemas.openxmlformats.org/officeDocument/2006/math" xmlns:mc="http://schemas.openxmlformats.org/markup-compatibility/2006" xmlns:o="urn:schemas-microsoft-com:office:office" xmlns:p="http://schemas.openxmlformats.org/presentationml/2006/main" xmlns:pic="http://schemas.openxmlformats.org/drawingml/2006/picture" xmlns:r="http://schemas.openxmlformats.org/officeDocument/2006/relationships" xmlns:s="http://schemas.openxmlformats.org/officeDocument/2006/sharedTypes" xmlns:sl="http://schemas.openxmlformats.org/schemaLibrary/2006/main" xmlns:v="urn:schemas-microsoft-com:vml" xmlns:w="http://schemas.openxmlformats.org/wordprocessingml/2006/main" xmlns:w10="urn:schemas-microsoft-com:office:word" xmlns:w14="http://schemas.microsoft.com/office/word/2010/wordml" xmlns:w15="http://schemas.microsoft.com/office/word/2012/wordml" xmlns:wp="http://schemas.openxmlformats.org/drawingml/2006/wordprocessingDrawing" xmlns:wpg="http://schemas.microsoft.com/office/word/2010/wordprocessingGroup" xmlns:wps="http://schemas.microsoft.com/office/word/2010/wordprocessingShape" xmlns:x="urn:schemas-microsoft-com:office:excel" xmlns:x12ac="http://schemas.microsoft.com/office/spreadsheetml/2011/1/ac" xmlns:x14="http://schemas.microsoft.com/office/spreadsheetml/2009/9/main" xmlns:xdr="http://schemas.openxmlformats.org/drawingml/2006/spreadsheetDrawing" xmlns:xm="http://schemas.microsoft.com/office/excel/2006/main"/>
           </mc:Fallback>
         </mc:AlternateContent>
@@ -1649,7 +1667,6 @@
           <w:color w:val="000000" w:themeColor="text1"/>
           <w:sz w:val="24"/>
         </w:rPr>
-        <w:lastRenderedPageBreak/>
         <w:t>Лаунчер</w:t>
       </w:r>
       <w:r>
@@ -1743,25 +1760,16 @@
           <w:color w:val="000000" w:themeColor="text1"/>
           <w:sz w:val="24"/>
         </w:rPr>
-        <w:t xml:space="preserve"> – это отдельное приложение, которое включает в себя регистрацию и вход с проверкой в базе данных, автоматическую проверку при каждом запуске, загрузку новых версий с прогресс-баром и отображением статуса, безопасную передачу </w:t>
-      </w:r>
-      <w:proofErr w:type="spellStart"/>
-      <w:r>
-        <w:rPr>
-          <w:rFonts w:ascii="Times New Roman" w:hAnsi="Times New Roman"/>
-          <w:color w:val="000000" w:themeColor="text1"/>
-          <w:sz w:val="24"/>
-        </w:rPr>
-        <w:t>токена</w:t>
-      </w:r>
-      <w:proofErr w:type="spellEnd"/>
-      <w:r>
-        <w:rPr>
-          <w:rFonts w:ascii="Times New Roman" w:hAnsi="Times New Roman"/>
-          <w:color w:val="000000" w:themeColor="text1"/>
-          <w:sz w:val="24"/>
-        </w:rPr>
-        <w:t xml:space="preserve"> авторизации в игру и запуск игры с правильными параметрами подключения. Лаунчер написан на библиотеке «</w:t>
+        <w:t xml:space="preserve"> – это отдельное приложение, которое включает в себя регистрацию и вход с проверкой в базе данных, автоматическую проверку при каждом запуске, загрузку </w:t>
+      </w:r>
+      <w:r>
+        <w:rPr>
+          <w:rFonts w:ascii="Times New Roman" w:hAnsi="Times New Roman"/>
+          <w:color w:val="000000" w:themeColor="text1"/>
+          <w:sz w:val="24"/>
+        </w:rPr>
+        <w:lastRenderedPageBreak/>
+        <w:t>новых версий с прогресс-баром и отображением статуса, безопасную передачу токена авторизации в игру и запуск игры с правильными параметрами подключения. Лаунчер написан на библиотеке «</w:t>
       </w:r>
       <w:proofErr w:type="spellStart"/>
       <w:r>
@@ -1800,17 +1808,7 @@
           <w:color w:val="000000" w:themeColor="text1"/>
           <w:sz w:val="24"/>
         </w:rPr>
-        <w:t>Сервер игры напис</w:t>
-      </w:r>
-      <w:bookmarkStart w:id="0" w:name="_GoBack"/>
-      <w:bookmarkEnd w:id="0"/>
-      <w:r>
-        <w:rPr>
-          <w:rFonts w:ascii="Times New Roman" w:hAnsi="Times New Roman"/>
-          <w:color w:val="000000" w:themeColor="text1"/>
-          <w:sz w:val="24"/>
-        </w:rPr>
-        <w:t>ан на языке «</w:t>
+        <w:t>Сервер игры написан на языке «</w:t>
       </w:r>
       <w:r>
         <w:rPr>
@@ -2116,7 +2114,7 @@
               </wp:inline>
             </w:drawing>
           </mc:Choice>
-          <mc:Fallback xmlns:a="http://schemas.openxmlformats.org/drawingml/2006/main" xmlns:a15="http://schemas.microsoft.com/office/drawing/2012/main" xmlns:asvg="http://schemas.microsoft.com/office/drawing/2016/SVG/main" xmlns:c="http://schemas.openxmlformats.org/drawingml/2006/chart" xmlns:co="http://ncloudtech.com" xmlns:co-ooxml="http://ncloudtech.com/ooxml" xmlns:p="http://schemas.openxmlformats.org/presentationml/2006/main" xmlns:pic="http://schemas.openxmlformats.org/drawingml/2006/picture" xmlns:s="http://schemas.openxmlformats.org/officeDocument/2006/sharedTypes" xmlns:sl="http://schemas.openxmlformats.org/schemaLibrary/2006/main" xmlns:x="urn:schemas-microsoft-com:office:excel" xmlns:x12ac="http://schemas.microsoft.com/office/spreadsheetml/2011/1/ac" xmlns:x14="http://schemas.microsoft.com/office/spreadsheetml/2009/9/main" xmlns:xdr="http://schemas.openxmlformats.org/drawingml/2006/spreadsheetDrawing" xmlns:xm="http://schemas.microsoft.com/office/excel/2006/main">
+          <mc:Fallback xmlns:xm="http://schemas.microsoft.com/office/excel/2006/main" xmlns:xdr="http://schemas.openxmlformats.org/drawingml/2006/spreadsheetDrawing" xmlns:x14="http://schemas.microsoft.com/office/spreadsheetml/2009/9/main" xmlns:x12ac="http://schemas.microsoft.com/office/spreadsheetml/2011/1/ac" xmlns:x="urn:schemas-microsoft-com:office:excel" xmlns:sl="http://schemas.openxmlformats.org/schemaLibrary/2006/main" xmlns:s="http://schemas.openxmlformats.org/officeDocument/2006/sharedTypes" xmlns:pic="http://schemas.openxmlformats.org/drawingml/2006/picture" xmlns:p="http://schemas.openxmlformats.org/presentationml/2006/main" xmlns:co-ooxml="http://ncloudtech.com/ooxml" xmlns:co="http://ncloudtech.com" xmlns:c="http://schemas.openxmlformats.org/drawingml/2006/chart" xmlns:asvg="http://schemas.microsoft.com/office/drawing/2016/SVG/main" xmlns:a15="http://schemas.microsoft.com/office/drawing/2012/main" xmlns:a="http://schemas.openxmlformats.org/drawingml/2006/main">
             <w:pict xmlns:a="http://schemas.openxmlformats.org/drawingml/2006/main" xmlns:a15="http://schemas.microsoft.com/office/drawing/2012/main" xmlns:asvg="http://schemas.microsoft.com/office/drawing/2016/SVG/main" xmlns:c="http://schemas.openxmlformats.org/drawingml/2006/chart" xmlns:co="http://ncloudtech.com" xmlns:co-ooxml="http://ncloudtech.com/ooxml" xmlns:m="http://schemas.openxmlformats.org/officeDocument/2006/math" xmlns:mc="http://schemas.openxmlformats.org/markup-compatibility/2006" xmlns:o="urn:schemas-microsoft-com:office:office" xmlns:p="http://schemas.openxmlformats.org/presentationml/2006/main" xmlns:pic="http://schemas.openxmlformats.org/drawingml/2006/picture" xmlns:r="http://schemas.openxmlformats.org/officeDocument/2006/relationships" xmlns:s="http://schemas.openxmlformats.org/officeDocument/2006/sharedTypes" xmlns:sl="http://schemas.openxmlformats.org/schemaLibrary/2006/main" xmlns:v="urn:schemas-microsoft-com:vml" xmlns:w="http://schemas.openxmlformats.org/wordprocessingml/2006/main" xmlns:w10="urn:schemas-microsoft-com:office:word" xmlns:w14="http://schemas.microsoft.com/office/word/2010/wordml" xmlns:w15="http://schemas.microsoft.com/office/word/2012/wordml" xmlns:wp="http://schemas.openxmlformats.org/drawingml/2006/wordprocessingDrawing" xmlns:wpg="http://schemas.microsoft.com/office/word/2010/wordprocessingGroup" xmlns:wps="http://schemas.microsoft.com/office/word/2010/wordprocessingShape" xmlns:x="urn:schemas-microsoft-com:office:excel" xmlns:x12ac="http://schemas.microsoft.com/office/spreadsheetml/2011/1/ac" xmlns:x14="http://schemas.microsoft.com/office/spreadsheetml/2009/9/main" xmlns:xdr="http://schemas.openxmlformats.org/drawingml/2006/spreadsheetDrawing" xmlns:xm="http://schemas.microsoft.com/office/excel/2006/main"/>
           </mc:Fallback>
         </mc:AlternateContent>
@@ -2312,45 +2310,45 @@
           <w:color w:val="000000" w:themeColor="text1"/>
           <w:sz w:val="24"/>
         </w:rPr>
+        <w:t>В город ворвались скелеты! Они облачены в броню и вооружены мечами. Их экипировка сильно затёрта. Город небольшой, с каменными домами. Используй тот же художественный стиль, что и в прошлый раз (показываешь на рисунок 8).</w:t>
+      </w:r>
+    </w:p>
+    <w:p>
+      <w:pPr>
+        <w:spacing w:before="206" w:after="206" w:line="360" w:lineRule="auto"/>
+        <w:jc w:val="both"/>
+        <w:rPr>
+          <w:rFonts w:ascii="Times New Roman" w:hAnsi="Times New Roman"/>
+          <w:color w:val="000000" w:themeColor="text1"/>
+          <w:sz w:val="24"/>
+        </w:rPr>
+      </w:pPr>
+      <w:r>
+        <w:rPr>
+          <w:rFonts w:ascii="Times New Roman" w:hAnsi="Times New Roman"/>
+          <w:color w:val="000000" w:themeColor="text1"/>
+          <w:sz w:val="24"/>
+        </w:rPr>
+        <w:t>Также я адаптировал графику под разные разрешения экранов, чтобы игра была доступна на различных устройствах.</w:t>
+      </w:r>
+    </w:p>
+    <w:p>
+      <w:pPr>
+        <w:spacing w:before="206" w:after="206" w:line="360" w:lineRule="auto"/>
+        <w:jc w:val="both"/>
+        <w:rPr>
+          <w:rFonts w:ascii="Times New Roman" w:hAnsi="Times New Roman"/>
+          <w:color w:val="000000" w:themeColor="text1"/>
+          <w:sz w:val="24"/>
+        </w:rPr>
+      </w:pPr>
+      <w:r>
+        <w:rPr>
+          <w:rFonts w:ascii="Times New Roman" w:hAnsi="Times New Roman"/>
+          <w:color w:val="000000" w:themeColor="text1"/>
+          <w:sz w:val="24"/>
+        </w:rPr>
         <w:lastRenderedPageBreak/>
-        <w:t>В город ворвались скелеты! Они облачены в броню и вооружены мечами. Их экипировка сильно затёрта. Город небольшой, с каменными домами. Используй тот же художественный стиль, что и в прошлый раз (показываешь на рисунок 8).</w:t>
-      </w:r>
-    </w:p>
-    <w:p>
-      <w:pPr>
-        <w:spacing w:before="206" w:after="206" w:line="360" w:lineRule="auto"/>
-        <w:jc w:val="both"/>
-        <w:rPr>
-          <w:rFonts w:ascii="Times New Roman" w:hAnsi="Times New Roman"/>
-          <w:color w:val="000000" w:themeColor="text1"/>
-          <w:sz w:val="24"/>
-        </w:rPr>
-      </w:pPr>
-      <w:r>
-        <w:rPr>
-          <w:rFonts w:ascii="Times New Roman" w:hAnsi="Times New Roman"/>
-          <w:color w:val="000000" w:themeColor="text1"/>
-          <w:sz w:val="24"/>
-        </w:rPr>
-        <w:t>Также я адаптировал графику под разные разрешения экранов, чтобы игра была доступна на различных устройствах.</w:t>
-      </w:r>
-    </w:p>
-    <w:p>
-      <w:pPr>
-        <w:spacing w:before="206" w:after="206" w:line="360" w:lineRule="auto"/>
-        <w:jc w:val="both"/>
-        <w:rPr>
-          <w:rFonts w:ascii="Times New Roman" w:hAnsi="Times New Roman"/>
-          <w:color w:val="000000" w:themeColor="text1"/>
-          <w:sz w:val="24"/>
-        </w:rPr>
-      </w:pPr>
-      <w:r>
-        <w:rPr>
-          <w:rFonts w:ascii="Times New Roman" w:hAnsi="Times New Roman"/>
-          <w:color w:val="000000" w:themeColor="text1"/>
-          <w:sz w:val="24"/>
-        </w:rPr>
         <w:t>(ПОСЛЕ СЛОВ КИРИЛЛА ИЛЬЯ ВЫНОСИТ НОУТБУК ЖЮРИ, ОБЪЯСНЯЕТ НА КАКИЕ КНОПКИ НАЖИМАТЬ И ВКЛЮЧАЕТ ИМ ИГРУ)</w:t>
       </w:r>
     </w:p>
@@ -2407,7 +2405,7 @@
               </wp:inline>
             </w:drawing>
           </mc:Choice>
-          <mc:Fallback xmlns:a="http://schemas.openxmlformats.org/drawingml/2006/main" xmlns:a15="http://schemas.microsoft.com/office/drawing/2012/main" xmlns:asvg="http://schemas.microsoft.com/office/drawing/2016/SVG/main" xmlns:c="http://schemas.openxmlformats.org/drawingml/2006/chart" xmlns:co="http://ncloudtech.com" xmlns:co-ooxml="http://ncloudtech.com/ooxml" xmlns:p="http://schemas.openxmlformats.org/presentationml/2006/main" xmlns:pic="http://schemas.openxmlformats.org/drawingml/2006/picture" xmlns:s="http://schemas.openxmlformats.org/officeDocument/2006/sharedTypes" xmlns:sl="http://schemas.openxmlformats.org/schemaLibrary/2006/main" xmlns:x="urn:schemas-microsoft-com:office:excel" xmlns:x12ac="http://schemas.microsoft.com/office/spreadsheetml/2011/1/ac" xmlns:x14="http://schemas.microsoft.com/office/spreadsheetml/2009/9/main" xmlns:xdr="http://schemas.openxmlformats.org/drawingml/2006/spreadsheetDrawing" xmlns:xm="http://schemas.microsoft.com/office/excel/2006/main">
+          <mc:Fallback xmlns:xm="http://schemas.microsoft.com/office/excel/2006/main" xmlns:xdr="http://schemas.openxmlformats.org/drawingml/2006/spreadsheetDrawing" xmlns:x14="http://schemas.microsoft.com/office/spreadsheetml/2009/9/main" xmlns:x12ac="http://schemas.microsoft.com/office/spreadsheetml/2011/1/ac" xmlns:x="urn:schemas-microsoft-com:office:excel" xmlns:sl="http://schemas.openxmlformats.org/schemaLibrary/2006/main" xmlns:s="http://schemas.openxmlformats.org/officeDocument/2006/sharedTypes" xmlns:pic="http://schemas.openxmlformats.org/drawingml/2006/picture" xmlns:p="http://schemas.openxmlformats.org/presentationml/2006/main" xmlns:co-ooxml="http://ncloudtech.com/ooxml" xmlns:co="http://ncloudtech.com" xmlns:c="http://schemas.openxmlformats.org/drawingml/2006/chart" xmlns:asvg="http://schemas.microsoft.com/office/drawing/2016/SVG/main" xmlns:a15="http://schemas.microsoft.com/office/drawing/2012/main" xmlns:a="http://schemas.openxmlformats.org/drawingml/2006/main">
             <w:pict xmlns:a="http://schemas.openxmlformats.org/drawingml/2006/main" xmlns:a15="http://schemas.microsoft.com/office/drawing/2012/main" xmlns:asvg="http://schemas.microsoft.com/office/drawing/2016/SVG/main" xmlns:c="http://schemas.openxmlformats.org/drawingml/2006/chart" xmlns:co="http://ncloudtech.com" xmlns:co-ooxml="http://ncloudtech.com/ooxml" xmlns:m="http://schemas.openxmlformats.org/officeDocument/2006/math" xmlns:mc="http://schemas.openxmlformats.org/markup-compatibility/2006" xmlns:o="urn:schemas-microsoft-com:office:office" xmlns:p="http://schemas.openxmlformats.org/presentationml/2006/main" xmlns:pic="http://schemas.openxmlformats.org/drawingml/2006/picture" xmlns:r="http://schemas.openxmlformats.org/officeDocument/2006/relationships" xmlns:s="http://schemas.openxmlformats.org/officeDocument/2006/sharedTypes" xmlns:sl="http://schemas.openxmlformats.org/schemaLibrary/2006/main" xmlns:v="urn:schemas-microsoft-com:vml" xmlns:w="http://schemas.openxmlformats.org/wordprocessingml/2006/main" xmlns:w10="urn:schemas-microsoft-com:office:word" xmlns:w14="http://schemas.microsoft.com/office/word/2010/wordml" xmlns:w15="http://schemas.microsoft.com/office/word/2012/wordml" xmlns:wp="http://schemas.openxmlformats.org/drawingml/2006/wordprocessingDrawing" xmlns:wpg="http://schemas.microsoft.com/office/word/2010/wordprocessingGroup" xmlns:wps="http://schemas.microsoft.com/office/word/2010/wordprocessingShape" xmlns:x="urn:schemas-microsoft-com:office:excel" xmlns:x12ac="http://schemas.microsoft.com/office/spreadsheetml/2011/1/ac" xmlns:x14="http://schemas.microsoft.com/office/spreadsheetml/2009/9/main" xmlns:xdr="http://schemas.openxmlformats.org/drawingml/2006/spreadsheetDrawing" xmlns:xm="http://schemas.microsoft.com/office/excel/2006/main"/>
           </mc:Fallback>
         </mc:AlternateContent>
@@ -2601,7 +2599,7 @@
               </wp:inline>
             </w:drawing>
           </mc:Choice>
-          <mc:Fallback xmlns:a="http://schemas.openxmlformats.org/drawingml/2006/main" xmlns:a15="http://schemas.microsoft.com/office/drawing/2012/main" xmlns:asvg="http://schemas.microsoft.com/office/drawing/2016/SVG/main" xmlns:c="http://schemas.openxmlformats.org/drawingml/2006/chart" xmlns:co="http://ncloudtech.com" xmlns:co-ooxml="http://ncloudtech.com/ooxml" xmlns:p="http://schemas.openxmlformats.org/presentationml/2006/main" xmlns:pic="http://schemas.openxmlformats.org/drawingml/2006/picture" xmlns:s="http://schemas.openxmlformats.org/officeDocument/2006/sharedTypes" xmlns:sl="http://schemas.openxmlformats.org/schemaLibrary/2006/main" xmlns:x="urn:schemas-microsoft-com:office:excel" xmlns:x12ac="http://schemas.microsoft.com/office/spreadsheetml/2011/1/ac" xmlns:x14="http://schemas.microsoft.com/office/spreadsheetml/2009/9/main" xmlns:xdr="http://schemas.openxmlformats.org/drawingml/2006/spreadsheetDrawing" xmlns:xm="http://schemas.microsoft.com/office/excel/2006/main">
+          <mc:Fallback xmlns:xm="http://schemas.microsoft.com/office/excel/2006/main" xmlns:xdr="http://schemas.openxmlformats.org/drawingml/2006/spreadsheetDrawing" xmlns:x14="http://schemas.microsoft.com/office/spreadsheetml/2009/9/main" xmlns:x12ac="http://schemas.microsoft.com/office/spreadsheetml/2011/1/ac" xmlns:x="urn:schemas-microsoft-com:office:excel" xmlns:sl="http://schemas.openxmlformats.org/schemaLibrary/2006/main" xmlns:s="http://schemas.openxmlformats.org/officeDocument/2006/sharedTypes" xmlns:pic="http://schemas.openxmlformats.org/drawingml/2006/picture" xmlns:p="http://schemas.openxmlformats.org/presentationml/2006/main" xmlns:co-ooxml="http://ncloudtech.com/ooxml" xmlns:co="http://ncloudtech.com" xmlns:c="http://schemas.openxmlformats.org/drawingml/2006/chart" xmlns:asvg="http://schemas.microsoft.com/office/drawing/2016/SVG/main" xmlns:a15="http://schemas.microsoft.com/office/drawing/2012/main" xmlns:a="http://schemas.openxmlformats.org/drawingml/2006/main">
             <w:pict xmlns:a="http://schemas.openxmlformats.org/drawingml/2006/main" xmlns:a15="http://schemas.microsoft.com/office/drawing/2012/main" xmlns:asvg="http://schemas.microsoft.com/office/drawing/2016/SVG/main" xmlns:c="http://schemas.openxmlformats.org/drawingml/2006/chart" xmlns:co="http://ncloudtech.com" xmlns:co-ooxml="http://ncloudtech.com/ooxml" xmlns:m="http://schemas.openxmlformats.org/officeDocument/2006/math" xmlns:mc="http://schemas.openxmlformats.org/markup-compatibility/2006" xmlns:o="urn:schemas-microsoft-com:office:office" xmlns:p="http://schemas.openxmlformats.org/presentationml/2006/main" xmlns:pic="http://schemas.openxmlformats.org/drawingml/2006/picture" xmlns:r="http://schemas.openxmlformats.org/officeDocument/2006/relationships" xmlns:s="http://schemas.openxmlformats.org/officeDocument/2006/sharedTypes" xmlns:sl="http://schemas.openxmlformats.org/schemaLibrary/2006/main" xmlns:v="urn:schemas-microsoft-com:vml" xmlns:w="http://schemas.openxmlformats.org/wordprocessingml/2006/main" xmlns:w10="urn:schemas-microsoft-com:office:word" xmlns:w14="http://schemas.microsoft.com/office/word/2010/wordml" xmlns:w15="http://schemas.microsoft.com/office/word/2012/wordml" xmlns:wp="http://schemas.openxmlformats.org/drawingml/2006/wordprocessingDrawing" xmlns:wpg="http://schemas.microsoft.com/office/word/2010/wordprocessingGroup" xmlns:wps="http://schemas.microsoft.com/office/word/2010/wordprocessingShape" xmlns:x="urn:schemas-microsoft-com:office:excel" xmlns:x12ac="http://schemas.microsoft.com/office/spreadsheetml/2011/1/ac" xmlns:x14="http://schemas.microsoft.com/office/spreadsheetml/2009/9/main" xmlns:xdr="http://schemas.openxmlformats.org/drawingml/2006/spreadsheetDrawing" xmlns:xm="http://schemas.microsoft.com/office/excel/2006/main"/>
           </mc:Fallback>
         </mc:AlternateContent>
@@ -2720,7 +2718,7 @@
               </wp:inline>
             </w:drawing>
           </mc:Choice>
-          <mc:Fallback xmlns:a="http://schemas.openxmlformats.org/drawingml/2006/main" xmlns:a15="http://schemas.microsoft.com/office/drawing/2012/main" xmlns:asvg="http://schemas.microsoft.com/office/drawing/2016/SVG/main" xmlns:c="http://schemas.openxmlformats.org/drawingml/2006/chart" xmlns:co="http://ncloudtech.com" xmlns:co-ooxml="http://ncloudtech.com/ooxml" xmlns:p="http://schemas.openxmlformats.org/presentationml/2006/main" xmlns:pic="http://schemas.openxmlformats.org/drawingml/2006/picture" xmlns:s="http://schemas.openxmlformats.org/officeDocument/2006/sharedTypes" xmlns:sl="http://schemas.openxmlformats.org/schemaLibrary/2006/main" xmlns:x="urn:schemas-microsoft-com:office:excel" xmlns:x12ac="http://schemas.microsoft.com/office/spreadsheetml/2011/1/ac" xmlns:x14="http://schemas.microsoft.com/office/spreadsheetml/2009/9/main" xmlns:xdr="http://schemas.openxmlformats.org/drawingml/2006/spreadsheetDrawing" xmlns:xm="http://schemas.microsoft.com/office/excel/2006/main">
+          <mc:Fallback xmlns:xm="http://schemas.microsoft.com/office/excel/2006/main" xmlns:xdr="http://schemas.openxmlformats.org/drawingml/2006/spreadsheetDrawing" xmlns:x14="http://schemas.microsoft.com/office/spreadsheetml/2009/9/main" xmlns:x12ac="http://schemas.microsoft.com/office/spreadsheetml/2011/1/ac" xmlns:x="urn:schemas-microsoft-com:office:excel" xmlns:sl="http://schemas.openxmlformats.org/schemaLibrary/2006/main" xmlns:s="http://schemas.openxmlformats.org/officeDocument/2006/sharedTypes" xmlns:pic="http://schemas.openxmlformats.org/drawingml/2006/picture" xmlns:p="http://schemas.openxmlformats.org/presentationml/2006/main" xmlns:co-ooxml="http://ncloudtech.com/ooxml" xmlns:co="http://ncloudtech.com" xmlns:c="http://schemas.openxmlformats.org/drawingml/2006/chart" xmlns:asvg="http://schemas.microsoft.com/office/drawing/2016/SVG/main" xmlns:a15="http://schemas.microsoft.com/office/drawing/2012/main" xmlns:a="http://schemas.openxmlformats.org/drawingml/2006/main">
             <w:pict xmlns:a="http://schemas.openxmlformats.org/drawingml/2006/main" xmlns:a15="http://schemas.microsoft.com/office/drawing/2012/main" xmlns:asvg="http://schemas.microsoft.com/office/drawing/2016/SVG/main" xmlns:c="http://schemas.openxmlformats.org/drawingml/2006/chart" xmlns:co="http://ncloudtech.com" xmlns:co-ooxml="http://ncloudtech.com/ooxml" xmlns:m="http://schemas.openxmlformats.org/officeDocument/2006/math" xmlns:mc="http://schemas.openxmlformats.org/markup-compatibility/2006" xmlns:o="urn:schemas-microsoft-com:office:office" xmlns:p="http://schemas.openxmlformats.org/presentationml/2006/main" xmlns:pic="http://schemas.openxmlformats.org/drawingml/2006/picture" xmlns:r="http://schemas.openxmlformats.org/officeDocument/2006/relationships" xmlns:s="http://schemas.openxmlformats.org/officeDocument/2006/sharedTypes" xmlns:sl="http://schemas.openxmlformats.org/schemaLibrary/2006/main" xmlns:v="urn:schemas-microsoft-com:vml" xmlns:w="http://schemas.openxmlformats.org/wordprocessingml/2006/main" xmlns:w10="urn:schemas-microsoft-com:office:word" xmlns:w14="http://schemas.microsoft.com/office/word/2010/wordml" xmlns:w15="http://schemas.microsoft.com/office/word/2012/wordml" xmlns:wp="http://schemas.openxmlformats.org/drawingml/2006/wordprocessingDrawing" xmlns:wpg="http://schemas.microsoft.com/office/word/2010/wordprocessingGroup" xmlns:wps="http://schemas.microsoft.com/office/word/2010/wordprocessingShape" xmlns:x="urn:schemas-microsoft-com:office:excel" xmlns:x12ac="http://schemas.microsoft.com/office/spreadsheetml/2011/1/ac" xmlns:x14="http://schemas.microsoft.com/office/spreadsheetml/2009/9/main" xmlns:xdr="http://schemas.openxmlformats.org/drawingml/2006/spreadsheetDrawing" xmlns:xm="http://schemas.microsoft.com/office/excel/2006/main"/>
           </mc:Fallback>
         </mc:AlternateContent>
@@ -2800,7 +2798,7 @@
               </wp:inline>
             </w:drawing>
           </mc:Choice>
-          <mc:Fallback xmlns:a="http://schemas.openxmlformats.org/drawingml/2006/main" xmlns:a15="http://schemas.microsoft.com/office/drawing/2012/main" xmlns:asvg="http://schemas.microsoft.com/office/drawing/2016/SVG/main" xmlns:c="http://schemas.openxmlformats.org/drawingml/2006/chart" xmlns:co="http://ncloudtech.com" xmlns:co-ooxml="http://ncloudtech.com/ooxml" xmlns:p="http://schemas.openxmlformats.org/presentationml/2006/main" xmlns:pic="http://schemas.openxmlformats.org/drawingml/2006/picture" xmlns:s="http://schemas.openxmlformats.org/officeDocument/2006/sharedTypes" xmlns:sl="http://schemas.openxmlformats.org/schemaLibrary/2006/main" xmlns:x="urn:schemas-microsoft-com:office:excel" xmlns:x12ac="http://schemas.microsoft.com/office/spreadsheetml/2011/1/ac" xmlns:x14="http://schemas.microsoft.com/office/spreadsheetml/2009/9/main" xmlns:xdr="http://schemas.openxmlformats.org/drawingml/2006/spreadsheetDrawing" xmlns:xm="http://schemas.microsoft.com/office/excel/2006/main">
+          <mc:Fallback xmlns:xm="http://schemas.microsoft.com/office/excel/2006/main" xmlns:xdr="http://schemas.openxmlformats.org/drawingml/2006/spreadsheetDrawing" xmlns:x14="http://schemas.microsoft.com/office/spreadsheetml/2009/9/main" xmlns:x12ac="http://schemas.microsoft.com/office/spreadsheetml/2011/1/ac" xmlns:x="urn:schemas-microsoft-com:office:excel" xmlns:sl="http://schemas.openxmlformats.org/schemaLibrary/2006/main" xmlns:s="http://schemas.openxmlformats.org/officeDocument/2006/sharedTypes" xmlns:pic="http://schemas.openxmlformats.org/drawingml/2006/picture" xmlns:p="http://schemas.openxmlformats.org/presentationml/2006/main" xmlns:co-ooxml="http://ncloudtech.com/ooxml" xmlns:co="http://ncloudtech.com" xmlns:c="http://schemas.openxmlformats.org/drawingml/2006/chart" xmlns:asvg="http://schemas.microsoft.com/office/drawing/2016/SVG/main" xmlns:a15="http://schemas.microsoft.com/office/drawing/2012/main" xmlns:a="http://schemas.openxmlformats.org/drawingml/2006/main">
             <w:pict xmlns:a="http://schemas.openxmlformats.org/drawingml/2006/main" xmlns:a15="http://schemas.microsoft.com/office/drawing/2012/main" xmlns:asvg="http://schemas.microsoft.com/office/drawing/2016/SVG/main" xmlns:c="http://schemas.openxmlformats.org/drawingml/2006/chart" xmlns:co="http://ncloudtech.com" xmlns:co-ooxml="http://ncloudtech.com/ooxml" xmlns:m="http://schemas.openxmlformats.org/officeDocument/2006/math" xmlns:mc="http://schemas.openxmlformats.org/markup-compatibility/2006" xmlns:o="urn:schemas-microsoft-com:office:office" xmlns:p="http://schemas.openxmlformats.org/presentationml/2006/main" xmlns:pic="http://schemas.openxmlformats.org/drawingml/2006/picture" xmlns:r="http://schemas.openxmlformats.org/officeDocument/2006/relationships" xmlns:s="http://schemas.openxmlformats.org/officeDocument/2006/sharedTypes" xmlns:sl="http://schemas.openxmlformats.org/schemaLibrary/2006/main" xmlns:v="urn:schemas-microsoft-com:vml" xmlns:w="http://schemas.openxmlformats.org/wordprocessingml/2006/main" xmlns:w10="urn:schemas-microsoft-com:office:word" xmlns:w14="http://schemas.microsoft.com/office/word/2010/wordml" xmlns:w15="http://schemas.microsoft.com/office/word/2012/wordml" xmlns:wp="http://schemas.openxmlformats.org/drawingml/2006/wordprocessingDrawing" xmlns:wpg="http://schemas.microsoft.com/office/word/2010/wordprocessingGroup" xmlns:wps="http://schemas.microsoft.com/office/word/2010/wordprocessingShape" xmlns:x="urn:schemas-microsoft-com:office:excel" xmlns:x12ac="http://schemas.microsoft.com/office/spreadsheetml/2011/1/ac" xmlns:x14="http://schemas.microsoft.com/office/spreadsheetml/2009/9/main" xmlns:xdr="http://schemas.openxmlformats.org/drawingml/2006/spreadsheetDrawing" xmlns:xm="http://schemas.microsoft.com/office/excel/2006/main"/>
           </mc:Fallback>
         </mc:AlternateContent>
@@ -2824,7 +2822,6 @@
           <w:color w:val="000000" w:themeColor="text1"/>
           <w:sz w:val="24"/>
         </w:rPr>
-        <w:lastRenderedPageBreak/>
         <w:t>Слайд 11: Заключение</w:t>
       </w:r>
     </w:p>

--- a/Документация/Текст для выступления-1.docx
+++ b/Документация/Текст для выступления-1.docx
@@ -31,6 +31,7 @@
           <w:rFonts w:ascii="Times New Roman" w:hAnsi="Times New Roman"/>
           <w:color w:val="000000" w:themeColor="text1"/>
           <w:sz w:val="24"/>
+          <w:lang w:val="en-US"/>
         </w:rPr>
       </w:pPr>
       <w:r>
@@ -123,98 +124,6 @@
           <w:sz w:val="24"/>
         </w:rPr>
         <w:t xml:space="preserve"> с клиент-серверной архитектурой</w:t>
-      </w:r>
-      <w:r>
-        <w:rPr>
-          <w:rFonts w:ascii="Times New Roman" w:hAnsi="Times New Roman"/>
-          <w:color w:val="000000" w:themeColor="text1"/>
-          <w:sz w:val="24"/>
-        </w:rPr>
-        <w:t>,</w:t>
-      </w:r>
-      <w:r>
-        <w:rPr>
-          <w:rFonts w:ascii="Times New Roman" w:hAnsi="Times New Roman"/>
-          <w:color w:val="000000" w:themeColor="text1"/>
-          <w:sz w:val="24"/>
-        </w:rPr>
-        <w:t xml:space="preserve"> где сервер написан на «</w:t>
-      </w:r>
-      <w:r>
-        <w:rPr>
-          <w:rFonts w:ascii="Times New Roman" w:hAnsi="Times New Roman"/>
-          <w:color w:val="000000" w:themeColor="text1"/>
-          <w:sz w:val="24"/>
-          <w:lang w:val="en-US"/>
-        </w:rPr>
-        <w:t>Golang</w:t>
-      </w:r>
-      <w:r>
-        <w:rPr>
-          <w:rFonts w:ascii="Times New Roman" w:hAnsi="Times New Roman"/>
-          <w:color w:val="000000" w:themeColor="text1"/>
-          <w:sz w:val="24"/>
-        </w:rPr>
-        <w:t xml:space="preserve">», а клиент </w:t>
-      </w:r>
-      <w:r>
-        <w:rPr>
-          <w:rFonts w:ascii="Times New Roman" w:hAnsi="Times New Roman"/>
-          <w:color w:val="000000" w:themeColor="text1"/>
-          <w:sz w:val="24"/>
-        </w:rPr>
-        <w:t>на языке </w:t>
-      </w:r>
-      <w:r>
-        <w:rPr>
-          <w:rFonts w:ascii="Times New Roman" w:hAnsi="Times New Roman"/>
-          <w:b/>
-          <w:color w:val="000000" w:themeColor="text1"/>
-          <w:sz w:val="24"/>
-        </w:rPr>
-        <w:t>Python</w:t>
-      </w:r>
-      <w:r>
-        <w:rPr>
-          <w:rFonts w:ascii="Times New Roman" w:hAnsi="Times New Roman"/>
-          <w:color w:val="000000" w:themeColor="text1"/>
-          <w:sz w:val="24"/>
-        </w:rPr>
-        <w:t> с использованием библиотеки </w:t>
-      </w:r>
-      <w:r>
-        <w:rPr>
-          <w:rFonts w:ascii="Times New Roman" w:hAnsi="Times New Roman"/>
-          <w:color w:val="000000" w:themeColor="text1"/>
-          <w:sz w:val="24"/>
-        </w:rPr>
-        <w:t>«</w:t>
-      </w:r>
-      <w:r>
-        <w:rPr>
-          <w:rFonts w:ascii="Times New Roman" w:hAnsi="Times New Roman"/>
-          <w:b/>
-          <w:color w:val="000000" w:themeColor="text1"/>
-          <w:sz w:val="24"/>
-        </w:rPr>
-        <w:t>Pygame</w:t>
-      </w:r>
-      <w:r>
-        <w:rPr>
-          <w:rFonts w:ascii="Times New Roman" w:hAnsi="Times New Roman"/>
-          <w:b/>
-          <w:color w:val="000000" w:themeColor="text1"/>
-          <w:sz w:val="24"/>
-        </w:rPr>
-        <w:t>»</w:t>
-      </w:r>
-      <w:r>
-        <w:rPr>
-          <w:rFonts w:ascii="Times New Roman" w:hAnsi="Times New Roman"/>
-          <w:color w:val="000000" w:themeColor="text1"/>
-          <w:sz w:val="24"/>
-        </w:rPr>
-        <w:t>.</w:t>
       </w:r>
     </w:p>
     <w:p>
@@ -415,7 +324,7 @@
               </wp:inline>
             </w:drawing>
           </mc:Choice>
-          <mc:Fallback xmlns:xm="http://schemas.microsoft.com/office/excel/2006/main" xmlns:xdr="http://schemas.openxmlformats.org/drawingml/2006/spreadsheetDrawing" xmlns:x14="http://schemas.microsoft.com/office/spreadsheetml/2009/9/main" xmlns:x12ac="http://schemas.microsoft.com/office/spreadsheetml/2011/1/ac" xmlns:x="urn:schemas-microsoft-com:office:excel" xmlns:sl="http://schemas.openxmlformats.org/schemaLibrary/2006/main" xmlns:s="http://schemas.openxmlformats.org/officeDocument/2006/sharedTypes" xmlns:pic="http://schemas.openxmlformats.org/drawingml/2006/picture" xmlns:p="http://schemas.openxmlformats.org/presentationml/2006/main" xmlns:co-ooxml="http://ncloudtech.com/ooxml" xmlns:co="http://ncloudtech.com" xmlns:c="http://schemas.openxmlformats.org/drawingml/2006/chart" xmlns:asvg="http://schemas.microsoft.com/office/drawing/2016/SVG/main" xmlns:a15="http://schemas.microsoft.com/office/drawing/2012/main" xmlns:a="http://schemas.openxmlformats.org/drawingml/2006/main">
+          <mc:Fallback xmlns:a="http://schemas.openxmlformats.org/drawingml/2006/main" xmlns:a15="http://schemas.microsoft.com/office/drawing/2012/main" xmlns:asvg="http://schemas.microsoft.com/office/drawing/2016/SVG/main" xmlns:c="http://schemas.openxmlformats.org/drawingml/2006/chart" xmlns:co="http://ncloudtech.com" xmlns:co-ooxml="http://ncloudtech.com/ooxml" xmlns:p="http://schemas.openxmlformats.org/presentationml/2006/main" xmlns:pic="http://schemas.openxmlformats.org/drawingml/2006/picture" xmlns:s="http://schemas.openxmlformats.org/officeDocument/2006/sharedTypes" xmlns:sl="http://schemas.openxmlformats.org/schemaLibrary/2006/main" xmlns:x="urn:schemas-microsoft-com:office:excel" xmlns:x12ac="http://schemas.microsoft.com/office/spreadsheetml/2011/1/ac" xmlns:x14="http://schemas.microsoft.com/office/spreadsheetml/2009/9/main" xmlns:xdr="http://schemas.openxmlformats.org/drawingml/2006/spreadsheetDrawing" xmlns:xm="http://schemas.microsoft.com/office/excel/2006/main">
             <w:pict xmlns:a="http://schemas.openxmlformats.org/drawingml/2006/main" xmlns:a15="http://schemas.microsoft.com/office/drawing/2012/main" xmlns:asvg="http://schemas.microsoft.com/office/drawing/2016/SVG/main" xmlns:c="http://schemas.openxmlformats.org/drawingml/2006/chart" xmlns:co="http://ncloudtech.com" xmlns:co-ooxml="http://ncloudtech.com/ooxml" xmlns:m="http://schemas.openxmlformats.org/officeDocument/2006/math" xmlns:mc="http://schemas.openxmlformats.org/markup-compatibility/2006" xmlns:o="urn:schemas-microsoft-com:office:office" xmlns:p="http://schemas.openxmlformats.org/presentationml/2006/main" xmlns:pic="http://schemas.openxmlformats.org/drawingml/2006/picture" xmlns:r="http://schemas.openxmlformats.org/officeDocument/2006/relationships" xmlns:s="http://schemas.openxmlformats.org/officeDocument/2006/sharedTypes" xmlns:sl="http://schemas.openxmlformats.org/schemaLibrary/2006/main" xmlns:v="urn:schemas-microsoft-com:vml" xmlns:w="http://schemas.openxmlformats.org/wordprocessingml/2006/main" xmlns:w10="urn:schemas-microsoft-com:office:word" xmlns:w14="http://schemas.microsoft.com/office/word/2010/wordml" xmlns:w15="http://schemas.microsoft.com/office/word/2012/wordml" xmlns:wp="http://schemas.openxmlformats.org/drawingml/2006/wordprocessingDrawing" xmlns:wpg="http://schemas.microsoft.com/office/word/2010/wordprocessingGroup" xmlns:wps="http://schemas.microsoft.com/office/word/2010/wordprocessingShape" xmlns:x="urn:schemas-microsoft-com:office:excel" xmlns:x12ac="http://schemas.microsoft.com/office/spreadsheetml/2011/1/ac" xmlns:x14="http://schemas.microsoft.com/office/spreadsheetml/2009/9/main" xmlns:xdr="http://schemas.openxmlformats.org/drawingml/2006/spreadsheetDrawing" xmlns:xm="http://schemas.microsoft.com/office/excel/2006/main"/>
           </mc:Fallback>
         </mc:AlternateContent>
@@ -570,7 +479,7 @@
               </wp:inline>
             </w:drawing>
           </mc:Choice>
-          <mc:Fallback xmlns:xm="http://schemas.microsoft.com/office/excel/2006/main" xmlns:xdr="http://schemas.openxmlformats.org/drawingml/2006/spreadsheetDrawing" xmlns:x14="http://schemas.microsoft.com/office/spreadsheetml/2009/9/main" xmlns:x12ac="http://schemas.microsoft.com/office/spreadsheetml/2011/1/ac" xmlns:x="urn:schemas-microsoft-com:office:excel" xmlns:sl="http://schemas.openxmlformats.org/schemaLibrary/2006/main" xmlns:s="http://schemas.openxmlformats.org/officeDocument/2006/sharedTypes" xmlns:pic="http://schemas.openxmlformats.org/drawingml/2006/picture" xmlns:p="http://schemas.openxmlformats.org/presentationml/2006/main" xmlns:co-ooxml="http://ncloudtech.com/ooxml" xmlns:co="http://ncloudtech.com" xmlns:c="http://schemas.openxmlformats.org/drawingml/2006/chart" xmlns:asvg="http://schemas.microsoft.com/office/drawing/2016/SVG/main" xmlns:a15="http://schemas.microsoft.com/office/drawing/2012/main" xmlns:a="http://schemas.openxmlformats.org/drawingml/2006/main">
+          <mc:Fallback xmlns:a="http://schemas.openxmlformats.org/drawingml/2006/main" xmlns:a15="http://schemas.microsoft.com/office/drawing/2012/main" xmlns:asvg="http://schemas.microsoft.com/office/drawing/2016/SVG/main" xmlns:c="http://schemas.openxmlformats.org/drawingml/2006/chart" xmlns:co="http://ncloudtech.com" xmlns:co-ooxml="http://ncloudtech.com/ooxml" xmlns:p="http://schemas.openxmlformats.org/presentationml/2006/main" xmlns:pic="http://schemas.openxmlformats.org/drawingml/2006/picture" xmlns:s="http://schemas.openxmlformats.org/officeDocument/2006/sharedTypes" xmlns:sl="http://schemas.openxmlformats.org/schemaLibrary/2006/main" xmlns:x="urn:schemas-microsoft-com:office:excel" xmlns:x12ac="http://schemas.microsoft.com/office/spreadsheetml/2011/1/ac" xmlns:x14="http://schemas.microsoft.com/office/spreadsheetml/2009/9/main" xmlns:xdr="http://schemas.openxmlformats.org/drawingml/2006/spreadsheetDrawing" xmlns:xm="http://schemas.microsoft.com/office/excel/2006/main">
             <w:pict xmlns:a="http://schemas.openxmlformats.org/drawingml/2006/main" xmlns:a15="http://schemas.microsoft.com/office/drawing/2012/main" xmlns:asvg="http://schemas.microsoft.com/office/drawing/2016/SVG/main" xmlns:c="http://schemas.openxmlformats.org/drawingml/2006/chart" xmlns:co="http://ncloudtech.com" xmlns:co-ooxml="http://ncloudtech.com/ooxml" xmlns:m="http://schemas.openxmlformats.org/officeDocument/2006/math" xmlns:mc="http://schemas.openxmlformats.org/markup-compatibility/2006" xmlns:o="urn:schemas-microsoft-com:office:office" xmlns:p="http://schemas.openxmlformats.org/presentationml/2006/main" xmlns:pic="http://schemas.openxmlformats.org/drawingml/2006/picture" xmlns:r="http://schemas.openxmlformats.org/officeDocument/2006/relationships" xmlns:s="http://schemas.openxmlformats.org/officeDocument/2006/sharedTypes" xmlns:sl="http://schemas.openxmlformats.org/schemaLibrary/2006/main" xmlns:v="urn:schemas-microsoft-com:vml" xmlns:w="http://schemas.openxmlformats.org/wordprocessingml/2006/main" xmlns:w10="urn:schemas-microsoft-com:office:word" xmlns:w14="http://schemas.microsoft.com/office/word/2010/wordml" xmlns:w15="http://schemas.microsoft.com/office/word/2012/wordml" xmlns:wp="http://schemas.openxmlformats.org/drawingml/2006/wordprocessingDrawing" xmlns:wpg="http://schemas.microsoft.com/office/word/2010/wordprocessingGroup" xmlns:wps="http://schemas.microsoft.com/office/word/2010/wordprocessingShape" xmlns:x="urn:schemas-microsoft-com:office:excel" xmlns:x12ac="http://schemas.microsoft.com/office/spreadsheetml/2011/1/ac" xmlns:x14="http://schemas.microsoft.com/office/spreadsheetml/2009/9/main" xmlns:xdr="http://schemas.openxmlformats.org/drawingml/2006/spreadsheetDrawing" xmlns:xm="http://schemas.microsoft.com/office/excel/2006/main"/>
           </mc:Fallback>
         </mc:AlternateContent>
@@ -795,7 +704,7 @@
               </wp:inline>
             </w:drawing>
           </mc:Choice>
-          <mc:Fallback xmlns:xm="http://schemas.microsoft.com/office/excel/2006/main" xmlns:xdr="http://schemas.openxmlformats.org/drawingml/2006/spreadsheetDrawing" xmlns:x14="http://schemas.microsoft.com/office/spreadsheetml/2009/9/main" xmlns:x12ac="http://schemas.microsoft.com/office/spreadsheetml/2011/1/ac" xmlns:x="urn:schemas-microsoft-com:office:excel" xmlns:sl="http://schemas.openxmlformats.org/schemaLibrary/2006/main" xmlns:s="http://schemas.openxmlformats.org/officeDocument/2006/sharedTypes" xmlns:pic="http://schemas.openxmlformats.org/drawingml/2006/picture" xmlns:p="http://schemas.openxmlformats.org/presentationml/2006/main" xmlns:co-ooxml="http://ncloudtech.com/ooxml" xmlns:co="http://ncloudtech.com" xmlns:c="http://schemas.openxmlformats.org/drawingml/2006/chart" xmlns:asvg="http://schemas.microsoft.com/office/drawing/2016/SVG/main" xmlns:a15="http://schemas.microsoft.com/office/drawing/2012/main" xmlns:a="http://schemas.openxmlformats.org/drawingml/2006/main">
+          <mc:Fallback xmlns:a="http://schemas.openxmlformats.org/drawingml/2006/main" xmlns:a15="http://schemas.microsoft.com/office/drawing/2012/main" xmlns:asvg="http://schemas.microsoft.com/office/drawing/2016/SVG/main" xmlns:c="http://schemas.openxmlformats.org/drawingml/2006/chart" xmlns:co="http://ncloudtech.com" xmlns:co-ooxml="http://ncloudtech.com/ooxml" xmlns:p="http://schemas.openxmlformats.org/presentationml/2006/main" xmlns:pic="http://schemas.openxmlformats.org/drawingml/2006/picture" xmlns:s="http://schemas.openxmlformats.org/officeDocument/2006/sharedTypes" xmlns:sl="http://schemas.openxmlformats.org/schemaLibrary/2006/main" xmlns:x="urn:schemas-microsoft-com:office:excel" xmlns:x12ac="http://schemas.microsoft.com/office/spreadsheetml/2011/1/ac" xmlns:x14="http://schemas.microsoft.com/office/spreadsheetml/2009/9/main" xmlns:xdr="http://schemas.openxmlformats.org/drawingml/2006/spreadsheetDrawing" xmlns:xm="http://schemas.microsoft.com/office/excel/2006/main">
             <w:pict xmlns:a="http://schemas.openxmlformats.org/drawingml/2006/main" xmlns:a15="http://schemas.microsoft.com/office/drawing/2012/main" xmlns:asvg="http://schemas.microsoft.com/office/drawing/2016/SVG/main" xmlns:c="http://schemas.openxmlformats.org/drawingml/2006/chart" xmlns:co="http://ncloudtech.com" xmlns:co-ooxml="http://ncloudtech.com/ooxml" xmlns:m="http://schemas.openxmlformats.org/officeDocument/2006/math" xmlns:mc="http://schemas.openxmlformats.org/markup-compatibility/2006" xmlns:o="urn:schemas-microsoft-com:office:office" xmlns:p="http://schemas.openxmlformats.org/presentationml/2006/main" xmlns:pic="http://schemas.openxmlformats.org/drawingml/2006/picture" xmlns:r="http://schemas.openxmlformats.org/officeDocument/2006/relationships" xmlns:s="http://schemas.openxmlformats.org/officeDocument/2006/sharedTypes" xmlns:sl="http://schemas.openxmlformats.org/schemaLibrary/2006/main" xmlns:v="urn:schemas-microsoft-com:vml" xmlns:w="http://schemas.openxmlformats.org/wordprocessingml/2006/main" xmlns:w10="urn:schemas-microsoft-com:office:word" xmlns:w14="http://schemas.microsoft.com/office/word/2010/wordml" xmlns:w15="http://schemas.microsoft.com/office/word/2012/wordml" xmlns:wp="http://schemas.openxmlformats.org/drawingml/2006/wordprocessingDrawing" xmlns:wpg="http://schemas.microsoft.com/office/word/2010/wordprocessingGroup" xmlns:wps="http://schemas.microsoft.com/office/word/2010/wordprocessingShape" xmlns:x="urn:schemas-microsoft-com:office:excel" xmlns:x12ac="http://schemas.microsoft.com/office/spreadsheetml/2011/1/ac" xmlns:x14="http://schemas.microsoft.com/office/spreadsheetml/2009/9/main" xmlns:xdr="http://schemas.openxmlformats.org/drawingml/2006/spreadsheetDrawing" xmlns:xm="http://schemas.microsoft.com/office/excel/2006/main"/>
           </mc:Fallback>
         </mc:AlternateContent>
@@ -1051,8 +960,6 @@
         </w:rPr>
         <w:t>, благодаря чему игра приобрела новые краски.</w:t>
       </w:r>
-      <w:bookmarkStart w:id="0" w:name="_GoBack"/>
-      <w:bookmarkEnd w:id="0"/>
     </w:p>
     <w:p>
       <w:pPr>
@@ -1558,7 +1465,7 @@
               </wp:inline>
             </w:drawing>
           </mc:Choice>
-          <mc:Fallback xmlns:xm="http://schemas.microsoft.com/office/excel/2006/main" xmlns:xdr="http://schemas.openxmlformats.org/drawingml/2006/spreadsheetDrawing" xmlns:x14="http://schemas.microsoft.com/office/spreadsheetml/2009/9/main" xmlns:x12ac="http://schemas.microsoft.com/office/spreadsheetml/2011/1/ac" xmlns:x="urn:schemas-microsoft-com:office:excel" xmlns:sl="http://schemas.openxmlformats.org/schemaLibrary/2006/main" xmlns:s="http://schemas.openxmlformats.org/officeDocument/2006/sharedTypes" xmlns:pic="http://schemas.openxmlformats.org/drawingml/2006/picture" xmlns:p="http://schemas.openxmlformats.org/presentationml/2006/main" xmlns:co-ooxml="http://ncloudtech.com/ooxml" xmlns:co="http://ncloudtech.com" xmlns:c="http://schemas.openxmlformats.org/drawingml/2006/chart" xmlns:asvg="http://schemas.microsoft.com/office/drawing/2016/SVG/main" xmlns:a15="http://schemas.microsoft.com/office/drawing/2012/main" xmlns:a="http://schemas.openxmlformats.org/drawingml/2006/main">
+          <mc:Fallback xmlns:a="http://schemas.openxmlformats.org/drawingml/2006/main" xmlns:a15="http://schemas.microsoft.com/office/drawing/2012/main" xmlns:asvg="http://schemas.microsoft.com/office/drawing/2016/SVG/main" xmlns:c="http://schemas.openxmlformats.org/drawingml/2006/chart" xmlns:co="http://ncloudtech.com" xmlns:co-ooxml="http://ncloudtech.com/ooxml" xmlns:p="http://schemas.openxmlformats.org/presentationml/2006/main" xmlns:pic="http://schemas.openxmlformats.org/drawingml/2006/picture" xmlns:s="http://schemas.openxmlformats.org/officeDocument/2006/sharedTypes" xmlns:sl="http://schemas.openxmlformats.org/schemaLibrary/2006/main" xmlns:x="urn:schemas-microsoft-com:office:excel" xmlns:x12ac="http://schemas.microsoft.com/office/spreadsheetml/2011/1/ac" xmlns:x14="http://schemas.microsoft.com/office/spreadsheetml/2009/9/main" xmlns:xdr="http://schemas.openxmlformats.org/drawingml/2006/spreadsheetDrawing" xmlns:xm="http://schemas.microsoft.com/office/excel/2006/main">
             <w:pict xmlns:a="http://schemas.openxmlformats.org/drawingml/2006/main" xmlns:a15="http://schemas.microsoft.com/office/drawing/2012/main" xmlns:asvg="http://schemas.microsoft.com/office/drawing/2016/SVG/main" xmlns:c="http://schemas.openxmlformats.org/drawingml/2006/chart" xmlns:co="http://ncloudtech.com" xmlns:co-ooxml="http://ncloudtech.com/ooxml" xmlns:m="http://schemas.openxmlformats.org/officeDocument/2006/math" xmlns:mc="http://schemas.openxmlformats.org/markup-compatibility/2006" xmlns:o="urn:schemas-microsoft-com:office:office" xmlns:p="http://schemas.openxmlformats.org/presentationml/2006/main" xmlns:pic="http://schemas.openxmlformats.org/drawingml/2006/picture" xmlns:r="http://schemas.openxmlformats.org/officeDocument/2006/relationships" xmlns:s="http://schemas.openxmlformats.org/officeDocument/2006/sharedTypes" xmlns:sl="http://schemas.openxmlformats.org/schemaLibrary/2006/main" xmlns:v="urn:schemas-microsoft-com:vml" xmlns:w="http://schemas.openxmlformats.org/wordprocessingml/2006/main" xmlns:w10="urn:schemas-microsoft-com:office:word" xmlns:w14="http://schemas.microsoft.com/office/word/2010/wordml" xmlns:w15="http://schemas.microsoft.com/office/word/2012/wordml" xmlns:wp="http://schemas.openxmlformats.org/drawingml/2006/wordprocessingDrawing" xmlns:wpg="http://schemas.microsoft.com/office/word/2010/wordprocessingGroup" xmlns:wps="http://schemas.microsoft.com/office/word/2010/wordprocessingShape" xmlns:x="urn:schemas-microsoft-com:office:excel" xmlns:x12ac="http://schemas.microsoft.com/office/spreadsheetml/2011/1/ac" xmlns:x14="http://schemas.microsoft.com/office/spreadsheetml/2009/9/main" xmlns:xdr="http://schemas.openxmlformats.org/drawingml/2006/spreadsheetDrawing" xmlns:xm="http://schemas.microsoft.com/office/excel/2006/main"/>
           </mc:Fallback>
         </mc:AlternateContent>
@@ -2114,7 +2021,7 @@
               </wp:inline>
             </w:drawing>
           </mc:Choice>
-          <mc:Fallback xmlns:xm="http://schemas.microsoft.com/office/excel/2006/main" xmlns:xdr="http://schemas.openxmlformats.org/drawingml/2006/spreadsheetDrawing" xmlns:x14="http://schemas.microsoft.com/office/spreadsheetml/2009/9/main" xmlns:x12ac="http://schemas.microsoft.com/office/spreadsheetml/2011/1/ac" xmlns:x="urn:schemas-microsoft-com:office:excel" xmlns:sl="http://schemas.openxmlformats.org/schemaLibrary/2006/main" xmlns:s="http://schemas.openxmlformats.org/officeDocument/2006/sharedTypes" xmlns:pic="http://schemas.openxmlformats.org/drawingml/2006/picture" xmlns:p="http://schemas.openxmlformats.org/presentationml/2006/main" xmlns:co-ooxml="http://ncloudtech.com/ooxml" xmlns:co="http://ncloudtech.com" xmlns:c="http://schemas.openxmlformats.org/drawingml/2006/chart" xmlns:asvg="http://schemas.microsoft.com/office/drawing/2016/SVG/main" xmlns:a15="http://schemas.microsoft.com/office/drawing/2012/main" xmlns:a="http://schemas.openxmlformats.org/drawingml/2006/main">
+          <mc:Fallback xmlns:a="http://schemas.openxmlformats.org/drawingml/2006/main" xmlns:a15="http://schemas.microsoft.com/office/drawing/2012/main" xmlns:asvg="http://schemas.microsoft.com/office/drawing/2016/SVG/main" xmlns:c="http://schemas.openxmlformats.org/drawingml/2006/chart" xmlns:co="http://ncloudtech.com" xmlns:co-ooxml="http://ncloudtech.com/ooxml" xmlns:p="http://schemas.openxmlformats.org/presentationml/2006/main" xmlns:pic="http://schemas.openxmlformats.org/drawingml/2006/picture" xmlns:s="http://schemas.openxmlformats.org/officeDocument/2006/sharedTypes" xmlns:sl="http://schemas.openxmlformats.org/schemaLibrary/2006/main" xmlns:x="urn:schemas-microsoft-com:office:excel" xmlns:x12ac="http://schemas.microsoft.com/office/spreadsheetml/2011/1/ac" xmlns:x14="http://schemas.microsoft.com/office/spreadsheetml/2009/9/main" xmlns:xdr="http://schemas.openxmlformats.org/drawingml/2006/spreadsheetDrawing" xmlns:xm="http://schemas.microsoft.com/office/excel/2006/main">
             <w:pict xmlns:a="http://schemas.openxmlformats.org/drawingml/2006/main" xmlns:a15="http://schemas.microsoft.com/office/drawing/2012/main" xmlns:asvg="http://schemas.microsoft.com/office/drawing/2016/SVG/main" xmlns:c="http://schemas.openxmlformats.org/drawingml/2006/chart" xmlns:co="http://ncloudtech.com" xmlns:co-ooxml="http://ncloudtech.com/ooxml" xmlns:m="http://schemas.openxmlformats.org/officeDocument/2006/math" xmlns:mc="http://schemas.openxmlformats.org/markup-compatibility/2006" xmlns:o="urn:schemas-microsoft-com:office:office" xmlns:p="http://schemas.openxmlformats.org/presentationml/2006/main" xmlns:pic="http://schemas.openxmlformats.org/drawingml/2006/picture" xmlns:r="http://schemas.openxmlformats.org/officeDocument/2006/relationships" xmlns:s="http://schemas.openxmlformats.org/officeDocument/2006/sharedTypes" xmlns:sl="http://schemas.openxmlformats.org/schemaLibrary/2006/main" xmlns:v="urn:schemas-microsoft-com:vml" xmlns:w="http://schemas.openxmlformats.org/wordprocessingml/2006/main" xmlns:w10="urn:schemas-microsoft-com:office:word" xmlns:w14="http://schemas.microsoft.com/office/word/2010/wordml" xmlns:w15="http://schemas.microsoft.com/office/word/2012/wordml" xmlns:wp="http://schemas.openxmlformats.org/drawingml/2006/wordprocessingDrawing" xmlns:wpg="http://schemas.microsoft.com/office/word/2010/wordprocessingGroup" xmlns:wps="http://schemas.microsoft.com/office/word/2010/wordprocessingShape" xmlns:x="urn:schemas-microsoft-com:office:excel" xmlns:x12ac="http://schemas.microsoft.com/office/spreadsheetml/2011/1/ac" xmlns:x14="http://schemas.microsoft.com/office/spreadsheetml/2009/9/main" xmlns:xdr="http://schemas.openxmlformats.org/drawingml/2006/spreadsheetDrawing" xmlns:xm="http://schemas.microsoft.com/office/excel/2006/main"/>
           </mc:Fallback>
         </mc:AlternateContent>
@@ -2262,7 +2169,25 @@
           <w:color w:val="000000" w:themeColor="text1"/>
           <w:sz w:val="24"/>
         </w:rPr>
-        <w:t>Некоторые примеры использованных промптов:</w:t>
+        <w:t xml:space="preserve">Пример использованного </w:t>
+      </w:r>
+      <w:proofErr w:type="spellStart"/>
+      <w:r>
+        <w:rPr>
+          <w:rFonts w:ascii="Times New Roman" w:hAnsi="Times New Roman"/>
+          <w:color w:val="000000" w:themeColor="text1"/>
+          <w:sz w:val="24"/>
+        </w:rPr>
+        <w:t>промпта</w:t>
+      </w:r>
+      <w:proofErr w:type="spellEnd"/>
+      <w:r>
+        <w:rPr>
+          <w:rFonts w:ascii="Times New Roman" w:hAnsi="Times New Roman"/>
+          <w:color w:val="000000" w:themeColor="text1"/>
+          <w:sz w:val="24"/>
+        </w:rPr>
+        <w:t>:</w:t>
       </w:r>
     </w:p>
     <w:p>
@@ -2291,11 +2216,6 @@
     </w:p>
     <w:p>
       <w:pPr>
-        <w:pStyle w:val="ad"/>
-        <w:numPr>
-          <w:ilvl w:val="0"/>
-          <w:numId w:val="5"/>
-        </w:numPr>
         <w:spacing w:before="206" w:after="206" w:line="360" w:lineRule="auto"/>
         <w:jc w:val="both"/>
         <w:rPr>
@@ -2310,7 +2230,7 @@
           <w:color w:val="000000" w:themeColor="text1"/>
           <w:sz w:val="24"/>
         </w:rPr>
-        <w:t>В город ворвались скелеты! Они облачены в броню и вооружены мечами. Их экипировка сильно затёрта. Город небольшой, с каменными домами. Используй тот же художественный стиль, что и в прошлый раз (показываешь на рисунок 8).</w:t>
+        <w:t>Также я адаптировал графику под разные разрешения экранов, чтобы игра была доступна на различных устройствах.</w:t>
       </w:r>
     </w:p>
     <w:p>
@@ -2323,14 +2243,6 @@
           <w:sz w:val="24"/>
         </w:rPr>
       </w:pPr>
-      <w:r>
-        <w:rPr>
-          <w:rFonts w:ascii="Times New Roman" w:hAnsi="Times New Roman"/>
-          <w:color w:val="000000" w:themeColor="text1"/>
-          <w:sz w:val="24"/>
-        </w:rPr>
-        <w:t>Также я адаптировал графику под разные разрешения экранов, чтобы игра была доступна на различных устройствах.</w:t>
-      </w:r>
     </w:p>
     <w:p>
       <w:pPr>
@@ -2342,15 +2254,6 @@
           <w:sz w:val="24"/>
         </w:rPr>
       </w:pPr>
-      <w:r>
-        <w:rPr>
-          <w:rFonts w:ascii="Times New Roman" w:hAnsi="Times New Roman"/>
-          <w:color w:val="000000" w:themeColor="text1"/>
-          <w:sz w:val="24"/>
-        </w:rPr>
-        <w:lastRenderedPageBreak/>
-        <w:t>(ПОСЛЕ СЛОВ КИРИЛЛА ИЛЬЯ ВЫНОСИТ НОУТБУК ЖЮРИ, ОБЪЯСНЯЕТ НА КАКИЕ КНОПКИ НАЖИМАТЬ И ВКЛЮЧАЕТ ИМ ИГРУ)</w:t>
-      </w:r>
     </w:p>
     <w:p>
       <w:pPr>
@@ -2405,7 +2308,7 @@
               </wp:inline>
             </w:drawing>
           </mc:Choice>
-          <mc:Fallback xmlns:xm="http://schemas.microsoft.com/office/excel/2006/main" xmlns:xdr="http://schemas.openxmlformats.org/drawingml/2006/spreadsheetDrawing" xmlns:x14="http://schemas.microsoft.com/office/spreadsheetml/2009/9/main" xmlns:x12ac="http://schemas.microsoft.com/office/spreadsheetml/2011/1/ac" xmlns:x="urn:schemas-microsoft-com:office:excel" xmlns:sl="http://schemas.openxmlformats.org/schemaLibrary/2006/main" xmlns:s="http://schemas.openxmlformats.org/officeDocument/2006/sharedTypes" xmlns:pic="http://schemas.openxmlformats.org/drawingml/2006/picture" xmlns:p="http://schemas.openxmlformats.org/presentationml/2006/main" xmlns:co-ooxml="http://ncloudtech.com/ooxml" xmlns:co="http://ncloudtech.com" xmlns:c="http://schemas.openxmlformats.org/drawingml/2006/chart" xmlns:asvg="http://schemas.microsoft.com/office/drawing/2016/SVG/main" xmlns:a15="http://schemas.microsoft.com/office/drawing/2012/main" xmlns:a="http://schemas.openxmlformats.org/drawingml/2006/main">
+          <mc:Fallback xmlns:a="http://schemas.openxmlformats.org/drawingml/2006/main" xmlns:a15="http://schemas.microsoft.com/office/drawing/2012/main" xmlns:asvg="http://schemas.microsoft.com/office/drawing/2016/SVG/main" xmlns:c="http://schemas.openxmlformats.org/drawingml/2006/chart" xmlns:co="http://ncloudtech.com" xmlns:co-ooxml="http://ncloudtech.com/ooxml" xmlns:p="http://schemas.openxmlformats.org/presentationml/2006/main" xmlns:pic="http://schemas.openxmlformats.org/drawingml/2006/picture" xmlns:s="http://schemas.openxmlformats.org/officeDocument/2006/sharedTypes" xmlns:sl="http://schemas.openxmlformats.org/schemaLibrary/2006/main" xmlns:x="urn:schemas-microsoft-com:office:excel" xmlns:x12ac="http://schemas.microsoft.com/office/spreadsheetml/2011/1/ac" xmlns:x14="http://schemas.microsoft.com/office/spreadsheetml/2009/9/main" xmlns:xdr="http://schemas.openxmlformats.org/drawingml/2006/spreadsheetDrawing" xmlns:xm="http://schemas.microsoft.com/office/excel/2006/main">
             <w:pict xmlns:a="http://schemas.openxmlformats.org/drawingml/2006/main" xmlns:a15="http://schemas.microsoft.com/office/drawing/2012/main" xmlns:asvg="http://schemas.microsoft.com/office/drawing/2016/SVG/main" xmlns:c="http://schemas.openxmlformats.org/drawingml/2006/chart" xmlns:co="http://ncloudtech.com" xmlns:co-ooxml="http://ncloudtech.com/ooxml" xmlns:m="http://schemas.openxmlformats.org/officeDocument/2006/math" xmlns:mc="http://schemas.openxmlformats.org/markup-compatibility/2006" xmlns:o="urn:schemas-microsoft-com:office:office" xmlns:p="http://schemas.openxmlformats.org/presentationml/2006/main" xmlns:pic="http://schemas.openxmlformats.org/drawingml/2006/picture" xmlns:r="http://schemas.openxmlformats.org/officeDocument/2006/relationships" xmlns:s="http://schemas.openxmlformats.org/officeDocument/2006/sharedTypes" xmlns:sl="http://schemas.openxmlformats.org/schemaLibrary/2006/main" xmlns:v="urn:schemas-microsoft-com:vml" xmlns:w="http://schemas.openxmlformats.org/wordprocessingml/2006/main" xmlns:w10="urn:schemas-microsoft-com:office:word" xmlns:w14="http://schemas.microsoft.com/office/word/2010/wordml" xmlns:w15="http://schemas.microsoft.com/office/word/2012/wordml" xmlns:wp="http://schemas.openxmlformats.org/drawingml/2006/wordprocessingDrawing" xmlns:wpg="http://schemas.microsoft.com/office/word/2010/wordprocessingGroup" xmlns:wps="http://schemas.microsoft.com/office/word/2010/wordprocessingShape" xmlns:x="urn:schemas-microsoft-com:office:excel" xmlns:x12ac="http://schemas.microsoft.com/office/spreadsheetml/2011/1/ac" xmlns:x14="http://schemas.microsoft.com/office/spreadsheetml/2009/9/main" xmlns:xdr="http://schemas.openxmlformats.org/drawingml/2006/spreadsheetDrawing" xmlns:xm="http://schemas.microsoft.com/office/excel/2006/main"/>
           </mc:Fallback>
         </mc:AlternateContent>
@@ -2429,6 +2332,7 @@
           <w:color w:val="000000" w:themeColor="text1"/>
           <w:sz w:val="24"/>
         </w:rPr>
+        <w:lastRenderedPageBreak/>
         <w:t>Слайд 8: Результаты работы</w:t>
       </w:r>
     </w:p>
@@ -2467,7 +2371,40 @@
           <w:sz w:val="24"/>
         </w:rPr>
         <w:br/>
-        <w:t xml:space="preserve">В результате нашей работы мы создали текстовую игру использовав в ней картинки и музыку. Помимо этого, я научился работать с </w:t>
+        <w:t xml:space="preserve">В результате нашей работы мы создали </w:t>
+      </w:r>
+      <w:r>
+        <w:rPr>
+          <w:rFonts w:ascii="Times New Roman" w:hAnsi="Times New Roman"/>
+          <w:color w:val="000000" w:themeColor="text1"/>
+          <w:sz w:val="24"/>
+        </w:rPr>
+        <w:t xml:space="preserve">многопользовательскую </w:t>
+      </w:r>
+      <w:r>
+        <w:rPr>
+          <w:rFonts w:ascii="Times New Roman" w:hAnsi="Times New Roman"/>
+          <w:color w:val="000000" w:themeColor="text1"/>
+          <w:sz w:val="24"/>
+          <w:lang w:val="en-US"/>
+        </w:rPr>
+        <w:t>2D</w:t>
+      </w:r>
+      <w:r>
+        <w:rPr>
+          <w:rFonts w:ascii="Times New Roman" w:hAnsi="Times New Roman"/>
+          <w:color w:val="000000" w:themeColor="text1"/>
+          <w:sz w:val="24"/>
+        </w:rPr>
+        <w:t xml:space="preserve"> онлайн игру,</w:t>
+      </w:r>
+      <w:r>
+        <w:rPr>
+          <w:rFonts w:ascii="Times New Roman" w:hAnsi="Times New Roman"/>
+          <w:color w:val="000000" w:themeColor="text1"/>
+          <w:sz w:val="24"/>
+        </w:rPr>
+        <w:t xml:space="preserve"> использовав в ней картинки и музыку. Помимо этого, я научился работать с </w:t>
       </w:r>
       <w:proofErr w:type="spellStart"/>
       <w:r>
@@ -2516,107 +2453,6 @@
         <w:br/>
         <w:t>Мы получили опыт в совместной разработке и работе в команде. Я освоил основы парадигм событийно-ориентированного и объектно-ориентированного программирования.</w:t>
       </w:r>
-    </w:p>
-    <w:p>
-      <w:pPr>
-        <w:spacing w:before="206" w:after="206" w:line="360" w:lineRule="auto"/>
-        <w:jc w:val="both"/>
-        <w:rPr>
-          <w:rFonts w:ascii="Times New Roman" w:hAnsi="Times New Roman"/>
-          <w:color w:val="000000" w:themeColor="text1"/>
-          <w:sz w:val="24"/>
-        </w:rPr>
-      </w:pPr>
-      <w:r>
-        <w:rPr>
-          <w:rFonts w:ascii="Times New Roman" w:hAnsi="Times New Roman"/>
-          <w:b/>
-          <w:color w:val="000000" w:themeColor="text1"/>
-          <w:sz w:val="24"/>
-        </w:rPr>
-        <w:t>Илья:</w:t>
-      </w:r>
-      <w:r>
-        <w:rPr>
-          <w:rFonts w:ascii="Times New Roman" w:hAnsi="Times New Roman"/>
-          <w:b/>
-          <w:color w:val="000000" w:themeColor="text1"/>
-          <w:sz w:val="24"/>
-        </w:rPr>
-        <w:br/>
-      </w:r>
-    </w:p>
-    <w:p>
-      <w:pPr>
-        <w:spacing w:before="206" w:after="206" w:line="360" w:lineRule="auto"/>
-        <w:jc w:val="both"/>
-        <w:rPr>
-          <w:rFonts w:ascii="Times New Roman" w:hAnsi="Times New Roman"/>
-          <w:color w:val="000000" w:themeColor="text1"/>
-          <w:sz w:val="24"/>
-        </w:rPr>
-      </w:pPr>
-      <w:r>
-        <w:rPr>
-          <w:rFonts w:ascii="Times New Roman" w:hAnsi="Times New Roman"/>
-          <w:noProof/>
-          <w:color w:val="000000" w:themeColor="text1"/>
-          <w:sz w:val="24"/>
-        </w:rPr>
-        <mc:AlternateContent>
-          <mc:Choice Requires="wps">
-            <w:drawing>
-              <wp:inline distT="0" distB="0" distL="0" distR="0">
-                <wp:extent cx="0" cy="9525"/>
-                <wp:effectExtent l="0" t="0" r="0" b="0"/>
-                <wp:docPr id="8" name="Picture 8"/>
-                <wp:cNvGraphicFramePr/>
-                <a:graphic xmlns:a="http://schemas.openxmlformats.org/drawingml/2006/main">
-                  <a:graphicData uri="http://schemas.microsoft.com/office/word/2010/wordprocessingShape">
-                    <wps:wsp>
-                      <wps:cNvSpPr/>
-                      <wps:spPr>
-                        <a:xfrm>
-                          <a:off x="0" y="0"/>
-                          <a:ext cx="0" cy="9525"/>
-                        </a:xfrm>
-                        <a:prstGeom prst="rect">
-                          <a:avLst/>
-                        </a:prstGeom>
-                        <a:solidFill>
-                          <a:srgbClr val="404040"/>
-                        </a:solidFill>
-                        <a:ln>
-                          <a:noFill/>
-                        </a:ln>
-                      </wps:spPr>
-                      <wps:bodyPr lIns="91440" tIns="45720" rIns="91440" bIns="45720" anchor="t">
-                        <a:noAutofit/>
-                      </wps:bodyPr>
-                    </wps:wsp>
-                  </a:graphicData>
-                </a:graphic>
-              </wp:inline>
-            </w:drawing>
-          </mc:Choice>
-          <mc:Fallback xmlns:xm="http://schemas.microsoft.com/office/excel/2006/main" xmlns:xdr="http://schemas.openxmlformats.org/drawingml/2006/spreadsheetDrawing" xmlns:x14="http://schemas.microsoft.com/office/spreadsheetml/2009/9/main" xmlns:x12ac="http://schemas.microsoft.com/office/spreadsheetml/2011/1/ac" xmlns:x="urn:schemas-microsoft-com:office:excel" xmlns:sl="http://schemas.openxmlformats.org/schemaLibrary/2006/main" xmlns:s="http://schemas.openxmlformats.org/officeDocument/2006/sharedTypes" xmlns:pic="http://schemas.openxmlformats.org/drawingml/2006/picture" xmlns:p="http://schemas.openxmlformats.org/presentationml/2006/main" xmlns:co-ooxml="http://ncloudtech.com/ooxml" xmlns:co="http://ncloudtech.com" xmlns:c="http://schemas.openxmlformats.org/drawingml/2006/chart" xmlns:asvg="http://schemas.microsoft.com/office/drawing/2016/SVG/main" xmlns:a15="http://schemas.microsoft.com/office/drawing/2012/main" xmlns:a="http://schemas.openxmlformats.org/drawingml/2006/main">
-            <w:pict xmlns:a="http://schemas.openxmlformats.org/drawingml/2006/main" xmlns:a15="http://schemas.microsoft.com/office/drawing/2012/main" xmlns:asvg="http://schemas.microsoft.com/office/drawing/2016/SVG/main" xmlns:c="http://schemas.openxmlformats.org/drawingml/2006/chart" xmlns:co="http://ncloudtech.com" xmlns:co-ooxml="http://ncloudtech.com/ooxml" xmlns:m="http://schemas.openxmlformats.org/officeDocument/2006/math" xmlns:mc="http://schemas.openxmlformats.org/markup-compatibility/2006" xmlns:o="urn:schemas-microsoft-com:office:office" xmlns:p="http://schemas.openxmlformats.org/presentationml/2006/main" xmlns:pic="http://schemas.openxmlformats.org/drawingml/2006/picture" xmlns:r="http://schemas.openxmlformats.org/officeDocument/2006/relationships" xmlns:s="http://schemas.openxmlformats.org/officeDocument/2006/sharedTypes" xmlns:sl="http://schemas.openxmlformats.org/schemaLibrary/2006/main" xmlns:v="urn:schemas-microsoft-com:vml" xmlns:w="http://schemas.openxmlformats.org/wordprocessingml/2006/main" xmlns:w10="urn:schemas-microsoft-com:office:word" xmlns:w14="http://schemas.microsoft.com/office/word/2010/wordml" xmlns:w15="http://schemas.microsoft.com/office/word/2012/wordml" xmlns:wp="http://schemas.openxmlformats.org/drawingml/2006/wordprocessingDrawing" xmlns:wpg="http://schemas.microsoft.com/office/word/2010/wordprocessingGroup" xmlns:wps="http://schemas.microsoft.com/office/word/2010/wordprocessingShape" xmlns:x="urn:schemas-microsoft-com:office:excel" xmlns:x12ac="http://schemas.microsoft.com/office/spreadsheetml/2011/1/ac" xmlns:x14="http://schemas.microsoft.com/office/spreadsheetml/2009/9/main" xmlns:xdr="http://schemas.openxmlformats.org/drawingml/2006/spreadsheetDrawing" xmlns:xm="http://schemas.microsoft.com/office/excel/2006/main"/>
-          </mc:Fallback>
-        </mc:AlternateContent>
-      </w:r>
-    </w:p>
-    <w:p>
-      <w:pPr>
-        <w:spacing w:before="274" w:after="206" w:line="360" w:lineRule="auto"/>
-        <w:jc w:val="both"/>
-        <w:outlineLvl w:val="3"/>
-        <w:rPr>
-          <w:rFonts w:ascii="Times New Roman" w:hAnsi="Times New Roman"/>
-          <w:b/>
-          <w:color w:val="000000" w:themeColor="text1"/>
-          <w:sz w:val="24"/>
-        </w:rPr>
-      </w:pPr>
     </w:p>
     <w:p>
       <w:pPr>
@@ -2718,7 +2554,7 @@
               </wp:inline>
             </w:drawing>
           </mc:Choice>
-          <mc:Fallback xmlns:xm="http://schemas.microsoft.com/office/excel/2006/main" xmlns:xdr="http://schemas.openxmlformats.org/drawingml/2006/spreadsheetDrawing" xmlns:x14="http://schemas.microsoft.com/office/spreadsheetml/2009/9/main" xmlns:x12ac="http://schemas.microsoft.com/office/spreadsheetml/2011/1/ac" xmlns:x="urn:schemas-microsoft-com:office:excel" xmlns:sl="http://schemas.openxmlformats.org/schemaLibrary/2006/main" xmlns:s="http://schemas.openxmlformats.org/officeDocument/2006/sharedTypes" xmlns:pic="http://schemas.openxmlformats.org/drawingml/2006/picture" xmlns:p="http://schemas.openxmlformats.org/presentationml/2006/main" xmlns:co-ooxml="http://ncloudtech.com/ooxml" xmlns:co="http://ncloudtech.com" xmlns:c="http://schemas.openxmlformats.org/drawingml/2006/chart" xmlns:asvg="http://schemas.microsoft.com/office/drawing/2016/SVG/main" xmlns:a15="http://schemas.microsoft.com/office/drawing/2012/main" xmlns:a="http://schemas.openxmlformats.org/drawingml/2006/main">
+          <mc:Fallback xmlns:a="http://schemas.openxmlformats.org/drawingml/2006/main" xmlns:a15="http://schemas.microsoft.com/office/drawing/2012/main" xmlns:asvg="http://schemas.microsoft.com/office/drawing/2016/SVG/main" xmlns:c="http://schemas.openxmlformats.org/drawingml/2006/chart" xmlns:co="http://ncloudtech.com" xmlns:co-ooxml="http://ncloudtech.com/ooxml" xmlns:p="http://schemas.openxmlformats.org/presentationml/2006/main" xmlns:pic="http://schemas.openxmlformats.org/drawingml/2006/picture" xmlns:s="http://schemas.openxmlformats.org/officeDocument/2006/sharedTypes" xmlns:sl="http://schemas.openxmlformats.org/schemaLibrary/2006/main" xmlns:x="urn:schemas-microsoft-com:office:excel" xmlns:x12ac="http://schemas.microsoft.com/office/spreadsheetml/2011/1/ac" xmlns:x14="http://schemas.microsoft.com/office/spreadsheetml/2009/9/main" xmlns:xdr="http://schemas.openxmlformats.org/drawingml/2006/spreadsheetDrawing" xmlns:xm="http://schemas.microsoft.com/office/excel/2006/main">
             <w:pict xmlns:a="http://schemas.openxmlformats.org/drawingml/2006/main" xmlns:a15="http://schemas.microsoft.com/office/drawing/2012/main" xmlns:asvg="http://schemas.microsoft.com/office/drawing/2016/SVG/main" xmlns:c="http://schemas.openxmlformats.org/drawingml/2006/chart" xmlns:co="http://ncloudtech.com" xmlns:co-ooxml="http://ncloudtech.com/ooxml" xmlns:m="http://schemas.openxmlformats.org/officeDocument/2006/math" xmlns:mc="http://schemas.openxmlformats.org/markup-compatibility/2006" xmlns:o="urn:schemas-microsoft-com:office:office" xmlns:p="http://schemas.openxmlformats.org/presentationml/2006/main" xmlns:pic="http://schemas.openxmlformats.org/drawingml/2006/picture" xmlns:r="http://schemas.openxmlformats.org/officeDocument/2006/relationships" xmlns:s="http://schemas.openxmlformats.org/officeDocument/2006/sharedTypes" xmlns:sl="http://schemas.openxmlformats.org/schemaLibrary/2006/main" xmlns:v="urn:schemas-microsoft-com:vml" xmlns:w="http://schemas.openxmlformats.org/wordprocessingml/2006/main" xmlns:w10="urn:schemas-microsoft-com:office:word" xmlns:w14="http://schemas.microsoft.com/office/word/2010/wordml" xmlns:w15="http://schemas.microsoft.com/office/word/2012/wordml" xmlns:wp="http://schemas.openxmlformats.org/drawingml/2006/wordprocessingDrawing" xmlns:wpg="http://schemas.microsoft.com/office/word/2010/wordprocessingGroup" xmlns:wps="http://schemas.microsoft.com/office/word/2010/wordprocessingShape" xmlns:x="urn:schemas-microsoft-com:office:excel" xmlns:x12ac="http://schemas.microsoft.com/office/spreadsheetml/2011/1/ac" xmlns:x14="http://schemas.microsoft.com/office/spreadsheetml/2009/9/main" xmlns:xdr="http://schemas.openxmlformats.org/drawingml/2006/spreadsheetDrawing" xmlns:xm="http://schemas.microsoft.com/office/excel/2006/main"/>
           </mc:Fallback>
         </mc:AlternateContent>
@@ -2744,6 +2580,8 @@
         </w:rPr>
         <w:t>Слайд 10: Список литературы</w:t>
       </w:r>
+      <w:bookmarkStart w:id="0" w:name="_GoBack"/>
+      <w:bookmarkEnd w:id="0"/>
     </w:p>
     <w:p>
       <w:pPr>
@@ -2798,7 +2636,7 @@
               </wp:inline>
             </w:drawing>
           </mc:Choice>
-          <mc:Fallback xmlns:xm="http://schemas.microsoft.com/office/excel/2006/main" xmlns:xdr="http://schemas.openxmlformats.org/drawingml/2006/spreadsheetDrawing" xmlns:x14="http://schemas.microsoft.com/office/spreadsheetml/2009/9/main" xmlns:x12ac="http://schemas.microsoft.com/office/spreadsheetml/2011/1/ac" xmlns:x="urn:schemas-microsoft-com:office:excel" xmlns:sl="http://schemas.openxmlformats.org/schemaLibrary/2006/main" xmlns:s="http://schemas.openxmlformats.org/officeDocument/2006/sharedTypes" xmlns:pic="http://schemas.openxmlformats.org/drawingml/2006/picture" xmlns:p="http://schemas.openxmlformats.org/presentationml/2006/main" xmlns:co-ooxml="http://ncloudtech.com/ooxml" xmlns:co="http://ncloudtech.com" xmlns:c="http://schemas.openxmlformats.org/drawingml/2006/chart" xmlns:asvg="http://schemas.microsoft.com/office/drawing/2016/SVG/main" xmlns:a15="http://schemas.microsoft.com/office/drawing/2012/main" xmlns:a="http://schemas.openxmlformats.org/drawingml/2006/main">
+          <mc:Fallback xmlns:a="http://schemas.openxmlformats.org/drawingml/2006/main" xmlns:a15="http://schemas.microsoft.com/office/drawing/2012/main" xmlns:asvg="http://schemas.microsoft.com/office/drawing/2016/SVG/main" xmlns:c="http://schemas.openxmlformats.org/drawingml/2006/chart" xmlns:co="http://ncloudtech.com" xmlns:co-ooxml="http://ncloudtech.com/ooxml" xmlns:p="http://schemas.openxmlformats.org/presentationml/2006/main" xmlns:pic="http://schemas.openxmlformats.org/drawingml/2006/picture" xmlns:s="http://schemas.openxmlformats.org/officeDocument/2006/sharedTypes" xmlns:sl="http://schemas.openxmlformats.org/schemaLibrary/2006/main" xmlns:x="urn:schemas-microsoft-com:office:excel" xmlns:x12ac="http://schemas.microsoft.com/office/spreadsheetml/2011/1/ac" xmlns:x14="http://schemas.microsoft.com/office/spreadsheetml/2009/9/main" xmlns:xdr="http://schemas.openxmlformats.org/drawingml/2006/spreadsheetDrawing" xmlns:xm="http://schemas.microsoft.com/office/excel/2006/main">
             <w:pict xmlns:a="http://schemas.openxmlformats.org/drawingml/2006/main" xmlns:a15="http://schemas.microsoft.com/office/drawing/2012/main" xmlns:asvg="http://schemas.microsoft.com/office/drawing/2016/SVG/main" xmlns:c="http://schemas.openxmlformats.org/drawingml/2006/chart" xmlns:co="http://ncloudtech.com" xmlns:co-ooxml="http://ncloudtech.com/ooxml" xmlns:m="http://schemas.openxmlformats.org/officeDocument/2006/math" xmlns:mc="http://schemas.openxmlformats.org/markup-compatibility/2006" xmlns:o="urn:schemas-microsoft-com:office:office" xmlns:p="http://schemas.openxmlformats.org/presentationml/2006/main" xmlns:pic="http://schemas.openxmlformats.org/drawingml/2006/picture" xmlns:r="http://schemas.openxmlformats.org/officeDocument/2006/relationships" xmlns:s="http://schemas.openxmlformats.org/officeDocument/2006/sharedTypes" xmlns:sl="http://schemas.openxmlformats.org/schemaLibrary/2006/main" xmlns:v="urn:schemas-microsoft-com:vml" xmlns:w="http://schemas.openxmlformats.org/wordprocessingml/2006/main" xmlns:w10="urn:schemas-microsoft-com:office:word" xmlns:w14="http://schemas.microsoft.com/office/word/2010/wordml" xmlns:w15="http://schemas.microsoft.com/office/word/2012/wordml" xmlns:wp="http://schemas.openxmlformats.org/drawingml/2006/wordprocessingDrawing" xmlns:wpg="http://schemas.microsoft.com/office/word/2010/wordprocessingGroup" xmlns:wps="http://schemas.microsoft.com/office/word/2010/wordprocessingShape" xmlns:x="urn:schemas-microsoft-com:office:excel" xmlns:x12ac="http://schemas.microsoft.com/office/spreadsheetml/2011/1/ac" xmlns:x14="http://schemas.microsoft.com/office/spreadsheetml/2009/9/main" xmlns:xdr="http://schemas.openxmlformats.org/drawingml/2006/spreadsheetDrawing" xmlns:xm="http://schemas.microsoft.com/office/excel/2006/main"/>
           </mc:Fallback>
         </mc:AlternateContent>

--- a/Документация/Текст для выступления-1.docx
+++ b/Документация/Текст для выступления-1.docx
@@ -31,7 +31,6 @@
           <w:rFonts w:ascii="Times New Roman" w:hAnsi="Times New Roman"/>
           <w:color w:val="000000" w:themeColor="text1"/>
           <w:sz w:val="24"/>
-          <w:lang w:val="en-US"/>
         </w:rPr>
       </w:pPr>
       <w:r>
@@ -414,7 +413,23 @@
           <w:color w:val="000000" w:themeColor="text1"/>
           <w:sz w:val="24"/>
         </w:rPr>
-        <w:t>Несмотря на огромный интерес к нейронным сетям, искусственному интеллекту и другим актуальным технологиям, разработка игр все ещё является крупнейшей индустрией (показываешь рукой на график на слайде).  Именно поэтому нам так интересно было заниматься разработкой собственной игры.</w:t>
+        <w:t xml:space="preserve">Несмотря на огромный интерес к нейронным сетям, искусственному интеллекту и другим актуальным технологиям, разработка игр все ещё </w:t>
+      </w:r>
+      <w:r>
+        <w:rPr>
+          <w:rFonts w:ascii="Times New Roman" w:hAnsi="Times New Roman"/>
+          <w:color w:val="000000" w:themeColor="text1"/>
+          <w:sz w:val="24"/>
+        </w:rPr>
+        <w:t xml:space="preserve">является крупнейшей индустрией. </w:t>
+      </w:r>
+      <w:r>
+        <w:rPr>
+          <w:rFonts w:ascii="Times New Roman" w:hAnsi="Times New Roman"/>
+          <w:color w:val="000000" w:themeColor="text1"/>
+          <w:sz w:val="24"/>
+        </w:rPr>
+        <w:t>Именно поэтому нам так интересно было заниматься разработкой собственной игры.</w:t>
       </w:r>
     </w:p>
     <w:p>
@@ -1255,32 +1270,7 @@
           <w:color w:val="000000" w:themeColor="text1"/>
           <w:sz w:val="24"/>
         </w:rPr>
-        <w:t xml:space="preserve">. Пример события: нажатие игроком клавиши </w:t>
-      </w:r>
-      <w:r>
-        <w:rPr>
-          <w:rFonts w:ascii="Times New Roman" w:hAnsi="Times New Roman"/>
-          <w:color w:val="000000" w:themeColor="text1"/>
-          <w:sz w:val="24"/>
-        </w:rPr>
-        <w:t>«</w:t>
-      </w:r>
-      <w:r>
-        <w:rPr>
-          <w:rFonts w:ascii="Times New Roman" w:hAnsi="Times New Roman"/>
-          <w:color w:val="000000" w:themeColor="text1"/>
-          <w:sz w:val="24"/>
-          <w:lang w:val="en-US"/>
-        </w:rPr>
-        <w:t>t</w:t>
-      </w:r>
-      <w:r>
-        <w:rPr>
-          <w:rFonts w:ascii="Times New Roman" w:hAnsi="Times New Roman"/>
-          <w:color w:val="000000" w:themeColor="text1"/>
-          <w:sz w:val="24"/>
-        </w:rPr>
-        <w:t>», с помощью которой можно открыть игровой чат.</w:t>
+        <w:t>.</w:t>
       </w:r>
     </w:p>
     <w:p>
@@ -1343,49 +1333,7 @@
           <w:color w:val="000000" w:themeColor="text1"/>
           <w:sz w:val="24"/>
         </w:rPr>
-        <w:t xml:space="preserve">» на сервере. Для отображения </w:t>
-      </w:r>
-      <w:r>
-        <w:rPr>
-          <w:rFonts w:ascii="Times New Roman" w:hAnsi="Times New Roman"/>
-          <w:color w:val="000000" w:themeColor="text1"/>
-          <w:sz w:val="24"/>
-          <w:lang w:val="en-US"/>
-        </w:rPr>
-        <w:t>tmx</w:t>
-      </w:r>
-      <w:r>
-        <w:rPr>
-          <w:rFonts w:ascii="Times New Roman" w:hAnsi="Times New Roman"/>
-          <w:color w:val="000000" w:themeColor="text1"/>
-          <w:sz w:val="24"/>
-        </w:rPr>
-        <w:t>-</w:t>
-      </w:r>
-      <w:r>
-        <w:rPr>
-          <w:rFonts w:ascii="Times New Roman" w:hAnsi="Times New Roman"/>
-          <w:color w:val="000000" w:themeColor="text1"/>
-          <w:sz w:val="24"/>
-        </w:rPr>
-        <w:t>карты используется библиотека «</w:t>
-      </w:r>
-      <w:r>
-        <w:rPr>
-          <w:rFonts w:ascii="Times New Roman" w:hAnsi="Times New Roman"/>
-          <w:color w:val="000000" w:themeColor="text1"/>
-          <w:sz w:val="24"/>
-          <w:lang w:val="en-US"/>
-        </w:rPr>
-        <w:t>pytmx</w:t>
-      </w:r>
-      <w:r>
-        <w:rPr>
-          <w:rFonts w:ascii="Times New Roman" w:hAnsi="Times New Roman"/>
-          <w:color w:val="000000" w:themeColor="text1"/>
-          <w:sz w:val="24"/>
-        </w:rPr>
-        <w:t xml:space="preserve">». </w:t>
+        <w:t xml:space="preserve">» на сервере. </w:t>
       </w:r>
       <w:r>
         <w:rPr>
@@ -1667,7 +1615,7 @@
           <w:color w:val="000000" w:themeColor="text1"/>
           <w:sz w:val="24"/>
         </w:rPr>
-        <w:t xml:space="preserve"> – это отдельное приложение, которое включает в себя регистрацию и вход с проверкой в базе данных, автоматическую проверку при каждом запуске, загрузку </w:t>
+        <w:t xml:space="preserve"> – это отдельное приложение, которое включает в себя регистрацию и вход с проверкой в базе данных, автоматическую проверку при каждом запуске, загрузку новых версий с прогресс-баром и отображением статуса, безопасную передачу токена авторизации в игру и запуск игры с правильными параметрами подключения. Лаунчер </w:t>
       </w:r>
       <w:r>
         <w:rPr>
@@ -1676,7 +1624,7 @@
           <w:sz w:val="24"/>
         </w:rPr>
         <w:lastRenderedPageBreak/>
-        <w:t>новых версий с прогресс-баром и отображением статуса, безопасную передачу токена авторизации в игру и запуск игры с правильными параметрами подключения. Лаунчер написан на библиотеке «</w:t>
+        <w:t>написан на библиотеке «</w:t>
       </w:r>
       <w:proofErr w:type="spellStart"/>
       <w:r>
@@ -2150,87 +2098,27 @@
           <w:color w:val="000000" w:themeColor="text1"/>
           <w:sz w:val="24"/>
         </w:rPr>
-        <w:t>, но результаты, полученные в ней, не удовлетворяли моему видению игры.</w:t>
-      </w:r>
-    </w:p>
-    <w:p>
-      <w:pPr>
-        <w:spacing w:before="206" w:after="206" w:line="360" w:lineRule="auto"/>
-        <w:jc w:val="both"/>
-        <w:rPr>
-          <w:rFonts w:ascii="Times New Roman" w:hAnsi="Times New Roman"/>
-          <w:color w:val="000000" w:themeColor="text1"/>
-          <w:sz w:val="24"/>
-        </w:rPr>
-      </w:pPr>
-      <w:r>
-        <w:rPr>
-          <w:rFonts w:ascii="Times New Roman" w:hAnsi="Times New Roman"/>
-          <w:color w:val="000000" w:themeColor="text1"/>
-          <w:sz w:val="24"/>
-        </w:rPr>
-        <w:t xml:space="preserve">Пример использованного </w:t>
+        <w:t xml:space="preserve">, но результаты, полученные в ней, не удовлетворяли моему видению </w:t>
       </w:r>
       <w:proofErr w:type="spellStart"/>
-      <w:r>
-        <w:rPr>
-          <w:rFonts w:ascii="Times New Roman" w:hAnsi="Times New Roman"/>
-          <w:color w:val="000000" w:themeColor="text1"/>
-          <w:sz w:val="24"/>
-        </w:rPr>
-        <w:t>промпта</w:t>
+      <w:proofErr w:type="gramStart"/>
+      <w:r>
+        <w:rPr>
+          <w:rFonts w:ascii="Times New Roman" w:hAnsi="Times New Roman"/>
+          <w:color w:val="000000" w:themeColor="text1"/>
+          <w:sz w:val="24"/>
+        </w:rPr>
+        <w:t>игры.Также</w:t>
       </w:r>
       <w:proofErr w:type="spellEnd"/>
-      <w:r>
-        <w:rPr>
-          <w:rFonts w:ascii="Times New Roman" w:hAnsi="Times New Roman"/>
-          <w:color w:val="000000" w:themeColor="text1"/>
-          <w:sz w:val="24"/>
-        </w:rPr>
-        <w:t>:</w:t>
-      </w:r>
-    </w:p>
-    <w:p>
-      <w:pPr>
-        <w:pStyle w:val="ad"/>
-        <w:numPr>
-          <w:ilvl w:val="0"/>
-          <w:numId w:val="5"/>
-        </w:numPr>
-        <w:spacing w:before="206" w:after="206" w:line="360" w:lineRule="auto"/>
-        <w:jc w:val="both"/>
-        <w:rPr>
-          <w:rFonts w:ascii="Times New Roman" w:hAnsi="Times New Roman"/>
-          <w:color w:val="000000" w:themeColor="text1"/>
-          <w:sz w:val="24"/>
-        </w:rPr>
-      </w:pPr>
-      <w:r>
-        <w:rPr>
-          <w:rFonts w:ascii="Times New Roman" w:hAnsi="Times New Roman"/>
-          <w:color w:val="000000" w:themeColor="text1"/>
-          <w:sz w:val="24"/>
-        </w:rPr>
-        <w:t>Создай красочное изображение заснеженных гор в пастельных тонах. У подножья гор должен находиться лес. Небо слегка затянуто облаками (показываешь на рисунок 7);</w:t>
-      </w:r>
-    </w:p>
-    <w:p>
-      <w:pPr>
-        <w:spacing w:before="206" w:after="206" w:line="360" w:lineRule="auto"/>
-        <w:jc w:val="both"/>
-        <w:rPr>
-          <w:rFonts w:ascii="Times New Roman" w:hAnsi="Times New Roman"/>
-          <w:color w:val="000000" w:themeColor="text1"/>
-          <w:sz w:val="24"/>
-        </w:rPr>
-      </w:pPr>
-      <w:r>
-        <w:rPr>
-          <w:rFonts w:ascii="Times New Roman" w:hAnsi="Times New Roman"/>
-          <w:color w:val="000000" w:themeColor="text1"/>
-          <w:sz w:val="24"/>
-        </w:rPr>
-        <w:t>Также я адаптировал графику под разные разрешения экранов, чтобы игра была доступна на различных устройствах.</w:t>
+      <w:proofErr w:type="gramEnd"/>
+      <w:r>
+        <w:rPr>
+          <w:rFonts w:ascii="Times New Roman" w:hAnsi="Times New Roman"/>
+          <w:color w:val="000000" w:themeColor="text1"/>
+          <w:sz w:val="24"/>
+        </w:rPr>
+        <w:t xml:space="preserve"> я адаптировал графику под разные разрешения экранов, чтобы игра была доступна на различных устройствах.</w:t>
       </w:r>
     </w:p>
     <w:p>
@@ -2332,7 +2220,6 @@
           <w:color w:val="000000" w:themeColor="text1"/>
           <w:sz w:val="24"/>
         </w:rPr>
-        <w:lastRenderedPageBreak/>
         <w:t>Слайд 8: Результаты работы</w:t>
       </w:r>
     </w:p>
@@ -2386,9 +2273,17 @@
           <w:rFonts w:ascii="Times New Roman" w:hAnsi="Times New Roman"/>
           <w:color w:val="000000" w:themeColor="text1"/>
           <w:sz w:val="24"/>
+        </w:rPr>
+        <w:t>2</w:t>
+      </w:r>
+      <w:r>
+        <w:rPr>
+          <w:rFonts w:ascii="Times New Roman" w:hAnsi="Times New Roman"/>
+          <w:color w:val="000000" w:themeColor="text1"/>
+          <w:sz w:val="24"/>
           <w:lang w:val="en-US"/>
         </w:rPr>
-        <w:t>2D</w:t>
+        <w:t>D</w:t>
       </w:r>
       <w:r>
         <w:rPr>
@@ -2404,45 +2299,48 @@
           <w:color w:val="000000" w:themeColor="text1"/>
           <w:sz w:val="24"/>
         </w:rPr>
-        <w:t xml:space="preserve"> использовав в ней картинки и музыку. Помимо этого, я научился работать с </w:t>
-      </w:r>
-      <w:proofErr w:type="spellStart"/>
-      <w:r>
-        <w:rPr>
-          <w:rFonts w:ascii="Times New Roman" w:hAnsi="Times New Roman"/>
-          <w:color w:val="000000" w:themeColor="text1"/>
-          <w:sz w:val="24"/>
-        </w:rPr>
-        <w:t>нейросетями</w:t>
-      </w:r>
-      <w:proofErr w:type="spellEnd"/>
-      <w:r>
-        <w:rPr>
-          <w:rFonts w:ascii="Times New Roman" w:hAnsi="Times New Roman"/>
-          <w:color w:val="000000" w:themeColor="text1"/>
-          <w:sz w:val="24"/>
-        </w:rPr>
-        <w:t>, создавать с помощью них красивые изображения!</w:t>
-      </w:r>
-    </w:p>
-    <w:p>
-      <w:pPr>
-        <w:spacing w:before="206" w:after="206" w:line="360" w:lineRule="auto"/>
-        <w:jc w:val="both"/>
-        <w:rPr>
-          <w:rFonts w:ascii="Times New Roman" w:hAnsi="Times New Roman"/>
-          <w:color w:val="000000" w:themeColor="text1"/>
-          <w:sz w:val="24"/>
-        </w:rPr>
-      </w:pPr>
-      <w:r>
-        <w:rPr>
-          <w:rFonts w:ascii="Times New Roman" w:hAnsi="Times New Roman"/>
-          <w:b/>
-          <w:color w:val="000000" w:themeColor="text1"/>
-          <w:sz w:val="24"/>
-        </w:rPr>
-        <w:t>Ярослав:</w:t>
+        <w:t xml:space="preserve"> использовав в ней </w:t>
+      </w:r>
+      <w:r>
+        <w:rPr>
+          <w:rFonts w:ascii="Times New Roman" w:hAnsi="Times New Roman"/>
+          <w:color w:val="000000" w:themeColor="text1"/>
+          <w:sz w:val="24"/>
+        </w:rPr>
+        <w:t xml:space="preserve">клиент-серверную архитектуру, </w:t>
+      </w:r>
+      <w:r>
+        <w:rPr>
+          <w:rFonts w:ascii="Times New Roman" w:hAnsi="Times New Roman"/>
+          <w:color w:val="000000" w:themeColor="text1"/>
+          <w:sz w:val="24"/>
+          <w:lang w:val="en-US"/>
+        </w:rPr>
+        <w:t>tmx</w:t>
+      </w:r>
+      <w:r>
+        <w:rPr>
+          <w:rFonts w:ascii="Times New Roman" w:hAnsi="Times New Roman"/>
+          <w:color w:val="000000" w:themeColor="text1"/>
+          <w:sz w:val="24"/>
+        </w:rPr>
+        <w:t>-</w:t>
+      </w:r>
+      <w:r>
+        <w:rPr>
+          <w:rFonts w:ascii="Times New Roman" w:hAnsi="Times New Roman"/>
+          <w:color w:val="000000" w:themeColor="text1"/>
+          <w:sz w:val="24"/>
+        </w:rPr>
+        <w:t xml:space="preserve">карту, </w:t>
+      </w:r>
+      <w:r>
+        <w:rPr>
+          <w:rFonts w:ascii="Times New Roman" w:hAnsi="Times New Roman"/>
+          <w:color w:val="000000" w:themeColor="text1"/>
+          <w:sz w:val="24"/>
+        </w:rPr>
+        <w:t xml:space="preserve">картинки и музыку. </w:t>
       </w:r>
       <w:r>
         <w:rPr>
@@ -2472,6 +2370,7 @@
           <w:color w:val="000000" w:themeColor="text1"/>
           <w:sz w:val="24"/>
         </w:rPr>
+        <w:lastRenderedPageBreak/>
         <w:t>Слайд 9: Результаты работы</w:t>
       </w:r>
     </w:p>
@@ -2580,8 +2479,6 @@
         </w:rPr>
         <w:t>Слайд 10: Список литературы</w:t>
       </w:r>
-      <w:bookmarkStart w:id="0" w:name="_GoBack"/>
-      <w:bookmarkEnd w:id="0"/>
     </w:p>
     <w:p>
       <w:pPr>
@@ -2651,6 +2548,7 @@
           <w:rFonts w:ascii="Times New Roman" w:hAnsi="Times New Roman"/>
           <w:color w:val="000000" w:themeColor="text1"/>
           <w:sz w:val="24"/>
+          <w:lang w:val="en-US"/>
         </w:rPr>
       </w:pPr>
       <w:r>
@@ -2662,6 +2560,8 @@
         </w:rPr>
         <w:t>Слайд 11: Заключение</w:t>
       </w:r>
+      <w:bookmarkStart w:id="0" w:name="_GoBack"/>
+      <w:bookmarkEnd w:id="0"/>
     </w:p>
     <w:p>
       <w:pPr>
